--- a/v1 Memoire master.docx
+++ b/v1 Memoire master.docx
@@ -15,6 +15,7 @@
         <w:rPr>
           <w:rFonts w:ascii="Times New Roman" w:hAnsi="Times New Roman" w:cs="Times New Roman"/>
           <w:noProof/>
+          <w:lang w:val="en-US"/>
         </w:rPr>
         <mc:AlternateContent>
           <mc:Choice Requires="wps">
@@ -205,6 +206,7 @@
         <w:rPr>
           <w:rFonts w:ascii="Times New Roman" w:hAnsi="Times New Roman" w:cs="Times New Roman"/>
           <w:noProof/>
+          <w:lang w:val="en-US"/>
         </w:rPr>
         <mc:AlternateContent>
           <mc:Choice Requires="wps">
@@ -490,6 +492,7 @@
         <w:rPr>
           <w:rFonts w:ascii="Times New Roman" w:hAnsi="Times New Roman" w:cs="Times New Roman"/>
           <w:noProof/>
+          <w:lang w:val="en-US"/>
         </w:rPr>
         <mc:AlternateContent>
           <mc:Choice Requires="wps">
@@ -828,6 +831,7 @@
         <w:rPr>
           <w:rFonts w:ascii="Times New Roman" w:hAnsi="Times New Roman" w:cs="Times New Roman"/>
           <w:noProof/>
+          <w:lang w:val="en-US"/>
         </w:rPr>
         <mc:AlternateContent>
           <mc:Choice Requires="wps">
@@ -1021,6 +1025,7 @@
         <w:rPr>
           <w:rFonts w:ascii="Times New Roman" w:hAnsi="Times New Roman" w:cs="Times New Roman"/>
           <w:noProof/>
+          <w:lang w:val="en-US"/>
         </w:rPr>
         <mc:AlternateContent>
           <mc:Choice Requires="wps">
@@ -1275,6 +1280,7 @@
         <w:rPr>
           <w:rFonts w:ascii="Times New Roman" w:hAnsi="Times New Roman" w:cs="Times New Roman"/>
           <w:noProof/>
+          <w:lang w:val="en-US"/>
         </w:rPr>
         <mc:AlternateContent>
           <mc:Choice Requires="wps">
@@ -1408,6 +1414,7 @@
         <w:rPr>
           <w:rFonts w:ascii="Times New Roman" w:hAnsi="Times New Roman" w:cs="Times New Roman"/>
           <w:noProof/>
+          <w:lang w:val="en-US"/>
         </w:rPr>
         <mc:AlternateContent>
           <mc:Choice Requires="wps">
@@ -1563,6 +1570,7 @@
         <w:rPr>
           <w:rFonts w:ascii="Times New Roman" w:hAnsi="Times New Roman" w:cs="Times New Roman"/>
           <w:noProof/>
+          <w:lang w:val="en-US"/>
         </w:rPr>
         <mc:AlternateContent>
           <mc:Choice Requires="wps">
@@ -1640,7 +1648,18 @@
                                 <w:sz w:val="40"/>
                                 <w:szCs w:val="25"/>
                               </w:rPr>
-                              <w:t>AVANT PROJET DE MOIRE MEMOIRE</w:t>
+                              <w:t xml:space="preserve">AVANT PROJET DE </w:t>
+                            </w:r>
+                            <w:bookmarkStart w:id="0" w:name="_GoBack"/>
+                            <w:bookmarkEnd w:id="0"/>
+                            <w:r>
+                              <w:rPr>
+                                <w:rFonts w:ascii="Times New Roman" w:hAnsi="Times New Roman" w:cs="Times New Roman"/>
+                                <w:b/>
+                                <w:sz w:val="40"/>
+                                <w:szCs w:val="25"/>
+                              </w:rPr>
+                              <w:t>MEMOIRE</w:t>
                             </w:r>
                           </w:p>
                         </w:txbxContent>
@@ -1698,7 +1717,18 @@
                           <w:sz w:val="40"/>
                           <w:szCs w:val="25"/>
                         </w:rPr>
-                        <w:t>AVANT PROJET DE MOIRE MEMOIRE</w:t>
+                        <w:t xml:space="preserve">AVANT PROJET DE </w:t>
+                      </w:r>
+                      <w:bookmarkStart w:id="1" w:name="_GoBack"/>
+                      <w:bookmarkEnd w:id="1"/>
+                      <w:r>
+                        <w:rPr>
+                          <w:rFonts w:ascii="Times New Roman" w:hAnsi="Times New Roman" w:cs="Times New Roman"/>
+                          <w:b/>
+                          <w:sz w:val="40"/>
+                          <w:szCs w:val="25"/>
+                        </w:rPr>
+                        <w:t>MEMOIRE</w:t>
                       </w:r>
                     </w:p>
                   </w:txbxContent>
@@ -1741,6 +1771,7 @@
         <w:rPr>
           <w:rFonts w:ascii="Times New Roman" w:hAnsi="Times New Roman" w:cs="Times New Roman"/>
           <w:noProof/>
+          <w:lang w:val="en-US"/>
         </w:rPr>
         <mc:AlternateContent>
           <mc:Choice Requires="wps">
@@ -2037,6 +2068,7 @@
         <w:rPr>
           <w:rFonts w:ascii="Times New Roman" w:hAnsi="Times New Roman" w:cs="Times New Roman"/>
           <w:noProof/>
+          <w:lang w:val="en-US"/>
         </w:rPr>
         <mc:AlternateContent>
           <mc:Choice Requires="wps">
@@ -2217,9 +2249,16 @@
         </mc:AlternateContent>
       </w:r>
     </w:p>
-    <w:bookmarkStart w:id="0" w:name="_Toc196372503" w:displacedByCustomXml="next"/>
+    <w:bookmarkStart w:id="2" w:name="_Toc196372503" w:displacedByCustomXml="next"/>
     <w:sdt>
       <w:sdtPr>
+        <w:rPr>
+          <w:rFonts w:asciiTheme="minorHAnsi" w:eastAsiaTheme="minorHAnsi" w:hAnsiTheme="minorHAnsi" w:cstheme="minorBidi"/>
+          <w:color w:val="auto"/>
+          <w:sz w:val="22"/>
+          <w:szCs w:val="22"/>
+          <w:lang w:eastAsia="en-US"/>
+        </w:rPr>
         <w:id w:val="-1123611538"/>
         <w:docPartObj>
           <w:docPartGallery w:val="Table of Contents"/>
@@ -2228,13 +2267,8 @@
       </w:sdtPr>
       <w:sdtEndPr>
         <w:rPr>
-          <w:rFonts w:asciiTheme="minorHAnsi" w:eastAsiaTheme="minorHAnsi" w:hAnsiTheme="minorHAnsi" w:cstheme="minorBidi"/>
           <w:b/>
           <w:bCs/>
-          <w:color w:val="auto"/>
-          <w:sz w:val="22"/>
-          <w:szCs w:val="22"/>
-          <w:lang w:eastAsia="en-US"/>
         </w:rPr>
       </w:sdtEndPr>
       <w:sdtContent>
@@ -2255,6 +2289,7 @@
             <w:rPr>
               <w:rFonts w:eastAsiaTheme="minorEastAsia"/>
               <w:noProof/>
+              <w:lang w:val="en-US"/>
             </w:rPr>
           </w:pPr>
           <w:r>
@@ -2266,7 +2301,7 @@
           <w:r>
             <w:fldChar w:fldCharType="separate"/>
           </w:r>
-          <w:hyperlink w:anchor="_Toc201500887" w:history="1">
+          <w:hyperlink w:anchor="_Toc201618220" w:history="1">
             <w:r>
               <w:rPr>
                 <w:rStyle w:val="Lienhypertexte"/>
@@ -2294,7 +2329,7 @@
                 <w:noProof/>
                 <w:webHidden/>
               </w:rPr>
-              <w:instrText xml:space="preserve"> PAGEREF _Toc201500887 \h </w:instrText>
+              <w:instrText xml:space="preserve"> PAGEREF _Toc201618220 \h </w:instrText>
             </w:r>
             <w:r>
               <w:rPr>
@@ -2314,7 +2349,7 @@
                 <w:noProof/>
                 <w:webHidden/>
               </w:rPr>
-              <w:t>3</w:t>
+              <w:t>4</w:t>
             </w:r>
             <w:r>
               <w:rPr>
@@ -2335,9 +2370,10 @@
             <w:rPr>
               <w:rFonts w:eastAsiaTheme="minorEastAsia"/>
               <w:noProof/>
+              <w:lang w:val="en-US"/>
             </w:rPr>
           </w:pPr>
-          <w:hyperlink w:anchor="_Toc201500888" w:history="1">
+          <w:hyperlink w:anchor="_Toc201618221" w:history="1">
             <w:r>
               <w:rPr>
                 <w:rStyle w:val="Lienhypertexte"/>
@@ -2351,6 +2387,7 @@
               <w:rPr>
                 <w:rFonts w:eastAsiaTheme="minorEastAsia"/>
                 <w:noProof/>
+                <w:lang w:val="en-US"/>
               </w:rPr>
               <w:tab/>
             </w:r>
@@ -2382,7 +2419,7 @@
                 <w:noProof/>
                 <w:webHidden/>
               </w:rPr>
-              <w:instrText xml:space="preserve"> PAGEREF _Toc201500888 \h </w:instrText>
+              <w:instrText xml:space="preserve"> PAGEREF _Toc201618221 \h </w:instrText>
             </w:r>
             <w:r>
               <w:rPr>
@@ -2402,7 +2439,7 @@
                 <w:noProof/>
                 <w:webHidden/>
               </w:rPr>
-              <w:t>3</w:t>
+              <w:t>4</w:t>
             </w:r>
             <w:r>
               <w:rPr>
@@ -2423,9 +2460,10 @@
             <w:rPr>
               <w:rFonts w:eastAsiaTheme="minorEastAsia"/>
               <w:noProof/>
+              <w:lang w:val="en-US"/>
             </w:rPr>
           </w:pPr>
-          <w:hyperlink w:anchor="_Toc201500889" w:history="1">
+          <w:hyperlink w:anchor="_Toc201618222" w:history="1">
             <w:r>
               <w:rPr>
                 <w:rStyle w:val="Lienhypertexte"/>
@@ -2439,6 +2477,7 @@
               <w:rPr>
                 <w:rFonts w:eastAsiaTheme="minorEastAsia"/>
                 <w:noProof/>
+                <w:lang w:val="en-US"/>
               </w:rPr>
               <w:tab/>
             </w:r>
@@ -2470,7 +2509,7 @@
                 <w:noProof/>
                 <w:webHidden/>
               </w:rPr>
-              <w:instrText xml:space="preserve"> PAGEREF _Toc201500889 \h </w:instrText>
+              <w:instrText xml:space="preserve"> PAGEREF _Toc201618222 \h </w:instrText>
             </w:r>
             <w:r>
               <w:rPr>
@@ -2490,7 +2529,7 @@
                 <w:noProof/>
                 <w:webHidden/>
               </w:rPr>
-              <w:t>3</w:t>
+              <w:t>5</w:t>
             </w:r>
             <w:r>
               <w:rPr>
@@ -2511,9 +2550,10 @@
             <w:rPr>
               <w:rFonts w:eastAsiaTheme="minorEastAsia"/>
               <w:noProof/>
+              <w:lang w:val="en-US"/>
             </w:rPr>
           </w:pPr>
-          <w:hyperlink w:anchor="_Toc201500890" w:history="1">
+          <w:hyperlink w:anchor="_Toc201618223" w:history="1">
             <w:r>
               <w:rPr>
                 <w:rStyle w:val="Lienhypertexte"/>
@@ -2527,6 +2567,7 @@
               <w:rPr>
                 <w:rFonts w:eastAsiaTheme="minorEastAsia"/>
                 <w:noProof/>
+                <w:lang w:val="en-US"/>
               </w:rPr>
               <w:tab/>
             </w:r>
@@ -2558,7 +2599,7 @@
                 <w:noProof/>
                 <w:webHidden/>
               </w:rPr>
-              <w:instrText xml:space="preserve"> PAGEREF _Toc201500890 \h </w:instrText>
+              <w:instrText xml:space="preserve"> PAGEREF _Toc201618223 \h </w:instrText>
             </w:r>
             <w:r>
               <w:rPr>
@@ -2578,7 +2619,7 @@
                 <w:noProof/>
                 <w:webHidden/>
               </w:rPr>
-              <w:t>4</w:t>
+              <w:t>5</w:t>
             </w:r>
             <w:r>
               <w:rPr>
@@ -2599,9 +2640,10 @@
             <w:rPr>
               <w:rFonts w:eastAsiaTheme="minorEastAsia"/>
               <w:noProof/>
+              <w:lang w:val="en-US"/>
             </w:rPr>
           </w:pPr>
-          <w:hyperlink w:anchor="_Toc201500891" w:history="1">
+          <w:hyperlink w:anchor="_Toc201618224" w:history="1">
             <w:r>
               <w:rPr>
                 <w:rStyle w:val="Lienhypertexte"/>
@@ -2615,6 +2657,7 @@
               <w:rPr>
                 <w:rFonts w:eastAsiaTheme="minorEastAsia"/>
                 <w:noProof/>
+                <w:lang w:val="en-US"/>
               </w:rPr>
               <w:tab/>
             </w:r>
@@ -2646,7 +2689,7 @@
                 <w:noProof/>
                 <w:webHidden/>
               </w:rPr>
-              <w:instrText xml:space="preserve"> PAGEREF _Toc201500891 \h </w:instrText>
+              <w:instrText xml:space="preserve"> PAGEREF _Toc201618224 \h </w:instrText>
             </w:r>
             <w:r>
               <w:rPr>
@@ -2666,7 +2709,7 @@
                 <w:noProof/>
                 <w:webHidden/>
               </w:rPr>
-              <w:t>4</w:t>
+              <w:t>6</w:t>
             </w:r>
             <w:r>
               <w:rPr>
@@ -2687,9 +2730,10 @@
             <w:rPr>
               <w:rFonts w:eastAsiaTheme="minorEastAsia"/>
               <w:noProof/>
+              <w:lang w:val="en-US"/>
             </w:rPr>
           </w:pPr>
-          <w:hyperlink w:anchor="_Toc201500892" w:history="1">
+          <w:hyperlink w:anchor="_Toc201618225" w:history="1">
             <w:r>
               <w:rPr>
                 <w:rStyle w:val="Lienhypertexte"/>
@@ -2703,6 +2747,7 @@
               <w:rPr>
                 <w:rFonts w:eastAsiaTheme="minorEastAsia"/>
                 <w:noProof/>
+                <w:lang w:val="en-US"/>
               </w:rPr>
               <w:tab/>
             </w:r>
@@ -2713,7 +2758,7 @@
                 <w:b/>
                 <w:noProof/>
               </w:rPr>
-              <w:t>HYPOTHESES DE L’ETUDE</w:t>
+              <w:t>PROBLEMES OBSERVES ET LES HYPOTHESES DE L’ETUDE</w:t>
             </w:r>
             <w:r>
               <w:rPr>
@@ -2734,7 +2779,7 @@
                 <w:noProof/>
                 <w:webHidden/>
               </w:rPr>
-              <w:instrText xml:space="preserve"> PAGEREF _Toc201500892 \h </w:instrText>
+              <w:instrText xml:space="preserve"> PAGEREF _Toc201618225 \h </w:instrText>
             </w:r>
             <w:r>
               <w:rPr>
@@ -2754,7 +2799,147 @@
                 <w:noProof/>
                 <w:webHidden/>
               </w:rPr>
-              <w:t>4</w:t>
+              <w:t>6</w:t>
+            </w:r>
+            <w:r>
+              <w:rPr>
+                <w:noProof/>
+                <w:webHidden/>
+              </w:rPr>
+              <w:fldChar w:fldCharType="end"/>
+            </w:r>
+          </w:hyperlink>
+        </w:p>
+        <w:p>
+          <w:pPr>
+            <w:pStyle w:val="TM3"/>
+            <w:tabs>
+              <w:tab w:val="right" w:leader="dot" w:pos="9062"/>
+            </w:tabs>
+            <w:rPr>
+              <w:rFonts w:eastAsiaTheme="minorEastAsia"/>
+              <w:noProof/>
+              <w:lang w:val="en-US"/>
+            </w:rPr>
+          </w:pPr>
+          <w:hyperlink w:anchor="_Toc201618226" w:history="1">
+            <w:r>
+              <w:rPr>
+                <w:rStyle w:val="Lienhypertexte"/>
+                <w:noProof/>
+              </w:rPr>
+              <w:t>Problèmes Observés</w:t>
+            </w:r>
+            <w:r>
+              <w:rPr>
+                <w:noProof/>
+                <w:webHidden/>
+              </w:rPr>
+              <w:tab/>
+            </w:r>
+            <w:r>
+              <w:rPr>
+                <w:noProof/>
+                <w:webHidden/>
+              </w:rPr>
+              <w:fldChar w:fldCharType="begin"/>
+            </w:r>
+            <w:r>
+              <w:rPr>
+                <w:noProof/>
+                <w:webHidden/>
+              </w:rPr>
+              <w:instrText xml:space="preserve"> PAGEREF _Toc201618226 \h </w:instrText>
+            </w:r>
+            <w:r>
+              <w:rPr>
+                <w:noProof/>
+                <w:webHidden/>
+              </w:rPr>
+            </w:r>
+            <w:r>
+              <w:rPr>
+                <w:noProof/>
+                <w:webHidden/>
+              </w:rPr>
+              <w:fldChar w:fldCharType="separate"/>
+            </w:r>
+            <w:r>
+              <w:rPr>
+                <w:noProof/>
+                <w:webHidden/>
+              </w:rPr>
+              <w:t>6</w:t>
+            </w:r>
+            <w:r>
+              <w:rPr>
+                <w:noProof/>
+                <w:webHidden/>
+              </w:rPr>
+              <w:fldChar w:fldCharType="end"/>
+            </w:r>
+          </w:hyperlink>
+        </w:p>
+        <w:p>
+          <w:pPr>
+            <w:pStyle w:val="TM3"/>
+            <w:tabs>
+              <w:tab w:val="right" w:leader="dot" w:pos="9062"/>
+            </w:tabs>
+            <w:rPr>
+              <w:rFonts w:eastAsiaTheme="minorEastAsia"/>
+              <w:noProof/>
+              <w:lang w:val="en-US"/>
+            </w:rPr>
+          </w:pPr>
+          <w:hyperlink w:anchor="_Toc201618227" w:history="1">
+            <w:r>
+              <w:rPr>
+                <w:rStyle w:val="Lienhypertexte"/>
+                <w:noProof/>
+              </w:rPr>
+              <w:t>Hypothèses (Gains Attendus)</w:t>
+            </w:r>
+            <w:r>
+              <w:rPr>
+                <w:noProof/>
+                <w:webHidden/>
+              </w:rPr>
+              <w:tab/>
+            </w:r>
+            <w:r>
+              <w:rPr>
+                <w:noProof/>
+                <w:webHidden/>
+              </w:rPr>
+              <w:fldChar w:fldCharType="begin"/>
+            </w:r>
+            <w:r>
+              <w:rPr>
+                <w:noProof/>
+                <w:webHidden/>
+              </w:rPr>
+              <w:instrText xml:space="preserve"> PAGEREF _Toc201618227 \h </w:instrText>
+            </w:r>
+            <w:r>
+              <w:rPr>
+                <w:noProof/>
+                <w:webHidden/>
+              </w:rPr>
+            </w:r>
+            <w:r>
+              <w:rPr>
+                <w:noProof/>
+                <w:webHidden/>
+              </w:rPr>
+              <w:fldChar w:fldCharType="separate"/>
+            </w:r>
+            <w:r>
+              <w:rPr>
+                <w:noProof/>
+                <w:webHidden/>
+              </w:rPr>
+              <w:t>7</w:t>
             </w:r>
             <w:r>
               <w:rPr>
@@ -2775,9 +2960,10 @@
             <w:rPr>
               <w:rFonts w:eastAsiaTheme="minorEastAsia"/>
               <w:noProof/>
+              <w:lang w:val="en-US"/>
             </w:rPr>
           </w:pPr>
-          <w:hyperlink w:anchor="_Toc201500893" w:history="1">
+          <w:hyperlink w:anchor="_Toc201618228" w:history="1">
             <w:r>
               <w:rPr>
                 <w:rStyle w:val="Lienhypertexte"/>
@@ -2791,6 +2977,7 @@
               <w:rPr>
                 <w:rFonts w:eastAsiaTheme="minorEastAsia"/>
                 <w:noProof/>
+                <w:lang w:val="en-US"/>
               </w:rPr>
               <w:tab/>
             </w:r>
@@ -2822,7 +3009,7 @@
                 <w:noProof/>
                 <w:webHidden/>
               </w:rPr>
-              <w:instrText xml:space="preserve"> PAGEREF _Toc201500893 \h </w:instrText>
+              <w:instrText xml:space="preserve"> PAGEREF _Toc201618228 \h </w:instrText>
             </w:r>
             <w:r>
               <w:rPr>
@@ -2842,7 +3029,217 @@
                 <w:noProof/>
                 <w:webHidden/>
               </w:rPr>
-              <w:t>4</w:t>
+              <w:t>8</w:t>
+            </w:r>
+            <w:r>
+              <w:rPr>
+                <w:noProof/>
+                <w:webHidden/>
+              </w:rPr>
+              <w:fldChar w:fldCharType="end"/>
+            </w:r>
+          </w:hyperlink>
+        </w:p>
+        <w:p>
+          <w:pPr>
+            <w:pStyle w:val="TM3"/>
+            <w:tabs>
+              <w:tab w:val="right" w:leader="dot" w:pos="9062"/>
+            </w:tabs>
+            <w:rPr>
+              <w:rFonts w:eastAsiaTheme="minorEastAsia"/>
+              <w:noProof/>
+              <w:lang w:val="en-US"/>
+            </w:rPr>
+          </w:pPr>
+          <w:hyperlink w:anchor="_Toc201618229" w:history="1">
+            <w:r>
+              <w:rPr>
+                <w:rStyle w:val="Lienhypertexte"/>
+                <w:noProof/>
+              </w:rPr>
+              <w:t>Intérêt Technologique et Méthodologique</w:t>
+            </w:r>
+            <w:r>
+              <w:rPr>
+                <w:noProof/>
+                <w:webHidden/>
+              </w:rPr>
+              <w:tab/>
+            </w:r>
+            <w:r>
+              <w:rPr>
+                <w:noProof/>
+                <w:webHidden/>
+              </w:rPr>
+              <w:fldChar w:fldCharType="begin"/>
+            </w:r>
+            <w:r>
+              <w:rPr>
+                <w:noProof/>
+                <w:webHidden/>
+              </w:rPr>
+              <w:instrText xml:space="preserve"> PAGEREF _Toc201618229 \h </w:instrText>
+            </w:r>
+            <w:r>
+              <w:rPr>
+                <w:noProof/>
+                <w:webHidden/>
+              </w:rPr>
+            </w:r>
+            <w:r>
+              <w:rPr>
+                <w:noProof/>
+                <w:webHidden/>
+              </w:rPr>
+              <w:fldChar w:fldCharType="separate"/>
+            </w:r>
+            <w:r>
+              <w:rPr>
+                <w:noProof/>
+                <w:webHidden/>
+              </w:rPr>
+              <w:t>8</w:t>
+            </w:r>
+            <w:r>
+              <w:rPr>
+                <w:noProof/>
+                <w:webHidden/>
+              </w:rPr>
+              <w:fldChar w:fldCharType="end"/>
+            </w:r>
+          </w:hyperlink>
+        </w:p>
+        <w:p>
+          <w:pPr>
+            <w:pStyle w:val="TM3"/>
+            <w:tabs>
+              <w:tab w:val="right" w:leader="dot" w:pos="9062"/>
+            </w:tabs>
+            <w:rPr>
+              <w:rFonts w:eastAsiaTheme="minorEastAsia"/>
+              <w:noProof/>
+              <w:lang w:val="en-US"/>
+            </w:rPr>
+          </w:pPr>
+          <w:hyperlink w:anchor="_Toc201618230" w:history="1">
+            <w:r>
+              <w:rPr>
+                <w:rStyle w:val="Lienhypertexte"/>
+                <w:noProof/>
+              </w:rPr>
+              <w:t>Intérêt Économique et Opérationnel</w:t>
+            </w:r>
+            <w:r>
+              <w:rPr>
+                <w:noProof/>
+                <w:webHidden/>
+              </w:rPr>
+              <w:tab/>
+            </w:r>
+            <w:r>
+              <w:rPr>
+                <w:noProof/>
+                <w:webHidden/>
+              </w:rPr>
+              <w:fldChar w:fldCharType="begin"/>
+            </w:r>
+            <w:r>
+              <w:rPr>
+                <w:noProof/>
+                <w:webHidden/>
+              </w:rPr>
+              <w:instrText xml:space="preserve"> PAGEREF _Toc201618230 \h </w:instrText>
+            </w:r>
+            <w:r>
+              <w:rPr>
+                <w:noProof/>
+                <w:webHidden/>
+              </w:rPr>
+            </w:r>
+            <w:r>
+              <w:rPr>
+                <w:noProof/>
+                <w:webHidden/>
+              </w:rPr>
+              <w:fldChar w:fldCharType="separate"/>
+            </w:r>
+            <w:r>
+              <w:rPr>
+                <w:noProof/>
+                <w:webHidden/>
+              </w:rPr>
+              <w:t>9</w:t>
+            </w:r>
+            <w:r>
+              <w:rPr>
+                <w:noProof/>
+                <w:webHidden/>
+              </w:rPr>
+              <w:fldChar w:fldCharType="end"/>
+            </w:r>
+          </w:hyperlink>
+        </w:p>
+        <w:p>
+          <w:pPr>
+            <w:pStyle w:val="TM3"/>
+            <w:tabs>
+              <w:tab w:val="right" w:leader="dot" w:pos="9062"/>
+            </w:tabs>
+            <w:rPr>
+              <w:rFonts w:eastAsiaTheme="minorEastAsia"/>
+              <w:noProof/>
+              <w:lang w:val="en-US"/>
+            </w:rPr>
+          </w:pPr>
+          <w:hyperlink w:anchor="_Toc201618231" w:history="1">
+            <w:r>
+              <w:rPr>
+                <w:rStyle w:val="Lienhypertexte"/>
+                <w:noProof/>
+              </w:rPr>
+              <w:t>Intérêt Stratégique et Pédagogique</w:t>
+            </w:r>
+            <w:r>
+              <w:rPr>
+                <w:noProof/>
+                <w:webHidden/>
+              </w:rPr>
+              <w:tab/>
+            </w:r>
+            <w:r>
+              <w:rPr>
+                <w:noProof/>
+                <w:webHidden/>
+              </w:rPr>
+              <w:fldChar w:fldCharType="begin"/>
+            </w:r>
+            <w:r>
+              <w:rPr>
+                <w:noProof/>
+                <w:webHidden/>
+              </w:rPr>
+              <w:instrText xml:space="preserve"> PAGEREF _Toc201618231 \h </w:instrText>
+            </w:r>
+            <w:r>
+              <w:rPr>
+                <w:noProof/>
+                <w:webHidden/>
+              </w:rPr>
+            </w:r>
+            <w:r>
+              <w:rPr>
+                <w:noProof/>
+                <w:webHidden/>
+              </w:rPr>
+              <w:fldChar w:fldCharType="separate"/>
+            </w:r>
+            <w:r>
+              <w:rPr>
+                <w:noProof/>
+                <w:webHidden/>
+              </w:rPr>
+              <w:t>9</w:t>
             </w:r>
             <w:r>
               <w:rPr>
@@ -2863,9 +3260,10 @@
             <w:rPr>
               <w:rFonts w:eastAsiaTheme="minorEastAsia"/>
               <w:noProof/>
+              <w:lang w:val="en-US"/>
             </w:rPr>
           </w:pPr>
-          <w:hyperlink w:anchor="_Toc201500894" w:history="1">
+          <w:hyperlink w:anchor="_Toc201618232" w:history="1">
             <w:r>
               <w:rPr>
                 <w:rStyle w:val="Lienhypertexte"/>
@@ -2879,6 +3277,7 @@
               <w:rPr>
                 <w:rFonts w:eastAsiaTheme="minorEastAsia"/>
                 <w:noProof/>
+                <w:lang w:val="en-US"/>
               </w:rPr>
               <w:tab/>
             </w:r>
@@ -2910,7 +3309,7 @@
                 <w:noProof/>
                 <w:webHidden/>
               </w:rPr>
-              <w:instrText xml:space="preserve"> PAGEREF _Toc201500894 \h </w:instrText>
+              <w:instrText xml:space="preserve"> PAGEREF _Toc201618232 \h </w:instrText>
             </w:r>
             <w:r>
               <w:rPr>
@@ -2930,7 +3329,147 @@
                 <w:noProof/>
                 <w:webHidden/>
               </w:rPr>
-              <w:t>5</w:t>
+              <w:t>10</w:t>
+            </w:r>
+            <w:r>
+              <w:rPr>
+                <w:noProof/>
+                <w:webHidden/>
+              </w:rPr>
+              <w:fldChar w:fldCharType="end"/>
+            </w:r>
+          </w:hyperlink>
+        </w:p>
+        <w:p>
+          <w:pPr>
+            <w:pStyle w:val="TM3"/>
+            <w:tabs>
+              <w:tab w:val="right" w:leader="dot" w:pos="9062"/>
+            </w:tabs>
+            <w:rPr>
+              <w:rFonts w:eastAsiaTheme="minorEastAsia"/>
+              <w:noProof/>
+              <w:lang w:val="en-US"/>
+            </w:rPr>
+          </w:pPr>
+          <w:hyperlink w:anchor="_Toc201618233" w:history="1">
+            <w:r>
+              <w:rPr>
+                <w:rStyle w:val="Lienhypertexte"/>
+                <w:noProof/>
+              </w:rPr>
+              <w:t>3.1. Approche de recherche choisie : Étude de cas comparative et expérimentation</w:t>
+            </w:r>
+            <w:r>
+              <w:rPr>
+                <w:noProof/>
+                <w:webHidden/>
+              </w:rPr>
+              <w:tab/>
+            </w:r>
+            <w:r>
+              <w:rPr>
+                <w:noProof/>
+                <w:webHidden/>
+              </w:rPr>
+              <w:fldChar w:fldCharType="begin"/>
+            </w:r>
+            <w:r>
+              <w:rPr>
+                <w:noProof/>
+                <w:webHidden/>
+              </w:rPr>
+              <w:instrText xml:space="preserve"> PAGEREF _Toc201618233 \h </w:instrText>
+            </w:r>
+            <w:r>
+              <w:rPr>
+                <w:noProof/>
+                <w:webHidden/>
+              </w:rPr>
+            </w:r>
+            <w:r>
+              <w:rPr>
+                <w:noProof/>
+                <w:webHidden/>
+              </w:rPr>
+              <w:fldChar w:fldCharType="separate"/>
+            </w:r>
+            <w:r>
+              <w:rPr>
+                <w:noProof/>
+                <w:webHidden/>
+              </w:rPr>
+              <w:t>10</w:t>
+            </w:r>
+            <w:r>
+              <w:rPr>
+                <w:noProof/>
+                <w:webHidden/>
+              </w:rPr>
+              <w:fldChar w:fldCharType="end"/>
+            </w:r>
+          </w:hyperlink>
+        </w:p>
+        <w:p>
+          <w:pPr>
+            <w:pStyle w:val="TM3"/>
+            <w:tabs>
+              <w:tab w:val="right" w:leader="dot" w:pos="9062"/>
+            </w:tabs>
+            <w:rPr>
+              <w:rFonts w:eastAsiaTheme="minorEastAsia"/>
+              <w:noProof/>
+              <w:lang w:val="en-US"/>
+            </w:rPr>
+          </w:pPr>
+          <w:hyperlink w:anchor="_Toc201618234" w:history="1">
+            <w:r>
+              <w:rPr>
+                <w:rStyle w:val="Lienhypertexte"/>
+                <w:noProof/>
+              </w:rPr>
+              <w:t>3.2. Outils et Technologies Utilisés</w:t>
+            </w:r>
+            <w:r>
+              <w:rPr>
+                <w:noProof/>
+                <w:webHidden/>
+              </w:rPr>
+              <w:tab/>
+            </w:r>
+            <w:r>
+              <w:rPr>
+                <w:noProof/>
+                <w:webHidden/>
+              </w:rPr>
+              <w:fldChar w:fldCharType="begin"/>
+            </w:r>
+            <w:r>
+              <w:rPr>
+                <w:noProof/>
+                <w:webHidden/>
+              </w:rPr>
+              <w:instrText xml:space="preserve"> PAGEREF _Toc201618234 \h </w:instrText>
+            </w:r>
+            <w:r>
+              <w:rPr>
+                <w:noProof/>
+                <w:webHidden/>
+              </w:rPr>
+            </w:r>
+            <w:r>
+              <w:rPr>
+                <w:noProof/>
+                <w:webHidden/>
+              </w:rPr>
+              <w:fldChar w:fldCharType="separate"/>
+            </w:r>
+            <w:r>
+              <w:rPr>
+                <w:noProof/>
+                <w:webHidden/>
+              </w:rPr>
+              <w:t>11</w:t>
             </w:r>
             <w:r>
               <w:rPr>
@@ -2951,9 +3490,10 @@
             <w:rPr>
               <w:rFonts w:eastAsiaTheme="minorEastAsia"/>
               <w:noProof/>
+              <w:lang w:val="en-US"/>
             </w:rPr>
           </w:pPr>
-          <w:hyperlink w:anchor="_Toc201500895" w:history="1">
+          <w:hyperlink w:anchor="_Toc201618235" w:history="1">
             <w:r>
               <w:rPr>
                 <w:rStyle w:val="Lienhypertexte"/>
@@ -2967,6 +3507,7 @@
               <w:rPr>
                 <w:rFonts w:eastAsiaTheme="minorEastAsia"/>
                 <w:noProof/>
+                <w:lang w:val="en-US"/>
               </w:rPr>
               <w:tab/>
             </w:r>
@@ -2998,7 +3539,7 @@
                 <w:noProof/>
                 <w:webHidden/>
               </w:rPr>
-              <w:instrText xml:space="preserve"> PAGEREF _Toc201500895 \h </w:instrText>
+              <w:instrText xml:space="preserve"> PAGEREF _Toc201618235 \h </w:instrText>
             </w:r>
             <w:r>
               <w:rPr>
@@ -3018,7 +3559,147 @@
                 <w:noProof/>
                 <w:webHidden/>
               </w:rPr>
-              <w:t>5</w:t>
+              <w:t>13</w:t>
+            </w:r>
+            <w:r>
+              <w:rPr>
+                <w:noProof/>
+                <w:webHidden/>
+              </w:rPr>
+              <w:fldChar w:fldCharType="end"/>
+            </w:r>
+          </w:hyperlink>
+        </w:p>
+        <w:p>
+          <w:pPr>
+            <w:pStyle w:val="TM3"/>
+            <w:tabs>
+              <w:tab w:val="right" w:leader="dot" w:pos="9062"/>
+            </w:tabs>
+            <w:rPr>
+              <w:rFonts w:eastAsiaTheme="minorEastAsia"/>
+              <w:noProof/>
+              <w:lang w:val="en-US"/>
+            </w:rPr>
+          </w:pPr>
+          <w:hyperlink w:anchor="_Toc201618236" w:history="1">
+            <w:r>
+              <w:rPr>
+                <w:rStyle w:val="Lienhypertexte"/>
+                <w:noProof/>
+              </w:rPr>
+              <w:t>5.1. Scope de l'Étude</w:t>
+            </w:r>
+            <w:r>
+              <w:rPr>
+                <w:noProof/>
+                <w:webHidden/>
+              </w:rPr>
+              <w:tab/>
+            </w:r>
+            <w:r>
+              <w:rPr>
+                <w:noProof/>
+                <w:webHidden/>
+              </w:rPr>
+              <w:fldChar w:fldCharType="begin"/>
+            </w:r>
+            <w:r>
+              <w:rPr>
+                <w:noProof/>
+                <w:webHidden/>
+              </w:rPr>
+              <w:instrText xml:space="preserve"> PAGEREF _Toc201618236 \h </w:instrText>
+            </w:r>
+            <w:r>
+              <w:rPr>
+                <w:noProof/>
+                <w:webHidden/>
+              </w:rPr>
+            </w:r>
+            <w:r>
+              <w:rPr>
+                <w:noProof/>
+                <w:webHidden/>
+              </w:rPr>
+              <w:fldChar w:fldCharType="separate"/>
+            </w:r>
+            <w:r>
+              <w:rPr>
+                <w:noProof/>
+                <w:webHidden/>
+              </w:rPr>
+              <w:t>13</w:t>
+            </w:r>
+            <w:r>
+              <w:rPr>
+                <w:noProof/>
+                <w:webHidden/>
+              </w:rPr>
+              <w:fldChar w:fldCharType="end"/>
+            </w:r>
+          </w:hyperlink>
+        </w:p>
+        <w:p>
+          <w:pPr>
+            <w:pStyle w:val="TM3"/>
+            <w:tabs>
+              <w:tab w:val="right" w:leader="dot" w:pos="9062"/>
+            </w:tabs>
+            <w:rPr>
+              <w:rFonts w:eastAsiaTheme="minorEastAsia"/>
+              <w:noProof/>
+              <w:lang w:val="en-US"/>
+            </w:rPr>
+          </w:pPr>
+          <w:hyperlink w:anchor="_Toc201618237" w:history="1">
+            <w:r>
+              <w:rPr>
+                <w:rStyle w:val="Lienhypertexte"/>
+                <w:noProof/>
+              </w:rPr>
+              <w:t>5.2. Limites de l'Étude</w:t>
+            </w:r>
+            <w:r>
+              <w:rPr>
+                <w:noProof/>
+                <w:webHidden/>
+              </w:rPr>
+              <w:tab/>
+            </w:r>
+            <w:r>
+              <w:rPr>
+                <w:noProof/>
+                <w:webHidden/>
+              </w:rPr>
+              <w:fldChar w:fldCharType="begin"/>
+            </w:r>
+            <w:r>
+              <w:rPr>
+                <w:noProof/>
+                <w:webHidden/>
+              </w:rPr>
+              <w:instrText xml:space="preserve"> PAGEREF _Toc201618237 \h </w:instrText>
+            </w:r>
+            <w:r>
+              <w:rPr>
+                <w:noProof/>
+                <w:webHidden/>
+              </w:rPr>
+            </w:r>
+            <w:r>
+              <w:rPr>
+                <w:noProof/>
+                <w:webHidden/>
+              </w:rPr>
+              <w:fldChar w:fldCharType="separate"/>
+            </w:r>
+            <w:r>
+              <w:rPr>
+                <w:noProof/>
+                <w:webHidden/>
+              </w:rPr>
+              <w:t>14</w:t>
             </w:r>
             <w:r>
               <w:rPr>
@@ -3039,9 +3720,10 @@
             <w:rPr>
               <w:rFonts w:eastAsiaTheme="minorEastAsia"/>
               <w:noProof/>
+              <w:lang w:val="en-US"/>
             </w:rPr>
           </w:pPr>
-          <w:hyperlink w:anchor="_Toc201500896" w:history="1">
+          <w:hyperlink w:anchor="_Toc201618238" w:history="1">
             <w:r>
               <w:rPr>
                 <w:rStyle w:val="Lienhypertexte"/>
@@ -3055,6 +3737,7 @@
               <w:rPr>
                 <w:rFonts w:eastAsiaTheme="minorEastAsia"/>
                 <w:noProof/>
+                <w:lang w:val="en-US"/>
               </w:rPr>
               <w:tab/>
             </w:r>
@@ -3086,7 +3769,7 @@
                 <w:noProof/>
                 <w:webHidden/>
               </w:rPr>
-              <w:instrText xml:space="preserve"> PAGEREF _Toc201500896 \h </w:instrText>
+              <w:instrText xml:space="preserve"> PAGEREF _Toc201618238 \h </w:instrText>
             </w:r>
             <w:r>
               <w:rPr>
@@ -3106,7 +3789,7 @@
                 <w:noProof/>
                 <w:webHidden/>
               </w:rPr>
-              <w:t>5</w:t>
+              <w:t>15</w:t>
             </w:r>
             <w:r>
               <w:rPr>
@@ -3126,9 +3809,10 @@
             <w:rPr>
               <w:rFonts w:eastAsiaTheme="minorEastAsia"/>
               <w:noProof/>
+              <w:lang w:val="en-US"/>
             </w:rPr>
           </w:pPr>
-          <w:hyperlink w:anchor="_Toc201500897" w:history="1">
+          <w:hyperlink w:anchor="_Toc201618239" w:history="1">
             <w:r>
               <w:rPr>
                 <w:rStyle w:val="Lienhypertexte"/>
@@ -3156,7 +3840,7 @@
                 <w:noProof/>
                 <w:webHidden/>
               </w:rPr>
-              <w:instrText xml:space="preserve"> PAGEREF _Toc201500897 \h </w:instrText>
+              <w:instrText xml:space="preserve"> PAGEREF _Toc201618239 \h </w:instrText>
             </w:r>
             <w:r>
               <w:rPr>
@@ -3176,7 +3860,7 @@
                 <w:noProof/>
                 <w:webHidden/>
               </w:rPr>
-              <w:t>6</w:t>
+              <w:t>16</w:t>
             </w:r>
             <w:r>
               <w:rPr>
@@ -3197,9 +3881,10 @@
             <w:rPr>
               <w:rFonts w:eastAsiaTheme="minorEastAsia"/>
               <w:noProof/>
+              <w:lang w:val="en-US"/>
             </w:rPr>
           </w:pPr>
-          <w:hyperlink w:anchor="_Toc201500898" w:history="1">
+          <w:hyperlink w:anchor="_Toc201618240" w:history="1">
             <w:r>
               <w:rPr>
                 <w:rStyle w:val="Lienhypertexte"/>
@@ -3213,6 +3898,7 @@
               <w:rPr>
                 <w:rFonts w:eastAsiaTheme="minorEastAsia"/>
                 <w:noProof/>
+                <w:lang w:val="en-US"/>
               </w:rPr>
               <w:tab/>
             </w:r>
@@ -3244,7 +3930,7 @@
                 <w:noProof/>
                 <w:webHidden/>
               </w:rPr>
-              <w:instrText xml:space="preserve"> PAGEREF _Toc201500898 \h </w:instrText>
+              <w:instrText xml:space="preserve"> PAGEREF _Toc201618240 \h </w:instrText>
             </w:r>
             <w:r>
               <w:rPr>
@@ -3264,7 +3950,7 @@
                 <w:noProof/>
                 <w:webHidden/>
               </w:rPr>
-              <w:t>6</w:t>
+              <w:t>16</w:t>
             </w:r>
             <w:r>
               <w:rPr>
@@ -3285,9 +3971,10 @@
             <w:rPr>
               <w:rFonts w:eastAsiaTheme="minorEastAsia"/>
               <w:noProof/>
+              <w:lang w:val="en-US"/>
             </w:rPr>
           </w:pPr>
-          <w:hyperlink w:anchor="_Toc201500899" w:history="1">
+          <w:hyperlink w:anchor="_Toc201618241" w:history="1">
             <w:r>
               <w:rPr>
                 <w:rStyle w:val="Lienhypertexte"/>
@@ -3301,6 +3988,7 @@
               <w:rPr>
                 <w:rFonts w:eastAsiaTheme="minorEastAsia"/>
                 <w:noProof/>
+                <w:lang w:val="en-US"/>
               </w:rPr>
               <w:tab/>
             </w:r>
@@ -3332,7 +4020,7 @@
                 <w:noProof/>
                 <w:webHidden/>
               </w:rPr>
-              <w:instrText xml:space="preserve"> PAGEREF _Toc201500899 \h </w:instrText>
+              <w:instrText xml:space="preserve"> PAGEREF _Toc201618241 \h </w:instrText>
             </w:r>
             <w:r>
               <w:rPr>
@@ -3352,7 +4040,217 @@
                 <w:noProof/>
                 <w:webHidden/>
               </w:rPr>
-              <w:t>6</w:t>
+              <w:t>18</w:t>
+            </w:r>
+            <w:r>
+              <w:rPr>
+                <w:noProof/>
+                <w:webHidden/>
+              </w:rPr>
+              <w:fldChar w:fldCharType="end"/>
+            </w:r>
+          </w:hyperlink>
+        </w:p>
+        <w:p>
+          <w:pPr>
+            <w:pStyle w:val="TM3"/>
+            <w:tabs>
+              <w:tab w:val="right" w:leader="dot" w:pos="9062"/>
+            </w:tabs>
+            <w:rPr>
+              <w:rFonts w:eastAsiaTheme="minorEastAsia"/>
+              <w:noProof/>
+              <w:lang w:val="en-US"/>
+            </w:rPr>
+          </w:pPr>
+          <w:hyperlink w:anchor="_Toc201618242" w:history="1">
+            <w:r>
+              <w:rPr>
+                <w:rStyle w:val="Lienhypertexte"/>
+                <w:noProof/>
+              </w:rPr>
+              <w:t>1. Fondements de la Conteneurisation et de l'Orchestration</w:t>
+            </w:r>
+            <w:r>
+              <w:rPr>
+                <w:noProof/>
+                <w:webHidden/>
+              </w:rPr>
+              <w:tab/>
+            </w:r>
+            <w:r>
+              <w:rPr>
+                <w:noProof/>
+                <w:webHidden/>
+              </w:rPr>
+              <w:fldChar w:fldCharType="begin"/>
+            </w:r>
+            <w:r>
+              <w:rPr>
+                <w:noProof/>
+                <w:webHidden/>
+              </w:rPr>
+              <w:instrText xml:space="preserve"> PAGEREF _Toc201618242 \h </w:instrText>
+            </w:r>
+            <w:r>
+              <w:rPr>
+                <w:noProof/>
+                <w:webHidden/>
+              </w:rPr>
+            </w:r>
+            <w:r>
+              <w:rPr>
+                <w:noProof/>
+                <w:webHidden/>
+              </w:rPr>
+              <w:fldChar w:fldCharType="separate"/>
+            </w:r>
+            <w:r>
+              <w:rPr>
+                <w:noProof/>
+                <w:webHidden/>
+              </w:rPr>
+              <w:t>18</w:t>
+            </w:r>
+            <w:r>
+              <w:rPr>
+                <w:noProof/>
+                <w:webHidden/>
+              </w:rPr>
+              <w:fldChar w:fldCharType="end"/>
+            </w:r>
+          </w:hyperlink>
+        </w:p>
+        <w:p>
+          <w:pPr>
+            <w:pStyle w:val="TM3"/>
+            <w:tabs>
+              <w:tab w:val="right" w:leader="dot" w:pos="9062"/>
+            </w:tabs>
+            <w:rPr>
+              <w:rFonts w:eastAsiaTheme="minorEastAsia"/>
+              <w:noProof/>
+              <w:lang w:val="en-US"/>
+            </w:rPr>
+          </w:pPr>
+          <w:hyperlink w:anchor="_Toc201618243" w:history="1">
+            <w:r>
+              <w:rPr>
+                <w:rStyle w:val="Lienhypertexte"/>
+                <w:noProof/>
+              </w:rPr>
+              <w:t>2. Typologies et Stratégies de Migration d'Applications Web</w:t>
+            </w:r>
+            <w:r>
+              <w:rPr>
+                <w:noProof/>
+                <w:webHidden/>
+              </w:rPr>
+              <w:tab/>
+            </w:r>
+            <w:r>
+              <w:rPr>
+                <w:noProof/>
+                <w:webHidden/>
+              </w:rPr>
+              <w:fldChar w:fldCharType="begin"/>
+            </w:r>
+            <w:r>
+              <w:rPr>
+                <w:noProof/>
+                <w:webHidden/>
+              </w:rPr>
+              <w:instrText xml:space="preserve"> PAGEREF _Toc201618243 \h </w:instrText>
+            </w:r>
+            <w:r>
+              <w:rPr>
+                <w:noProof/>
+                <w:webHidden/>
+              </w:rPr>
+            </w:r>
+            <w:r>
+              <w:rPr>
+                <w:noProof/>
+                <w:webHidden/>
+              </w:rPr>
+              <w:fldChar w:fldCharType="separate"/>
+            </w:r>
+            <w:r>
+              <w:rPr>
+                <w:noProof/>
+                <w:webHidden/>
+              </w:rPr>
+              <w:t>19</w:t>
+            </w:r>
+            <w:r>
+              <w:rPr>
+                <w:noProof/>
+                <w:webHidden/>
+              </w:rPr>
+              <w:fldChar w:fldCharType="end"/>
+            </w:r>
+          </w:hyperlink>
+        </w:p>
+        <w:p>
+          <w:pPr>
+            <w:pStyle w:val="TM3"/>
+            <w:tabs>
+              <w:tab w:val="right" w:leader="dot" w:pos="9062"/>
+            </w:tabs>
+            <w:rPr>
+              <w:rFonts w:eastAsiaTheme="minorEastAsia"/>
+              <w:noProof/>
+              <w:lang w:val="en-US"/>
+            </w:rPr>
+          </w:pPr>
+          <w:hyperlink w:anchor="_Toc201618244" w:history="1">
+            <w:r>
+              <w:rPr>
+                <w:rStyle w:val="Lienhypertexte"/>
+                <w:noProof/>
+              </w:rPr>
+              <w:t>4. Cadre Conceptuel de l'Étude</w:t>
+            </w:r>
+            <w:r>
+              <w:rPr>
+                <w:noProof/>
+                <w:webHidden/>
+              </w:rPr>
+              <w:tab/>
+            </w:r>
+            <w:r>
+              <w:rPr>
+                <w:noProof/>
+                <w:webHidden/>
+              </w:rPr>
+              <w:fldChar w:fldCharType="begin"/>
+            </w:r>
+            <w:r>
+              <w:rPr>
+                <w:noProof/>
+                <w:webHidden/>
+              </w:rPr>
+              <w:instrText xml:space="preserve"> PAGEREF _Toc201618244 \h </w:instrText>
+            </w:r>
+            <w:r>
+              <w:rPr>
+                <w:noProof/>
+                <w:webHidden/>
+              </w:rPr>
+            </w:r>
+            <w:r>
+              <w:rPr>
+                <w:noProof/>
+                <w:webHidden/>
+              </w:rPr>
+              <w:fldChar w:fldCharType="separate"/>
+            </w:r>
+            <w:r>
+              <w:rPr>
+                <w:noProof/>
+                <w:webHidden/>
+              </w:rPr>
+              <w:t>19</w:t>
             </w:r>
             <w:r>
               <w:rPr>
@@ -3373,9 +4271,10 @@
             <w:rPr>
               <w:rFonts w:eastAsiaTheme="minorEastAsia"/>
               <w:noProof/>
+              <w:lang w:val="en-US"/>
             </w:rPr>
           </w:pPr>
-          <w:hyperlink w:anchor="_Toc201500900" w:history="1">
+          <w:hyperlink w:anchor="_Toc201618245" w:history="1">
             <w:r>
               <w:rPr>
                 <w:rStyle w:val="Lienhypertexte"/>
@@ -3389,6 +4288,7 @@
               <w:rPr>
                 <w:rFonts w:eastAsiaTheme="minorEastAsia"/>
                 <w:noProof/>
+                <w:lang w:val="en-US"/>
               </w:rPr>
               <w:tab/>
             </w:r>
@@ -3420,7 +4320,7 @@
                 <w:noProof/>
                 <w:webHidden/>
               </w:rPr>
-              <w:instrText xml:space="preserve"> PAGEREF _Toc201500900 \h </w:instrText>
+              <w:instrText xml:space="preserve"> PAGEREF _Toc201618245 \h </w:instrText>
             </w:r>
             <w:r>
               <w:rPr>
@@ -3440,7 +4340,147 @@
                 <w:noProof/>
                 <w:webHidden/>
               </w:rPr>
-              <w:t>6</w:t>
+              <w:t>20</w:t>
+            </w:r>
+            <w:r>
+              <w:rPr>
+                <w:noProof/>
+                <w:webHidden/>
+              </w:rPr>
+              <w:fldChar w:fldCharType="end"/>
+            </w:r>
+          </w:hyperlink>
+        </w:p>
+        <w:p>
+          <w:pPr>
+            <w:pStyle w:val="TM3"/>
+            <w:tabs>
+              <w:tab w:val="right" w:leader="dot" w:pos="9062"/>
+            </w:tabs>
+            <w:rPr>
+              <w:rFonts w:eastAsiaTheme="minorEastAsia"/>
+              <w:noProof/>
+              <w:lang w:val="en-US"/>
+            </w:rPr>
+          </w:pPr>
+          <w:hyperlink w:anchor="_Toc201618246" w:history="1">
+            <w:r>
+              <w:rPr>
+                <w:rStyle w:val="Lienhypertexte"/>
+                <w:noProof/>
+              </w:rPr>
+              <w:t>2.1. Contexte de la Migration d'Applications Web vers les Conteneurs</w:t>
+            </w:r>
+            <w:r>
+              <w:rPr>
+                <w:noProof/>
+                <w:webHidden/>
+              </w:rPr>
+              <w:tab/>
+            </w:r>
+            <w:r>
+              <w:rPr>
+                <w:noProof/>
+                <w:webHidden/>
+              </w:rPr>
+              <w:fldChar w:fldCharType="begin"/>
+            </w:r>
+            <w:r>
+              <w:rPr>
+                <w:noProof/>
+                <w:webHidden/>
+              </w:rPr>
+              <w:instrText xml:space="preserve"> PAGEREF _Toc201618246 \h </w:instrText>
+            </w:r>
+            <w:r>
+              <w:rPr>
+                <w:noProof/>
+                <w:webHidden/>
+              </w:rPr>
+            </w:r>
+            <w:r>
+              <w:rPr>
+                <w:noProof/>
+                <w:webHidden/>
+              </w:rPr>
+              <w:fldChar w:fldCharType="separate"/>
+            </w:r>
+            <w:r>
+              <w:rPr>
+                <w:noProof/>
+                <w:webHidden/>
+              </w:rPr>
+              <w:t>20</w:t>
+            </w:r>
+            <w:r>
+              <w:rPr>
+                <w:noProof/>
+                <w:webHidden/>
+              </w:rPr>
+              <w:fldChar w:fldCharType="end"/>
+            </w:r>
+          </w:hyperlink>
+        </w:p>
+        <w:p>
+          <w:pPr>
+            <w:pStyle w:val="TM3"/>
+            <w:tabs>
+              <w:tab w:val="right" w:leader="dot" w:pos="9062"/>
+            </w:tabs>
+            <w:rPr>
+              <w:rFonts w:eastAsiaTheme="minorEastAsia"/>
+              <w:noProof/>
+              <w:lang w:val="en-US"/>
+            </w:rPr>
+          </w:pPr>
+          <w:hyperlink w:anchor="_Toc201618247" w:history="1">
+            <w:r>
+              <w:rPr>
+                <w:rStyle w:val="Lienhypertexte"/>
+                <w:noProof/>
+              </w:rPr>
+              <w:t>2.2. Outils d'Aide Automatisée pour la Conteneurisation et la Migration</w:t>
+            </w:r>
+            <w:r>
+              <w:rPr>
+                <w:noProof/>
+                <w:webHidden/>
+              </w:rPr>
+              <w:tab/>
+            </w:r>
+            <w:r>
+              <w:rPr>
+                <w:noProof/>
+                <w:webHidden/>
+              </w:rPr>
+              <w:fldChar w:fldCharType="begin"/>
+            </w:r>
+            <w:r>
+              <w:rPr>
+                <w:noProof/>
+                <w:webHidden/>
+              </w:rPr>
+              <w:instrText xml:space="preserve"> PAGEREF _Toc201618247 \h </w:instrText>
+            </w:r>
+            <w:r>
+              <w:rPr>
+                <w:noProof/>
+                <w:webHidden/>
+              </w:rPr>
+            </w:r>
+            <w:r>
+              <w:rPr>
+                <w:noProof/>
+                <w:webHidden/>
+              </w:rPr>
+              <w:fldChar w:fldCharType="separate"/>
+            </w:r>
+            <w:r>
+              <w:rPr>
+                <w:noProof/>
+                <w:webHidden/>
+              </w:rPr>
+              <w:t>20</w:t>
             </w:r>
             <w:r>
               <w:rPr>
@@ -3460,9 +4500,10 @@
             <w:rPr>
               <w:rFonts w:eastAsiaTheme="minorEastAsia"/>
               <w:noProof/>
+              <w:lang w:val="en-US"/>
             </w:rPr>
           </w:pPr>
-          <w:hyperlink w:anchor="_Toc201500901" w:history="1">
+          <w:hyperlink w:anchor="_Toc201618248" w:history="1">
             <w:r>
               <w:rPr>
                 <w:rStyle w:val="Lienhypertexte"/>
@@ -3490,7 +4531,7 @@
                 <w:noProof/>
                 <w:webHidden/>
               </w:rPr>
-              <w:instrText xml:space="preserve"> PAGEREF _Toc201500901 \h </w:instrText>
+              <w:instrText xml:space="preserve"> PAGEREF _Toc201618248 \h </w:instrText>
             </w:r>
             <w:r>
               <w:rPr>
@@ -3510,7 +4551,7 @@
                 <w:noProof/>
                 <w:webHidden/>
               </w:rPr>
-              <w:t>7</w:t>
+              <w:t>22</w:t>
             </w:r>
             <w:r>
               <w:rPr>
@@ -3531,9 +4572,10 @@
             <w:rPr>
               <w:rFonts w:eastAsiaTheme="minorEastAsia"/>
               <w:noProof/>
+              <w:lang w:val="en-US"/>
             </w:rPr>
           </w:pPr>
-          <w:hyperlink w:anchor="_Toc201500902" w:history="1">
+          <w:hyperlink w:anchor="_Toc201618249" w:history="1">
             <w:r>
               <w:rPr>
                 <w:rStyle w:val="Lienhypertexte"/>
@@ -3547,6 +4589,7 @@
               <w:rPr>
                 <w:rFonts w:eastAsiaTheme="minorEastAsia"/>
                 <w:noProof/>
+                <w:lang w:val="en-US"/>
               </w:rPr>
               <w:tab/>
             </w:r>
@@ -3578,7 +4621,7 @@
                 <w:noProof/>
                 <w:webHidden/>
               </w:rPr>
-              <w:instrText xml:space="preserve"> PAGEREF _Toc201500902 \h </w:instrText>
+              <w:instrText xml:space="preserve"> PAGEREF _Toc201618249 \h </w:instrText>
             </w:r>
             <w:r>
               <w:rPr>
@@ -3598,7 +4641,7 @@
                 <w:noProof/>
                 <w:webHidden/>
               </w:rPr>
-              <w:t>7</w:t>
+              <w:t>22</w:t>
             </w:r>
             <w:r>
               <w:rPr>
@@ -3619,9 +4662,10 @@
             <w:rPr>
               <w:rFonts w:eastAsiaTheme="minorEastAsia"/>
               <w:noProof/>
+              <w:lang w:val="en-US"/>
             </w:rPr>
           </w:pPr>
-          <w:hyperlink w:anchor="_Toc201500903" w:history="1">
+          <w:hyperlink w:anchor="_Toc201618250" w:history="1">
             <w:r>
               <w:rPr>
                 <w:rStyle w:val="Lienhypertexte"/>
@@ -3635,6 +4679,7 @@
               <w:rPr>
                 <w:rFonts w:eastAsiaTheme="minorEastAsia"/>
                 <w:noProof/>
+                <w:lang w:val="en-US"/>
               </w:rPr>
               <w:tab/>
             </w:r>
@@ -3666,7 +4711,7 @@
                 <w:noProof/>
                 <w:webHidden/>
               </w:rPr>
-              <w:instrText xml:space="preserve"> PAGEREF _Toc201500903 \h </w:instrText>
+              <w:instrText xml:space="preserve"> PAGEREF _Toc201618250 \h </w:instrText>
             </w:r>
             <w:r>
               <w:rPr>
@@ -3686,7 +4731,7 @@
                 <w:noProof/>
                 <w:webHidden/>
               </w:rPr>
-              <w:t>7</w:t>
+              <w:t>22</w:t>
             </w:r>
             <w:r>
               <w:rPr>
@@ -3707,9 +4752,10 @@
             <w:rPr>
               <w:rFonts w:eastAsiaTheme="minorEastAsia"/>
               <w:noProof/>
+              <w:lang w:val="en-US"/>
             </w:rPr>
           </w:pPr>
-          <w:hyperlink w:anchor="_Toc201500904" w:history="1">
+          <w:hyperlink w:anchor="_Toc201618251" w:history="1">
             <w:r>
               <w:rPr>
                 <w:rStyle w:val="Lienhypertexte"/>
@@ -3723,6 +4769,7 @@
               <w:rPr>
                 <w:rFonts w:eastAsiaTheme="minorEastAsia"/>
                 <w:noProof/>
+                <w:lang w:val="en-US"/>
               </w:rPr>
               <w:tab/>
             </w:r>
@@ -3754,7 +4801,7 @@
                 <w:noProof/>
                 <w:webHidden/>
               </w:rPr>
-              <w:instrText xml:space="preserve"> PAGEREF _Toc201500904 \h </w:instrText>
+              <w:instrText xml:space="preserve"> PAGEREF _Toc201618251 \h </w:instrText>
             </w:r>
             <w:r>
               <w:rPr>
@@ -3774,7 +4821,7 @@
                 <w:noProof/>
                 <w:webHidden/>
               </w:rPr>
-              <w:t>7</w:t>
+              <w:t>22</w:t>
             </w:r>
             <w:r>
               <w:rPr>
@@ -3794,9 +4841,10 @@
             <w:rPr>
               <w:rFonts w:eastAsiaTheme="minorEastAsia"/>
               <w:noProof/>
+              <w:lang w:val="en-US"/>
             </w:rPr>
           </w:pPr>
-          <w:hyperlink w:anchor="_Toc201500905" w:history="1">
+          <w:hyperlink w:anchor="_Toc201618252" w:history="1">
             <w:r>
               <w:rPr>
                 <w:rStyle w:val="Lienhypertexte"/>
@@ -3824,7 +4872,7 @@
                 <w:noProof/>
                 <w:webHidden/>
               </w:rPr>
-              <w:instrText xml:space="preserve"> PAGEREF _Toc201500905 \h </w:instrText>
+              <w:instrText xml:space="preserve"> PAGEREF _Toc201618252 \h </w:instrText>
             </w:r>
             <w:r>
               <w:rPr>
@@ -3844,7 +4892,7 @@
                 <w:noProof/>
                 <w:webHidden/>
               </w:rPr>
-              <w:t>8</w:t>
+              <w:t>23</w:t>
             </w:r>
             <w:r>
               <w:rPr>
@@ -3865,9 +4913,10 @@
             <w:rPr>
               <w:rFonts w:eastAsiaTheme="minorEastAsia"/>
               <w:noProof/>
+              <w:lang w:val="en-US"/>
             </w:rPr>
           </w:pPr>
-          <w:hyperlink w:anchor="_Toc201500906" w:history="1">
+          <w:hyperlink w:anchor="_Toc201618253" w:history="1">
             <w:r>
               <w:rPr>
                 <w:rStyle w:val="Lienhypertexte"/>
@@ -3881,6 +4930,7 @@
               <w:rPr>
                 <w:rFonts w:eastAsiaTheme="minorEastAsia"/>
                 <w:noProof/>
+                <w:lang w:val="en-US"/>
               </w:rPr>
               <w:tab/>
             </w:r>
@@ -3912,7 +4962,7 @@
                 <w:noProof/>
                 <w:webHidden/>
               </w:rPr>
-              <w:instrText xml:space="preserve"> PAGEREF _Toc201500906 \h </w:instrText>
+              <w:instrText xml:space="preserve"> PAGEREF _Toc201618253 \h </w:instrText>
             </w:r>
             <w:r>
               <w:rPr>
@@ -3932,7 +4982,7 @@
                 <w:noProof/>
                 <w:webHidden/>
               </w:rPr>
-              <w:t>8</w:t>
+              <w:t>23</w:t>
             </w:r>
             <w:r>
               <w:rPr>
@@ -3953,9 +5003,10 @@
             <w:rPr>
               <w:rFonts w:eastAsiaTheme="minorEastAsia"/>
               <w:noProof/>
+              <w:lang w:val="en-US"/>
             </w:rPr>
           </w:pPr>
-          <w:hyperlink w:anchor="_Toc201500907" w:history="1">
+          <w:hyperlink w:anchor="_Toc201618254" w:history="1">
             <w:r>
               <w:rPr>
                 <w:rStyle w:val="Lienhypertexte"/>
@@ -3969,6 +5020,7 @@
               <w:rPr>
                 <w:rFonts w:eastAsiaTheme="minorEastAsia"/>
                 <w:noProof/>
+                <w:lang w:val="en-US"/>
               </w:rPr>
               <w:tab/>
             </w:r>
@@ -4000,7 +5052,7 @@
                 <w:noProof/>
                 <w:webHidden/>
               </w:rPr>
-              <w:instrText xml:space="preserve"> PAGEREF _Toc201500907 \h </w:instrText>
+              <w:instrText xml:space="preserve"> PAGEREF _Toc201618254 \h </w:instrText>
             </w:r>
             <w:r>
               <w:rPr>
@@ -4020,7 +5072,7 @@
                 <w:noProof/>
                 <w:webHidden/>
               </w:rPr>
-              <w:t>8</w:t>
+              <w:t>23</w:t>
             </w:r>
             <w:r>
               <w:rPr>
@@ -4040,9 +5092,10 @@
             <w:rPr>
               <w:rFonts w:eastAsiaTheme="minorEastAsia"/>
               <w:noProof/>
+              <w:lang w:val="en-US"/>
             </w:rPr>
           </w:pPr>
-          <w:hyperlink w:anchor="_Toc201500908" w:history="1">
+          <w:hyperlink w:anchor="_Toc201618255" w:history="1">
             <w:r>
               <w:rPr>
                 <w:rStyle w:val="Lienhypertexte"/>
@@ -4070,7 +5123,7 @@
                 <w:noProof/>
                 <w:webHidden/>
               </w:rPr>
-              <w:instrText xml:space="preserve"> PAGEREF _Toc201500908 \h </w:instrText>
+              <w:instrText xml:space="preserve"> PAGEREF _Toc201618255 \h </w:instrText>
             </w:r>
             <w:r>
               <w:rPr>
@@ -4090,7 +5143,7 @@
                 <w:noProof/>
                 <w:webHidden/>
               </w:rPr>
-              <w:t>9</w:t>
+              <w:t>24</w:t>
             </w:r>
             <w:r>
               <w:rPr>
@@ -4111,9 +5164,10 @@
             <w:rPr>
               <w:rFonts w:eastAsiaTheme="minorEastAsia"/>
               <w:noProof/>
+              <w:lang w:val="en-US"/>
             </w:rPr>
           </w:pPr>
-          <w:hyperlink w:anchor="_Toc201500909" w:history="1">
+          <w:hyperlink w:anchor="_Toc201618256" w:history="1">
             <w:r>
               <w:rPr>
                 <w:rStyle w:val="Lienhypertexte"/>
@@ -4127,6 +5181,7 @@
               <w:rPr>
                 <w:rFonts w:eastAsiaTheme="minorEastAsia"/>
                 <w:noProof/>
+                <w:lang w:val="en-US"/>
               </w:rPr>
               <w:tab/>
             </w:r>
@@ -4158,7 +5213,7 @@
                 <w:noProof/>
                 <w:webHidden/>
               </w:rPr>
-              <w:instrText xml:space="preserve"> PAGEREF _Toc201500909 \h </w:instrText>
+              <w:instrText xml:space="preserve"> PAGEREF _Toc201618256 \h </w:instrText>
             </w:r>
             <w:r>
               <w:rPr>
@@ -4178,7 +5233,7 @@
                 <w:noProof/>
                 <w:webHidden/>
               </w:rPr>
-              <w:t>9</w:t>
+              <w:t>24</w:t>
             </w:r>
             <w:r>
               <w:rPr>
@@ -4199,9 +5254,10 @@
             <w:rPr>
               <w:rFonts w:eastAsiaTheme="minorEastAsia"/>
               <w:noProof/>
+              <w:lang w:val="en-US"/>
             </w:rPr>
           </w:pPr>
-          <w:hyperlink w:anchor="_Toc201500910" w:history="1">
+          <w:hyperlink w:anchor="_Toc201618257" w:history="1">
             <w:r>
               <w:rPr>
                 <w:rStyle w:val="Lienhypertexte"/>
@@ -4215,6 +5271,7 @@
               <w:rPr>
                 <w:rFonts w:eastAsiaTheme="minorEastAsia"/>
                 <w:noProof/>
+                <w:lang w:val="en-US"/>
               </w:rPr>
               <w:tab/>
             </w:r>
@@ -4246,7 +5303,7 @@
                 <w:noProof/>
                 <w:webHidden/>
               </w:rPr>
-              <w:instrText xml:space="preserve"> PAGEREF _Toc201500910 \h </w:instrText>
+              <w:instrText xml:space="preserve"> PAGEREF _Toc201618257 \h </w:instrText>
             </w:r>
             <w:r>
               <w:rPr>
@@ -4266,7 +5323,7 @@
                 <w:noProof/>
                 <w:webHidden/>
               </w:rPr>
-              <w:t>9</w:t>
+              <w:t>24</w:t>
             </w:r>
             <w:r>
               <w:rPr>
@@ -4287,9 +5344,10 @@
             <w:rPr>
               <w:rFonts w:eastAsiaTheme="minorEastAsia"/>
               <w:noProof/>
+              <w:lang w:val="en-US"/>
             </w:rPr>
           </w:pPr>
-          <w:hyperlink w:anchor="_Toc201500911" w:history="1">
+          <w:hyperlink w:anchor="_Toc201618258" w:history="1">
             <w:r>
               <w:rPr>
                 <w:rStyle w:val="Lienhypertexte"/>
@@ -4303,6 +5361,7 @@
               <w:rPr>
                 <w:rFonts w:eastAsiaTheme="minorEastAsia"/>
                 <w:noProof/>
+                <w:lang w:val="en-US"/>
               </w:rPr>
               <w:tab/>
             </w:r>
@@ -4334,7 +5393,7 @@
                 <w:noProof/>
                 <w:webHidden/>
               </w:rPr>
-              <w:instrText xml:space="preserve"> PAGEREF _Toc201500911 \h </w:instrText>
+              <w:instrText xml:space="preserve"> PAGEREF _Toc201618258 \h </w:instrText>
             </w:r>
             <w:r>
               <w:rPr>
@@ -4354,7 +5413,7 @@
                 <w:noProof/>
                 <w:webHidden/>
               </w:rPr>
-              <w:t>9</w:t>
+              <w:t>24</w:t>
             </w:r>
             <w:r>
               <w:rPr>
@@ -4408,8 +5467,8 @@
           <w:sz w:val="48"/>
         </w:rPr>
       </w:pPr>
-      <w:bookmarkStart w:id="1" w:name="_Toc201500887"/>
-      <w:bookmarkEnd w:id="0"/>
+      <w:bookmarkStart w:id="3" w:name="_Toc201618220"/>
+      <w:bookmarkEnd w:id="2"/>
       <w:r>
         <w:rPr>
           <w:rFonts w:ascii="Cambria" w:hAnsi="Cambria"/>
@@ -4419,7 +5478,7 @@
         <w:lastRenderedPageBreak/>
         <w:t>CHAPITRE 1 : INTRODUCTION GENERALE</w:t>
       </w:r>
-      <w:bookmarkEnd w:id="1"/>
+      <w:bookmarkEnd w:id="3"/>
     </w:p>
     <w:p>
       <w:pPr>
@@ -4437,7 +5496,7 @@
           <w:szCs w:val="36"/>
         </w:rPr>
       </w:pPr>
-      <w:bookmarkStart w:id="2" w:name="_Toc201500888"/>
+      <w:bookmarkStart w:id="4" w:name="_Toc201618221"/>
       <w:r>
         <w:rPr>
           <w:rFonts w:ascii="Times New Roman" w:hAnsi="Times New Roman" w:cs="Times New Roman"/>
@@ -4447,7 +5506,7 @@
         </w:rPr>
         <w:t>CONTEXTE DE L’ETUDE</w:t>
       </w:r>
-      <w:bookmarkEnd w:id="2"/>
+      <w:bookmarkEnd w:id="4"/>
     </w:p>
     <w:p>
       <w:pPr>
@@ -4506,6 +5565,7 @@
         </w:rPr>
         <w:t xml:space="preserve"> (avec </w:t>
       </w:r>
+      <w:proofErr w:type="spellStart"/>
       <w:r>
         <w:rPr>
           <w:rStyle w:val="lev"/>
@@ -4514,11 +5574,26 @@
         </w:rPr>
         <w:t>Kubernetes</w:t>
       </w:r>
-      <w:r>
-        <w:rPr>
-          <w:color w:val="1B1C1D"/>
-        </w:rPr>
-        <w:t xml:space="preserve">). Ces technologies offrent des avantages indéniables en termes de portabilité, de scalabilité, d'isolation et d'efficacité des ressources. Cependant, le passage des applications web existantes, souvent conçues avec des architectures monolithiques et des dépendances complexes, vers cet environnement conteneurisé représente un défi significatif. Ce processus est généralement manuel, long, sujet aux erreurs et nécessite une expertise pointue. C'est ici qu'intervient l'idée d'un </w:t>
+      <w:proofErr w:type="spellEnd"/>
+      <w:r>
+        <w:rPr>
+          <w:color w:val="1B1C1D"/>
+        </w:rPr>
+        <w:t xml:space="preserve">). Ces technologies offrent des avantages indéniables en termes de portabilité, de </w:t>
+      </w:r>
+      <w:proofErr w:type="spellStart"/>
+      <w:r>
+        <w:rPr>
+          <w:color w:val="1B1C1D"/>
+        </w:rPr>
+        <w:t>scalabilité</w:t>
+      </w:r>
+      <w:proofErr w:type="spellEnd"/>
+      <w:r>
+        <w:rPr>
+          <w:color w:val="1B1C1D"/>
+        </w:rPr>
+        <w:t xml:space="preserve">, d'isolation et d'efficacité des ressources. Cependant, le passage des applications web existantes, souvent conçues avec des architectures monolithiques et des dépendances complexes, vers cet environnement conteneurisé représente un défi significatif. Ce processus est généralement manuel, long, sujet aux erreurs et nécessite une expertise pointue. C'est ici qu'intervient l'idée d'un </w:t>
       </w:r>
       <w:r>
         <w:rPr>
@@ -4540,6 +5615,12 @@
         <w:pStyle w:val="NormalWeb"/>
         <w:jc w:val="both"/>
       </w:pPr>
+      <w:r>
+        <w:t>Au Cameroun,</w:t>
+      </w:r>
+      <w:r>
+        <w:t xml:space="preserve"> la migration des applications web existantes demeure un défi majeur pour de nombreuses entités   publique, parapublique et privée. Une grande partie du patrimoine applicatif est constituée d'applications web développées sur des architectures plus traditionnelles (monolithique ou 3-tiers), souvent déployées directement sur des serveurs physiques ou des machines virtuelles, avec des dépendances complexes et des configurations spécifiques à leur environnement d'origine.</w:t>
+      </w:r>
     </w:p>
     <w:p>
       <w:pPr>
@@ -4547,36 +5628,6 @@
         <w:jc w:val="both"/>
       </w:pPr>
       <w:r>
-        <w:t xml:space="preserve">Le paysage des technologies de l'information connaît une évolution rapide, poussée par la quête incessante d'agilité, d'efficacité et de scalabilité. Dans ce contexte, la </w:t>
-      </w:r>
-      <w:r>
-        <w:rPr>
-          <w:rStyle w:val="lev"/>
-        </w:rPr>
-        <w:t>conteneurisation</w:t>
-      </w:r>
-      <w:r>
-        <w:t xml:space="preserve"> s'est imposée comme une révolution majeure dans la manière dont les applications sont développées, packagées, déployées et gérées. Rompant avec les méthodes traditionnelles de virtualisation et de déploiement monolithique, les conteneurs offrent une solution légère et portable qui encapsule une application et toutes ses dépendances, garantissant ainsi un environnement d'exécution cohérent du développement à la production.</w:t>
-      </w:r>
-    </w:p>
-    <w:p>
-      <w:pPr>
-        <w:pStyle w:val="NormalWeb"/>
-        <w:jc w:val="both"/>
-      </w:pPr>
-      <w:r>
-        <w:t>Au Cameroun,</w:t>
-      </w:r>
-      <w:r>
-        <w:t xml:space="preserve"> la migration des applications web existantes demeure un défi majeur pour de nombreuses entités   publique, parapublique et privée. Une grande partie du patrimoine applicatif est constituée d'applications web développées sur des architectures plus traditionnelles (monolithique ou 3-tiers), souvent déployées directement sur des serveurs physiques ou des machines virtuelles, avec des dépendances complexes et des configurations spécifiques à leur environnement d'origine.</w:t>
-      </w:r>
-    </w:p>
-    <w:p>
-      <w:pPr>
-        <w:pStyle w:val="NormalWeb"/>
-        <w:jc w:val="both"/>
-      </w:pPr>
-      <w:r>
         <w:t>Bien qu’il existe des outils comme « Docker » pour assurer cette migration et malgré</w:t>
       </w:r>
       <w:r>
@@ -4635,7 +5686,23 @@
           <w:color w:val="404040"/>
           <w:shd w:val="clear" w:color="auto" w:fill="FFFFFF"/>
         </w:rPr>
-        <w:t xml:space="preserve"> entreprises peinent à effectuer cette transition par manque d’expertise DevOps.</w:t>
+        <w:t xml:space="preserve"> entreprises peinent à effectuer cette transition par manque d’expertise </w:t>
+      </w:r>
+      <w:proofErr w:type="spellStart"/>
+      <w:r>
+        <w:rPr>
+          <w:color w:val="404040"/>
+          <w:shd w:val="clear" w:color="auto" w:fill="FFFFFF"/>
+        </w:rPr>
+        <w:t>DevOps</w:t>
+      </w:r>
+      <w:proofErr w:type="spellEnd"/>
+      <w:r>
+        <w:rPr>
+          <w:color w:val="404040"/>
+          <w:shd w:val="clear" w:color="auto" w:fill="FFFFFF"/>
+        </w:rPr>
+        <w:t>.</w:t>
       </w:r>
       <w:r>
         <w:t xml:space="preserve"> </w:t>
@@ -4685,7 +5752,25 @@
           <w:sz w:val="24"/>
           <w:szCs w:val="24"/>
         </w:rPr>
-        <w:t xml:space="preserve"> La conteneurisation est au cœur des architectures logicielles modernes (DevOps, Cloud-Native).</w:t>
+        <w:t xml:space="preserve"> La conteneurisation est au cœur des architectures logicielles modernes (</w:t>
+      </w:r>
+      <w:proofErr w:type="spellStart"/>
+      <w:r>
+        <w:rPr>
+          <w:rFonts w:ascii="Times New Roman" w:eastAsia="Times New Roman" w:hAnsi="Times New Roman" w:cs="Times New Roman"/>
+          <w:sz w:val="24"/>
+          <w:szCs w:val="24"/>
+        </w:rPr>
+        <w:t>DevOps</w:t>
+      </w:r>
+      <w:proofErr w:type="spellEnd"/>
+      <w:r>
+        <w:rPr>
+          <w:rFonts w:ascii="Times New Roman" w:eastAsia="Times New Roman" w:hAnsi="Times New Roman" w:cs="Times New Roman"/>
+          <w:sz w:val="24"/>
+          <w:szCs w:val="24"/>
+        </w:rPr>
+        <w:t>, Cloud-Native).</w:t>
       </w:r>
     </w:p>
     <w:p>
@@ -4769,7 +5854,6 @@
           <w:sz w:val="24"/>
           <w:szCs w:val="24"/>
         </w:rPr>
-        <w:lastRenderedPageBreak/>
         <w:t xml:space="preserve">C’est dans cette ordre d’idée que nous nous sommes </w:t>
       </w:r>
       <w:r>
@@ -4932,8 +6016,19 @@
           <w:sz w:val="24"/>
           <w:szCs w:val="24"/>
         </w:rPr>
-        <w:t xml:space="preserve"> DevOps</w:t>
-      </w:r>
+        <w:t xml:space="preserve"> </w:t>
+      </w:r>
+      <w:proofErr w:type="spellStart"/>
+      <w:r>
+        <w:rPr>
+          <w:rFonts w:ascii="Times New Roman" w:eastAsia="Times New Roman" w:hAnsi="Times New Roman" w:cs="Times New Roman"/>
+          <w:color w:val="404040"/>
+          <w:sz w:val="24"/>
+          <w:szCs w:val="24"/>
+        </w:rPr>
+        <w:t>DevOps</w:t>
+      </w:r>
+      <w:proofErr w:type="spellEnd"/>
       <w:r>
         <w:rPr>
           <w:rFonts w:ascii="Times New Roman" w:eastAsia="Times New Roman" w:hAnsi="Times New Roman" w:cs="Times New Roman"/>
@@ -4966,7 +6061,7 @@
           <w:szCs w:val="36"/>
         </w:rPr>
       </w:pPr>
-      <w:bookmarkStart w:id="3" w:name="_Toc201500889"/>
+      <w:bookmarkStart w:id="5" w:name="_Toc201618222"/>
       <w:r>
         <w:rPr>
           <w:rFonts w:ascii="Times New Roman" w:hAnsi="Times New Roman" w:cs="Times New Roman"/>
@@ -4974,9 +6069,10 @@
           <w:sz w:val="36"/>
           <w:szCs w:val="36"/>
         </w:rPr>
+        <w:lastRenderedPageBreak/>
         <w:t>PROBLEMATIQUE ACTUELLE</w:t>
       </w:r>
-      <w:bookmarkEnd w:id="3"/>
+      <w:bookmarkEnd w:id="5"/>
     </w:p>
     <w:p>
       <w:pPr>
@@ -5141,6 +6237,7 @@
           <w:color w:val="404040"/>
         </w:rPr>
       </w:pPr>
+      <w:proofErr w:type="spellStart"/>
       <w:r>
         <w:rPr>
           <w:rStyle w:val="lev"/>
@@ -5148,6 +6245,7 @@
         </w:rPr>
         <w:t>Scalabilité</w:t>
       </w:r>
+      <w:proofErr w:type="spellEnd"/>
       <w:r>
         <w:rPr>
           <w:color w:val="404040"/>
@@ -5307,7 +6405,7 @@
           <w:szCs w:val="36"/>
         </w:rPr>
       </w:pPr>
-      <w:bookmarkStart w:id="4" w:name="_Toc201500890"/>
+      <w:bookmarkStart w:id="6" w:name="_Toc201618223"/>
       <w:r>
         <w:rPr>
           <w:rFonts w:ascii="Times New Roman" w:hAnsi="Times New Roman" w:cs="Times New Roman"/>
@@ -5317,7 +6415,7 @@
         </w:rPr>
         <w:t>QUESTIONS DE RECHERCHE</w:t>
       </w:r>
-      <w:bookmarkEnd w:id="4"/>
+      <w:bookmarkEnd w:id="6"/>
       <w:r>
         <w:rPr>
           <w:rFonts w:ascii="Times New Roman" w:hAnsi="Times New Roman" w:cs="Times New Roman"/>
@@ -5583,7 +6681,27 @@
           <w:sz w:val="24"/>
           <w:szCs w:val="24"/>
         </w:rPr>
-        <w:t>Quels sont les bénéfices et les limitations inhérents à l'approche automatisée de la migration, notamment en termes de performance, de sécurité et d'effort de refactorisation ?</w:t>
+        <w:t xml:space="preserve">Quels sont les bénéfices et les limitations inhérents à l'approche automatisée de la migration, notamment en termes de performance, de sécurité et d'effort de </w:t>
+      </w:r>
+      <w:proofErr w:type="spellStart"/>
+      <w:r>
+        <w:rPr>
+          <w:rFonts w:ascii="Times New Roman" w:hAnsi="Times New Roman" w:cs="Times New Roman"/>
+          <w:color w:val="1B1C1D"/>
+          <w:sz w:val="24"/>
+          <w:szCs w:val="24"/>
+        </w:rPr>
+        <w:t>refactorisation</w:t>
+      </w:r>
+      <w:proofErr w:type="spellEnd"/>
+      <w:r>
+        <w:rPr>
+          <w:rFonts w:ascii="Times New Roman" w:hAnsi="Times New Roman" w:cs="Times New Roman"/>
+          <w:color w:val="1B1C1D"/>
+          <w:sz w:val="24"/>
+          <w:szCs w:val="24"/>
+        </w:rPr>
+        <w:t xml:space="preserve"> ?</w:t>
       </w:r>
     </w:p>
     <w:p>
@@ -5610,6 +6728,17 @@
         </w:rPr>
         <w:t>Comment la complexité d'une application web existante influence-t-elle la capacité et l'efficacité d'un outil d'aide automatisé à la conteneuriser ?</w:t>
       </w:r>
+    </w:p>
+    <w:p>
+      <w:pPr>
+        <w:spacing w:before="100" w:beforeAutospacing="1" w:after="120" w:line="240" w:lineRule="auto"/>
+        <w:rPr>
+          <w:rFonts w:ascii="Times New Roman" w:hAnsi="Times New Roman" w:cs="Times New Roman"/>
+          <w:color w:val="1B1C1D"/>
+          <w:sz w:val="24"/>
+          <w:szCs w:val="24"/>
+        </w:rPr>
+      </w:pPr>
     </w:p>
     <w:p>
       <w:pPr>
@@ -5627,7 +6756,7 @@
           <w:szCs w:val="36"/>
         </w:rPr>
       </w:pPr>
-      <w:bookmarkStart w:id="5" w:name="_Toc201500891"/>
+      <w:bookmarkStart w:id="7" w:name="_Toc201618224"/>
       <w:r>
         <w:rPr>
           <w:rFonts w:ascii="Times New Roman" w:hAnsi="Times New Roman" w:cs="Times New Roman"/>
@@ -5638,7 +6767,7 @@
         <w:lastRenderedPageBreak/>
         <w:t>OBJECTIFS</w:t>
       </w:r>
-      <w:bookmarkEnd w:id="5"/>
+      <w:bookmarkEnd w:id="7"/>
       <w:r>
         <w:rPr>
           <w:rFonts w:ascii="Times New Roman" w:hAnsi="Times New Roman" w:cs="Times New Roman"/>
@@ -5653,23 +6782,6 @@
       <w:pPr>
         <w:rPr>
           <w:rFonts w:ascii="Times New Roman" w:hAnsi="Times New Roman" w:cs="Times New Roman"/>
-          <w:sz w:val="24"/>
-          <w:szCs w:val="24"/>
-        </w:rPr>
-      </w:pPr>
-      <w:r>
-        <w:rPr>
-          <w:rFonts w:ascii="Times New Roman" w:hAnsi="Times New Roman" w:cs="Times New Roman"/>
-          <w:sz w:val="24"/>
-          <w:szCs w:val="24"/>
-        </w:rPr>
-        <w:t>Objectif principale</w:t>
-      </w:r>
-    </w:p>
-    <w:p>
-      <w:pPr>
-        <w:rPr>
-          <w:rFonts w:ascii="Times New Roman" w:hAnsi="Times New Roman" w:cs="Times New Roman"/>
           <w:color w:val="404040"/>
           <w:sz w:val="24"/>
           <w:szCs w:val="24"/>
@@ -5734,6 +6846,16 @@
           <w:shd w:val="clear" w:color="auto" w:fill="FFFFFF"/>
         </w:rPr>
         <w:t>Les objectifs</w:t>
+      </w:r>
+      <w:r>
+        <w:rPr>
+          <w:rFonts w:ascii="Times New Roman" w:hAnsi="Times New Roman" w:cs="Times New Roman"/>
+          <w:color w:val="404040"/>
+          <w:sz w:val="24"/>
+          <w:szCs w:val="24"/>
+          <w:shd w:val="clear" w:color="auto" w:fill="FFFFFF"/>
+        </w:rPr>
+        <w:t xml:space="preserve"> spécifiques sont les suivants</w:t>
       </w:r>
       <w:r>
         <w:rPr>
@@ -5962,14 +7084,25 @@
       <w:r>
         <w:rPr>
           <w:rFonts w:ascii="Times New Roman" w:hAnsi="Times New Roman" w:cs="Times New Roman"/>
-          <w:sz w:val="24"/>
-          <w:szCs w:val="24"/>
-        </w:rPr>
-        <w:t>Optimiser l’utilisation des ressources</w:t>
-      </w:r>
-      <w:r>
-        <w:rPr>
-          <w:rFonts w:ascii="Times New Roman" w:hAnsi="Times New Roman" w:cs="Times New Roman"/>
+          <w:color w:val="1B1C1D"/>
+          <w:sz w:val="24"/>
+          <w:szCs w:val="24"/>
+        </w:rPr>
+        <w:t>O</w:t>
+      </w:r>
+      <w:r>
+        <w:rPr>
+          <w:rFonts w:ascii="Times New Roman" w:hAnsi="Times New Roman" w:cs="Times New Roman"/>
+          <w:color w:val="1B1C1D"/>
+          <w:sz w:val="24"/>
+          <w:szCs w:val="24"/>
+        </w:rPr>
+        <w:t>ptimiser les processus de migration en réduisant les erreurs humaines, en accélérant les délais et en libérant des ressources humaines pour des tâches à plus forte valeur ajoutée</w:t>
+      </w:r>
+      <w:r>
+        <w:rPr>
+          <w:rFonts w:ascii="Times New Roman" w:hAnsi="Times New Roman" w:cs="Times New Roman"/>
+          <w:color w:val="1B1C1D"/>
           <w:sz w:val="24"/>
           <w:szCs w:val="24"/>
         </w:rPr>
@@ -5995,6 +7128,36 @@
           <w:sz w:val="24"/>
           <w:szCs w:val="24"/>
         </w:rPr>
+        <w:t>Optimiser l’utilisation des ressources</w:t>
+      </w:r>
+      <w:r>
+        <w:rPr>
+          <w:rFonts w:ascii="Times New Roman" w:hAnsi="Times New Roman" w:cs="Times New Roman"/>
+          <w:sz w:val="24"/>
+          <w:szCs w:val="24"/>
+        </w:rPr>
+        <w:t> ;</w:t>
+      </w:r>
+    </w:p>
+    <w:p>
+      <w:pPr>
+        <w:pStyle w:val="Paragraphedeliste"/>
+        <w:numPr>
+          <w:ilvl w:val="0"/>
+          <w:numId w:val="3"/>
+        </w:numPr>
+        <w:rPr>
+          <w:rFonts w:ascii="Times New Roman" w:hAnsi="Times New Roman" w:cs="Times New Roman"/>
+          <w:sz w:val="24"/>
+          <w:szCs w:val="24"/>
+        </w:rPr>
+      </w:pPr>
+      <w:r>
+        <w:rPr>
+          <w:rFonts w:ascii="Times New Roman" w:hAnsi="Times New Roman" w:cs="Times New Roman"/>
+          <w:sz w:val="24"/>
+          <w:szCs w:val="24"/>
+        </w:rPr>
         <w:t>Permettre une transition fluide vers des orchestrateurs c</w:t>
       </w:r>
       <w:r>
@@ -6003,7 +7166,25 @@
           <w:sz w:val="24"/>
           <w:szCs w:val="24"/>
         </w:rPr>
-        <w:t>omme Kubernetes pour pallier au problème de monté en charge</w:t>
+        <w:t xml:space="preserve">omme </w:t>
+      </w:r>
+      <w:proofErr w:type="spellStart"/>
+      <w:r>
+        <w:rPr>
+          <w:rFonts w:ascii="Times New Roman" w:hAnsi="Times New Roman" w:cs="Times New Roman"/>
+          <w:sz w:val="24"/>
+          <w:szCs w:val="24"/>
+        </w:rPr>
+        <w:t>Kubernetes</w:t>
+      </w:r>
+      <w:proofErr w:type="spellEnd"/>
+      <w:r>
+        <w:rPr>
+          <w:rFonts w:ascii="Times New Roman" w:hAnsi="Times New Roman" w:cs="Times New Roman"/>
+          <w:sz w:val="24"/>
+          <w:szCs w:val="24"/>
+        </w:rPr>
+        <w:t xml:space="preserve"> pour pallier au problème de monté en charge</w:t>
       </w:r>
       <w:r>
         <w:rPr>
@@ -6031,7 +7212,7 @@
           <w:szCs w:val="36"/>
         </w:rPr>
       </w:pPr>
-      <w:bookmarkStart w:id="6" w:name="_Toc201500892"/>
+      <w:bookmarkStart w:id="8" w:name="_Toc201618225"/>
       <w:r>
         <w:rPr>
           <w:rFonts w:ascii="Times New Roman" w:hAnsi="Times New Roman" w:cs="Times New Roman"/>
@@ -6050,7 +7231,7 @@
         </w:rPr>
         <w:t>HYPOTHESES DE L’ETUDE</w:t>
       </w:r>
-      <w:bookmarkEnd w:id="6"/>
+      <w:bookmarkEnd w:id="8"/>
       <w:r>
         <w:rPr>
           <w:rFonts w:ascii="Times New Roman" w:hAnsi="Times New Roman" w:cs="Times New Roman"/>
@@ -6175,11 +7356,19 @@
           <w:color w:val="1B1C1D"/>
         </w:rPr>
       </w:pPr>
-      <w:r>
-        <w:rPr>
-          <w:color w:val="1B1C1D"/>
-        </w:rPr>
-        <w:t xml:space="preserve">Problèmes Observés </w:t>
+      <w:bookmarkStart w:id="9" w:name="_Toc201618226"/>
+      <w:r>
+        <w:rPr>
+          <w:color w:val="1B1C1D"/>
+        </w:rPr>
+        <w:t>Problèmes Observés</w:t>
+      </w:r>
+      <w:bookmarkEnd w:id="9"/>
+      <w:r>
+        <w:rPr>
+          <w:color w:val="1B1C1D"/>
+        </w:rPr>
+        <w:t xml:space="preserve"> </w:t>
       </w:r>
     </w:p>
     <w:p>
@@ -6231,7 +7420,65 @@
         <w:rPr>
           <w:color w:val="1B1C1D"/>
         </w:rPr>
-        <w:t xml:space="preserve"> Les applications web existantes possèdent souvent des dépendances complexes (bases de données, caches, services tiers) qui ne sont pas toujours conçues pour un environnement éphémère et distribué. La "conteneurisation" de la base de données ou la transition vers des services managés posera des défis de persistance, de configuration et de sécurité.</w:t>
+        <w:t xml:space="preserve"> Les applications web existantes possèdent souvent des dépendances complexes (bases de données, caches, services tiers) qui ne sont pas toujours conçues pour un environne</w:t>
+      </w:r>
+      <w:r>
+        <w:rPr>
+          <w:color w:val="1B1C1D"/>
+        </w:rPr>
+        <w:t xml:space="preserve">ment éphémère et distribué. La </w:t>
+      </w:r>
+      <w:r>
+        <w:rPr>
+          <w:b/>
+          <w:color w:val="1B1C1D"/>
+        </w:rPr>
+        <w:t>« conteneurisation »</w:t>
+      </w:r>
+      <w:r>
+        <w:rPr>
+          <w:color w:val="1B1C1D"/>
+        </w:rPr>
+        <w:t xml:space="preserve"> de la base de données ou la transition vers des services managés posera des défis de </w:t>
+      </w:r>
+      <w:r>
+        <w:rPr>
+          <w:b/>
+          <w:color w:val="1B1C1D"/>
+        </w:rPr>
+        <w:t>persistance</w:t>
+      </w:r>
+      <w:r>
+        <w:rPr>
+          <w:color w:val="1B1C1D"/>
+        </w:rPr>
+        <w:t xml:space="preserve">, de </w:t>
+      </w:r>
+      <w:r>
+        <w:rPr>
+          <w:b/>
+          <w:color w:val="1B1C1D"/>
+        </w:rPr>
+        <w:t>configuration</w:t>
+      </w:r>
+      <w:r>
+        <w:rPr>
+          <w:color w:val="1B1C1D"/>
+        </w:rPr>
+        <w:t xml:space="preserve"> et de </w:t>
+      </w:r>
+      <w:r>
+        <w:rPr>
+          <w:b/>
+          <w:color w:val="1B1C1D"/>
+        </w:rPr>
+        <w:t>sécurité</w:t>
+      </w:r>
+      <w:r>
+        <w:rPr>
+          <w:color w:val="1B1C1D"/>
+        </w:rPr>
+        <w:t>.</w:t>
       </w:r>
     </w:p>
     <w:p>
@@ -6253,7 +7500,31 @@
           <w:color w:val="1B1C1D"/>
           <w:bdr w:val="none" w:sz="0" w:space="0" w:color="auto" w:frame="1"/>
         </w:rPr>
-        <w:t>P2 : Gestion de la Persistance des Données.</w:t>
+        <w:t>P2 : Gestion de la p</w:t>
+      </w:r>
+      <w:r>
+        <w:rPr>
+          <w:rStyle w:val="lev"/>
+          <w:color w:val="1B1C1D"/>
+          <w:bdr w:val="none" w:sz="0" w:space="0" w:color="auto" w:frame="1"/>
+        </w:rPr>
+        <w:t>ersistance</w:t>
+      </w:r>
+      <w:r>
+        <w:rPr>
+          <w:rStyle w:val="lev"/>
+          <w:color w:val="1B1C1D"/>
+          <w:bdr w:val="none" w:sz="0" w:space="0" w:color="auto" w:frame="1"/>
+        </w:rPr>
+        <w:t xml:space="preserve"> des d</w:t>
+      </w:r>
+      <w:r>
+        <w:rPr>
+          <w:rStyle w:val="lev"/>
+          <w:color w:val="1B1C1D"/>
+          <w:bdr w:val="none" w:sz="0" w:space="0" w:color="auto" w:frame="1"/>
+        </w:rPr>
+        <w:t>onnées.</w:t>
       </w:r>
       <w:r>
         <w:rPr>
@@ -6281,20 +7552,150 @@
           <w:color w:val="1B1C1D"/>
           <w:bdr w:val="none" w:sz="0" w:space="0" w:color="auto" w:frame="1"/>
         </w:rPr>
-        <w:t>P3 : Adaptation des Configurations et des Paramètres Spécifiques à l'Environnement.</w:t>
-      </w:r>
-      <w:r>
-        <w:rPr>
-          <w:color w:val="1B1C1D"/>
-        </w:rPr>
-        <w:t xml:space="preserve"> Les applications "legacy" ont souvent des configurations "hardcodées" ou dépendantes de l'environnement hôte. La transition vers des configurations basées sur des variables d'environnement, des fichiers de configuration </w:t>
+        <w:t>P3 : Adaptation des configurations et des paramètres s</w:t>
+      </w:r>
+      <w:r>
+        <w:rPr>
+          <w:rStyle w:val="lev"/>
+          <w:color w:val="1B1C1D"/>
+          <w:bdr w:val="none" w:sz="0" w:space="0" w:color="auto" w:frame="1"/>
+        </w:rPr>
+        <w:t>pécifiques à l'Environnement.</w:t>
+      </w:r>
+      <w:r>
+        <w:rPr>
+          <w:color w:val="1B1C1D"/>
+        </w:rPr>
+        <w:t xml:space="preserve"> Les applications </w:t>
+      </w:r>
+      <w:r>
+        <w:rPr>
+          <w:b/>
+          <w:color w:val="1B1C1D"/>
+        </w:rPr>
+        <w:t>« </w:t>
+      </w:r>
+      <w:proofErr w:type="spellStart"/>
+      <w:r>
+        <w:rPr>
+          <w:b/>
+          <w:color w:val="1B1C1D"/>
+        </w:rPr>
+        <w:t>legacy</w:t>
+      </w:r>
+      <w:proofErr w:type="spellEnd"/>
+      <w:r>
+        <w:rPr>
+          <w:b/>
+          <w:color w:val="1B1C1D"/>
+        </w:rPr>
+        <w:t> »</w:t>
+      </w:r>
+      <w:r>
+        <w:rPr>
+          <w:color w:val="1B1C1D"/>
+        </w:rPr>
+        <w:t xml:space="preserve"> </w:t>
+      </w:r>
+      <w:r>
+        <w:rPr>
+          <w:color w:val="1B1C1D"/>
+        </w:rPr>
+        <w:t>ont souvent des configurations « </w:t>
+      </w:r>
+      <w:proofErr w:type="spellStart"/>
+      <w:r>
+        <w:rPr>
+          <w:b/>
+          <w:color w:val="1B1C1D"/>
+        </w:rPr>
+        <w:t>ha</w:t>
+      </w:r>
+      <w:r>
+        <w:rPr>
+          <w:b/>
+          <w:color w:val="1B1C1D"/>
+        </w:rPr>
+        <w:t>rdcodées</w:t>
+      </w:r>
+      <w:proofErr w:type="spellEnd"/>
+      <w:r>
+        <w:rPr>
+          <w:color w:val="1B1C1D"/>
+        </w:rPr>
+        <w:t> »</w:t>
+      </w:r>
+      <w:r>
+        <w:rPr>
+          <w:color w:val="1B1C1D"/>
+        </w:rPr>
+        <w:t xml:space="preserve"> ou dépendantes de l'environnement hôte. La transition vers des </w:t>
       </w:r>
       <w:r>
         <w:rPr>
           <w:color w:val="1B1C1D"/>
         </w:rPr>
         <w:lastRenderedPageBreak/>
-        <w:t>externes ou des "secrets" Kubernetes requiert des modifications significatives et une compréhension approfondie des pratiques "cloud-native".</w:t>
+        <w:t xml:space="preserve">configurations basées sur des variables d'environnement, des fichiers de configuration </w:t>
+      </w:r>
+      <w:r>
+        <w:rPr>
+          <w:color w:val="1B1C1D"/>
+        </w:rPr>
+        <w:t>externes ou des « </w:t>
+      </w:r>
+      <w:r>
+        <w:rPr>
+          <w:b/>
+          <w:color w:val="1B1C1D"/>
+        </w:rPr>
+        <w:t>secrets</w:t>
+      </w:r>
+      <w:r>
+        <w:rPr>
+          <w:color w:val="1B1C1D"/>
+        </w:rPr>
+        <w:t> »</w:t>
+      </w:r>
+      <w:r>
+        <w:rPr>
+          <w:color w:val="1B1C1D"/>
+        </w:rPr>
+        <w:t xml:space="preserve"> </w:t>
+      </w:r>
+      <w:proofErr w:type="spellStart"/>
+      <w:r>
+        <w:rPr>
+          <w:color w:val="1B1C1D"/>
+        </w:rPr>
+        <w:t>Kubernetes</w:t>
+      </w:r>
+      <w:proofErr w:type="spellEnd"/>
+      <w:r>
+        <w:rPr>
+          <w:color w:val="1B1C1D"/>
+        </w:rPr>
+        <w:t xml:space="preserve"> requiert des modifications significatives et une compréhens</w:t>
+      </w:r>
+      <w:r>
+        <w:rPr>
+          <w:color w:val="1B1C1D"/>
+        </w:rPr>
+        <w:t xml:space="preserve">ion approfondie des pratiques </w:t>
+      </w:r>
+      <w:r>
+        <w:rPr>
+          <w:b/>
+          <w:color w:val="1B1C1D"/>
+        </w:rPr>
+        <w:t>« cloud-native »</w:t>
+      </w:r>
+      <w:r>
+        <w:rPr>
+          <w:b/>
+          <w:color w:val="1B1C1D"/>
+        </w:rPr>
+        <w:t>.</w:t>
       </w:r>
     </w:p>
     <w:p>
@@ -6368,61 +7769,36 @@
           <w:color w:val="1B1C1D"/>
           <w:bdr w:val="none" w:sz="0" w:space="0" w:color="auto" w:frame="1"/>
         </w:rPr>
-        <w:t>P5 : Courbe d'Apprentissage et Manque de Compétences Locales.</w:t>
-      </w:r>
-      <w:r>
-        <w:rPr>
-          <w:color w:val="1B1C1D"/>
-        </w:rPr>
-        <w:t xml:space="preserve"> L'adoption de technologies comme Docker et Kubernetes requiert une montée en compétences des équipes de développement et d'opérations. Au Cameroun, le manque d'experts expérimentés dans ces technologies peut ralentir le processus de migration et augmenter les coûts de formation.</w:t>
-      </w:r>
-    </w:p>
-    <w:p>
-      <w:pPr>
-        <w:pStyle w:val="NormalWeb"/>
-        <w:numPr>
-          <w:ilvl w:val="0"/>
-          <w:numId w:val="9"/>
-        </w:numPr>
-        <w:spacing w:after="120" w:afterAutospacing="0"/>
-        <w:jc w:val="both"/>
-        <w:rPr>
-          <w:color w:val="1B1C1D"/>
-        </w:rPr>
-      </w:pPr>
-      <w:r>
-        <w:rPr>
-          <w:rStyle w:val="lev"/>
-          <w:color w:val="1B1C1D"/>
-          <w:bdr w:val="none" w:sz="0" w:space="0" w:color="auto" w:frame="1"/>
-        </w:rPr>
-        <w:t>P6</w:t>
-      </w:r>
-      <w:r>
-        <w:rPr>
-          <w:rStyle w:val="lev"/>
-          <w:color w:val="1B1C1D"/>
-          <w:bdr w:val="none" w:sz="0" w:space="0" w:color="auto" w:frame="1"/>
-        </w:rPr>
-        <w:t xml:space="preserve"> : Monitoring et Dépannage dans un Environnement Distribué.</w:t>
-      </w:r>
-      <w:r>
-        <w:rPr>
-          <w:color w:val="1B1C1D"/>
-        </w:rPr>
-        <w:t xml:space="preserve"> La surveillance et le diagnostic de problèmes dans un système conteneurisé distribué sont plus complexes que dans une architecture monolithique traditionnelle. La collecte et l'analyse des logs et des métriques de multiples conteneurs et services requièrent des outils et des compétences spécifiques.</w:t>
-      </w:r>
-    </w:p>
-    <w:p>
-      <w:pPr>
-        <w:spacing w:after="120"/>
-        <w:rPr>
-          <w:rFonts w:ascii="Times New Roman" w:hAnsi="Times New Roman" w:cs="Times New Roman"/>
-          <w:color w:val="1B1C1D"/>
-          <w:sz w:val="24"/>
-          <w:szCs w:val="24"/>
-        </w:rPr>
-      </w:pPr>
+        <w:t>P5 : Courbe d'apprentissage et manque de compétences l</w:t>
+      </w:r>
+      <w:r>
+        <w:rPr>
+          <w:rStyle w:val="lev"/>
+          <w:color w:val="1B1C1D"/>
+          <w:bdr w:val="none" w:sz="0" w:space="0" w:color="auto" w:frame="1"/>
+        </w:rPr>
+        <w:t>ocales.</w:t>
+      </w:r>
+      <w:r>
+        <w:rPr>
+          <w:color w:val="1B1C1D"/>
+        </w:rPr>
+        <w:t xml:space="preserve"> L'adoption de technologies comme Docker et </w:t>
+      </w:r>
+      <w:proofErr w:type="spellStart"/>
+      <w:r>
+        <w:rPr>
+          <w:color w:val="1B1C1D"/>
+        </w:rPr>
+        <w:t>Kubernetes</w:t>
+      </w:r>
+      <w:proofErr w:type="spellEnd"/>
+      <w:r>
+        <w:rPr>
+          <w:color w:val="1B1C1D"/>
+        </w:rPr>
+        <w:t xml:space="preserve"> requiert une montée en compétences des équipes de développement et d'opérations. Au Cameroun, le manque d'experts expérimentés dans ces technologies peut ralentir le processus de migration et augmenter les coûts de formation.</w:t>
+      </w:r>
     </w:p>
     <w:p>
       <w:pPr>
@@ -6434,6 +7810,7 @@
           <w:szCs w:val="24"/>
         </w:rPr>
       </w:pPr>
+      <w:bookmarkStart w:id="10" w:name="_Toc201618227"/>
       <w:r>
         <w:rPr>
           <w:color w:val="1B1C1D"/>
@@ -6442,6 +7819,7 @@
         </w:rPr>
         <w:t>Hypothèses (Gains Attendus)</w:t>
       </w:r>
+      <w:bookmarkEnd w:id="10"/>
     </w:p>
     <w:p>
       <w:pPr>
@@ -6472,6 +7850,7 @@
           <w:numId w:val="10"/>
         </w:numPr>
         <w:spacing w:before="100" w:beforeAutospacing="1" w:after="0" w:line="240" w:lineRule="auto"/>
+        <w:jc w:val="both"/>
         <w:rPr>
           <w:rFonts w:ascii="Times New Roman" w:hAnsi="Times New Roman" w:cs="Times New Roman"/>
           <w:color w:val="1B1C1D"/>
@@ -6508,13 +7887,42 @@
           <w:sz w:val="24"/>
           <w:szCs w:val="24"/>
         </w:rPr>
-        <w:t xml:space="preserve"> La conteneurisation encapsulera les applications et leurs dépendances, garantissant une exécution identique et fiable entre les environnements de développement, de test et de production, réduisant ainsi les erreurs liées aux "différences d'environnement".</w:t>
+        <w:t xml:space="preserve"> La conteneurisation encapsulera les applications et leurs dépendances, garantissant une exécution identique et fiable entre les environnements de développement, de test et de production, réduisa</w:t>
+      </w:r>
+      <w:r>
+        <w:rPr>
+          <w:rFonts w:ascii="Times New Roman" w:hAnsi="Times New Roman" w:cs="Times New Roman"/>
+          <w:color w:val="1B1C1D"/>
+          <w:sz w:val="24"/>
+          <w:szCs w:val="24"/>
+        </w:rPr>
+        <w:t xml:space="preserve">nt ainsi les erreurs liées aux </w:t>
+      </w:r>
+      <w:r>
+        <w:rPr>
+          <w:rFonts w:ascii="Times New Roman" w:hAnsi="Times New Roman" w:cs="Times New Roman"/>
+          <w:b/>
+          <w:color w:val="1B1C1D"/>
+          <w:sz w:val="24"/>
+          <w:szCs w:val="24"/>
+        </w:rPr>
+        <w:t>« différences d'environnement »</w:t>
+      </w:r>
+      <w:r>
+        <w:rPr>
+          <w:rFonts w:ascii="Times New Roman" w:hAnsi="Times New Roman" w:cs="Times New Roman"/>
+          <w:color w:val="1B1C1D"/>
+          <w:sz w:val="24"/>
+          <w:szCs w:val="24"/>
+        </w:rPr>
+        <w:t>.</w:t>
       </w:r>
     </w:p>
     <w:p>
       <w:pPr>
         <w:pStyle w:val="Paragraphedeliste"/>
         <w:spacing w:before="100" w:beforeAutospacing="1" w:after="0" w:line="240" w:lineRule="auto"/>
+        <w:jc w:val="both"/>
         <w:rPr>
           <w:rFonts w:ascii="Times New Roman" w:hAnsi="Times New Roman" w:cs="Times New Roman"/>
           <w:color w:val="1B1C1D"/>
@@ -6531,6 +7939,7 @@
           <w:numId w:val="10"/>
         </w:numPr>
         <w:spacing w:before="100" w:beforeAutospacing="1" w:after="0" w:line="240" w:lineRule="auto"/>
+        <w:jc w:val="both"/>
         <w:rPr>
           <w:rFonts w:ascii="Times New Roman" w:hAnsi="Times New Roman" w:cs="Times New Roman"/>
           <w:color w:val="1B1C1D"/>
@@ -6573,6 +7982,7 @@
     <w:p>
       <w:pPr>
         <w:pStyle w:val="Paragraphedeliste"/>
+        <w:jc w:val="both"/>
         <w:rPr>
           <w:rFonts w:ascii="Times New Roman" w:hAnsi="Times New Roman" w:cs="Times New Roman"/>
           <w:color w:val="1B1C1D"/>
@@ -6589,23 +7999,46 @@
           <w:numId w:val="10"/>
         </w:numPr>
         <w:spacing w:before="100" w:beforeAutospacing="1" w:after="0" w:line="240" w:lineRule="auto"/>
-        <w:rPr>
-          <w:rFonts w:ascii="Times New Roman" w:hAnsi="Times New Roman" w:cs="Times New Roman"/>
-          <w:color w:val="1B1C1D"/>
-          <w:sz w:val="24"/>
-          <w:szCs w:val="24"/>
-        </w:rPr>
-      </w:pPr>
-      <w:r>
-        <w:rPr>
-          <w:rStyle w:val="lev"/>
-          <w:rFonts w:ascii="Times New Roman" w:hAnsi="Times New Roman" w:cs="Times New Roman"/>
-          <w:color w:val="1B1C1D"/>
-          <w:sz w:val="24"/>
-          <w:szCs w:val="24"/>
-          <w:bdr w:val="none" w:sz="0" w:space="0" w:color="auto" w:frame="1"/>
-        </w:rPr>
-        <w:t>H3 : Accélération des Cycles de Déploiement et Simplification de la Gestion.</w:t>
+        <w:jc w:val="both"/>
+        <w:rPr>
+          <w:rFonts w:ascii="Times New Roman" w:hAnsi="Times New Roman" w:cs="Times New Roman"/>
+          <w:color w:val="1B1C1D"/>
+          <w:sz w:val="24"/>
+          <w:szCs w:val="24"/>
+        </w:rPr>
+      </w:pPr>
+      <w:r>
+        <w:rPr>
+          <w:rStyle w:val="lev"/>
+          <w:rFonts w:ascii="Times New Roman" w:hAnsi="Times New Roman" w:cs="Times New Roman"/>
+          <w:color w:val="1B1C1D"/>
+          <w:sz w:val="24"/>
+          <w:szCs w:val="24"/>
+          <w:bdr w:val="none" w:sz="0" w:space="0" w:color="auto" w:frame="1"/>
+        </w:rPr>
+        <w:t>H3 : Accélération des cycles de déploiement et s</w:t>
+      </w:r>
+      <w:r>
+        <w:rPr>
+          <w:rStyle w:val="lev"/>
+          <w:rFonts w:ascii="Times New Roman" w:hAnsi="Times New Roman" w:cs="Times New Roman"/>
+          <w:color w:val="1B1C1D"/>
+          <w:sz w:val="24"/>
+          <w:szCs w:val="24"/>
+          <w:bdr w:val="none" w:sz="0" w:space="0" w:color="auto" w:frame="1"/>
+        </w:rPr>
+        <w:t>implification de la g</w:t>
+      </w:r>
+      <w:r>
+        <w:rPr>
+          <w:rStyle w:val="lev"/>
+          <w:rFonts w:ascii="Times New Roman" w:hAnsi="Times New Roman" w:cs="Times New Roman"/>
+          <w:color w:val="1B1C1D"/>
+          <w:sz w:val="24"/>
+          <w:szCs w:val="24"/>
+          <w:bdr w:val="none" w:sz="0" w:space="0" w:color="auto" w:frame="1"/>
+        </w:rPr>
+        <w:t>estion.</w:t>
       </w:r>
       <w:r>
         <w:rPr>
@@ -6620,6 +8053,7 @@
     <w:p>
       <w:pPr>
         <w:pStyle w:val="Paragraphedeliste"/>
+        <w:jc w:val="both"/>
         <w:rPr>
           <w:rFonts w:ascii="Times New Roman" w:hAnsi="Times New Roman" w:cs="Times New Roman"/>
           <w:color w:val="1B1C1D"/>
@@ -6636,37 +8070,114 @@
           <w:numId w:val="10"/>
         </w:numPr>
         <w:spacing w:before="100" w:beforeAutospacing="1" w:after="0" w:line="240" w:lineRule="auto"/>
-        <w:rPr>
-          <w:rFonts w:ascii="Times New Roman" w:hAnsi="Times New Roman" w:cs="Times New Roman"/>
-          <w:color w:val="1B1C1D"/>
-          <w:sz w:val="24"/>
-          <w:szCs w:val="24"/>
-        </w:rPr>
-      </w:pPr>
-      <w:r>
-        <w:rPr>
-          <w:rStyle w:val="lev"/>
-          <w:rFonts w:ascii="Times New Roman" w:hAnsi="Times New Roman" w:cs="Times New Roman"/>
-          <w:color w:val="1B1C1D"/>
-          <w:sz w:val="24"/>
-          <w:szCs w:val="24"/>
-          <w:bdr w:val="none" w:sz="0" w:space="0" w:color="auto" w:frame="1"/>
-        </w:rPr>
-        <w:t>H4 : Amélioration de la Scalabilité et de la Résilience des Applications.</w:t>
-      </w:r>
-      <w:r>
-        <w:rPr>
-          <w:rFonts w:ascii="Times New Roman" w:hAnsi="Times New Roman" w:cs="Times New Roman"/>
-          <w:color w:val="1B1C1D"/>
-          <w:sz w:val="24"/>
-          <w:szCs w:val="24"/>
-        </w:rPr>
-        <w:t xml:space="preserve"> Les applications conteneurisées, orchestrées par des plateformes comme Kubernetes, pourront facilement monter ou descendre en charge ("scaler") horizontalement pour s'adapter aux variations de trafic, et bénéficieront de mécanismes d'auto-guérison en cas de défaillance.</w:t>
+        <w:jc w:val="both"/>
+        <w:rPr>
+          <w:rFonts w:ascii="Times New Roman" w:hAnsi="Times New Roman" w:cs="Times New Roman"/>
+          <w:color w:val="1B1C1D"/>
+          <w:sz w:val="24"/>
+          <w:szCs w:val="24"/>
+        </w:rPr>
+      </w:pPr>
+      <w:r>
+        <w:rPr>
+          <w:rStyle w:val="lev"/>
+          <w:rFonts w:ascii="Times New Roman" w:hAnsi="Times New Roman" w:cs="Times New Roman"/>
+          <w:color w:val="1B1C1D"/>
+          <w:sz w:val="24"/>
+          <w:szCs w:val="24"/>
+          <w:bdr w:val="none" w:sz="0" w:space="0" w:color="auto" w:frame="1"/>
+        </w:rPr>
+        <w:t xml:space="preserve">H4 : Amélioration de la </w:t>
+      </w:r>
+      <w:proofErr w:type="spellStart"/>
+      <w:r>
+        <w:rPr>
+          <w:rStyle w:val="lev"/>
+          <w:rFonts w:ascii="Times New Roman" w:hAnsi="Times New Roman" w:cs="Times New Roman"/>
+          <w:color w:val="1B1C1D"/>
+          <w:sz w:val="24"/>
+          <w:szCs w:val="24"/>
+          <w:bdr w:val="none" w:sz="0" w:space="0" w:color="auto" w:frame="1"/>
+        </w:rPr>
+        <w:t>scalabilité</w:t>
+      </w:r>
+      <w:proofErr w:type="spellEnd"/>
+      <w:r>
+        <w:rPr>
+          <w:rStyle w:val="lev"/>
+          <w:rFonts w:ascii="Times New Roman" w:hAnsi="Times New Roman" w:cs="Times New Roman"/>
+          <w:color w:val="1B1C1D"/>
+          <w:sz w:val="24"/>
+          <w:szCs w:val="24"/>
+          <w:bdr w:val="none" w:sz="0" w:space="0" w:color="auto" w:frame="1"/>
+        </w:rPr>
+        <w:t xml:space="preserve"> et de la résilience des a</w:t>
+      </w:r>
+      <w:r>
+        <w:rPr>
+          <w:rStyle w:val="lev"/>
+          <w:rFonts w:ascii="Times New Roman" w:hAnsi="Times New Roman" w:cs="Times New Roman"/>
+          <w:color w:val="1B1C1D"/>
+          <w:sz w:val="24"/>
+          <w:szCs w:val="24"/>
+          <w:bdr w:val="none" w:sz="0" w:space="0" w:color="auto" w:frame="1"/>
+        </w:rPr>
+        <w:t>pplications.</w:t>
+      </w:r>
+      <w:r>
+        <w:rPr>
+          <w:rFonts w:ascii="Times New Roman" w:hAnsi="Times New Roman" w:cs="Times New Roman"/>
+          <w:color w:val="1B1C1D"/>
+          <w:sz w:val="24"/>
+          <w:szCs w:val="24"/>
+        </w:rPr>
+        <w:t xml:space="preserve"> Les applications conteneurisées, orchestrées par des plateformes comme </w:t>
+      </w:r>
+      <w:proofErr w:type="spellStart"/>
+      <w:r>
+        <w:rPr>
+          <w:rFonts w:ascii="Times New Roman" w:hAnsi="Times New Roman" w:cs="Times New Roman"/>
+          <w:color w:val="1B1C1D"/>
+          <w:sz w:val="24"/>
+          <w:szCs w:val="24"/>
+        </w:rPr>
+        <w:t>Kubernetes</w:t>
+      </w:r>
+      <w:proofErr w:type="spellEnd"/>
+      <w:r>
+        <w:rPr>
+          <w:rFonts w:ascii="Times New Roman" w:hAnsi="Times New Roman" w:cs="Times New Roman"/>
+          <w:color w:val="1B1C1D"/>
+          <w:sz w:val="24"/>
+          <w:szCs w:val="24"/>
+        </w:rPr>
+        <w:t>, pourront facilement monter ou descendre en charge ("</w:t>
+      </w:r>
+      <w:proofErr w:type="spellStart"/>
+      <w:r>
+        <w:rPr>
+          <w:rFonts w:ascii="Times New Roman" w:hAnsi="Times New Roman" w:cs="Times New Roman"/>
+          <w:color w:val="1B1C1D"/>
+          <w:sz w:val="24"/>
+          <w:szCs w:val="24"/>
+        </w:rPr>
+        <w:t>scaler</w:t>
+      </w:r>
+      <w:proofErr w:type="spellEnd"/>
+      <w:r>
+        <w:rPr>
+          <w:rFonts w:ascii="Times New Roman" w:hAnsi="Times New Roman" w:cs="Times New Roman"/>
+          <w:color w:val="1B1C1D"/>
+          <w:sz w:val="24"/>
+          <w:szCs w:val="24"/>
+        </w:rPr>
+        <w:t>") horizontalement pour s'adapter aux variations de trafic, et bénéficieront de mécanismes d'auto-guérison en cas de défaillance.</w:t>
       </w:r>
     </w:p>
     <w:p>
       <w:pPr>
         <w:pStyle w:val="Paragraphedeliste"/>
+        <w:jc w:val="both"/>
         <w:rPr>
           <w:rFonts w:ascii="Times New Roman" w:hAnsi="Times New Roman" w:cs="Times New Roman"/>
           <w:color w:val="1B1C1D"/>
@@ -6683,24 +8194,35 @@
           <w:numId w:val="10"/>
         </w:numPr>
         <w:spacing w:before="100" w:beforeAutospacing="1" w:after="0" w:line="240" w:lineRule="auto"/>
-        <w:rPr>
-          <w:rFonts w:ascii="Times New Roman" w:hAnsi="Times New Roman" w:cs="Times New Roman"/>
-          <w:color w:val="1B1C1D"/>
-          <w:sz w:val="24"/>
-          <w:szCs w:val="24"/>
-        </w:rPr>
-      </w:pPr>
-      <w:r>
-        <w:rPr>
-          <w:rStyle w:val="lev"/>
-          <w:rFonts w:ascii="Times New Roman" w:hAnsi="Times New Roman" w:cs="Times New Roman"/>
-          <w:color w:val="1B1C1D"/>
-          <w:sz w:val="24"/>
-          <w:szCs w:val="24"/>
-          <w:bdr w:val="none" w:sz="0" w:space="0" w:color="auto" w:frame="1"/>
-        </w:rPr>
-        <w:lastRenderedPageBreak/>
-        <w:t>H5 : Réduction des Coûts Opérationnels à Long Terme.</w:t>
+        <w:jc w:val="both"/>
+        <w:rPr>
+          <w:rFonts w:ascii="Times New Roman" w:hAnsi="Times New Roman" w:cs="Times New Roman"/>
+          <w:color w:val="1B1C1D"/>
+          <w:sz w:val="24"/>
+          <w:szCs w:val="24"/>
+        </w:rPr>
+      </w:pPr>
+      <w:r>
+        <w:rPr>
+          <w:rStyle w:val="lev"/>
+          <w:rFonts w:ascii="Times New Roman" w:hAnsi="Times New Roman" w:cs="Times New Roman"/>
+          <w:color w:val="1B1C1D"/>
+          <w:sz w:val="24"/>
+          <w:szCs w:val="24"/>
+          <w:bdr w:val="none" w:sz="0" w:space="0" w:color="auto" w:frame="1"/>
+        </w:rPr>
+        <w:t>H5 : Réduction des Coûts opérationnels à long t</w:t>
+      </w:r>
+      <w:r>
+        <w:rPr>
+          <w:rStyle w:val="lev"/>
+          <w:rFonts w:ascii="Times New Roman" w:hAnsi="Times New Roman" w:cs="Times New Roman"/>
+          <w:color w:val="1B1C1D"/>
+          <w:sz w:val="24"/>
+          <w:szCs w:val="24"/>
+          <w:bdr w:val="none" w:sz="0" w:space="0" w:color="auto" w:frame="1"/>
+        </w:rPr>
+        <w:t>erme.</w:t>
       </w:r>
       <w:r>
         <w:rPr>
@@ -6711,31 +8233,28 @@
         </w:rPr>
         <w:t xml:space="preserve"> Bien qu'un investissement initial soit nécessaire, la standardisation, l'automatisation et l'optimisation des ressources offertes par la conteneurisation mèneront à une réduction des coûts de maintenance, d'exploitation et d'infrastructure sur le long terme.</w:t>
       </w:r>
-    </w:p>
-    <w:p>
-      <w:pPr>
-        <w:spacing w:after="120"/>
-        <w:rPr>
-          <w:rFonts w:ascii="Times New Roman" w:hAnsi="Times New Roman" w:cs="Times New Roman"/>
-          <w:color w:val="1B1C1D"/>
-          <w:sz w:val="24"/>
-          <w:szCs w:val="24"/>
-        </w:rPr>
-      </w:pPr>
     </w:p>
     <w:p>
       <w:pPr>
         <w:pStyle w:val="NormalWeb"/>
         <w:spacing w:after="240" w:afterAutospacing="0"/>
-        <w:rPr>
-          <w:color w:val="1B1C1D"/>
-        </w:rPr>
-      </w:pPr>
-      <w:r>
-        <w:rPr>
-          <w:color w:val="1B1C1D"/>
-        </w:rPr>
-        <w:t>Ces hypothèses et problèmes serviront de fil conducteur à notre recherche, permettant d'analyser non seulement les bénéfices potentiels de la migration, mais aussi les obstacles concrets qui devront être adressés pour une transition réussie, en particulier dans le contexte spécifique du Cameroun.</w:t>
+        <w:jc w:val="both"/>
+        <w:rPr>
+          <w:color w:val="1B1C1D"/>
+        </w:rPr>
+      </w:pPr>
+      <w:r>
+        <w:rPr>
+          <w:color w:val="1B1C1D"/>
+        </w:rPr>
+        <w:t xml:space="preserve">Ces hypothèses et problèmes serviront de fil conducteur à notre recherche, permettant d'analyser non seulement les bénéfices potentiels de la migration, mais aussi les obstacles </w:t>
+      </w:r>
+      <w:r>
+        <w:rPr>
+          <w:color w:val="1B1C1D"/>
+        </w:rPr>
+        <w:lastRenderedPageBreak/>
+        <w:t>concrets qui devront être adressés pour une transition réussie, en particulier dans le contexte spécifique du Cameroun.</w:t>
       </w:r>
     </w:p>
     <w:p>
@@ -6763,7 +8282,7 @@
           <w:szCs w:val="36"/>
         </w:rPr>
       </w:pPr>
-      <w:bookmarkStart w:id="7" w:name="_Toc201500893"/>
+      <w:bookmarkStart w:id="11" w:name="_Toc201618228"/>
       <w:r>
         <w:rPr>
           <w:rFonts w:ascii="Times New Roman" w:hAnsi="Times New Roman" w:cs="Times New Roman"/>
@@ -6773,7 +8292,7 @@
         </w:rPr>
         <w:t>INTERET DE L’ETUDE</w:t>
       </w:r>
-      <w:bookmarkEnd w:id="7"/>
+      <w:bookmarkEnd w:id="11"/>
     </w:p>
     <w:p>
       <w:pPr>
@@ -6791,11 +8310,17 @@
       </w:r>
       <w:r>
         <w:rPr>
-          <w:rStyle w:val="lev"/>
-          <w:color w:val="1B1C1D"/>
-          <w:bdr w:val="none" w:sz="0" w:space="0" w:color="auto" w:frame="1"/>
-        </w:rPr>
-        <w:t>"outil d'aide automatisé"</w:t>
+          <w:color w:val="1B1C1D"/>
+        </w:rPr>
+        <w:t>« </w:t>
+      </w:r>
+      <w:r>
+        <w:rPr>
+          <w:rStyle w:val="lev"/>
+          <w:color w:val="1B1C1D"/>
+          <w:bdr w:val="none" w:sz="0" w:space="0" w:color="auto" w:frame="1"/>
+        </w:rPr>
+        <w:t>outil d'aide automatisé »</w:t>
       </w:r>
       <w:r>
         <w:rPr>
@@ -6816,7 +8341,19 @@
         <w:rPr>
           <w:color w:val="1B1C1D"/>
         </w:rPr>
-        <w:t>Cet intérêt peut être articulé autour de plusieurs axes, consolidant les bénéfices déjà identifiés tout en en introduisant de nouveaux liés à l'automatisation.</w:t>
+        <w:t xml:space="preserve">Cet intérêt peut être articulé autour de plusieurs axes, consolidant les bénéfices déjà identifiés tout en en introduisant de nouveaux </w:t>
+      </w:r>
+      <w:r>
+        <w:rPr>
+          <w:color w:val="1B1C1D"/>
+        </w:rPr>
+        <w:t xml:space="preserve">concepts </w:t>
+      </w:r>
+      <w:r>
+        <w:rPr>
+          <w:color w:val="1B1C1D"/>
+        </w:rPr>
+        <w:t>liés à l'automatisation.</w:t>
       </w:r>
     </w:p>
     <w:p>
@@ -6829,14 +8366,24 @@
           <w:szCs w:val="24"/>
         </w:rPr>
       </w:pPr>
-      <w:r>
-        <w:rPr>
-          <w:color w:val="1B1C1D"/>
-          <w:sz w:val="24"/>
-          <w:szCs w:val="24"/>
-        </w:rPr>
-        <w:t>Intérêt Technologique et Méthodologique</w:t>
-      </w:r>
+      <w:bookmarkStart w:id="12" w:name="_Toc201618229"/>
+      <w:r>
+        <w:rPr>
+          <w:color w:val="1B1C1D"/>
+          <w:sz w:val="24"/>
+          <w:szCs w:val="24"/>
+        </w:rPr>
+        <w:t>Intérêt technologique et m</w:t>
+      </w:r>
+      <w:r>
+        <w:rPr>
+          <w:color w:val="1B1C1D"/>
+          <w:sz w:val="24"/>
+          <w:szCs w:val="24"/>
+        </w:rPr>
+        <w:t>éthodologique</w:t>
+      </w:r>
+      <w:bookmarkEnd w:id="12"/>
     </w:p>
     <w:p>
       <w:pPr>
@@ -6852,6 +8399,7 @@
         </w:rPr>
         <w:t xml:space="preserve">L'intégration d'un outil d'aide automatisé place cette étude au cœur des avancées en matière de </w:t>
       </w:r>
+      <w:proofErr w:type="spellStart"/>
       <w:r>
         <w:rPr>
           <w:rStyle w:val="lev"/>
@@ -6860,6 +8408,7 @@
         </w:rPr>
         <w:t>DevOps</w:t>
       </w:r>
+      <w:proofErr w:type="spellEnd"/>
       <w:r>
         <w:rPr>
           <w:color w:val="1B1C1D"/>
@@ -6889,38 +8438,100 @@
           <w:numId w:val="11"/>
         </w:numPr>
         <w:spacing w:before="100" w:beforeAutospacing="1" w:after="0" w:line="240" w:lineRule="auto"/>
-        <w:rPr>
-          <w:rFonts w:ascii="Times New Roman" w:hAnsi="Times New Roman" w:cs="Times New Roman"/>
-          <w:color w:val="1B1C1D"/>
-          <w:sz w:val="24"/>
-          <w:szCs w:val="24"/>
-        </w:rPr>
-      </w:pPr>
-      <w:r>
-        <w:rPr>
-          <w:rStyle w:val="lev"/>
-          <w:rFonts w:ascii="Times New Roman" w:hAnsi="Times New Roman" w:cs="Times New Roman"/>
-          <w:color w:val="1B1C1D"/>
-          <w:sz w:val="24"/>
-          <w:szCs w:val="24"/>
-          <w:bdr w:val="none" w:sz="0" w:space="0" w:color="auto" w:frame="1"/>
-        </w:rPr>
-        <w:t>Démystifier et Simplifier la Migration :</w:t>
-      </w:r>
-      <w:r>
-        <w:rPr>
-          <w:rFonts w:ascii="Times New Roman" w:hAnsi="Times New Roman" w:cs="Times New Roman"/>
-          <w:color w:val="1B1C1D"/>
-          <w:sz w:val="24"/>
-          <w:szCs w:val="24"/>
-        </w:rPr>
-        <w:t xml:space="preserve"> Un outil automatisé peut abstraire une grande partie de la complexité technique inhérente à la conteneurisation et à l'orchestration. L'étude visera à comprendre comment un tel outil peut simplifier des tâches complexes telles que la détection des dépendances, la génération de Dockerfiles, la configuration des manifestes Kubernetes, ou même l'adaptation de code.</w:t>
+        <w:jc w:val="both"/>
+        <w:rPr>
+          <w:rFonts w:ascii="Times New Roman" w:hAnsi="Times New Roman" w:cs="Times New Roman"/>
+          <w:color w:val="1B1C1D"/>
+          <w:sz w:val="24"/>
+          <w:szCs w:val="24"/>
+        </w:rPr>
+      </w:pPr>
+      <w:r>
+        <w:rPr>
+          <w:rStyle w:val="lev"/>
+          <w:rFonts w:ascii="Times New Roman" w:hAnsi="Times New Roman" w:cs="Times New Roman"/>
+          <w:color w:val="1B1C1D"/>
+          <w:sz w:val="24"/>
+          <w:szCs w:val="24"/>
+          <w:bdr w:val="none" w:sz="0" w:space="0" w:color="auto" w:frame="1"/>
+        </w:rPr>
+        <w:t>Démystifier et simplifier la m</w:t>
+      </w:r>
+      <w:r>
+        <w:rPr>
+          <w:rStyle w:val="lev"/>
+          <w:rFonts w:ascii="Times New Roman" w:hAnsi="Times New Roman" w:cs="Times New Roman"/>
+          <w:color w:val="1B1C1D"/>
+          <w:sz w:val="24"/>
+          <w:szCs w:val="24"/>
+          <w:bdr w:val="none" w:sz="0" w:space="0" w:color="auto" w:frame="1"/>
+        </w:rPr>
+        <w:t>igration :</w:t>
+      </w:r>
+      <w:r>
+        <w:rPr>
+          <w:rFonts w:ascii="Times New Roman" w:hAnsi="Times New Roman" w:cs="Times New Roman"/>
+          <w:color w:val="1B1C1D"/>
+          <w:sz w:val="24"/>
+          <w:szCs w:val="24"/>
+        </w:rPr>
+        <w:t xml:space="preserve"> Un outil automatisé peut abstraire une grande partie de la complexité technique inhérente à la conteneurisation et à l'orchestration. L'étude visera à comprendre comment un tel outil peut simplifier des tâches complexes telles que la détection des dépendances, la génération de </w:t>
+      </w:r>
+      <w:proofErr w:type="spellStart"/>
+      <w:r>
+        <w:rPr>
+          <w:rFonts w:ascii="Times New Roman" w:hAnsi="Times New Roman" w:cs="Times New Roman"/>
+          <w:color w:val="1B1C1D"/>
+          <w:sz w:val="24"/>
+          <w:szCs w:val="24"/>
+        </w:rPr>
+        <w:t>Dockerfiles</w:t>
+      </w:r>
+      <w:proofErr w:type="spellEnd"/>
+      <w:r>
+        <w:rPr>
+          <w:rFonts w:ascii="Times New Roman" w:hAnsi="Times New Roman" w:cs="Times New Roman"/>
+          <w:color w:val="1B1C1D"/>
+          <w:sz w:val="24"/>
+          <w:szCs w:val="24"/>
+        </w:rPr>
+        <w:t>, Docker-compose</w:t>
+      </w:r>
+      <w:r>
+        <w:rPr>
+          <w:rFonts w:ascii="Times New Roman" w:hAnsi="Times New Roman" w:cs="Times New Roman"/>
+          <w:color w:val="1B1C1D"/>
+          <w:sz w:val="24"/>
+          <w:szCs w:val="24"/>
+        </w:rPr>
+        <w:t xml:space="preserve">, la configuration des manifestes </w:t>
+      </w:r>
+      <w:proofErr w:type="spellStart"/>
+      <w:r>
+        <w:rPr>
+          <w:rFonts w:ascii="Times New Roman" w:hAnsi="Times New Roman" w:cs="Times New Roman"/>
+          <w:color w:val="1B1C1D"/>
+          <w:sz w:val="24"/>
+          <w:szCs w:val="24"/>
+        </w:rPr>
+        <w:t>Kubernetes</w:t>
+      </w:r>
+      <w:proofErr w:type="spellEnd"/>
+      <w:r>
+        <w:rPr>
+          <w:rFonts w:ascii="Times New Roman" w:hAnsi="Times New Roman" w:cs="Times New Roman"/>
+          <w:color w:val="1B1C1D"/>
+          <w:sz w:val="24"/>
+          <w:szCs w:val="24"/>
+        </w:rPr>
+        <w:t>, ou même l'adaptation de code.</w:t>
       </w:r>
     </w:p>
     <w:p>
       <w:pPr>
         <w:pStyle w:val="Paragraphedeliste"/>
         <w:spacing w:before="100" w:beforeAutospacing="1" w:after="0" w:line="240" w:lineRule="auto"/>
+        <w:jc w:val="both"/>
         <w:rPr>
           <w:rFonts w:ascii="Times New Roman" w:hAnsi="Times New Roman" w:cs="Times New Roman"/>
           <w:color w:val="1B1C1D"/>
@@ -6937,23 +8548,46 @@
           <w:numId w:val="11"/>
         </w:numPr>
         <w:spacing w:before="100" w:beforeAutospacing="1" w:after="0" w:line="240" w:lineRule="auto"/>
-        <w:rPr>
-          <w:rFonts w:ascii="Times New Roman" w:hAnsi="Times New Roman" w:cs="Times New Roman"/>
-          <w:color w:val="1B1C1D"/>
-          <w:sz w:val="24"/>
-          <w:szCs w:val="24"/>
-        </w:rPr>
-      </w:pPr>
-      <w:r>
-        <w:rPr>
-          <w:rStyle w:val="lev"/>
-          <w:rFonts w:ascii="Times New Roman" w:hAnsi="Times New Roman" w:cs="Times New Roman"/>
-          <w:color w:val="1B1C1D"/>
-          <w:sz w:val="24"/>
-          <w:szCs w:val="24"/>
-          <w:bdr w:val="none" w:sz="0" w:space="0" w:color="auto" w:frame="1"/>
-        </w:rPr>
-        <w:t>Accélérer le Processus de Migration :</w:t>
+        <w:jc w:val="both"/>
+        <w:rPr>
+          <w:rFonts w:ascii="Times New Roman" w:hAnsi="Times New Roman" w:cs="Times New Roman"/>
+          <w:color w:val="1B1C1D"/>
+          <w:sz w:val="24"/>
+          <w:szCs w:val="24"/>
+        </w:rPr>
+      </w:pPr>
+      <w:r>
+        <w:rPr>
+          <w:rStyle w:val="lev"/>
+          <w:rFonts w:ascii="Times New Roman" w:hAnsi="Times New Roman" w:cs="Times New Roman"/>
+          <w:color w:val="1B1C1D"/>
+          <w:sz w:val="24"/>
+          <w:szCs w:val="24"/>
+          <w:bdr w:val="none" w:sz="0" w:space="0" w:color="auto" w:frame="1"/>
+        </w:rPr>
+        <w:t>Accélérer le p</w:t>
+      </w:r>
+      <w:r>
+        <w:rPr>
+          <w:rStyle w:val="lev"/>
+          <w:rFonts w:ascii="Times New Roman" w:hAnsi="Times New Roman" w:cs="Times New Roman"/>
+          <w:color w:val="1B1C1D"/>
+          <w:sz w:val="24"/>
+          <w:szCs w:val="24"/>
+          <w:bdr w:val="none" w:sz="0" w:space="0" w:color="auto" w:frame="1"/>
+        </w:rPr>
+        <w:t>rocessus de m</w:t>
+      </w:r>
+      <w:r>
+        <w:rPr>
+          <w:rStyle w:val="lev"/>
+          <w:rFonts w:ascii="Times New Roman" w:hAnsi="Times New Roman" w:cs="Times New Roman"/>
+          <w:color w:val="1B1C1D"/>
+          <w:sz w:val="24"/>
+          <w:szCs w:val="24"/>
+          <w:bdr w:val="none" w:sz="0" w:space="0" w:color="auto" w:frame="1"/>
+        </w:rPr>
+        <w:t>igration :</w:t>
       </w:r>
       <w:r>
         <w:rPr>
@@ -6968,6 +8602,7 @@
     <w:p>
       <w:pPr>
         <w:pStyle w:val="Paragraphedeliste"/>
+        <w:jc w:val="both"/>
         <w:rPr>
           <w:rFonts w:ascii="Times New Roman" w:hAnsi="Times New Roman" w:cs="Times New Roman"/>
           <w:color w:val="1B1C1D"/>
@@ -6984,23 +8619,46 @@
           <w:numId w:val="11"/>
         </w:numPr>
         <w:spacing w:before="100" w:beforeAutospacing="1" w:after="0" w:line="240" w:lineRule="auto"/>
-        <w:rPr>
-          <w:rFonts w:ascii="Times New Roman" w:hAnsi="Times New Roman" w:cs="Times New Roman"/>
-          <w:color w:val="1B1C1D"/>
-          <w:sz w:val="24"/>
-          <w:szCs w:val="24"/>
-        </w:rPr>
-      </w:pPr>
-      <w:r>
-        <w:rPr>
-          <w:rStyle w:val="lev"/>
-          <w:rFonts w:ascii="Times New Roman" w:hAnsi="Times New Roman" w:cs="Times New Roman"/>
-          <w:color w:val="1B1C1D"/>
-          <w:sz w:val="24"/>
-          <w:szCs w:val="24"/>
-          <w:bdr w:val="none" w:sz="0" w:space="0" w:color="auto" w:frame="1"/>
-        </w:rPr>
-        <w:t>Réduire les Erreurs Humaines :</w:t>
+        <w:jc w:val="both"/>
+        <w:rPr>
+          <w:rFonts w:ascii="Times New Roman" w:hAnsi="Times New Roman" w:cs="Times New Roman"/>
+          <w:color w:val="1B1C1D"/>
+          <w:sz w:val="24"/>
+          <w:szCs w:val="24"/>
+        </w:rPr>
+      </w:pPr>
+      <w:r>
+        <w:rPr>
+          <w:rStyle w:val="lev"/>
+          <w:rFonts w:ascii="Times New Roman" w:hAnsi="Times New Roman" w:cs="Times New Roman"/>
+          <w:color w:val="1B1C1D"/>
+          <w:sz w:val="24"/>
+          <w:szCs w:val="24"/>
+          <w:bdr w:val="none" w:sz="0" w:space="0" w:color="auto" w:frame="1"/>
+        </w:rPr>
+        <w:t xml:space="preserve">Réduire les </w:t>
+      </w:r>
+      <w:r>
+        <w:rPr>
+          <w:rStyle w:val="lev"/>
+          <w:rFonts w:ascii="Times New Roman" w:hAnsi="Times New Roman" w:cs="Times New Roman"/>
+          <w:color w:val="1B1C1D"/>
+          <w:sz w:val="24"/>
+          <w:szCs w:val="24"/>
+          <w:bdr w:val="none" w:sz="0" w:space="0" w:color="auto" w:frame="1"/>
+        </w:rPr>
+        <w:t>erreurs h</w:t>
+      </w:r>
+      <w:r>
+        <w:rPr>
+          <w:rStyle w:val="lev"/>
+          <w:rFonts w:ascii="Times New Roman" w:hAnsi="Times New Roman" w:cs="Times New Roman"/>
+          <w:color w:val="1B1C1D"/>
+          <w:sz w:val="24"/>
+          <w:szCs w:val="24"/>
+          <w:bdr w:val="none" w:sz="0" w:space="0" w:color="auto" w:frame="1"/>
+        </w:rPr>
+        <w:t>umaines :</w:t>
       </w:r>
       <w:r>
         <w:rPr>
@@ -7015,6 +8673,7 @@
     <w:p>
       <w:pPr>
         <w:pStyle w:val="Paragraphedeliste"/>
+        <w:jc w:val="both"/>
         <w:rPr>
           <w:rFonts w:ascii="Times New Roman" w:hAnsi="Times New Roman" w:cs="Times New Roman"/>
           <w:color w:val="1B1C1D"/>
@@ -7031,6 +8690,7 @@
           <w:numId w:val="11"/>
         </w:numPr>
         <w:spacing w:before="100" w:beforeAutospacing="1" w:after="0" w:line="240" w:lineRule="auto"/>
+        <w:jc w:val="both"/>
         <w:rPr>
           <w:rFonts w:ascii="Times New Roman" w:hAnsi="Times New Roman" w:cs="Times New Roman"/>
           <w:color w:val="1B1C1D"/>
@@ -7067,22 +8727,53 @@
           <w:sz w:val="24"/>
           <w:szCs w:val="24"/>
         </w:rPr>
-        <w:t xml:space="preserve"> Un outil d'aide peut embarquer et appliquer automatiquement les meilleures pratiques en matière de sécurité (images minimales, utilisateurs non-root), de performance (optimisation des couches d'images) et de </w:t>
-      </w:r>
-      <w:r>
-        <w:rPr>
-          <w:rFonts w:ascii="Times New Roman" w:hAnsi="Times New Roman" w:cs="Times New Roman"/>
-          <w:color w:val="1B1C1D"/>
-          <w:sz w:val="24"/>
-          <w:szCs w:val="24"/>
-        </w:rPr>
-        <w:lastRenderedPageBreak/>
-        <w:t>résilience (probes de santé Kubernetes). L'étude explorera comment l'outil impose ou facilite l'adoption de ces standards.</w:t>
+        <w:t xml:space="preserve"> Un outil d'aide peut embarquer et appliquer automatiquement les meilleures pratiques en matière de sécurité (images minimales, utilisateurs non-</w:t>
+      </w:r>
+      <w:proofErr w:type="spellStart"/>
+      <w:r>
+        <w:rPr>
+          <w:rFonts w:ascii="Times New Roman" w:hAnsi="Times New Roman" w:cs="Times New Roman"/>
+          <w:color w:val="1B1C1D"/>
+          <w:sz w:val="24"/>
+          <w:szCs w:val="24"/>
+        </w:rPr>
+        <w:t>root</w:t>
+      </w:r>
+      <w:proofErr w:type="spellEnd"/>
+      <w:r>
+        <w:rPr>
+          <w:rFonts w:ascii="Times New Roman" w:hAnsi="Times New Roman" w:cs="Times New Roman"/>
+          <w:color w:val="1B1C1D"/>
+          <w:sz w:val="24"/>
+          <w:szCs w:val="24"/>
+        </w:rPr>
+        <w:t xml:space="preserve">), de performance (optimisation des couches d'images) et de résilience (probes de santé </w:t>
+      </w:r>
+      <w:proofErr w:type="spellStart"/>
+      <w:r>
+        <w:rPr>
+          <w:rFonts w:ascii="Times New Roman" w:hAnsi="Times New Roman" w:cs="Times New Roman"/>
+          <w:color w:val="1B1C1D"/>
+          <w:sz w:val="24"/>
+          <w:szCs w:val="24"/>
+        </w:rPr>
+        <w:t>Kubernetes</w:t>
+      </w:r>
+      <w:proofErr w:type="spellEnd"/>
+      <w:r>
+        <w:rPr>
+          <w:rFonts w:ascii="Times New Roman" w:hAnsi="Times New Roman" w:cs="Times New Roman"/>
+          <w:color w:val="1B1C1D"/>
+          <w:sz w:val="24"/>
+          <w:szCs w:val="24"/>
+        </w:rPr>
+        <w:t>). L'étude explorera comment l'outil impose ou facilite l'adoption de ces standards.</w:t>
       </w:r>
     </w:p>
     <w:p>
       <w:pPr>
         <w:pStyle w:val="Paragraphedeliste"/>
+        <w:jc w:val="both"/>
         <w:rPr>
           <w:rFonts w:ascii="Times New Roman" w:hAnsi="Times New Roman" w:cs="Times New Roman"/>
           <w:color w:val="1B1C1D"/>
@@ -7099,23 +8790,35 @@
           <w:numId w:val="11"/>
         </w:numPr>
         <w:spacing w:before="100" w:beforeAutospacing="1" w:after="0" w:line="240" w:lineRule="auto"/>
-        <w:rPr>
-          <w:rFonts w:ascii="Times New Roman" w:hAnsi="Times New Roman" w:cs="Times New Roman"/>
-          <w:color w:val="1B1C1D"/>
-          <w:sz w:val="24"/>
-          <w:szCs w:val="24"/>
-        </w:rPr>
-      </w:pPr>
-      <w:r>
-        <w:rPr>
-          <w:rStyle w:val="lev"/>
-          <w:rFonts w:ascii="Times New Roman" w:hAnsi="Times New Roman" w:cs="Times New Roman"/>
-          <w:color w:val="1B1C1D"/>
-          <w:sz w:val="24"/>
-          <w:szCs w:val="24"/>
-          <w:bdr w:val="none" w:sz="0" w:space="0" w:color="auto" w:frame="1"/>
-        </w:rPr>
-        <w:t>Améliorer la Reproductibilité et la Cohérence :</w:t>
+        <w:jc w:val="both"/>
+        <w:rPr>
+          <w:rFonts w:ascii="Times New Roman" w:hAnsi="Times New Roman" w:cs="Times New Roman"/>
+          <w:color w:val="1B1C1D"/>
+          <w:sz w:val="24"/>
+          <w:szCs w:val="24"/>
+        </w:rPr>
+      </w:pPr>
+      <w:r>
+        <w:rPr>
+          <w:rStyle w:val="lev"/>
+          <w:rFonts w:ascii="Times New Roman" w:hAnsi="Times New Roman" w:cs="Times New Roman"/>
+          <w:color w:val="1B1C1D"/>
+          <w:sz w:val="24"/>
+          <w:szCs w:val="24"/>
+          <w:bdr w:val="none" w:sz="0" w:space="0" w:color="auto" w:frame="1"/>
+        </w:rPr>
+        <w:t>Améliorer la r</w:t>
+      </w:r>
+      <w:r>
+        <w:rPr>
+          <w:rStyle w:val="lev"/>
+          <w:rFonts w:ascii="Times New Roman" w:hAnsi="Times New Roman" w:cs="Times New Roman"/>
+          <w:color w:val="1B1C1D"/>
+          <w:sz w:val="24"/>
+          <w:szCs w:val="24"/>
+          <w:bdr w:val="none" w:sz="0" w:space="0" w:color="auto" w:frame="1"/>
+        </w:rPr>
+        <w:t>eproductibilité et la Cohérence :</w:t>
       </w:r>
       <w:r>
         <w:rPr>
@@ -7130,6 +8833,7 @@
     <w:p>
       <w:pPr>
         <w:pStyle w:val="Paragraphedeliste"/>
+        <w:jc w:val="both"/>
         <w:rPr>
           <w:rFonts w:ascii="Times New Roman" w:hAnsi="Times New Roman" w:cs="Times New Roman"/>
           <w:color w:val="1B1C1D"/>
@@ -7146,33 +8850,103 @@
           <w:numId w:val="11"/>
         </w:numPr>
         <w:spacing w:before="100" w:beforeAutospacing="1" w:after="0" w:line="240" w:lineRule="auto"/>
-        <w:rPr>
-          <w:rFonts w:ascii="Times New Roman" w:hAnsi="Times New Roman" w:cs="Times New Roman"/>
-          <w:color w:val="1B1C1D"/>
-          <w:sz w:val="24"/>
-          <w:szCs w:val="24"/>
-        </w:rPr>
-      </w:pPr>
-      <w:r>
-        <w:rPr>
-          <w:rStyle w:val="lev"/>
-          <w:rFonts w:ascii="Times New Roman" w:hAnsi="Times New Roman" w:cs="Times New Roman"/>
-          <w:color w:val="1B1C1D"/>
-          <w:sz w:val="24"/>
-          <w:szCs w:val="24"/>
-          <w:bdr w:val="none" w:sz="0" w:space="0" w:color="auto" w:frame="1"/>
-        </w:rPr>
-        <w:t>Faire le Pont entre Legacy et Cloud-Native :</w:t>
-      </w:r>
-      <w:r>
-        <w:rPr>
-          <w:rFonts w:ascii="Times New Roman" w:hAnsi="Times New Roman" w:cs="Times New Roman"/>
-          <w:color w:val="1B1C1D"/>
-          <w:sz w:val="24"/>
-          <w:szCs w:val="24"/>
-        </w:rPr>
-        <w:t xml:space="preserve"> L'outil d'aide automatisé agit comme un facilitateur, aidant les applications legacy à s'adapter aux exigences des environnements cloud-native sans nécessiter une réécriture complète immédiate.</w:t>
-      </w:r>
+        <w:jc w:val="both"/>
+        <w:rPr>
+          <w:rFonts w:ascii="Times New Roman" w:hAnsi="Times New Roman" w:cs="Times New Roman"/>
+          <w:color w:val="1B1C1D"/>
+          <w:sz w:val="24"/>
+          <w:szCs w:val="24"/>
+        </w:rPr>
+      </w:pPr>
+      <w:r>
+        <w:rPr>
+          <w:rStyle w:val="lev"/>
+          <w:rFonts w:ascii="Times New Roman" w:hAnsi="Times New Roman" w:cs="Times New Roman"/>
+          <w:color w:val="1B1C1D"/>
+          <w:sz w:val="24"/>
+          <w:szCs w:val="24"/>
+          <w:bdr w:val="none" w:sz="0" w:space="0" w:color="auto" w:frame="1"/>
+        </w:rPr>
+        <w:lastRenderedPageBreak/>
+        <w:t xml:space="preserve">Faire le Pont entre </w:t>
+      </w:r>
+      <w:proofErr w:type="spellStart"/>
+      <w:r>
+        <w:rPr>
+          <w:rStyle w:val="lev"/>
+          <w:rFonts w:ascii="Times New Roman" w:hAnsi="Times New Roman" w:cs="Times New Roman"/>
+          <w:color w:val="1B1C1D"/>
+          <w:sz w:val="24"/>
+          <w:szCs w:val="24"/>
+          <w:bdr w:val="none" w:sz="0" w:space="0" w:color="auto" w:frame="1"/>
+        </w:rPr>
+        <w:t>Legacy</w:t>
+      </w:r>
+      <w:proofErr w:type="spellEnd"/>
+      <w:r>
+        <w:rPr>
+          <w:rStyle w:val="lev"/>
+          <w:rFonts w:ascii="Times New Roman" w:hAnsi="Times New Roman" w:cs="Times New Roman"/>
+          <w:color w:val="1B1C1D"/>
+          <w:sz w:val="24"/>
+          <w:szCs w:val="24"/>
+          <w:bdr w:val="none" w:sz="0" w:space="0" w:color="auto" w:frame="1"/>
+        </w:rPr>
+        <w:t xml:space="preserve"> et Cloud-Native :</w:t>
+      </w:r>
+      <w:r>
+        <w:rPr>
+          <w:rFonts w:ascii="Times New Roman" w:hAnsi="Times New Roman" w:cs="Times New Roman"/>
+          <w:color w:val="1B1C1D"/>
+          <w:sz w:val="24"/>
+          <w:szCs w:val="24"/>
+        </w:rPr>
+        <w:t xml:space="preserve"> L'outil d'aide automatisé agit comme un facilitateur, aidant les applications </w:t>
+      </w:r>
+      <w:proofErr w:type="spellStart"/>
+      <w:r>
+        <w:rPr>
+          <w:rFonts w:ascii="Times New Roman" w:hAnsi="Times New Roman" w:cs="Times New Roman"/>
+          <w:color w:val="1B1C1D"/>
+          <w:sz w:val="24"/>
+          <w:szCs w:val="24"/>
+        </w:rPr>
+        <w:t>legacy</w:t>
+      </w:r>
+      <w:proofErr w:type="spellEnd"/>
+      <w:r>
+        <w:rPr>
+          <w:rFonts w:ascii="Times New Roman" w:hAnsi="Times New Roman" w:cs="Times New Roman"/>
+          <w:color w:val="1B1C1D"/>
+          <w:sz w:val="24"/>
+          <w:szCs w:val="24"/>
+        </w:rPr>
+        <w:t xml:space="preserve"> à s'adapter aux exigences des environnements cloud-native sans nécessiter une réécriture complète immédiate.</w:t>
+      </w:r>
+    </w:p>
+    <w:p>
+      <w:pPr>
+        <w:pStyle w:val="Paragraphedeliste"/>
+        <w:rPr>
+          <w:rFonts w:ascii="Times New Roman" w:hAnsi="Times New Roman" w:cs="Times New Roman"/>
+          <w:color w:val="1B1C1D"/>
+          <w:sz w:val="24"/>
+          <w:szCs w:val="24"/>
+        </w:rPr>
+      </w:pPr>
+    </w:p>
+    <w:p>
+      <w:pPr>
+        <w:pStyle w:val="Paragraphedeliste"/>
+        <w:spacing w:before="100" w:beforeAutospacing="1" w:after="0" w:line="240" w:lineRule="auto"/>
+        <w:jc w:val="both"/>
+        <w:rPr>
+          <w:rFonts w:ascii="Times New Roman" w:hAnsi="Times New Roman" w:cs="Times New Roman"/>
+          <w:color w:val="1B1C1D"/>
+          <w:sz w:val="24"/>
+          <w:szCs w:val="24"/>
+        </w:rPr>
+      </w:pPr>
     </w:p>
     <w:p>
       <w:pPr>
@@ -7184,14 +8958,24 @@
           <w:szCs w:val="24"/>
         </w:rPr>
       </w:pPr>
-      <w:r>
-        <w:rPr>
-          <w:color w:val="1B1C1D"/>
-          <w:sz w:val="24"/>
-          <w:szCs w:val="24"/>
-        </w:rPr>
-        <w:t>Intérêt Économique et Opérationnel</w:t>
-      </w:r>
+      <w:bookmarkStart w:id="13" w:name="_Toc201618230"/>
+      <w:r>
+        <w:rPr>
+          <w:color w:val="1B1C1D"/>
+          <w:sz w:val="24"/>
+          <w:szCs w:val="24"/>
+        </w:rPr>
+        <w:t>Intérêt é</w:t>
+      </w:r>
+      <w:r>
+        <w:rPr>
+          <w:color w:val="1B1C1D"/>
+          <w:sz w:val="24"/>
+          <w:szCs w:val="24"/>
+        </w:rPr>
+        <w:t>conomique et Opérationnel</w:t>
+      </w:r>
+      <w:bookmarkEnd w:id="13"/>
     </w:p>
     <w:p>
       <w:pPr>
@@ -7319,16 +9103,29 @@
           <w:szCs w:val="24"/>
         </w:rPr>
       </w:pPr>
-      <w:r>
-        <w:rPr>
-          <w:rStyle w:val="lev"/>
-          <w:rFonts w:ascii="Times New Roman" w:hAnsi="Times New Roman" w:cs="Times New Roman"/>
-          <w:color w:val="1B1C1D"/>
-          <w:sz w:val="24"/>
-          <w:szCs w:val="24"/>
-          <w:bdr w:val="none" w:sz="0" w:space="0" w:color="auto" w:frame="1"/>
-        </w:rPr>
-        <w:t>Scalabilité des Opérations de Migration :</w:t>
+      <w:proofErr w:type="spellStart"/>
+      <w:r>
+        <w:rPr>
+          <w:rStyle w:val="lev"/>
+          <w:rFonts w:ascii="Times New Roman" w:hAnsi="Times New Roman" w:cs="Times New Roman"/>
+          <w:color w:val="1B1C1D"/>
+          <w:sz w:val="24"/>
+          <w:szCs w:val="24"/>
+          <w:bdr w:val="none" w:sz="0" w:space="0" w:color="auto" w:frame="1"/>
+        </w:rPr>
+        <w:t>Scalabilité</w:t>
+      </w:r>
+      <w:proofErr w:type="spellEnd"/>
+      <w:r>
+        <w:rPr>
+          <w:rStyle w:val="lev"/>
+          <w:rFonts w:ascii="Times New Roman" w:hAnsi="Times New Roman" w:cs="Times New Roman"/>
+          <w:color w:val="1B1C1D"/>
+          <w:sz w:val="24"/>
+          <w:szCs w:val="24"/>
+          <w:bdr w:val="none" w:sz="0" w:space="0" w:color="auto" w:frame="1"/>
+        </w:rPr>
+        <w:t xml:space="preserve"> des Opérations de Migration :</w:t>
       </w:r>
       <w:r>
         <w:rPr>
@@ -7397,6 +9194,7 @@
           <w:szCs w:val="24"/>
         </w:rPr>
       </w:pPr>
+      <w:bookmarkStart w:id="14" w:name="_Toc201618231"/>
       <w:r>
         <w:rPr>
           <w:color w:val="1B1C1D"/>
@@ -7405,11 +9203,13 @@
         </w:rPr>
         <w:t>Intérêt Stratégique et Pédagogique</w:t>
       </w:r>
+      <w:bookmarkEnd w:id="14"/>
     </w:p>
     <w:p>
       <w:pPr>
         <w:pStyle w:val="NormalWeb"/>
         <w:spacing w:after="120" w:afterAutospacing="0"/>
+        <w:jc w:val="both"/>
         <w:rPr>
           <w:color w:val="1B1C1D"/>
         </w:rPr>
@@ -7429,6 +9229,7 @@
           <w:numId w:val="13"/>
         </w:numPr>
         <w:spacing w:before="100" w:beforeAutospacing="1" w:after="0" w:line="240" w:lineRule="auto"/>
+        <w:jc w:val="both"/>
         <w:rPr>
           <w:rFonts w:ascii="Times New Roman" w:hAnsi="Times New Roman" w:cs="Times New Roman"/>
           <w:color w:val="1B1C1D"/>
@@ -7454,13 +9255,34 @@
           <w:sz w:val="24"/>
           <w:szCs w:val="24"/>
         </w:rPr>
-        <w:t xml:space="preserve"> Démontrer comment un outil automatisé peut conférer un avantage concurrentiel aux entreprises, leur permettant de moderniser leur stack technologique plus rapidement et à moindre coût que leurs concurrents.</w:t>
+        <w:t xml:space="preserve"> Démontrer comment un outil automatisé peut conférer un avantage concurrentiel aux entreprises, leur permettant de moderniser leur </w:t>
+      </w:r>
+      <w:proofErr w:type="spellStart"/>
+      <w:r>
+        <w:rPr>
+          <w:rFonts w:ascii="Times New Roman" w:hAnsi="Times New Roman" w:cs="Times New Roman"/>
+          <w:color w:val="1B1C1D"/>
+          <w:sz w:val="24"/>
+          <w:szCs w:val="24"/>
+        </w:rPr>
+        <w:t>stack</w:t>
+      </w:r>
+      <w:proofErr w:type="spellEnd"/>
+      <w:r>
+        <w:rPr>
+          <w:rFonts w:ascii="Times New Roman" w:hAnsi="Times New Roman" w:cs="Times New Roman"/>
+          <w:color w:val="1B1C1D"/>
+          <w:sz w:val="24"/>
+          <w:szCs w:val="24"/>
+        </w:rPr>
+        <w:t xml:space="preserve"> technologique plus rapidement et à moindre coût que leurs concurrents.</w:t>
       </w:r>
     </w:p>
     <w:p>
       <w:pPr>
         <w:pStyle w:val="Paragraphedeliste"/>
         <w:spacing w:before="100" w:beforeAutospacing="1" w:after="0" w:line="240" w:lineRule="auto"/>
+        <w:jc w:val="both"/>
         <w:rPr>
           <w:rFonts w:ascii="Times New Roman" w:hAnsi="Times New Roman" w:cs="Times New Roman"/>
           <w:color w:val="1B1C1D"/>
@@ -7477,32 +9299,77 @@
           <w:numId w:val="13"/>
         </w:numPr>
         <w:spacing w:before="100" w:beforeAutospacing="1" w:after="0" w:line="240" w:lineRule="auto"/>
-        <w:rPr>
-          <w:rFonts w:ascii="Times New Roman" w:hAnsi="Times New Roman" w:cs="Times New Roman"/>
-          <w:color w:val="1B1C1D"/>
-          <w:sz w:val="24"/>
-          <w:szCs w:val="24"/>
-        </w:rPr>
-      </w:pPr>
-      <w:r>
-        <w:rPr>
-          <w:rStyle w:val="lev"/>
-          <w:rFonts w:ascii="Times New Roman" w:hAnsi="Times New Roman" w:cs="Times New Roman"/>
-          <w:color w:val="1B1C1D"/>
-          <w:sz w:val="24"/>
-          <w:szCs w:val="24"/>
-          <w:bdr w:val="none" w:sz="0" w:space="0" w:color="auto" w:frame="1"/>
-        </w:rPr>
-        <w:t>Feuille de Route pour l'Adoption de l'IA/ML en DevOps :</w:t>
-      </w:r>
-      <w:r>
-        <w:rPr>
-          <w:rFonts w:ascii="Times New Roman" w:hAnsi="Times New Roman" w:cs="Times New Roman"/>
-          <w:color w:val="1B1C1D"/>
-          <w:sz w:val="24"/>
-          <w:szCs w:val="24"/>
-        </w:rPr>
-        <w:t xml:space="preserve"> L'étude peut ouvrir la voie à des recherches futures sur l'intégration de l'intelligence artificielle et du machine learning dans les outils d'automatisation de migration, permettant des analyses plus fines et des optimisations prédictives.</w:t>
+        <w:jc w:val="both"/>
+        <w:rPr>
+          <w:rFonts w:ascii="Times New Roman" w:hAnsi="Times New Roman" w:cs="Times New Roman"/>
+          <w:color w:val="1B1C1D"/>
+          <w:sz w:val="24"/>
+          <w:szCs w:val="24"/>
+        </w:rPr>
+      </w:pPr>
+      <w:r>
+        <w:rPr>
+          <w:rStyle w:val="lev"/>
+          <w:rFonts w:ascii="Times New Roman" w:hAnsi="Times New Roman" w:cs="Times New Roman"/>
+          <w:color w:val="1B1C1D"/>
+          <w:sz w:val="24"/>
+          <w:szCs w:val="24"/>
+          <w:bdr w:val="none" w:sz="0" w:space="0" w:color="auto" w:frame="1"/>
+        </w:rPr>
+        <w:t xml:space="preserve">Feuille de Route pour l'Adoption de l'IA/ML en </w:t>
+      </w:r>
+      <w:proofErr w:type="spellStart"/>
+      <w:r>
+        <w:rPr>
+          <w:rStyle w:val="lev"/>
+          <w:rFonts w:ascii="Times New Roman" w:hAnsi="Times New Roman" w:cs="Times New Roman"/>
+          <w:color w:val="1B1C1D"/>
+          <w:sz w:val="24"/>
+          <w:szCs w:val="24"/>
+          <w:bdr w:val="none" w:sz="0" w:space="0" w:color="auto" w:frame="1"/>
+        </w:rPr>
+        <w:t>DevOps</w:t>
+      </w:r>
+      <w:proofErr w:type="spellEnd"/>
+      <w:r>
+        <w:rPr>
+          <w:rStyle w:val="lev"/>
+          <w:rFonts w:ascii="Times New Roman" w:hAnsi="Times New Roman" w:cs="Times New Roman"/>
+          <w:color w:val="1B1C1D"/>
+          <w:sz w:val="24"/>
+          <w:szCs w:val="24"/>
+          <w:bdr w:val="none" w:sz="0" w:space="0" w:color="auto" w:frame="1"/>
+        </w:rPr>
+        <w:t xml:space="preserve"> :</w:t>
+      </w:r>
+      <w:r>
+        <w:rPr>
+          <w:rFonts w:ascii="Times New Roman" w:hAnsi="Times New Roman" w:cs="Times New Roman"/>
+          <w:color w:val="1B1C1D"/>
+          <w:sz w:val="24"/>
+          <w:szCs w:val="24"/>
+        </w:rPr>
+        <w:t xml:space="preserve"> L'étude peut ouvrir la voie à des recherches futures sur l'intégration de l'intelligence artificielle et du machine </w:t>
+      </w:r>
+      <w:proofErr w:type="spellStart"/>
+      <w:r>
+        <w:rPr>
+          <w:rFonts w:ascii="Times New Roman" w:hAnsi="Times New Roman" w:cs="Times New Roman"/>
+          <w:color w:val="1B1C1D"/>
+          <w:sz w:val="24"/>
+          <w:szCs w:val="24"/>
+        </w:rPr>
+        <w:t>learning</w:t>
+      </w:r>
+      <w:proofErr w:type="spellEnd"/>
+      <w:r>
+        <w:rPr>
+          <w:rFonts w:ascii="Times New Roman" w:hAnsi="Times New Roman" w:cs="Times New Roman"/>
+          <w:color w:val="1B1C1D"/>
+          <w:sz w:val="24"/>
+          <w:szCs w:val="24"/>
+        </w:rPr>
+        <w:t xml:space="preserve"> dans les outils d'automatisation de migration, permettant des analyses plus fines et des optimisations prédictives.</w:t>
       </w:r>
     </w:p>
     <w:p>
@@ -7511,10 +9378,27 @@
         <w:rPr>
           <w:rStyle w:val="lev"/>
           <w:rFonts w:ascii="Times New Roman" w:hAnsi="Times New Roman" w:cs="Times New Roman"/>
-          <w:color w:val="1B1C1D"/>
-          <w:sz w:val="24"/>
-          <w:szCs w:val="24"/>
-          <w:bdr w:val="none" w:sz="0" w:space="0" w:color="auto" w:frame="1"/>
+          <w:b w:val="0"/>
+          <w:bCs w:val="0"/>
+          <w:color w:val="1B1C1D"/>
+          <w:sz w:val="24"/>
+          <w:szCs w:val="24"/>
+        </w:rPr>
+      </w:pPr>
+    </w:p>
+    <w:p>
+      <w:pPr>
+        <w:pStyle w:val="Paragraphedeliste"/>
+        <w:spacing w:before="100" w:beforeAutospacing="1" w:after="0" w:line="240" w:lineRule="auto"/>
+        <w:jc w:val="both"/>
+        <w:rPr>
+          <w:rStyle w:val="lev"/>
+          <w:rFonts w:ascii="Times New Roman" w:hAnsi="Times New Roman" w:cs="Times New Roman"/>
+          <w:b w:val="0"/>
+          <w:bCs w:val="0"/>
+          <w:color w:val="1B1C1D"/>
+          <w:sz w:val="6"/>
+          <w:szCs w:val="24"/>
         </w:rPr>
       </w:pPr>
     </w:p>
@@ -7526,56 +9410,7 @@
           <w:numId w:val="13"/>
         </w:numPr>
         <w:spacing w:before="100" w:beforeAutospacing="1" w:after="0" w:line="240" w:lineRule="auto"/>
-        <w:rPr>
-          <w:rFonts w:ascii="Times New Roman" w:hAnsi="Times New Roman" w:cs="Times New Roman"/>
-          <w:color w:val="1B1C1D"/>
-          <w:sz w:val="24"/>
-          <w:szCs w:val="24"/>
-        </w:rPr>
-      </w:pPr>
-      <w:r>
-        <w:rPr>
-          <w:rStyle w:val="lev"/>
-          <w:rFonts w:ascii="Times New Roman" w:hAnsi="Times New Roman" w:cs="Times New Roman"/>
-          <w:color w:val="1B1C1D"/>
-          <w:sz w:val="24"/>
-          <w:szCs w:val="24"/>
-          <w:bdr w:val="none" w:sz="0" w:space="0" w:color="auto" w:frame="1"/>
-        </w:rPr>
-        <w:lastRenderedPageBreak/>
-        <w:t>Contribution aux Pratiques de "Modernization-as-a-Service" :</w:t>
-      </w:r>
-      <w:r>
-        <w:rPr>
-          <w:rFonts w:ascii="Times New Roman" w:hAnsi="Times New Roman" w:cs="Times New Roman"/>
-          <w:color w:val="1B1C1D"/>
-          <w:sz w:val="24"/>
-          <w:szCs w:val="24"/>
-        </w:rPr>
-        <w:t xml:space="preserve"> Le concept d'un outil d'aide automatisé s'inscrit dans la tendance des services de modernisation et de transformation numériques, ce qui en fait un sujet d'actualité pour les fournisseurs de services et les entreprises technologiques.</w:t>
-      </w:r>
-    </w:p>
-    <w:p>
-      <w:pPr>
-        <w:pStyle w:val="Paragraphedeliste"/>
-        <w:rPr>
-          <w:rStyle w:val="lev"/>
-          <w:rFonts w:ascii="Times New Roman" w:hAnsi="Times New Roman" w:cs="Times New Roman"/>
-          <w:color w:val="1B1C1D"/>
-          <w:sz w:val="24"/>
-          <w:szCs w:val="24"/>
-          <w:bdr w:val="none" w:sz="0" w:space="0" w:color="auto" w:frame="1"/>
-        </w:rPr>
-      </w:pPr>
-    </w:p>
-    <w:p>
-      <w:pPr>
-        <w:pStyle w:val="Paragraphedeliste"/>
-        <w:numPr>
-          <w:ilvl w:val="0"/>
-          <w:numId w:val="13"/>
-        </w:numPr>
-        <w:spacing w:before="100" w:beforeAutospacing="1" w:after="0" w:line="240" w:lineRule="auto"/>
+        <w:jc w:val="both"/>
         <w:rPr>
           <w:rFonts w:ascii="Times New Roman" w:hAnsi="Times New Roman" w:cs="Times New Roman"/>
           <w:color w:val="1B1C1D"/>
@@ -7601,13 +9436,54 @@
           <w:sz w:val="24"/>
           <w:szCs w:val="24"/>
         </w:rPr>
-        <w:t xml:space="preserve"> La maîtrise de l'automatisation de la migration est une étape clé vers l'adoption d'architectures cloud-native complètes, y compris les microservices et le serverless, en préparant les systèmes et les équipes à des évolutions futures.</w:t>
+        <w:t xml:space="preserve"> La maîtrise de l'automatisation de la migration est une étape clé vers l'adoption d'architectures cloud-native complètes, y compris les </w:t>
+      </w:r>
+      <w:proofErr w:type="spellStart"/>
+      <w:r>
+        <w:rPr>
+          <w:rFonts w:ascii="Times New Roman" w:hAnsi="Times New Roman" w:cs="Times New Roman"/>
+          <w:color w:val="1B1C1D"/>
+          <w:sz w:val="24"/>
+          <w:szCs w:val="24"/>
+        </w:rPr>
+        <w:t>microservices</w:t>
+      </w:r>
+      <w:proofErr w:type="spellEnd"/>
+      <w:r>
+        <w:rPr>
+          <w:rFonts w:ascii="Times New Roman" w:hAnsi="Times New Roman" w:cs="Times New Roman"/>
+          <w:color w:val="1B1C1D"/>
+          <w:sz w:val="24"/>
+          <w:szCs w:val="24"/>
+        </w:rPr>
+        <w:t xml:space="preserve"> et le </w:t>
+      </w:r>
+      <w:proofErr w:type="spellStart"/>
+      <w:r>
+        <w:rPr>
+          <w:rFonts w:ascii="Times New Roman" w:hAnsi="Times New Roman" w:cs="Times New Roman"/>
+          <w:color w:val="1B1C1D"/>
+          <w:sz w:val="24"/>
+          <w:szCs w:val="24"/>
+        </w:rPr>
+        <w:t>serverless</w:t>
+      </w:r>
+      <w:proofErr w:type="spellEnd"/>
+      <w:r>
+        <w:rPr>
+          <w:rFonts w:ascii="Times New Roman" w:hAnsi="Times New Roman" w:cs="Times New Roman"/>
+          <w:color w:val="1B1C1D"/>
+          <w:sz w:val="24"/>
+          <w:szCs w:val="24"/>
+        </w:rPr>
+        <w:t>, en préparant les systèmes et les équipes à des évolutions futures.</w:t>
       </w:r>
     </w:p>
     <w:p>
       <w:pPr>
         <w:pStyle w:val="NormalWeb"/>
         <w:spacing w:after="0" w:afterAutospacing="0"/>
+        <w:jc w:val="both"/>
         <w:rPr>
           <w:color w:val="1B1C1D"/>
         </w:rPr>
@@ -7635,6 +9511,7 @@
       <w:r>
         <w:rPr>
           <w:rStyle w:val="Accentuation"/>
+          <w:b/>
           <w:color w:val="1B1C1D"/>
           <w:bdr w:val="none" w:sz="0" w:space="0" w:color="auto" w:frame="1"/>
         </w:rPr>
@@ -7644,7 +9521,14 @@
         <w:rPr>
           <w:color w:val="1B1C1D"/>
         </w:rPr>
-        <w:t xml:space="preserve"> ce processus de migration. Cela en fait un sujet d'une grande valeur pratique et théorique, susceptible d'apporter des contributions significatives à la recherche et au développement dans le domaine de l'ingénierie logicielle et des opérations informatiques modernes.</w:t>
+        <w:t xml:space="preserve"> ce processus de </w:t>
+      </w:r>
+      <w:r>
+        <w:rPr>
+          <w:color w:val="1B1C1D"/>
+        </w:rPr>
+        <w:lastRenderedPageBreak/>
+        <w:t>migration. Cela en fait un sujet d'une grande valeur pratique et théorique, susceptible d'apporter des contributions significatives à la recherche et au développement dans le domaine de l'ingénierie logicielle et des opérations informatiques modernes.</w:t>
       </w:r>
     </w:p>
     <w:p/>
@@ -7664,7 +9548,7 @@
           <w:szCs w:val="36"/>
         </w:rPr>
       </w:pPr>
-      <w:bookmarkStart w:id="8" w:name="_Toc201500894"/>
+      <w:bookmarkStart w:id="15" w:name="_Toc201618232"/>
       <w:r>
         <w:rPr>
           <w:rFonts w:ascii="Times New Roman" w:hAnsi="Times New Roman" w:cs="Times New Roman"/>
@@ -7674,7 +9558,7 @@
         </w:rPr>
         <w:t>APPROCHE METHODOLOGIQUE</w:t>
       </w:r>
-      <w:bookmarkEnd w:id="8"/>
+      <w:bookmarkEnd w:id="15"/>
     </w:p>
     <w:p>
       <w:pPr>
@@ -7727,6 +9611,7 @@
           <w:szCs w:val="24"/>
         </w:rPr>
       </w:pPr>
+      <w:bookmarkStart w:id="16" w:name="_Toc201618233"/>
       <w:r>
         <w:rPr>
           <w:color w:val="1B1C1D"/>
@@ -7759,6 +9644,7 @@
         </w:rPr>
         <w:t>xpérimentation</w:t>
       </w:r>
+      <w:bookmarkEnd w:id="16"/>
     </w:p>
     <w:p>
       <w:pPr>
@@ -7892,7 +9778,51 @@
           <w:sz w:val="24"/>
           <w:szCs w:val="24"/>
         </w:rPr>
-        <w:t>PHP/Laravel, Python/Django, Node.js/Express, ou Java/Spring Boot).</w:t>
+        <w:t>PHP/</w:t>
+      </w:r>
+      <w:proofErr w:type="spellStart"/>
+      <w:r>
+        <w:rPr>
+          <w:rFonts w:ascii="Times New Roman" w:hAnsi="Times New Roman" w:cs="Times New Roman"/>
+          <w:b/>
+          <w:color w:val="1B1C1D"/>
+          <w:sz w:val="24"/>
+          <w:szCs w:val="24"/>
+        </w:rPr>
+        <w:t>Laravel</w:t>
+      </w:r>
+      <w:proofErr w:type="spellEnd"/>
+      <w:r>
+        <w:rPr>
+          <w:rFonts w:ascii="Times New Roman" w:hAnsi="Times New Roman" w:cs="Times New Roman"/>
+          <w:b/>
+          <w:color w:val="1B1C1D"/>
+          <w:sz w:val="24"/>
+          <w:szCs w:val="24"/>
+        </w:rPr>
+        <w:t>, Python/Django, Node.js/Express, ou Java/</w:t>
+      </w:r>
+      <w:proofErr w:type="spellStart"/>
+      <w:r>
+        <w:rPr>
+          <w:rFonts w:ascii="Times New Roman" w:hAnsi="Times New Roman" w:cs="Times New Roman"/>
+          <w:b/>
+          <w:color w:val="1B1C1D"/>
+          <w:sz w:val="24"/>
+          <w:szCs w:val="24"/>
+        </w:rPr>
+        <w:t>Spring</w:t>
+      </w:r>
+      <w:proofErr w:type="spellEnd"/>
+      <w:r>
+        <w:rPr>
+          <w:rFonts w:ascii="Times New Roman" w:hAnsi="Times New Roman" w:cs="Times New Roman"/>
+          <w:b/>
+          <w:color w:val="1B1C1D"/>
+          <w:sz w:val="24"/>
+          <w:szCs w:val="24"/>
+        </w:rPr>
+        <w:t xml:space="preserve"> Boot).</w:t>
       </w:r>
       <w:r>
         <w:rPr>
@@ -7998,7 +9928,6 @@
           <w:szCs w:val="24"/>
           <w:bdr w:val="none" w:sz="0" w:space="0" w:color="auto" w:frame="1"/>
         </w:rPr>
-        <w:lastRenderedPageBreak/>
         <w:t>Migration Manuelle (Scénario de Référence) :</w:t>
       </w:r>
       <w:r>
@@ -8008,7 +9937,47 @@
           <w:sz w:val="24"/>
           <w:szCs w:val="24"/>
         </w:rPr>
-        <w:t xml:space="preserve"> Les étapes de conteneurisation (création des Dockerfiles, configuration de Docker Compose) et de déploiement sur l'orchestrateur (manifestes Kubernetes) seront réalisées manuellement ou avec des scripts basiques. Ce scénario établira une base de référence en termes de temps, d'efforts et de complexité perçue.</w:t>
+        <w:t xml:space="preserve"> Les étapes de conteneurisation (création des </w:t>
+      </w:r>
+      <w:proofErr w:type="spellStart"/>
+      <w:r>
+        <w:rPr>
+          <w:rFonts w:ascii="Times New Roman" w:hAnsi="Times New Roman" w:cs="Times New Roman"/>
+          <w:color w:val="1B1C1D"/>
+          <w:sz w:val="24"/>
+          <w:szCs w:val="24"/>
+        </w:rPr>
+        <w:t>Dockerfiles</w:t>
+      </w:r>
+      <w:proofErr w:type="spellEnd"/>
+      <w:r>
+        <w:rPr>
+          <w:rFonts w:ascii="Times New Roman" w:hAnsi="Times New Roman" w:cs="Times New Roman"/>
+          <w:color w:val="1B1C1D"/>
+          <w:sz w:val="24"/>
+          <w:szCs w:val="24"/>
+        </w:rPr>
+        <w:t xml:space="preserve">, configuration de Docker Compose) et de déploiement sur l'orchestrateur (manifestes </w:t>
+      </w:r>
+      <w:proofErr w:type="spellStart"/>
+      <w:r>
+        <w:rPr>
+          <w:rFonts w:ascii="Times New Roman" w:hAnsi="Times New Roman" w:cs="Times New Roman"/>
+          <w:color w:val="1B1C1D"/>
+          <w:sz w:val="24"/>
+          <w:szCs w:val="24"/>
+        </w:rPr>
+        <w:t>Kubernetes</w:t>
+      </w:r>
+      <w:proofErr w:type="spellEnd"/>
+      <w:r>
+        <w:rPr>
+          <w:rFonts w:ascii="Times New Roman" w:hAnsi="Times New Roman" w:cs="Times New Roman"/>
+          <w:color w:val="1B1C1D"/>
+          <w:sz w:val="24"/>
+          <w:szCs w:val="24"/>
+        </w:rPr>
+        <w:t>) seront réalisées manuellement ou avec des scripts basiques. Ce scénario établira une base de référence en termes de temps, d'efforts et de complexité perçue.</w:t>
       </w:r>
     </w:p>
     <w:p>
@@ -8140,6 +10109,7 @@
           <w:sz w:val="24"/>
           <w:szCs w:val="24"/>
         </w:rPr>
+        <w:lastRenderedPageBreak/>
         <w:t xml:space="preserve"> Des mesures précises seront effectuées pour quantifier les gains ou les défis de chaque scénario. Cela inclura : </w:t>
       </w:r>
     </w:p>
@@ -8411,7 +10381,47 @@
           <w:sz w:val="24"/>
           <w:szCs w:val="24"/>
         </w:rPr>
-        <w:t xml:space="preserve"> des artefacts générés par l'outil (Dockerfiles, manifestes Kubernetes).</w:t>
+        <w:t xml:space="preserve"> des artefacts générés par l'outil (</w:t>
+      </w:r>
+      <w:proofErr w:type="spellStart"/>
+      <w:r>
+        <w:rPr>
+          <w:rFonts w:ascii="Times New Roman" w:hAnsi="Times New Roman" w:cs="Times New Roman"/>
+          <w:color w:val="1B1C1D"/>
+          <w:sz w:val="24"/>
+          <w:szCs w:val="24"/>
+        </w:rPr>
+        <w:t>Dockerfiles</w:t>
+      </w:r>
+      <w:proofErr w:type="spellEnd"/>
+      <w:r>
+        <w:rPr>
+          <w:rFonts w:ascii="Times New Roman" w:hAnsi="Times New Roman" w:cs="Times New Roman"/>
+          <w:color w:val="1B1C1D"/>
+          <w:sz w:val="24"/>
+          <w:szCs w:val="24"/>
+        </w:rPr>
+        <w:t xml:space="preserve">, manifestes </w:t>
+      </w:r>
+      <w:proofErr w:type="spellStart"/>
+      <w:r>
+        <w:rPr>
+          <w:rFonts w:ascii="Times New Roman" w:hAnsi="Times New Roman" w:cs="Times New Roman"/>
+          <w:color w:val="1B1C1D"/>
+          <w:sz w:val="24"/>
+          <w:szCs w:val="24"/>
+        </w:rPr>
+        <w:t>Kubernetes</w:t>
+      </w:r>
+      <w:proofErr w:type="spellEnd"/>
+      <w:r>
+        <w:rPr>
+          <w:rFonts w:ascii="Times New Roman" w:hAnsi="Times New Roman" w:cs="Times New Roman"/>
+          <w:color w:val="1B1C1D"/>
+          <w:sz w:val="24"/>
+          <w:szCs w:val="24"/>
+        </w:rPr>
+        <w:t>).</w:t>
       </w:r>
     </w:p>
     <w:p>
@@ -8570,6 +10580,7 @@
           <w:szCs w:val="24"/>
         </w:rPr>
       </w:pPr>
+      <w:bookmarkStart w:id="17" w:name="_Toc201618234"/>
       <w:r>
         <w:rPr>
           <w:color w:val="1B1C1D"/>
@@ -8578,6 +10589,7 @@
         </w:rPr>
         <w:t>3.2. Outils et Technologies Utilisés</w:t>
       </w:r>
+      <w:bookmarkEnd w:id="17"/>
     </w:p>
     <w:p>
       <w:pPr>
@@ -8674,8 +10686,9 @@
           <w:sz w:val="24"/>
           <w:szCs w:val="24"/>
         </w:rPr>
-        <w:t>des equivalences au cameroun</w:t>
-      </w:r>
+        <w:t xml:space="preserve">des </w:t>
+      </w:r>
+      <w:proofErr w:type="spellStart"/>
       <w:r>
         <w:rPr>
           <w:rFonts w:ascii="Times New Roman" w:hAnsi="Times New Roman" w:cs="Times New Roman"/>
@@ -8683,7 +10696,57 @@
           <w:sz w:val="24"/>
           <w:szCs w:val="24"/>
         </w:rPr>
-        <w:t xml:space="preserve">). Les technologies sous-jacentes (ex: PHP/MySQL, Python/PostgreSQL, Node.js/MongoDB) seront déterminées </w:t>
+        <w:t>equivalences</w:t>
+      </w:r>
+      <w:proofErr w:type="spellEnd"/>
+      <w:r>
+        <w:rPr>
+          <w:rFonts w:ascii="Times New Roman" w:hAnsi="Times New Roman" w:cs="Times New Roman"/>
+          <w:color w:val="FF0000"/>
+          <w:sz w:val="24"/>
+          <w:szCs w:val="24"/>
+        </w:rPr>
+        <w:t xml:space="preserve"> au </w:t>
+      </w:r>
+      <w:proofErr w:type="spellStart"/>
+      <w:r>
+        <w:rPr>
+          <w:rFonts w:ascii="Times New Roman" w:hAnsi="Times New Roman" w:cs="Times New Roman"/>
+          <w:color w:val="FF0000"/>
+          <w:sz w:val="24"/>
+          <w:szCs w:val="24"/>
+        </w:rPr>
+        <w:t>cameroun</w:t>
+      </w:r>
+      <w:proofErr w:type="spellEnd"/>
+      <w:r>
+        <w:rPr>
+          <w:rFonts w:ascii="Times New Roman" w:hAnsi="Times New Roman" w:cs="Times New Roman"/>
+          <w:color w:val="FF0000"/>
+          <w:sz w:val="24"/>
+          <w:szCs w:val="24"/>
+        </w:rPr>
+        <w:t>). Les technologies sous-jacentes (ex: PHP/MySQL, Python/PostgreSQL, Node.js/</w:t>
+      </w:r>
+      <w:proofErr w:type="spellStart"/>
+      <w:r>
+        <w:rPr>
+          <w:rFonts w:ascii="Times New Roman" w:hAnsi="Times New Roman" w:cs="Times New Roman"/>
+          <w:color w:val="FF0000"/>
+          <w:sz w:val="24"/>
+          <w:szCs w:val="24"/>
+        </w:rPr>
+        <w:t>MongoDB</w:t>
+      </w:r>
+      <w:proofErr w:type="spellEnd"/>
+      <w:r>
+        <w:rPr>
+          <w:rFonts w:ascii="Times New Roman" w:hAnsi="Times New Roman" w:cs="Times New Roman"/>
+          <w:color w:val="FF0000"/>
+          <w:sz w:val="24"/>
+          <w:szCs w:val="24"/>
+        </w:rPr>
+        <w:t xml:space="preserve">) seront déterminées </w:t>
       </w:r>
       <w:r>
         <w:rPr>
@@ -8815,7 +10878,27 @@
           <w:sz w:val="24"/>
           <w:szCs w:val="24"/>
         </w:rPr>
-        <w:t xml:space="preserve"> Pour la création des images conteneurs (via Dockerfiles) et la gestion des conteneurs individuels.</w:t>
+        <w:t xml:space="preserve"> Pour la création des images conteneurs (via </w:t>
+      </w:r>
+      <w:proofErr w:type="spellStart"/>
+      <w:r>
+        <w:rPr>
+          <w:rFonts w:ascii="Times New Roman" w:hAnsi="Times New Roman" w:cs="Times New Roman"/>
+          <w:color w:val="1B1C1D"/>
+          <w:sz w:val="24"/>
+          <w:szCs w:val="24"/>
+        </w:rPr>
+        <w:t>Dockerfiles</w:t>
+      </w:r>
+      <w:proofErr w:type="spellEnd"/>
+      <w:r>
+        <w:rPr>
+          <w:rFonts w:ascii="Times New Roman" w:hAnsi="Times New Roman" w:cs="Times New Roman"/>
+          <w:color w:val="1B1C1D"/>
+          <w:sz w:val="24"/>
+          <w:szCs w:val="24"/>
+        </w:rPr>
+        <w:t>) et la gestion des conteneurs individuels.</w:t>
       </w:r>
     </w:p>
     <w:p>
@@ -8863,7 +10946,27 @@
           <w:sz w:val="24"/>
           <w:szCs w:val="24"/>
         </w:rPr>
-        <w:t xml:space="preserve"> Pour l'orchestration multi-conteneurs en environnement de développement et pour la comparaison avec les déploiements Kubernetes.</w:t>
+        <w:t xml:space="preserve"> Pour l'orchestration multi-conteneurs en environnement de développement et pour la comparaison avec les déploiements </w:t>
+      </w:r>
+      <w:proofErr w:type="spellStart"/>
+      <w:r>
+        <w:rPr>
+          <w:rFonts w:ascii="Times New Roman" w:hAnsi="Times New Roman" w:cs="Times New Roman"/>
+          <w:color w:val="1B1C1D"/>
+          <w:sz w:val="24"/>
+          <w:szCs w:val="24"/>
+        </w:rPr>
+        <w:t>Kubernetes</w:t>
+      </w:r>
+      <w:proofErr w:type="spellEnd"/>
+      <w:r>
+        <w:rPr>
+          <w:rFonts w:ascii="Times New Roman" w:hAnsi="Times New Roman" w:cs="Times New Roman"/>
+          <w:color w:val="1B1C1D"/>
+          <w:sz w:val="24"/>
+          <w:szCs w:val="24"/>
+        </w:rPr>
+        <w:t>.</w:t>
       </w:r>
     </w:p>
     <w:p>
@@ -8893,26 +10996,61 @@
           <w:szCs w:val="24"/>
         </w:rPr>
       </w:pPr>
-      <w:r>
-        <w:rPr>
-          <w:rStyle w:val="lev"/>
-          <w:rFonts w:ascii="Times New Roman" w:hAnsi="Times New Roman" w:cs="Times New Roman"/>
-          <w:color w:val="1B1C1D"/>
-          <w:sz w:val="24"/>
-          <w:szCs w:val="24"/>
-          <w:bdr w:val="none" w:sz="0" w:space="0" w:color="auto" w:frame="1"/>
-        </w:rPr>
-        <w:t>Kubernetes :</w:t>
-      </w:r>
-      <w:r>
-        <w:rPr>
-          <w:rFonts w:ascii="Times New Roman" w:hAnsi="Times New Roman" w:cs="Times New Roman"/>
-          <w:color w:val="1B1C1D"/>
-          <w:sz w:val="24"/>
-          <w:szCs w:val="24"/>
-        </w:rPr>
-        <w:t xml:space="preserve"> L'orchestrateur principal. Un environnement de cluster Kubernetes sera mis en place, potentiellement via </w:t>
-      </w:r>
+      <w:proofErr w:type="spellStart"/>
+      <w:r>
+        <w:rPr>
+          <w:rStyle w:val="lev"/>
+          <w:rFonts w:ascii="Times New Roman" w:hAnsi="Times New Roman" w:cs="Times New Roman"/>
+          <w:color w:val="1B1C1D"/>
+          <w:sz w:val="24"/>
+          <w:szCs w:val="24"/>
+          <w:bdr w:val="none" w:sz="0" w:space="0" w:color="auto" w:frame="1"/>
+        </w:rPr>
+        <w:lastRenderedPageBreak/>
+        <w:t>Kubernetes</w:t>
+      </w:r>
+      <w:proofErr w:type="spellEnd"/>
+      <w:r>
+        <w:rPr>
+          <w:rStyle w:val="lev"/>
+          <w:rFonts w:ascii="Times New Roman" w:hAnsi="Times New Roman" w:cs="Times New Roman"/>
+          <w:color w:val="1B1C1D"/>
+          <w:sz w:val="24"/>
+          <w:szCs w:val="24"/>
+          <w:bdr w:val="none" w:sz="0" w:space="0" w:color="auto" w:frame="1"/>
+        </w:rPr>
+        <w:t xml:space="preserve"> :</w:t>
+      </w:r>
+      <w:r>
+        <w:rPr>
+          <w:rFonts w:ascii="Times New Roman" w:hAnsi="Times New Roman" w:cs="Times New Roman"/>
+          <w:color w:val="1B1C1D"/>
+          <w:sz w:val="24"/>
+          <w:szCs w:val="24"/>
+        </w:rPr>
+        <w:t xml:space="preserve"> L'orchestrateur principal. Un environnement de cluster </w:t>
+      </w:r>
+      <w:proofErr w:type="spellStart"/>
+      <w:r>
+        <w:rPr>
+          <w:rFonts w:ascii="Times New Roman" w:hAnsi="Times New Roman" w:cs="Times New Roman"/>
+          <w:color w:val="1B1C1D"/>
+          <w:sz w:val="24"/>
+          <w:szCs w:val="24"/>
+        </w:rPr>
+        <w:t>Kubernetes</w:t>
+      </w:r>
+      <w:proofErr w:type="spellEnd"/>
+      <w:r>
+        <w:rPr>
+          <w:rFonts w:ascii="Times New Roman" w:hAnsi="Times New Roman" w:cs="Times New Roman"/>
+          <w:color w:val="1B1C1D"/>
+          <w:sz w:val="24"/>
+          <w:szCs w:val="24"/>
+        </w:rPr>
+        <w:t xml:space="preserve"> sera mis en place, potentiellement via </w:t>
+      </w:r>
+      <w:proofErr w:type="spellStart"/>
       <w:r>
         <w:rPr>
           <w:rStyle w:val="lev"/>
@@ -8924,6 +11062,7 @@
         </w:rPr>
         <w:t>Minikube</w:t>
       </w:r>
+      <w:proofErr w:type="spellEnd"/>
       <w:r>
         <w:rPr>
           <w:rFonts w:ascii="Times New Roman" w:hAnsi="Times New Roman" w:cs="Times New Roman"/>
@@ -8993,8 +11132,10 @@
       <w:pPr>
         <w:spacing w:before="100" w:beforeAutospacing="1" w:after="0" w:line="240" w:lineRule="auto"/>
         <w:rPr>
-          <w:rFonts w:ascii="Segoe UI" w:hAnsi="Segoe UI" w:cs="Segoe UI"/>
+          <w:rFonts w:ascii="Times New Roman" w:hAnsi="Times New Roman" w:cs="Times New Roman"/>
           <w:color w:val="1C1E21"/>
+          <w:sz w:val="24"/>
+          <w:szCs w:val="24"/>
         </w:rPr>
       </w:pPr>
       <w:r>
@@ -9031,61 +11172,144 @@
           <w:sz w:val="24"/>
           <w:szCs w:val="24"/>
         </w:rPr>
-        <w:t xml:space="preserve">« Wails » qui </w:t>
-      </w:r>
-      <w:r>
-        <w:rPr>
-          <w:rFonts w:ascii="Segoe UI" w:hAnsi="Segoe UI" w:cs="Segoe UI"/>
+        <w:t>« </w:t>
+      </w:r>
+      <w:proofErr w:type="spellStart"/>
+      <w:r>
+        <w:rPr>
+          <w:rFonts w:ascii="Times New Roman" w:hAnsi="Times New Roman" w:cs="Times New Roman"/>
+          <w:color w:val="FF0000"/>
+          <w:sz w:val="24"/>
+          <w:szCs w:val="24"/>
+        </w:rPr>
+        <w:t>Wails</w:t>
+      </w:r>
+      <w:proofErr w:type="spellEnd"/>
+      <w:r>
+        <w:rPr>
+          <w:rFonts w:ascii="Times New Roman" w:hAnsi="Times New Roman" w:cs="Times New Roman"/>
+          <w:color w:val="FF0000"/>
+          <w:sz w:val="24"/>
+          <w:szCs w:val="24"/>
+        </w:rPr>
+        <w:t xml:space="preserve"> » qui </w:t>
+      </w:r>
+      <w:r>
+        <w:rPr>
+          <w:rFonts w:ascii="Times New Roman" w:hAnsi="Times New Roman" w:cs="Times New Roman"/>
           <w:color w:val="1C1E21"/>
-        </w:rPr>
-        <w:t>permet d'écrire des applications de bureau en utilisant les technologies Go et web</w:t>
-      </w:r>
-      <w:r>
-        <w:rPr>
-          <w:rFonts w:ascii="Segoe UI" w:hAnsi="Segoe UI" w:cs="Segoe UI"/>
+          <w:sz w:val="24"/>
+          <w:szCs w:val="24"/>
+        </w:rPr>
+        <w:t>permet d'écrire des applications de bureau en utilisant les technologies</w:t>
+      </w:r>
+      <w:r>
+        <w:rPr>
+          <w:rFonts w:ascii="Times New Roman" w:hAnsi="Times New Roman" w:cs="Times New Roman"/>
           <w:color w:val="1C1E21"/>
+          <w:sz w:val="24"/>
+          <w:szCs w:val="24"/>
+        </w:rPr>
+        <w:t xml:space="preserve"> du langage</w:t>
+      </w:r>
+      <w:r>
+        <w:rPr>
+          <w:rFonts w:ascii="Times New Roman" w:hAnsi="Times New Roman" w:cs="Times New Roman"/>
+          <w:color w:val="1C1E21"/>
+          <w:sz w:val="24"/>
+          <w:szCs w:val="24"/>
+        </w:rPr>
+        <w:t xml:space="preserve"> </w:t>
+      </w:r>
+      <w:proofErr w:type="spellStart"/>
+      <w:r>
+        <w:rPr>
+          <w:rFonts w:ascii="Times New Roman" w:hAnsi="Times New Roman" w:cs="Times New Roman"/>
+          <w:color w:val="1C1E21"/>
+          <w:sz w:val="24"/>
+          <w:szCs w:val="24"/>
+        </w:rPr>
+        <w:t>Go</w:t>
+      </w:r>
+      <w:r>
+        <w:rPr>
+          <w:rFonts w:ascii="Times New Roman" w:hAnsi="Times New Roman" w:cs="Times New Roman"/>
+          <w:color w:val="1C1E21"/>
+          <w:sz w:val="24"/>
+          <w:szCs w:val="24"/>
+        </w:rPr>
+        <w:t>lang</w:t>
+      </w:r>
+      <w:proofErr w:type="spellEnd"/>
+      <w:r>
+        <w:rPr>
+          <w:rFonts w:ascii="Times New Roman" w:hAnsi="Times New Roman" w:cs="Times New Roman"/>
+          <w:color w:val="1C1E21"/>
+          <w:sz w:val="24"/>
+          <w:szCs w:val="24"/>
+        </w:rPr>
+        <w:t xml:space="preserve"> et web</w:t>
+      </w:r>
+      <w:r>
+        <w:rPr>
+          <w:rFonts w:ascii="Times New Roman" w:hAnsi="Times New Roman" w:cs="Times New Roman"/>
+          <w:color w:val="1C1E21"/>
+          <w:sz w:val="24"/>
+          <w:szCs w:val="24"/>
         </w:rPr>
         <w:t xml:space="preserve">. </w:t>
       </w:r>
       <w:r>
         <w:rPr>
-          <w:rFonts w:ascii="Segoe UI" w:hAnsi="Segoe UI" w:cs="Segoe UI"/>
+          <w:rFonts w:ascii="Times New Roman" w:hAnsi="Times New Roman" w:cs="Times New Roman"/>
           <w:color w:val="1C1E21"/>
+          <w:sz w:val="24"/>
+          <w:szCs w:val="24"/>
         </w:rPr>
         <w:t>C</w:t>
       </w:r>
       <w:r>
         <w:rPr>
-          <w:rFonts w:ascii="Segoe UI" w:hAnsi="Segoe UI" w:cs="Segoe UI"/>
+          <w:rFonts w:ascii="Times New Roman" w:hAnsi="Times New Roman" w:cs="Times New Roman"/>
           <w:color w:val="1C1E21"/>
+          <w:sz w:val="24"/>
+          <w:szCs w:val="24"/>
         </w:rPr>
         <w:t>ette</w:t>
       </w:r>
       <w:r>
         <w:rPr>
-          <w:rFonts w:ascii="Segoe UI" w:hAnsi="Segoe UI" w:cs="Segoe UI"/>
+          <w:rFonts w:ascii="Times New Roman" w:hAnsi="Times New Roman" w:cs="Times New Roman"/>
           <w:color w:val="1C1E21"/>
+          <w:sz w:val="24"/>
+          <w:szCs w:val="24"/>
         </w:rPr>
         <w:t xml:space="preserve"> technologie</w:t>
       </w:r>
       <w:r>
         <w:rPr>
-          <w:rFonts w:ascii="Segoe UI" w:hAnsi="Segoe UI" w:cs="Segoe UI"/>
+          <w:rFonts w:ascii="Times New Roman" w:hAnsi="Times New Roman" w:cs="Times New Roman"/>
           <w:color w:val="1C1E21"/>
+          <w:sz w:val="24"/>
+          <w:szCs w:val="24"/>
         </w:rPr>
         <w:t xml:space="preserve"> </w:t>
       </w:r>
       <w:r>
         <w:rPr>
-          <w:rFonts w:ascii="Segoe UI" w:hAnsi="Segoe UI" w:cs="Segoe UI"/>
+          <w:rFonts w:ascii="Times New Roman" w:hAnsi="Times New Roman" w:cs="Times New Roman"/>
           <w:color w:val="1C1E21"/>
+          <w:sz w:val="24"/>
+          <w:szCs w:val="24"/>
         </w:rPr>
         <w:t>présente</w:t>
       </w:r>
       <w:r>
         <w:rPr>
-          <w:rFonts w:ascii="Segoe UI" w:hAnsi="Segoe UI" w:cs="Segoe UI"/>
+          <w:rFonts w:ascii="Times New Roman" w:hAnsi="Times New Roman" w:cs="Times New Roman"/>
           <w:color w:val="1C1E21"/>
+          <w:sz w:val="24"/>
+          <w:szCs w:val="24"/>
         </w:rPr>
         <w:t xml:space="preserve"> plusieurs avantages notamment :</w:t>
       </w:r>
@@ -9099,51 +11323,40 @@
         </w:numPr>
         <w:spacing w:before="100" w:beforeAutospacing="1" w:after="0" w:line="240" w:lineRule="auto"/>
         <w:rPr>
-          <w:rFonts w:ascii="Segoe UI" w:hAnsi="Segoe UI" w:cs="Segoe UI"/>
+          <w:rFonts w:ascii="Times New Roman" w:hAnsi="Times New Roman" w:cs="Times New Roman"/>
           <w:color w:val="1C1E21"/>
-        </w:rPr>
-      </w:pPr>
-      <w:r>
-        <w:rPr>
-          <w:rFonts w:ascii="Segoe UI" w:hAnsi="Segoe UI" w:cs="Segoe UI"/>
+          <w:sz w:val="24"/>
+          <w:szCs w:val="24"/>
+        </w:rPr>
+      </w:pPr>
+      <w:r>
+        <w:rPr>
+          <w:rFonts w:ascii="Times New Roman" w:hAnsi="Times New Roman" w:cs="Times New Roman"/>
           <w:color w:val="1C1E21"/>
-        </w:rPr>
-        <w:t>Elle permet</w:t>
-      </w:r>
-      <w:r>
-        <w:rPr>
-          <w:rFonts w:ascii="Segoe UI" w:hAnsi="Segoe UI" w:cs="Segoe UI"/>
+          <w:sz w:val="24"/>
+          <w:szCs w:val="24"/>
+        </w:rPr>
+        <w:t xml:space="preserve">Elle permet de construire facilement des applications avec la flexibilité et la puissance de Go, combinée à un </w:t>
+      </w:r>
+      <w:proofErr w:type="spellStart"/>
+      <w:r>
+        <w:rPr>
+          <w:rFonts w:ascii="Times New Roman" w:hAnsi="Times New Roman" w:cs="Times New Roman"/>
           <w:color w:val="1C1E21"/>
-        </w:rPr>
-        <w:t xml:space="preserve"> </w:t>
-      </w:r>
-      <w:r>
-        <w:rPr>
-          <w:rFonts w:ascii="Segoe UI" w:hAnsi="Segoe UI" w:cs="Segoe UI"/>
+          <w:sz w:val="24"/>
+          <w:szCs w:val="24"/>
+        </w:rPr>
+        <w:t>frontend</w:t>
+      </w:r>
+      <w:proofErr w:type="spellEnd"/>
+      <w:r>
+        <w:rPr>
+          <w:rFonts w:ascii="Times New Roman" w:hAnsi="Times New Roman" w:cs="Times New Roman"/>
           <w:color w:val="1C1E21"/>
-        </w:rPr>
-        <w:t xml:space="preserve">de </w:t>
-      </w:r>
-      <w:r>
-        <w:rPr>
-          <w:rFonts w:ascii="Segoe UI" w:hAnsi="Segoe UI" w:cs="Segoe UI"/>
-          <w:color w:val="1C1E21"/>
-        </w:rPr>
-        <w:t>construire</w:t>
-      </w:r>
-      <w:r>
-        <w:rPr>
-          <w:rFonts w:ascii="Segoe UI" w:hAnsi="Segoe UI" w:cs="Segoe UI"/>
-          <w:color w:val="1C1E21"/>
-        </w:rPr>
-        <w:t xml:space="preserve"> </w:t>
-      </w:r>
-      <w:r>
-        <w:rPr>
-          <w:rFonts w:ascii="Segoe UI" w:hAnsi="Segoe UI" w:cs="Segoe UI"/>
-          <w:color w:val="1C1E21"/>
-        </w:rPr>
-        <w:t>facilement des applications avec la flexibilité et la puissance de Go, combinée à un frontend riche et moderne.</w:t>
+          <w:sz w:val="24"/>
+          <w:szCs w:val="24"/>
+        </w:rPr>
+        <w:t xml:space="preserve"> riche et moderne.</w:t>
       </w:r>
     </w:p>
     <w:p>
@@ -9155,13 +11368,15 @@
         </w:numPr>
         <w:spacing w:before="100" w:beforeAutospacing="1" w:after="0" w:line="240" w:lineRule="auto"/>
         <w:rPr>
-          <w:rFonts w:ascii="Segoe UI" w:hAnsi="Segoe UI" w:cs="Segoe UI"/>
+          <w:rFonts w:ascii="Times New Roman" w:hAnsi="Times New Roman" w:cs="Times New Roman"/>
           <w:color w:val="1C1E21"/>
-        </w:rPr>
-      </w:pPr>
-      <w:r>
-        <w:rPr>
-          <w:rFonts w:ascii="Segoe UI" w:eastAsia="Times New Roman" w:hAnsi="Segoe UI" w:cs="Segoe UI"/>
+          <w:sz w:val="24"/>
+          <w:szCs w:val="24"/>
+        </w:rPr>
+      </w:pPr>
+      <w:r>
+        <w:rPr>
+          <w:rFonts w:ascii="Times New Roman" w:eastAsia="Times New Roman" w:hAnsi="Times New Roman" w:cs="Times New Roman"/>
           <w:color w:val="1C1E21"/>
           <w:sz w:val="24"/>
           <w:szCs w:val="24"/>
@@ -9170,16 +11385,17 @@
       </w:r>
       <w:r>
         <w:rPr>
-          <w:rFonts w:ascii="Segoe UI" w:eastAsia="Times New Roman" w:hAnsi="Segoe UI" w:cs="Segoe UI"/>
+          <w:rFonts w:ascii="Times New Roman" w:eastAsia="Times New Roman" w:hAnsi="Times New Roman" w:cs="Times New Roman"/>
           <w:color w:val="1C1E21"/>
           <w:sz w:val="24"/>
           <w:szCs w:val="24"/>
         </w:rPr>
         <w:t xml:space="preserve">est </w:t>
       </w:r>
-      <w:r>
-        <w:rPr>
-          <w:rFonts w:ascii="Segoe UI" w:eastAsia="Times New Roman" w:hAnsi="Segoe UI" w:cs="Segoe UI"/>
+      <w:proofErr w:type="spellStart"/>
+      <w:r>
+        <w:rPr>
+          <w:rFonts w:ascii="Times New Roman" w:eastAsia="Times New Roman" w:hAnsi="Times New Roman" w:cs="Times New Roman"/>
           <w:color w:val="1C1E21"/>
           <w:sz w:val="24"/>
           <w:szCs w:val="24"/>
@@ -9188,37 +11404,70 @@
       </w:r>
       <w:r>
         <w:rPr>
-          <w:rFonts w:ascii="Segoe UI" w:eastAsia="Times New Roman" w:hAnsi="Segoe UI" w:cs="Segoe UI"/>
+          <w:rFonts w:ascii="Times New Roman" w:eastAsia="Times New Roman" w:hAnsi="Times New Roman" w:cs="Times New Roman"/>
           <w:b/>
           <w:color w:val="1C1E21"/>
           <w:sz w:val="24"/>
           <w:szCs w:val="24"/>
         </w:rPr>
-        <w:t>plateforme (</w:t>
-      </w:r>
-      <w:r>
-        <w:rPr>
-          <w:rFonts w:ascii="Segoe UI" w:eastAsia="Times New Roman" w:hAnsi="Segoe UI" w:cs="Segoe UI"/>
+        <w:t>plateforme</w:t>
+      </w:r>
+      <w:proofErr w:type="spellEnd"/>
+      <w:r>
+        <w:rPr>
+          <w:rFonts w:ascii="Times New Roman" w:eastAsia="Times New Roman" w:hAnsi="Times New Roman" w:cs="Times New Roman"/>
           <w:b/>
           <w:color w:val="1C1E21"/>
           <w:sz w:val="24"/>
           <w:szCs w:val="24"/>
         </w:rPr>
-        <w:t>Windows, macOS et Linux</w:t>
-      </w:r>
-      <w:r>
-        <w:rPr>
-          <w:rFonts w:ascii="Segoe UI" w:eastAsia="Times New Roman" w:hAnsi="Segoe UI" w:cs="Segoe UI"/>
+        <w:t xml:space="preserve"> (</w:t>
+      </w:r>
+      <w:r>
+        <w:rPr>
+          <w:rFonts w:ascii="Times New Roman" w:eastAsia="Times New Roman" w:hAnsi="Times New Roman" w:cs="Times New Roman"/>
           <w:b/>
           <w:color w:val="1C1E21"/>
           <w:sz w:val="24"/>
           <w:szCs w:val="24"/>
         </w:rPr>
+        <w:t xml:space="preserve">Windows, </w:t>
+      </w:r>
+      <w:proofErr w:type="spellStart"/>
+      <w:r>
+        <w:rPr>
+          <w:rFonts w:ascii="Times New Roman" w:eastAsia="Times New Roman" w:hAnsi="Times New Roman" w:cs="Times New Roman"/>
+          <w:b/>
+          <w:color w:val="1C1E21"/>
+          <w:sz w:val="24"/>
+          <w:szCs w:val="24"/>
+        </w:rPr>
+        <w:t>macOS</w:t>
+      </w:r>
+      <w:proofErr w:type="spellEnd"/>
+      <w:r>
+        <w:rPr>
+          <w:rFonts w:ascii="Times New Roman" w:eastAsia="Times New Roman" w:hAnsi="Times New Roman" w:cs="Times New Roman"/>
+          <w:b/>
+          <w:color w:val="1C1E21"/>
+          <w:sz w:val="24"/>
+          <w:szCs w:val="24"/>
+        </w:rPr>
+        <w:t xml:space="preserve"> et Linux</w:t>
+      </w:r>
+      <w:r>
+        <w:rPr>
+          <w:rFonts w:ascii="Times New Roman" w:eastAsia="Times New Roman" w:hAnsi="Times New Roman" w:cs="Times New Roman"/>
+          <w:b/>
+          <w:color w:val="1C1E21"/>
+          <w:sz w:val="24"/>
+          <w:szCs w:val="24"/>
+        </w:rPr>
         <w:t>)</w:t>
       </w:r>
       <w:r>
         <w:rPr>
-          <w:rFonts w:ascii="Segoe UI" w:eastAsia="Times New Roman" w:hAnsi="Segoe UI" w:cs="Segoe UI"/>
+          <w:rFonts w:ascii="Times New Roman" w:eastAsia="Times New Roman" w:hAnsi="Times New Roman" w:cs="Times New Roman"/>
           <w:color w:val="1C1E21"/>
           <w:sz w:val="24"/>
           <w:szCs w:val="24"/>
@@ -9235,7 +11484,7 @@
         </w:numPr>
         <w:spacing w:before="60" w:after="100" w:afterAutospacing="1" w:line="240" w:lineRule="auto"/>
         <w:rPr>
-          <w:rFonts w:ascii="Segoe UI" w:eastAsia="Times New Roman" w:hAnsi="Segoe UI" w:cs="Segoe UI"/>
+          <w:rFonts w:ascii="Times New Roman" w:eastAsia="Times New Roman" w:hAnsi="Times New Roman" w:cs="Times New Roman"/>
           <w:b/>
           <w:color w:val="1C1E21"/>
           <w:sz w:val="24"/>
@@ -9244,7 +11493,7 @@
       </w:pPr>
       <w:r>
         <w:rPr>
-          <w:rFonts w:ascii="Segoe UI" w:eastAsia="Times New Roman" w:hAnsi="Segoe UI" w:cs="Segoe UI"/>
+          <w:rFonts w:ascii="Times New Roman" w:eastAsia="Times New Roman" w:hAnsi="Times New Roman" w:cs="Times New Roman"/>
           <w:color w:val="1C1E21"/>
           <w:sz w:val="24"/>
           <w:szCs w:val="24"/>
@@ -9253,7 +11502,7 @@
       </w:r>
       <w:r>
         <w:rPr>
-          <w:rFonts w:ascii="Segoe UI" w:eastAsia="Times New Roman" w:hAnsi="Segoe UI" w:cs="Segoe UI"/>
+          <w:rFonts w:ascii="Times New Roman" w:eastAsia="Times New Roman" w:hAnsi="Times New Roman" w:cs="Times New Roman"/>
           <w:color w:val="1C1E21"/>
           <w:sz w:val="24"/>
           <w:szCs w:val="24"/>
@@ -9262,7 +11511,7 @@
       </w:r>
       <w:r>
         <w:rPr>
-          <w:rFonts w:ascii="Segoe UI" w:eastAsia="Times New Roman" w:hAnsi="Segoe UI" w:cs="Segoe UI"/>
+          <w:rFonts w:ascii="Times New Roman" w:eastAsia="Times New Roman" w:hAnsi="Times New Roman" w:cs="Times New Roman"/>
           <w:color w:val="1C1E21"/>
           <w:sz w:val="24"/>
           <w:szCs w:val="24"/>
@@ -9271,67 +11520,124 @@
       </w:r>
       <w:r>
         <w:rPr>
-          <w:rFonts w:ascii="Segoe UI" w:eastAsia="Times New Roman" w:hAnsi="Segoe UI" w:cs="Segoe UI"/>
+          <w:rFonts w:ascii="Times New Roman" w:eastAsia="Times New Roman" w:hAnsi="Times New Roman" w:cs="Times New Roman"/>
           <w:color w:val="1C1E21"/>
           <w:sz w:val="24"/>
           <w:szCs w:val="24"/>
         </w:rPr>
-        <w:t>modèles</w:t>
-      </w:r>
-      <w:r>
-        <w:rPr>
-          <w:rFonts w:ascii="Segoe UI" w:eastAsia="Times New Roman" w:hAnsi="Segoe UI" w:cs="Segoe UI"/>
+        <w:t xml:space="preserve">modèles </w:t>
+      </w:r>
+      <w:r>
+        <w:rPr>
+          <w:rFonts w:ascii="Times New Roman" w:eastAsia="Times New Roman" w:hAnsi="Times New Roman" w:cs="Times New Roman"/>
           <w:color w:val="1C1E21"/>
           <w:sz w:val="24"/>
           <w:szCs w:val="24"/>
         </w:rPr>
+        <w:t>tel</w:t>
+      </w:r>
+      <w:r>
+        <w:rPr>
+          <w:rFonts w:ascii="Times New Roman" w:eastAsia="Times New Roman" w:hAnsi="Times New Roman" w:cs="Times New Roman"/>
+          <w:color w:val="1C1E21"/>
+          <w:sz w:val="24"/>
+          <w:szCs w:val="24"/>
+        </w:rPr>
+        <w:t xml:space="preserve">s </w:t>
+      </w:r>
+      <w:r>
+        <w:rPr>
+          <w:rFonts w:ascii="Times New Roman" w:eastAsia="Times New Roman" w:hAnsi="Times New Roman" w:cs="Times New Roman"/>
+          <w:color w:val="1C1E21"/>
+          <w:sz w:val="24"/>
+          <w:szCs w:val="24"/>
+        </w:rPr>
+        <w:t>que :</w:t>
+      </w:r>
+      <w:r>
+        <w:rPr>
+          <w:rFonts w:ascii="Times New Roman" w:eastAsia="Times New Roman" w:hAnsi="Times New Roman" w:cs="Times New Roman"/>
+          <w:color w:val="1C1E21"/>
+          <w:sz w:val="24"/>
+          <w:szCs w:val="24"/>
+        </w:rPr>
         <w:t xml:space="preserve"> </w:t>
       </w:r>
       <w:r>
         <w:rPr>
-          <w:rFonts w:ascii="Segoe UI" w:eastAsia="Times New Roman" w:hAnsi="Segoe UI" w:cs="Segoe UI"/>
-          <w:color w:val="1C1E21"/>
-          <w:sz w:val="24"/>
-          <w:szCs w:val="24"/>
-        </w:rPr>
-        <w:t>tel</w:t>
-      </w:r>
-      <w:r>
-        <w:rPr>
-          <w:rFonts w:ascii="Segoe UI" w:eastAsia="Times New Roman" w:hAnsi="Segoe UI" w:cs="Segoe UI"/>
-          <w:color w:val="1C1E21"/>
-          <w:sz w:val="24"/>
-          <w:szCs w:val="24"/>
-        </w:rPr>
-        <w:t xml:space="preserve">s </w:t>
-      </w:r>
-      <w:r>
-        <w:rPr>
-          <w:rFonts w:ascii="Segoe UI" w:eastAsia="Times New Roman" w:hAnsi="Segoe UI" w:cs="Segoe UI"/>
-          <w:color w:val="1C1E21"/>
-          <w:sz w:val="24"/>
-          <w:szCs w:val="24"/>
-        </w:rPr>
-        <w:t>que :</w:t>
-      </w:r>
-      <w:r>
-        <w:rPr>
-          <w:rFonts w:ascii="Segoe UI" w:eastAsia="Times New Roman" w:hAnsi="Segoe UI" w:cs="Segoe UI"/>
-          <w:color w:val="1C1E21"/>
-          <w:sz w:val="24"/>
-          <w:szCs w:val="24"/>
-        </w:rPr>
-        <w:t xml:space="preserve"> </w:t>
-      </w:r>
-      <w:r>
-        <w:rPr>
-          <w:rFonts w:ascii="Segoe UI" w:eastAsia="Times New Roman" w:hAnsi="Segoe UI" w:cs="Segoe UI"/>
+          <w:rFonts w:ascii="Times New Roman" w:eastAsia="Times New Roman" w:hAnsi="Times New Roman" w:cs="Times New Roman"/>
           <w:b/>
           <w:color w:val="1C1E21"/>
           <w:sz w:val="24"/>
           <w:szCs w:val="24"/>
         </w:rPr>
-        <w:t>Svelte, React, Preact, Vue, Lit et Vanilla JS</w:t>
+        <w:t xml:space="preserve">Svelte, </w:t>
+      </w:r>
+      <w:proofErr w:type="spellStart"/>
+      <w:r>
+        <w:rPr>
+          <w:rFonts w:ascii="Times New Roman" w:eastAsia="Times New Roman" w:hAnsi="Times New Roman" w:cs="Times New Roman"/>
+          <w:b/>
+          <w:color w:val="1C1E21"/>
+          <w:sz w:val="24"/>
+          <w:szCs w:val="24"/>
+        </w:rPr>
+        <w:t>React</w:t>
+      </w:r>
+      <w:proofErr w:type="spellEnd"/>
+      <w:r>
+        <w:rPr>
+          <w:rFonts w:ascii="Times New Roman" w:eastAsia="Times New Roman" w:hAnsi="Times New Roman" w:cs="Times New Roman"/>
+          <w:b/>
+          <w:color w:val="1C1E21"/>
+          <w:sz w:val="24"/>
+          <w:szCs w:val="24"/>
+        </w:rPr>
+        <w:t xml:space="preserve">, </w:t>
+      </w:r>
+      <w:proofErr w:type="spellStart"/>
+      <w:r>
+        <w:rPr>
+          <w:rFonts w:ascii="Times New Roman" w:eastAsia="Times New Roman" w:hAnsi="Times New Roman" w:cs="Times New Roman"/>
+          <w:b/>
+          <w:color w:val="1C1E21"/>
+          <w:sz w:val="24"/>
+          <w:szCs w:val="24"/>
+        </w:rPr>
+        <w:t>Preact</w:t>
+      </w:r>
+      <w:proofErr w:type="spellEnd"/>
+      <w:r>
+        <w:rPr>
+          <w:rFonts w:ascii="Times New Roman" w:eastAsia="Times New Roman" w:hAnsi="Times New Roman" w:cs="Times New Roman"/>
+          <w:b/>
+          <w:color w:val="1C1E21"/>
+          <w:sz w:val="24"/>
+          <w:szCs w:val="24"/>
+        </w:rPr>
+        <w:t xml:space="preserve">, Vue, Lit et </w:t>
+      </w:r>
+      <w:proofErr w:type="spellStart"/>
+      <w:r>
+        <w:rPr>
+          <w:rFonts w:ascii="Times New Roman" w:eastAsia="Times New Roman" w:hAnsi="Times New Roman" w:cs="Times New Roman"/>
+          <w:b/>
+          <w:color w:val="1C1E21"/>
+          <w:sz w:val="24"/>
+          <w:szCs w:val="24"/>
+        </w:rPr>
+        <w:t>Vanilla</w:t>
+      </w:r>
+      <w:proofErr w:type="spellEnd"/>
+      <w:r>
+        <w:rPr>
+          <w:rFonts w:ascii="Times New Roman" w:eastAsia="Times New Roman" w:hAnsi="Times New Roman" w:cs="Times New Roman"/>
+          <w:b/>
+          <w:color w:val="1C1E21"/>
+          <w:sz w:val="24"/>
+          <w:szCs w:val="24"/>
+        </w:rPr>
+        <w:t xml:space="preserve"> JS</w:t>
       </w:r>
     </w:p>
     <w:p>
@@ -9343,7 +11649,7 @@
         </w:numPr>
         <w:spacing w:before="60" w:after="100" w:afterAutospacing="1" w:line="240" w:lineRule="auto"/>
         <w:rPr>
-          <w:rFonts w:ascii="Segoe UI" w:eastAsia="Times New Roman" w:hAnsi="Segoe UI" w:cs="Segoe UI"/>
+          <w:rFonts w:ascii="Times New Roman" w:eastAsia="Times New Roman" w:hAnsi="Times New Roman" w:cs="Times New Roman"/>
           <w:b/>
           <w:color w:val="1C1E21"/>
           <w:sz w:val="24"/>
@@ -9352,26 +11658,55 @@
       </w:pPr>
       <w:r>
         <w:rPr>
-          <w:rFonts w:ascii="Segoe UI" w:eastAsia="Times New Roman" w:hAnsi="Segoe UI" w:cs="Segoe UI"/>
+          <w:rFonts w:ascii="Times New Roman" w:eastAsia="Times New Roman" w:hAnsi="Times New Roman" w:cs="Times New Roman"/>
           <w:color w:val="1C1E21"/>
           <w:sz w:val="24"/>
           <w:szCs w:val="24"/>
         </w:rPr>
-        <w:t>Les applications construites avec Wails sont conformes aux Stores Apple &amp; Microsoft</w:t>
-      </w:r>
-    </w:p>
-    <w:p>
-      <w:pPr>
-        <w:pStyle w:val="Paragraphedeliste"/>
+        <w:t xml:space="preserve">Les applications construites avec </w:t>
+      </w:r>
+      <w:proofErr w:type="spellStart"/>
+      <w:r>
+        <w:rPr>
+          <w:rFonts w:ascii="Times New Roman" w:eastAsia="Times New Roman" w:hAnsi="Times New Roman" w:cs="Times New Roman"/>
+          <w:color w:val="1C1E21"/>
+          <w:sz w:val="24"/>
+          <w:szCs w:val="24"/>
+        </w:rPr>
+        <w:t>Wails</w:t>
+      </w:r>
+      <w:proofErr w:type="spellEnd"/>
+      <w:r>
+        <w:rPr>
+          <w:rFonts w:ascii="Times New Roman" w:eastAsia="Times New Roman" w:hAnsi="Times New Roman" w:cs="Times New Roman"/>
+          <w:color w:val="1C1E21"/>
+          <w:sz w:val="24"/>
+          <w:szCs w:val="24"/>
+        </w:rPr>
+        <w:t xml:space="preserve"> sont conformes aux Stores Apple &amp; Microsoft</w:t>
+      </w:r>
+    </w:p>
+    <w:p>
+      <w:pPr>
         <w:spacing w:before="100" w:beforeAutospacing="1" w:after="0" w:line="240" w:lineRule="auto"/>
-        <w:ind w:left="783"/>
+        <w:jc w:val="both"/>
+        <w:rPr>
+          <w:rFonts w:ascii="Times New Roman" w:hAnsi="Times New Roman" w:cs="Times New Roman"/>
+          <w:color w:val="1C1E21"/>
+          <w:sz w:val="24"/>
+          <w:szCs w:val="24"/>
+        </w:rPr>
+      </w:pPr>
+      <w:r>
         <w:rPr>
           <w:rFonts w:ascii="Times New Roman" w:hAnsi="Times New Roman" w:cs="Times New Roman"/>
           <w:color w:val="FF0000"/>
           <w:sz w:val="24"/>
           <w:szCs w:val="24"/>
         </w:rPr>
-      </w:pPr>
+        <w:t xml:space="preserve">Une base de donnée </w:t>
+      </w:r>
+      <w:proofErr w:type="spellStart"/>
       <w:r>
         <w:rPr>
           <w:rFonts w:ascii="Times New Roman" w:hAnsi="Times New Roman" w:cs="Times New Roman"/>
@@ -9379,24 +11714,18 @@
           <w:sz w:val="24"/>
           <w:szCs w:val="24"/>
         </w:rPr>
-        <w:t>Les  technologies web tels que  svelte et typeScript pour le Frontend ;</w:t>
-      </w:r>
-    </w:p>
-    <w:p>
-      <w:pPr>
-        <w:pStyle w:val="Paragraphedeliste"/>
-        <w:numPr>
-          <w:ilvl w:val="0"/>
-          <w:numId w:val="37"/>
-        </w:numPr>
-        <w:spacing w:before="100" w:beforeAutospacing="1" w:after="0" w:line="240" w:lineRule="auto"/>
+        <w:t>PostgreSql</w:t>
+      </w:r>
+      <w:proofErr w:type="spellEnd"/>
+      <w:r>
         <w:rPr>
           <w:rFonts w:ascii="Times New Roman" w:hAnsi="Times New Roman" w:cs="Times New Roman"/>
           <w:color w:val="FF0000"/>
           <w:sz w:val="24"/>
           <w:szCs w:val="24"/>
         </w:rPr>
-      </w:pPr>
+        <w:t>.</w:t>
+      </w:r>
       <w:r>
         <w:rPr>
           <w:rFonts w:ascii="Times New Roman" w:hAnsi="Times New Roman" w:cs="Times New Roman"/>
@@ -9404,58 +11733,48 @@
           <w:sz w:val="24"/>
           <w:szCs w:val="24"/>
         </w:rPr>
-        <w:t>Une base de donnée PostgreSql</w:t>
-      </w:r>
-      <w:r>
-        <w:rPr>
-          <w:rFonts w:ascii="Times New Roman" w:hAnsi="Times New Roman" w:cs="Times New Roman"/>
-          <w:color w:val="FF0000"/>
-          <w:sz w:val="24"/>
-          <w:szCs w:val="24"/>
-        </w:rPr>
-        <w:t>.</w:t>
-      </w:r>
-    </w:p>
-    <w:p>
-      <w:pPr>
-        <w:pStyle w:val="NormalWeb"/>
-        <w:spacing w:before="0" w:beforeAutospacing="0" w:after="300" w:afterAutospacing="0"/>
-        <w:rPr>
-          <w:rFonts w:ascii="Segoe UI" w:hAnsi="Segoe UI" w:cs="Segoe UI"/>
+        <w:t xml:space="preserve"> </w:t>
+      </w:r>
+      <w:r>
+        <w:rPr>
+          <w:rFonts w:ascii="Times New Roman" w:hAnsi="Times New Roman" w:cs="Times New Roman"/>
           <w:color w:val="1C1E21"/>
-        </w:rPr>
-      </w:pPr>
-      <w:r>
-        <w:rPr>
-          <w:rFonts w:ascii="Segoe UI" w:hAnsi="Segoe UI" w:cs="Segoe UI"/>
-          <w:color w:val="1C1E21"/>
+          <w:sz w:val="24"/>
+          <w:szCs w:val="24"/>
         </w:rPr>
         <w:t xml:space="preserve">Dans le cadre du développement de cette outil, nous avons opté pour l’utilisation de la base des données </w:t>
       </w:r>
       <w:r>
         <w:rPr>
-          <w:rFonts w:ascii="Segoe UI" w:hAnsi="Segoe UI" w:cs="Segoe UI"/>
+          <w:rFonts w:ascii="Times New Roman" w:hAnsi="Times New Roman" w:cs="Times New Roman"/>
           <w:b/>
           <w:color w:val="1C1E21"/>
-        </w:rPr>
-        <w:t>« PostgreSql ».</w:t>
-      </w:r>
-    </w:p>
-    <w:p>
-      <w:pPr>
-        <w:pStyle w:val="NormalWeb"/>
-        <w:spacing w:before="0" w:beforeAutospacing="0" w:after="300" w:afterAutospacing="0"/>
-        <w:rPr>
-          <w:rFonts w:ascii="Segoe UI" w:hAnsi="Segoe UI" w:cs="Segoe UI"/>
+          <w:sz w:val="24"/>
+          <w:szCs w:val="24"/>
+        </w:rPr>
+        <w:t>« </w:t>
+      </w:r>
+      <w:proofErr w:type="spellStart"/>
+      <w:r>
+        <w:rPr>
+          <w:rFonts w:ascii="Times New Roman" w:hAnsi="Times New Roman" w:cs="Times New Roman"/>
+          <w:b/>
           <w:color w:val="1C1E21"/>
-        </w:rPr>
-      </w:pPr>
-      <w:r>
-        <w:rPr>
-          <w:rFonts w:ascii="Segoe UI" w:hAnsi="Segoe UI" w:cs="Segoe UI"/>
+          <w:sz w:val="24"/>
+          <w:szCs w:val="24"/>
+        </w:rPr>
+        <w:t>PostgreSql</w:t>
+      </w:r>
+      <w:proofErr w:type="spellEnd"/>
+      <w:r>
+        <w:rPr>
+          <w:rFonts w:ascii="Times New Roman" w:hAnsi="Times New Roman" w:cs="Times New Roman"/>
+          <w:b/>
           <w:color w:val="1C1E21"/>
-        </w:rPr>
-        <w:t>Considérez cela comme une alternative légère et rapide d'Electron pour Go. Vous pouvez facilement construire des applications avec la flexibilité et la puissance de Go, combinée à un frontend riche et moderne.</w:t>
+          <w:sz w:val="24"/>
+          <w:szCs w:val="24"/>
+        </w:rPr>
+        <w:t> ».</w:t>
       </w:r>
     </w:p>
     <w:p/>
@@ -9475,7 +11794,7 @@
           <w:szCs w:val="36"/>
         </w:rPr>
       </w:pPr>
-      <w:bookmarkStart w:id="9" w:name="_Toc201500895"/>
+      <w:bookmarkStart w:id="18" w:name="_Toc201618235"/>
       <w:r>
         <w:rPr>
           <w:rFonts w:ascii="Times New Roman" w:hAnsi="Times New Roman" w:cs="Times New Roman"/>
@@ -9483,10 +11802,9 @@
           <w:sz w:val="36"/>
           <w:szCs w:val="36"/>
         </w:rPr>
-        <w:lastRenderedPageBreak/>
         <w:t>SCOPE ET LIMITES DE L’ETUDE</w:t>
       </w:r>
-      <w:bookmarkEnd w:id="9"/>
+      <w:bookmarkEnd w:id="18"/>
     </w:p>
     <w:p>
       <w:pPr>
@@ -9497,7 +11815,6 @@
           <w:color w:val="1B1C1D"/>
         </w:rPr>
       </w:pPr>
-      <w:bookmarkStart w:id="10" w:name="_Toc201500896"/>
       <w:r>
         <w:rPr>
           <w:color w:val="1B1C1D"/>
@@ -9514,12 +11831,28 @@
         <w:rPr>
           <w:color w:val="1B1C1D"/>
         </w:rPr>
-        <w:t>à travers un outil d'aide automatisé" introduit des contraintes et des focus particuliers.</w:t>
+        <w:t>à travers un outil d'aide automati</w:t>
+      </w:r>
+      <w:r>
+        <w:rPr>
+          <w:color w:val="1B1C1D"/>
+        </w:rPr>
+        <w:t>sé</w:t>
+      </w:r>
+      <w:r>
+        <w:rPr>
+          <w:color w:val="1B1C1D"/>
+        </w:rPr>
+        <w:t xml:space="preserve"> introduit des contraintes et des focus particuliers.</w:t>
       </w:r>
     </w:p>
     <w:p>
       <w:pPr>
         <w:pStyle w:val="Titre3"/>
+        <w:numPr>
+          <w:ilvl w:val="0"/>
+          <w:numId w:val="47"/>
+        </w:numPr>
         <w:spacing w:after="120" w:afterAutospacing="0"/>
         <w:jc w:val="both"/>
         <w:rPr>
@@ -9528,14 +11861,16 @@
           <w:szCs w:val="24"/>
         </w:rPr>
       </w:pPr>
-      <w:r>
-        <w:rPr>
-          <w:color w:val="1B1C1D"/>
-          <w:sz w:val="24"/>
-          <w:szCs w:val="24"/>
-        </w:rPr>
-        <w:t>5.1. Scope de l'Étude</w:t>
-      </w:r>
+      <w:bookmarkStart w:id="19" w:name="_Toc201618236"/>
+      <w:r>
+        <w:rPr>
+          <w:color w:val="1B1C1D"/>
+          <w:sz w:val="24"/>
+          <w:szCs w:val="24"/>
+        </w:rPr>
+        <w:t>Scope de l'Étude</w:t>
+      </w:r>
+      <w:bookmarkEnd w:id="19"/>
     </w:p>
     <w:p>
       <w:pPr>
@@ -9604,7 +11939,47 @@
           <w:sz w:val="24"/>
           <w:szCs w:val="24"/>
         </w:rPr>
-        <w:t>L'analyse des architectures d'applications web monolithiques ou traditionnelles (par exemple, LAMP/LEMP stack, applications basées sur des frameworks PHP, Python, Java Servlets/JSP).</w:t>
+        <w:t xml:space="preserve">L'analyse des architectures d'applications web monolithiques ou traditionnelles (par exemple, LAMP/LEMP </w:t>
+      </w:r>
+      <w:proofErr w:type="spellStart"/>
+      <w:r>
+        <w:rPr>
+          <w:rFonts w:ascii="Times New Roman" w:hAnsi="Times New Roman" w:cs="Times New Roman"/>
+          <w:color w:val="1B1C1D"/>
+          <w:sz w:val="24"/>
+          <w:szCs w:val="24"/>
+        </w:rPr>
+        <w:t>stack</w:t>
+      </w:r>
+      <w:proofErr w:type="spellEnd"/>
+      <w:r>
+        <w:rPr>
+          <w:rFonts w:ascii="Times New Roman" w:hAnsi="Times New Roman" w:cs="Times New Roman"/>
+          <w:color w:val="1B1C1D"/>
+          <w:sz w:val="24"/>
+          <w:szCs w:val="24"/>
+        </w:rPr>
+        <w:t xml:space="preserve">, applications basées sur des </w:t>
+      </w:r>
+      <w:proofErr w:type="spellStart"/>
+      <w:r>
+        <w:rPr>
+          <w:rFonts w:ascii="Times New Roman" w:hAnsi="Times New Roman" w:cs="Times New Roman"/>
+          <w:color w:val="1B1C1D"/>
+          <w:sz w:val="24"/>
+          <w:szCs w:val="24"/>
+        </w:rPr>
+        <w:t>frameworks</w:t>
+      </w:r>
+      <w:proofErr w:type="spellEnd"/>
+      <w:r>
+        <w:rPr>
+          <w:rFonts w:ascii="Times New Roman" w:hAnsi="Times New Roman" w:cs="Times New Roman"/>
+          <w:color w:val="1B1C1D"/>
+          <w:sz w:val="24"/>
+          <w:szCs w:val="24"/>
+        </w:rPr>
+        <w:t xml:space="preserve"> PHP, Python, Java Servlets/JSP).</w:t>
       </w:r>
     </w:p>
     <w:p>
@@ -9630,7 +12005,27 @@
           <w:sz w:val="24"/>
           <w:szCs w:val="24"/>
         </w:rPr>
-        <w:t>La création d'images conteneurs (Dockerfiles) optimisées pour ces applications, en respectant les bonnes pratiques (légèreté, sécurité, externalisation de la configuration).</w:t>
+        <w:t>La création d'images conteneurs (</w:t>
+      </w:r>
+      <w:proofErr w:type="spellStart"/>
+      <w:r>
+        <w:rPr>
+          <w:rFonts w:ascii="Times New Roman" w:hAnsi="Times New Roman" w:cs="Times New Roman"/>
+          <w:color w:val="1B1C1D"/>
+          <w:sz w:val="24"/>
+          <w:szCs w:val="24"/>
+        </w:rPr>
+        <w:t>Dockerfiles</w:t>
+      </w:r>
+      <w:proofErr w:type="spellEnd"/>
+      <w:r>
+        <w:rPr>
+          <w:rFonts w:ascii="Times New Roman" w:hAnsi="Times New Roman" w:cs="Times New Roman"/>
+          <w:color w:val="1B1C1D"/>
+          <w:sz w:val="24"/>
+          <w:szCs w:val="24"/>
+        </w:rPr>
+        <w:t>) optimisées pour ces applications, en respectant les bonnes pratiques (légèreté, sécurité, externalisation de la configuration).</w:t>
       </w:r>
     </w:p>
     <w:p>
@@ -9658,6 +12053,7 @@
         </w:rPr>
         <w:t xml:space="preserve">Le déploiement et l'orchestration de ces applications conteneurisées à l'aide de </w:t>
       </w:r>
+      <w:proofErr w:type="spellStart"/>
       <w:r>
         <w:rPr>
           <w:rStyle w:val="lev"/>
@@ -9669,14 +12065,55 @@
         </w:rPr>
         <w:t>Kubernetes</w:t>
       </w:r>
-      <w:r>
-        <w:rPr>
-          <w:rFonts w:ascii="Times New Roman" w:hAnsi="Times New Roman" w:cs="Times New Roman"/>
-          <w:color w:val="1B1C1D"/>
-          <w:sz w:val="24"/>
-          <w:szCs w:val="24"/>
-        </w:rPr>
-        <w:t xml:space="preserve"> comme plateforme cible, en se concentrant sur les manifestes essentiels (Deployments, Services, Persistent Volumes, Ingress).</w:t>
+      <w:proofErr w:type="spellEnd"/>
+      <w:r>
+        <w:rPr>
+          <w:rFonts w:ascii="Times New Roman" w:hAnsi="Times New Roman" w:cs="Times New Roman"/>
+          <w:color w:val="1B1C1D"/>
+          <w:sz w:val="24"/>
+          <w:szCs w:val="24"/>
+        </w:rPr>
+        <w:t xml:space="preserve"> comme plateforme cible, en se concentrant sur les manifestes essentiels (</w:t>
+      </w:r>
+      <w:proofErr w:type="spellStart"/>
+      <w:r>
+        <w:rPr>
+          <w:rFonts w:ascii="Times New Roman" w:hAnsi="Times New Roman" w:cs="Times New Roman"/>
+          <w:color w:val="1B1C1D"/>
+          <w:sz w:val="24"/>
+          <w:szCs w:val="24"/>
+        </w:rPr>
+        <w:t>Deployments</w:t>
+      </w:r>
+      <w:proofErr w:type="spellEnd"/>
+      <w:r>
+        <w:rPr>
+          <w:rFonts w:ascii="Times New Roman" w:hAnsi="Times New Roman" w:cs="Times New Roman"/>
+          <w:color w:val="1B1C1D"/>
+          <w:sz w:val="24"/>
+          <w:szCs w:val="24"/>
+        </w:rPr>
+        <w:t xml:space="preserve">, Services, Persistent Volumes, </w:t>
+      </w:r>
+      <w:proofErr w:type="spellStart"/>
+      <w:r>
+        <w:rPr>
+          <w:rFonts w:ascii="Times New Roman" w:hAnsi="Times New Roman" w:cs="Times New Roman"/>
+          <w:color w:val="1B1C1D"/>
+          <w:sz w:val="24"/>
+          <w:szCs w:val="24"/>
+        </w:rPr>
+        <w:t>Ingress</w:t>
+      </w:r>
+      <w:proofErr w:type="spellEnd"/>
+      <w:r>
+        <w:rPr>
+          <w:rFonts w:ascii="Times New Roman" w:hAnsi="Times New Roman" w:cs="Times New Roman"/>
+          <w:color w:val="1B1C1D"/>
+          <w:sz w:val="24"/>
+          <w:szCs w:val="24"/>
+        </w:rPr>
+        <w:t>).</w:t>
       </w:r>
     </w:p>
     <w:p>
@@ -9722,7 +12159,27 @@
           <w:sz w:val="24"/>
           <w:szCs w:val="24"/>
         </w:rPr>
-        <w:t xml:space="preserve"> (bases de données, fichiers uploads) dans un contexte conteneurisé.</w:t>
+        <w:t xml:space="preserve"> (bases de données, fichiers </w:t>
+      </w:r>
+      <w:proofErr w:type="spellStart"/>
+      <w:r>
+        <w:rPr>
+          <w:rFonts w:ascii="Times New Roman" w:hAnsi="Times New Roman" w:cs="Times New Roman"/>
+          <w:color w:val="1B1C1D"/>
+          <w:sz w:val="24"/>
+          <w:szCs w:val="24"/>
+        </w:rPr>
+        <w:t>uploads</w:t>
+      </w:r>
+      <w:proofErr w:type="spellEnd"/>
+      <w:r>
+        <w:rPr>
+          <w:rFonts w:ascii="Times New Roman" w:hAnsi="Times New Roman" w:cs="Times New Roman"/>
+          <w:color w:val="1B1C1D"/>
+          <w:sz w:val="24"/>
+          <w:szCs w:val="24"/>
+        </w:rPr>
+        <w:t>) dans un contexte conteneurisé.</w:t>
       </w:r>
     </w:p>
     <w:p>
@@ -9744,6 +12201,7 @@
           <w:color w:val="1B1C1D"/>
           <w:bdr w:val="none" w:sz="0" w:space="0" w:color="auto" w:frame="1"/>
         </w:rPr>
+        <w:lastRenderedPageBreak/>
         <w:t>Outil d'Aide Automatisé :</w:t>
       </w:r>
       <w:r>
@@ -9801,7 +12259,67 @@
           <w:sz w:val="24"/>
           <w:szCs w:val="24"/>
         </w:rPr>
-        <w:t xml:space="preserve"> Un examen des outils open-source ou commerciaux qui proposent des fonctionnalités d'automatisation pour la migration (e.g., outils de scan d'applications pour la conteneurisation, générateurs de Dockerfiles/manifestes Kubernetes, outils de modernisation).</w:t>
+        <w:t xml:space="preserve"> Un examen des outils open-source ou commerciaux qui proposent des fonctionnalités d'automatisation pour la migration (</w:t>
+      </w:r>
+      <w:proofErr w:type="spellStart"/>
+      <w:r>
+        <w:rPr>
+          <w:rFonts w:ascii="Times New Roman" w:hAnsi="Times New Roman" w:cs="Times New Roman"/>
+          <w:color w:val="1B1C1D"/>
+          <w:sz w:val="24"/>
+          <w:szCs w:val="24"/>
+        </w:rPr>
+        <w:t>e.g</w:t>
+      </w:r>
+      <w:proofErr w:type="spellEnd"/>
+      <w:r>
+        <w:rPr>
+          <w:rFonts w:ascii="Times New Roman" w:hAnsi="Times New Roman" w:cs="Times New Roman"/>
+          <w:color w:val="1B1C1D"/>
+          <w:sz w:val="24"/>
+          <w:szCs w:val="24"/>
+        </w:rPr>
+        <w:t xml:space="preserve">., outils de scan d'applications pour la conteneurisation, générateurs de </w:t>
+      </w:r>
+      <w:proofErr w:type="spellStart"/>
+      <w:r>
+        <w:rPr>
+          <w:rFonts w:ascii="Times New Roman" w:hAnsi="Times New Roman" w:cs="Times New Roman"/>
+          <w:color w:val="1B1C1D"/>
+          <w:sz w:val="24"/>
+          <w:szCs w:val="24"/>
+        </w:rPr>
+        <w:t>Dockerfiles</w:t>
+      </w:r>
+      <w:proofErr w:type="spellEnd"/>
+      <w:r>
+        <w:rPr>
+          <w:rFonts w:ascii="Times New Roman" w:hAnsi="Times New Roman" w:cs="Times New Roman"/>
+          <w:color w:val="1B1C1D"/>
+          <w:sz w:val="24"/>
+          <w:szCs w:val="24"/>
+        </w:rPr>
+        <w:t xml:space="preserve">/manifestes </w:t>
+      </w:r>
+      <w:proofErr w:type="spellStart"/>
+      <w:r>
+        <w:rPr>
+          <w:rFonts w:ascii="Times New Roman" w:hAnsi="Times New Roman" w:cs="Times New Roman"/>
+          <w:color w:val="1B1C1D"/>
+          <w:sz w:val="24"/>
+          <w:szCs w:val="24"/>
+        </w:rPr>
+        <w:t>Kubernetes</w:t>
+      </w:r>
+      <w:proofErr w:type="spellEnd"/>
+      <w:r>
+        <w:rPr>
+          <w:rFonts w:ascii="Times New Roman" w:hAnsi="Times New Roman" w:cs="Times New Roman"/>
+          <w:color w:val="1B1C1D"/>
+          <w:sz w:val="24"/>
+          <w:szCs w:val="24"/>
+        </w:rPr>
+        <w:t>, outils de modernisation).</w:t>
       </w:r>
     </w:p>
     <w:p>
@@ -9915,7 +12433,27 @@
           <w:sz w:val="24"/>
           <w:szCs w:val="24"/>
         </w:rPr>
-        <w:t xml:space="preserve"> À travers l'étude de cas, nous tenterons de mettre en œuvre des aspects de cette automatisation (par exemple, script de génération de Dockerfile basique, utilisation d'un convertisseur de </w:t>
+        <w:t xml:space="preserve"> À travers l'étude de cas, nous tenterons de mettre en œuvre des aspects de cette automatisation (par exemple, script de génération de </w:t>
+      </w:r>
+      <w:proofErr w:type="spellStart"/>
+      <w:r>
+        <w:rPr>
+          <w:rFonts w:ascii="Times New Roman" w:hAnsi="Times New Roman" w:cs="Times New Roman"/>
+          <w:color w:val="1B1C1D"/>
+          <w:sz w:val="24"/>
+          <w:szCs w:val="24"/>
+        </w:rPr>
+        <w:t>Dockerfile</w:t>
+      </w:r>
+      <w:proofErr w:type="spellEnd"/>
+      <w:r>
+        <w:rPr>
+          <w:rFonts w:ascii="Times New Roman" w:hAnsi="Times New Roman" w:cs="Times New Roman"/>
+          <w:color w:val="1B1C1D"/>
+          <w:sz w:val="24"/>
+          <w:szCs w:val="24"/>
+        </w:rPr>
+        <w:t xml:space="preserve"> basique, utilisation d'un convertisseur de </w:t>
       </w:r>
       <w:r>
         <w:rPr>
@@ -9946,8 +12484,21 @@
           <w:szCs w:val="24"/>
           <w:bdr w:val="none" w:sz="0" w:space="0" w:color="auto" w:frame="1"/>
         </w:rPr>
-        <w:t>k8s manifests</w:t>
-      </w:r>
+        <w:t xml:space="preserve">k8s </w:t>
+      </w:r>
+      <w:proofErr w:type="spellStart"/>
+      <w:r>
+        <w:rPr>
+          <w:rStyle w:val="CodeHTML"/>
+          <w:rFonts w:ascii="Times New Roman" w:eastAsiaTheme="minorHAnsi" w:hAnsi="Times New Roman" w:cs="Times New Roman"/>
+          <w:color w:val="575B5F"/>
+          <w:sz w:val="24"/>
+          <w:szCs w:val="24"/>
+          <w:bdr w:val="none" w:sz="0" w:space="0" w:color="auto" w:frame="1"/>
+        </w:rPr>
+        <w:t>manifests</w:t>
+      </w:r>
+      <w:proofErr w:type="spellEnd"/>
       <w:r>
         <w:rPr>
           <w:rFonts w:ascii="Times New Roman" w:hAnsi="Times New Roman" w:cs="Times New Roman"/>
@@ -10003,7 +12554,13 @@
         <w:rPr>
           <w:color w:val="1B1C1D"/>
         </w:rPr>
-        <w:t>Les infrastructures disponibles (on-premise vs. services cloud locaux ou internationaux).</w:t>
+        <w:t xml:space="preserve">Les infrastructures </w:t>
+      </w:r>
+      <w:r>
+        <w:rPr>
+          <w:color w:val="1B1C1D"/>
+        </w:rPr>
+        <w:t>disponibles.</w:t>
       </w:r>
     </w:p>
     <w:p>
@@ -10055,7 +12612,6 @@
           <w:sz w:val="24"/>
           <w:szCs w:val="24"/>
         </w:rPr>
-        <w:lastRenderedPageBreak/>
         <w:t>Les défis potentiels liés à la connectivité ou aux ressources.</w:t>
       </w:r>
     </w:p>
@@ -10130,6 +12686,10 @@
     <w:p>
       <w:pPr>
         <w:pStyle w:val="Titre3"/>
+        <w:numPr>
+          <w:ilvl w:val="0"/>
+          <w:numId w:val="47"/>
+        </w:numPr>
         <w:spacing w:after="120" w:afterAutospacing="0"/>
         <w:jc w:val="both"/>
         <w:rPr>
@@ -10138,14 +12698,16 @@
           <w:szCs w:val="24"/>
         </w:rPr>
       </w:pPr>
-      <w:r>
-        <w:rPr>
-          <w:color w:val="1B1C1D"/>
-          <w:sz w:val="24"/>
-          <w:szCs w:val="24"/>
-        </w:rPr>
-        <w:t>5.2. Limites de l'Étude</w:t>
-      </w:r>
+      <w:bookmarkStart w:id="20" w:name="_Toc201618237"/>
+      <w:r>
+        <w:rPr>
+          <w:color w:val="1B1C1D"/>
+          <w:sz w:val="24"/>
+          <w:szCs w:val="24"/>
+        </w:rPr>
+        <w:t>Limites de l'Étude</w:t>
+      </w:r>
+      <w:bookmarkEnd w:id="20"/>
     </w:p>
     <w:p>
       <w:pPr>
@@ -10281,7 +12843,27 @@
           <w:sz w:val="24"/>
           <w:szCs w:val="24"/>
         </w:rPr>
-        <w:t>La génération initiale de Dockerfiles, la conversion de configurations</w:t>
+        <w:t xml:space="preserve">La génération initiale de </w:t>
+      </w:r>
+      <w:proofErr w:type="spellStart"/>
+      <w:r>
+        <w:rPr>
+          <w:rFonts w:ascii="Times New Roman" w:hAnsi="Times New Roman" w:cs="Times New Roman"/>
+          <w:color w:val="1B1C1D"/>
+          <w:sz w:val="24"/>
+          <w:szCs w:val="24"/>
+        </w:rPr>
+        <w:t>Dockerfiles</w:t>
+      </w:r>
+      <w:proofErr w:type="spellEnd"/>
+      <w:r>
+        <w:rPr>
+          <w:rFonts w:ascii="Times New Roman" w:hAnsi="Times New Roman" w:cs="Times New Roman"/>
+          <w:color w:val="1B1C1D"/>
+          <w:sz w:val="24"/>
+          <w:szCs w:val="24"/>
+        </w:rPr>
+        <w:t>, la conversion de configurations</w:t>
       </w:r>
       <w:r>
         <w:rPr>
@@ -10334,7 +12916,32 @@
         <w:rPr>
           <w:color w:val="1B1C1D"/>
         </w:rPr>
-        <w:t xml:space="preserve">L'étude se concentrera sur la migration d'applications web "standard" basées sur des technologies et architectures courantes (ex: applications web dynamiques avec base de données). Elle n'abordera </w:t>
+        <w:t xml:space="preserve">L'étude se concentrera sur la migration d'applications web </w:t>
+      </w:r>
+      <w:r>
+        <w:rPr>
+          <w:color w:val="1B1C1D"/>
+        </w:rPr>
+        <w:t>« </w:t>
+      </w:r>
+      <w:r>
+        <w:rPr>
+          <w:b/>
+          <w:color w:val="1B1C1D"/>
+        </w:rPr>
+        <w:t>standard</w:t>
+      </w:r>
+      <w:r>
+        <w:rPr>
+          <w:color w:val="1B1C1D"/>
+        </w:rPr>
+        <w:t> »</w:t>
+      </w:r>
+      <w:r>
+        <w:rPr>
+          <w:color w:val="1B1C1D"/>
+        </w:rPr>
+        <w:t xml:space="preserve"> basées sur des technologies et architectures courantes (ex: applications web dynamiques avec base de données). Elle n'abordera </w:t>
       </w:r>
       <w:r>
         <w:rPr>
@@ -10374,7 +12981,27 @@
           <w:sz w:val="24"/>
           <w:szCs w:val="24"/>
         </w:rPr>
-        <w:t>Les applications web à très haute criticité nécessitant des certifications spécifiques (e.g., bancaires ultra-réglementées).</w:t>
+        <w:t>Les applications web à très haute criticité nécessitant des certifications spécifiques (</w:t>
+      </w:r>
+      <w:proofErr w:type="spellStart"/>
+      <w:r>
+        <w:rPr>
+          <w:rFonts w:ascii="Times New Roman" w:hAnsi="Times New Roman" w:cs="Times New Roman"/>
+          <w:color w:val="1B1C1D"/>
+          <w:sz w:val="24"/>
+          <w:szCs w:val="24"/>
+        </w:rPr>
+        <w:t>e.g</w:t>
+      </w:r>
+      <w:proofErr w:type="spellEnd"/>
+      <w:r>
+        <w:rPr>
+          <w:rFonts w:ascii="Times New Roman" w:hAnsi="Times New Roman" w:cs="Times New Roman"/>
+          <w:color w:val="1B1C1D"/>
+          <w:sz w:val="24"/>
+          <w:szCs w:val="24"/>
+        </w:rPr>
+        <w:t>., bancaires ultra-réglementées).</w:t>
       </w:r>
     </w:p>
     <w:p>
@@ -10400,7 +13027,28 @@
           <w:sz w:val="24"/>
           <w:szCs w:val="24"/>
         </w:rPr>
-        <w:t>Les applications basées sur des technologies obsolètes et très complexes à conteneuriser sans refactoring majeur.</w:t>
+        <w:lastRenderedPageBreak/>
+        <w:t xml:space="preserve">Les applications basées sur des technologies obsolètes et très complexes à conteneuriser sans </w:t>
+      </w:r>
+      <w:proofErr w:type="spellStart"/>
+      <w:r>
+        <w:rPr>
+          <w:rFonts w:ascii="Times New Roman" w:hAnsi="Times New Roman" w:cs="Times New Roman"/>
+          <w:color w:val="1B1C1D"/>
+          <w:sz w:val="24"/>
+          <w:szCs w:val="24"/>
+        </w:rPr>
+        <w:t>refactoring</w:t>
+      </w:r>
+      <w:proofErr w:type="spellEnd"/>
+      <w:r>
+        <w:rPr>
+          <w:rFonts w:ascii="Times New Roman" w:hAnsi="Times New Roman" w:cs="Times New Roman"/>
+          <w:color w:val="1B1C1D"/>
+          <w:sz w:val="24"/>
+          <w:szCs w:val="24"/>
+        </w:rPr>
+        <w:t xml:space="preserve"> majeur.</w:t>
       </w:r>
     </w:p>
     <w:p>
@@ -10452,7 +13100,27 @@
           <w:sz w:val="24"/>
           <w:szCs w:val="24"/>
         </w:rPr>
-        <w:t>Les architectures de microservices natives, la migration étant ici vue comme un processus de modernisation d'applications existantes, et non la construction de nouvelles architectures.</w:t>
+        <w:t xml:space="preserve">Les architectures de </w:t>
+      </w:r>
+      <w:proofErr w:type="spellStart"/>
+      <w:r>
+        <w:rPr>
+          <w:rFonts w:ascii="Times New Roman" w:hAnsi="Times New Roman" w:cs="Times New Roman"/>
+          <w:color w:val="1B1C1D"/>
+          <w:sz w:val="24"/>
+          <w:szCs w:val="24"/>
+        </w:rPr>
+        <w:t>microservices</w:t>
+      </w:r>
+      <w:proofErr w:type="spellEnd"/>
+      <w:r>
+        <w:rPr>
+          <w:rFonts w:ascii="Times New Roman" w:hAnsi="Times New Roman" w:cs="Times New Roman"/>
+          <w:color w:val="1B1C1D"/>
+          <w:sz w:val="24"/>
+          <w:szCs w:val="24"/>
+        </w:rPr>
+        <w:t xml:space="preserve"> natives, la migration étant ici vue comme un processus de modernisation d'applications existantes, et non la construction de nouvelles architectures.</w:t>
       </w:r>
     </w:p>
     <w:p>
@@ -10496,22 +13164,57 @@
         <w:rPr>
           <w:color w:val="1B1C1D"/>
         </w:rPr>
-        <w:t xml:space="preserve">Bien que la performance sera mesurée, l'étude ne se penchera pas sur des optimisations très avancées spécifiques à Kubernetes (ex: optimisation fine des </w:t>
-      </w:r>
+        <w:t xml:space="preserve">Bien que la performance sera mesurée, l'étude ne se penchera pas sur des optimisations très avancées spécifiques à </w:t>
+      </w:r>
+      <w:proofErr w:type="spellStart"/>
+      <w:r>
+        <w:rPr>
+          <w:color w:val="1B1C1D"/>
+        </w:rPr>
+        <w:t>Kubernetes</w:t>
+      </w:r>
+      <w:proofErr w:type="spellEnd"/>
+      <w:r>
+        <w:rPr>
+          <w:color w:val="1B1C1D"/>
+        </w:rPr>
+        <w:t xml:space="preserve"> (ex: optimisation fine des </w:t>
+      </w:r>
+      <w:proofErr w:type="spellStart"/>
       <w:r>
         <w:rPr>
           <w:rStyle w:val="Accentuation"/>
           <w:color w:val="1B1C1D"/>
           <w:bdr w:val="none" w:sz="0" w:space="0" w:color="auto" w:frame="1"/>
         </w:rPr>
-        <w:t>resource limits</w:t>
-      </w:r>
+        <w:t>resource</w:t>
+      </w:r>
+      <w:proofErr w:type="spellEnd"/>
+      <w:r>
+        <w:rPr>
+          <w:rStyle w:val="Accentuation"/>
+          <w:color w:val="1B1C1D"/>
+          <w:bdr w:val="none" w:sz="0" w:space="0" w:color="auto" w:frame="1"/>
+        </w:rPr>
+        <w:t xml:space="preserve"> </w:t>
+      </w:r>
+      <w:proofErr w:type="spellStart"/>
+      <w:r>
+        <w:rPr>
+          <w:rStyle w:val="Accentuation"/>
+          <w:color w:val="1B1C1D"/>
+          <w:bdr w:val="none" w:sz="0" w:space="0" w:color="auto" w:frame="1"/>
+        </w:rPr>
+        <w:t>limits</w:t>
+      </w:r>
+      <w:proofErr w:type="spellEnd"/>
       <w:r>
         <w:rPr>
           <w:color w:val="1B1C1D"/>
         </w:rPr>
         <w:t xml:space="preserve">, </w:t>
       </w:r>
+      <w:proofErr w:type="spellStart"/>
       <w:r>
         <w:rPr>
           <w:rStyle w:val="Accentuation"/>
@@ -10520,11 +13223,26 @@
         </w:rPr>
         <w:t>request</w:t>
       </w:r>
-      <w:r>
-        <w:rPr>
-          <w:color w:val="1B1C1D"/>
-        </w:rPr>
-        <w:t xml:space="preserve"> des pods, </w:t>
+      <w:proofErr w:type="spellEnd"/>
+      <w:r>
+        <w:rPr>
+          <w:color w:val="1B1C1D"/>
+        </w:rPr>
+        <w:t xml:space="preserve"> des </w:t>
+      </w:r>
+      <w:proofErr w:type="spellStart"/>
+      <w:r>
+        <w:rPr>
+          <w:color w:val="1B1C1D"/>
+        </w:rPr>
+        <w:t>pods</w:t>
+      </w:r>
+      <w:proofErr w:type="spellEnd"/>
+      <w:r>
+        <w:rPr>
+          <w:color w:val="1B1C1D"/>
+        </w:rPr>
+        <w:t xml:space="preserve">, </w:t>
       </w:r>
       <w:r>
         <w:rPr>
@@ -10532,22 +13250,74 @@
           <w:color w:val="1B1C1D"/>
           <w:bdr w:val="none" w:sz="0" w:space="0" w:color="auto" w:frame="1"/>
         </w:rPr>
-        <w:t>network policies</w:t>
-      </w:r>
-      <w:r>
-        <w:rPr>
-          <w:color w:val="1B1C1D"/>
-        </w:rPr>
-        <w:t xml:space="preserve"> très complexes, stratégies de scalabilité horizontale très sophistiquées comme les </w:t>
-      </w:r>
+        <w:t xml:space="preserve">network </w:t>
+      </w:r>
+      <w:proofErr w:type="spellStart"/>
       <w:r>
         <w:rPr>
           <w:rStyle w:val="Accentuation"/>
           <w:color w:val="1B1C1D"/>
           <w:bdr w:val="none" w:sz="0" w:space="0" w:color="auto" w:frame="1"/>
         </w:rPr>
-        <w:t>Horizontal Pod Autoscalers</w:t>
-      </w:r>
+        <w:t>policies</w:t>
+      </w:r>
+      <w:proofErr w:type="spellEnd"/>
+      <w:r>
+        <w:rPr>
+          <w:color w:val="1B1C1D"/>
+        </w:rPr>
+        <w:t xml:space="preserve"> très complexes, stratégies de </w:t>
+      </w:r>
+      <w:proofErr w:type="spellStart"/>
+      <w:r>
+        <w:rPr>
+          <w:color w:val="1B1C1D"/>
+        </w:rPr>
+        <w:t>scalabilité</w:t>
+      </w:r>
+      <w:proofErr w:type="spellEnd"/>
+      <w:r>
+        <w:rPr>
+          <w:color w:val="1B1C1D"/>
+        </w:rPr>
+        <w:t xml:space="preserve"> horizontale très sophistiquées comme les </w:t>
+      </w:r>
+      <w:r>
+        <w:rPr>
+          <w:rStyle w:val="Accentuation"/>
+          <w:color w:val="1B1C1D"/>
+          <w:bdr w:val="none" w:sz="0" w:space="0" w:color="auto" w:frame="1"/>
+        </w:rPr>
+        <w:t xml:space="preserve">Horizontal </w:t>
+      </w:r>
+      <w:proofErr w:type="spellStart"/>
+      <w:r>
+        <w:rPr>
+          <w:rStyle w:val="Accentuation"/>
+          <w:color w:val="1B1C1D"/>
+          <w:bdr w:val="none" w:sz="0" w:space="0" w:color="auto" w:frame="1"/>
+        </w:rPr>
+        <w:t>Pod</w:t>
+      </w:r>
+      <w:proofErr w:type="spellEnd"/>
+      <w:r>
+        <w:rPr>
+          <w:rStyle w:val="Accentuation"/>
+          <w:color w:val="1B1C1D"/>
+          <w:bdr w:val="none" w:sz="0" w:space="0" w:color="auto" w:frame="1"/>
+        </w:rPr>
+        <w:t xml:space="preserve"> </w:t>
+      </w:r>
+      <w:proofErr w:type="spellStart"/>
+      <w:r>
+        <w:rPr>
+          <w:rStyle w:val="Accentuation"/>
+          <w:color w:val="1B1C1D"/>
+          <w:bdr w:val="none" w:sz="0" w:space="0" w:color="auto" w:frame="1"/>
+        </w:rPr>
+        <w:t>Autoscalers</w:t>
+      </w:r>
+      <w:proofErr w:type="spellEnd"/>
       <w:r>
         <w:rPr>
           <w:color w:val="1B1C1D"/>
@@ -10593,7 +13363,27 @@
           <w:sz w:val="24"/>
           <w:szCs w:val="24"/>
         </w:rPr>
-        <w:t xml:space="preserve"> seront abordés sous l'angle des bonnes pratiques de conteneurisation (images, utilisateurs non-root), mais l'étude ne mènera pas une analyse de pénétration exhaustive ou une implémentation de politiques de sécurité </w:t>
+        <w:t xml:space="preserve"> seront abordés sous l'angle des bonnes pratiques de conteneurisation (images, utilisateurs non-</w:t>
+      </w:r>
+      <w:proofErr w:type="spellStart"/>
+      <w:r>
+        <w:rPr>
+          <w:rFonts w:ascii="Times New Roman" w:hAnsi="Times New Roman" w:cs="Times New Roman"/>
+          <w:color w:val="1B1C1D"/>
+          <w:sz w:val="24"/>
+          <w:szCs w:val="24"/>
+        </w:rPr>
+        <w:t>root</w:t>
+      </w:r>
+      <w:proofErr w:type="spellEnd"/>
+      <w:r>
+        <w:rPr>
+          <w:rFonts w:ascii="Times New Roman" w:hAnsi="Times New Roman" w:cs="Times New Roman"/>
+          <w:color w:val="1B1C1D"/>
+          <w:sz w:val="24"/>
+          <w:szCs w:val="24"/>
+        </w:rPr>
+        <w:t xml:space="preserve">), mais l'étude ne mènera pas une analyse de pénétration exhaustive ou une implémentation de politiques de sécurité </w:t>
       </w:r>
       <w:r>
         <w:rPr>
@@ -10610,12 +13400,47 @@
         <w:spacing w:before="100" w:beforeAutospacing="1" w:after="0" w:line="240" w:lineRule="auto"/>
         <w:jc w:val="both"/>
         <w:rPr>
-          <w:rFonts w:ascii="Times New Roman" w:hAnsi="Times New Roman" w:cs="Times New Roman"/>
-          <w:color w:val="1B1C1D"/>
-          <w:sz w:val="24"/>
-          <w:szCs w:val="24"/>
-        </w:rPr>
-      </w:pPr>
+          <w:rStyle w:val="lev"/>
+          <w:rFonts w:ascii="Times New Roman" w:hAnsi="Times New Roman" w:cs="Times New Roman"/>
+          <w:color w:val="1B1C1D"/>
+          <w:sz w:val="24"/>
+          <w:szCs w:val="24"/>
+          <w:bdr w:val="none" w:sz="0" w:space="0" w:color="auto" w:frame="1"/>
+        </w:rPr>
+      </w:pPr>
+      <w:r>
+        <w:rPr>
+          <w:rStyle w:val="lev"/>
+          <w:rFonts w:ascii="Times New Roman" w:hAnsi="Times New Roman" w:cs="Times New Roman"/>
+          <w:color w:val="1B1C1D"/>
+          <w:sz w:val="24"/>
+          <w:szCs w:val="24"/>
+          <w:bdr w:val="none" w:sz="0" w:space="0" w:color="auto" w:frame="1"/>
+        </w:rPr>
+        <w:t xml:space="preserve">Considérations </w:t>
+      </w:r>
+      <w:r>
+        <w:rPr>
+          <w:rStyle w:val="lev"/>
+          <w:rFonts w:ascii="Times New Roman" w:hAnsi="Times New Roman" w:cs="Times New Roman"/>
+          <w:color w:val="1B1C1D"/>
+          <w:sz w:val="24"/>
+          <w:szCs w:val="24"/>
+          <w:bdr w:val="none" w:sz="0" w:space="0" w:color="auto" w:frame="1"/>
+        </w:rPr>
+        <w:t>humaines et o</w:t>
+      </w:r>
+      <w:r>
+        <w:rPr>
+          <w:rStyle w:val="lev"/>
+          <w:rFonts w:ascii="Times New Roman" w:hAnsi="Times New Roman" w:cs="Times New Roman"/>
+          <w:color w:val="1B1C1D"/>
+          <w:sz w:val="24"/>
+          <w:szCs w:val="24"/>
+          <w:bdr w:val="none" w:sz="0" w:space="0" w:color="auto" w:frame="1"/>
+        </w:rPr>
+        <w:t xml:space="preserve">rganisationnelles </w:t>
+      </w:r>
     </w:p>
     <w:p>
       <w:pPr>
@@ -10628,66 +13453,6 @@
           <w:szCs w:val="24"/>
         </w:rPr>
       </w:pPr>
-    </w:p>
-    <w:p>
-      <w:pPr>
-        <w:spacing w:before="100" w:beforeAutospacing="1" w:after="0" w:line="240" w:lineRule="auto"/>
-        <w:jc w:val="both"/>
-        <w:rPr>
-          <w:rStyle w:val="lev"/>
-          <w:rFonts w:ascii="Times New Roman" w:hAnsi="Times New Roman" w:cs="Times New Roman"/>
-          <w:color w:val="1B1C1D"/>
-          <w:sz w:val="24"/>
-          <w:szCs w:val="24"/>
-          <w:bdr w:val="none" w:sz="0" w:space="0" w:color="auto" w:frame="1"/>
-        </w:rPr>
-      </w:pPr>
-      <w:r>
-        <w:rPr>
-          <w:rStyle w:val="lev"/>
-          <w:rFonts w:ascii="Times New Roman" w:hAnsi="Times New Roman" w:cs="Times New Roman"/>
-          <w:color w:val="1B1C1D"/>
-          <w:sz w:val="24"/>
-          <w:szCs w:val="24"/>
-          <w:bdr w:val="none" w:sz="0" w:space="0" w:color="auto" w:frame="1"/>
-        </w:rPr>
-        <w:lastRenderedPageBreak/>
-        <w:t xml:space="preserve">Considérations </w:t>
-      </w:r>
-      <w:r>
-        <w:rPr>
-          <w:rStyle w:val="lev"/>
-          <w:rFonts w:ascii="Times New Roman" w:hAnsi="Times New Roman" w:cs="Times New Roman"/>
-          <w:color w:val="1B1C1D"/>
-          <w:sz w:val="24"/>
-          <w:szCs w:val="24"/>
-          <w:bdr w:val="none" w:sz="0" w:space="0" w:color="auto" w:frame="1"/>
-        </w:rPr>
-        <w:t>humaines et o</w:t>
-      </w:r>
-      <w:r>
-        <w:rPr>
-          <w:rStyle w:val="lev"/>
-          <w:rFonts w:ascii="Times New Roman" w:hAnsi="Times New Roman" w:cs="Times New Roman"/>
-          <w:color w:val="1B1C1D"/>
-          <w:sz w:val="24"/>
-          <w:szCs w:val="24"/>
-          <w:bdr w:val="none" w:sz="0" w:space="0" w:color="auto" w:frame="1"/>
-        </w:rPr>
-        <w:t xml:space="preserve">rganisationnelles </w:t>
-      </w:r>
-    </w:p>
-    <w:p>
-      <w:pPr>
-        <w:spacing w:before="100" w:beforeAutospacing="1" w:after="0" w:line="240" w:lineRule="auto"/>
-        <w:jc w:val="both"/>
-        <w:rPr>
-          <w:rFonts w:ascii="Times New Roman" w:hAnsi="Times New Roman" w:cs="Times New Roman"/>
-          <w:color w:val="1B1C1D"/>
-          <w:sz w:val="24"/>
-          <w:szCs w:val="24"/>
-        </w:rPr>
-      </w:pPr>
       <w:r>
         <w:rPr>
           <w:rFonts w:ascii="Times New Roman" w:hAnsi="Times New Roman" w:cs="Times New Roman"/>
@@ -10715,7 +13480,27 @@
           <w:sz w:val="24"/>
           <w:szCs w:val="24"/>
         </w:rPr>
-        <w:t xml:space="preserve"> de la migration. Les défis liés au changement de culture DevOps, à la formation des équipes, à la gestion du changement organisationnel, ou à la gouvernance IT ne seront pas le cœur de l'analyse, bien qu'ils seront reconnus comme des facteurs critiques dans la réussite globale d'une migration.</w:t>
+        <w:t xml:space="preserve"> de la migration. Les défis liés au changement de culture </w:t>
+      </w:r>
+      <w:proofErr w:type="spellStart"/>
+      <w:r>
+        <w:rPr>
+          <w:rFonts w:ascii="Times New Roman" w:hAnsi="Times New Roman" w:cs="Times New Roman"/>
+          <w:color w:val="1B1C1D"/>
+          <w:sz w:val="24"/>
+          <w:szCs w:val="24"/>
+        </w:rPr>
+        <w:t>DevOps</w:t>
+      </w:r>
+      <w:proofErr w:type="spellEnd"/>
+      <w:r>
+        <w:rPr>
+          <w:rFonts w:ascii="Times New Roman" w:hAnsi="Times New Roman" w:cs="Times New Roman"/>
+          <w:color w:val="1B1C1D"/>
+          <w:sz w:val="24"/>
+          <w:szCs w:val="24"/>
+        </w:rPr>
+        <w:t>, à la formation des équipes, à la gestion du changement organisationnel, ou à la gouvernance IT ne seront pas le cœur de l'analyse, bien qu'ils seront reconnus comme des facteurs critiques dans la réussite globale d'une migration.</w:t>
       </w:r>
     </w:p>
     <w:p>
@@ -10785,14 +13570,6 @@
           <w:color w:val="1B1C1D"/>
         </w:rPr>
       </w:pPr>
-      <w:r>
-        <w:rPr>
-          <w:color w:val="1B1C1D"/>
-        </w:rPr>
-        <w:pict>
-          <v:rect id="_x0000_i1262" style="width:0;height:1.5pt" o:hralign="center" o:hrstd="t" o:hrnoshade="t" o:hr="t" fillcolor="#1b1c1d" stroked="f"/>
-        </w:pict>
-      </w:r>
     </w:p>
     <w:p>
       <w:pPr>
@@ -10810,6 +13587,7 @@
           <w:szCs w:val="36"/>
         </w:rPr>
       </w:pPr>
+      <w:bookmarkStart w:id="21" w:name="_Toc201618238"/>
       <w:r>
         <w:rPr>
           <w:rFonts w:ascii="Times New Roman" w:hAnsi="Times New Roman" w:cs="Times New Roman"/>
@@ -10819,45 +13597,107 @@
         </w:rPr>
         <w:t>PLAN DU TRAVAIL</w:t>
       </w:r>
-      <w:bookmarkEnd w:id="10"/>
-    </w:p>
-    <w:p>
-      <w:r>
+      <w:bookmarkEnd w:id="21"/>
+    </w:p>
+    <w:p>
+      <w:pPr>
+        <w:jc w:val="both"/>
+        <w:rPr>
+          <w:rFonts w:ascii="Times New Roman" w:hAnsi="Times New Roman" w:cs="Times New Roman"/>
+          <w:sz w:val="24"/>
+        </w:rPr>
+      </w:pPr>
+      <w:r>
+        <w:rPr>
+          <w:rFonts w:ascii="Times New Roman" w:hAnsi="Times New Roman" w:cs="Times New Roman"/>
+          <w:sz w:val="24"/>
+        </w:rPr>
         <w:t>Notre travail est organisé comme suit :</w:t>
       </w:r>
     </w:p>
     <w:p>
-      <w:r>
+      <w:pPr>
+        <w:jc w:val="both"/>
+        <w:rPr>
+          <w:rFonts w:ascii="Times New Roman" w:hAnsi="Times New Roman" w:cs="Times New Roman"/>
+          <w:sz w:val="24"/>
+        </w:rPr>
+      </w:pPr>
+      <w:r>
+        <w:rPr>
+          <w:rFonts w:ascii="Times New Roman" w:hAnsi="Times New Roman" w:cs="Times New Roman"/>
+          <w:sz w:val="24"/>
+        </w:rPr>
         <w:t>Au premier chapitre, nous présenterons l’introduction générale, le deuxième chapitre proposera une revue de la littérature sur le sujet. L’</w:t>
       </w:r>
       <w:r>
+        <w:rPr>
+          <w:rFonts w:ascii="Times New Roman" w:hAnsi="Times New Roman" w:cs="Times New Roman"/>
+          <w:sz w:val="24"/>
+        </w:rPr>
         <w:t>approche</w:t>
       </w:r>
       <w:r>
+        <w:rPr>
+          <w:rFonts w:ascii="Times New Roman" w:hAnsi="Times New Roman" w:cs="Times New Roman"/>
+          <w:sz w:val="24"/>
+        </w:rPr>
         <w:t xml:space="preserve"> </w:t>
       </w:r>
       <w:r>
+        <w:rPr>
+          <w:rFonts w:ascii="Times New Roman" w:hAnsi="Times New Roman" w:cs="Times New Roman"/>
+          <w:sz w:val="24"/>
+        </w:rPr>
         <w:t>méthodologie</w:t>
       </w:r>
       <w:r>
+        <w:rPr>
+          <w:rFonts w:ascii="Times New Roman" w:hAnsi="Times New Roman" w:cs="Times New Roman"/>
+          <w:sz w:val="24"/>
+        </w:rPr>
         <w:t xml:space="preserve"> de recherche utilisées dans le cadre de cette </w:t>
       </w:r>
       <w:r>
+        <w:rPr>
+          <w:rFonts w:ascii="Times New Roman" w:hAnsi="Times New Roman" w:cs="Times New Roman"/>
+          <w:sz w:val="24"/>
+        </w:rPr>
         <w:t>étude</w:t>
       </w:r>
       <w:r>
+        <w:rPr>
+          <w:rFonts w:ascii="Times New Roman" w:hAnsi="Times New Roman" w:cs="Times New Roman"/>
+          <w:sz w:val="24"/>
+        </w:rPr>
         <w:t xml:space="preserve"> seront </w:t>
       </w:r>
       <w:r>
+        <w:rPr>
+          <w:rFonts w:ascii="Times New Roman" w:hAnsi="Times New Roman" w:cs="Times New Roman"/>
+          <w:sz w:val="24"/>
+        </w:rPr>
         <w:t>décrites</w:t>
       </w:r>
       <w:r>
+        <w:rPr>
+          <w:rFonts w:ascii="Times New Roman" w:hAnsi="Times New Roman" w:cs="Times New Roman"/>
+          <w:sz w:val="24"/>
+        </w:rPr>
         <w:t xml:space="preserve"> au troisième chapitre, puis les </w:t>
       </w:r>
       <w:r>
+        <w:rPr>
+          <w:rFonts w:ascii="Times New Roman" w:hAnsi="Times New Roman" w:cs="Times New Roman"/>
+          <w:sz w:val="24"/>
+        </w:rPr>
         <w:t>résultats</w:t>
       </w:r>
       <w:r>
+        <w:rPr>
+          <w:rFonts w:ascii="Times New Roman" w:hAnsi="Times New Roman" w:cs="Times New Roman"/>
+          <w:sz w:val="24"/>
+        </w:rPr>
         <w:t xml:space="preserve"> seront présentés et discutés au quatrième chapitre. Pour finir, le cinquième chapitre exposera le résumé, conclusion et les recommandations.</w:t>
       </w:r>
     </w:p>
@@ -10877,7 +13717,7 @@
           <w:sz w:val="48"/>
         </w:rPr>
       </w:pPr>
-      <w:bookmarkStart w:id="11" w:name="_Toc201500897"/>
+      <w:bookmarkStart w:id="22" w:name="_Toc201618239"/>
       <w:r>
         <w:rPr>
           <w:rFonts w:ascii="Cambria" w:hAnsi="Cambria"/>
@@ -10887,7 +13727,7 @@
         <w:lastRenderedPageBreak/>
         <w:t>CHAPITRE 2 : REVUE DE LA LITTERATURE</w:t>
       </w:r>
-      <w:bookmarkEnd w:id="11"/>
+      <w:bookmarkEnd w:id="22"/>
     </w:p>
     <w:p>
       <w:pPr>
@@ -10905,7 +13745,7 @@
           <w:szCs w:val="36"/>
         </w:rPr>
       </w:pPr>
-      <w:bookmarkStart w:id="12" w:name="_Toc201500898"/>
+      <w:bookmarkStart w:id="23" w:name="_Toc201618240"/>
       <w:r>
         <w:rPr>
           <w:rFonts w:ascii="Times New Roman" w:hAnsi="Times New Roman" w:cs="Times New Roman"/>
@@ -10924,21 +13764,34 @@
         </w:rPr>
         <w:t xml:space="preserve"> CONCEPTS</w:t>
       </w:r>
-      <w:bookmarkEnd w:id="12"/>
+      <w:bookmarkEnd w:id="23"/>
     </w:p>
     <w:p>
       <w:pPr>
         <w:pStyle w:val="NormalWeb"/>
         <w:spacing w:after="240" w:afterAutospacing="0"/>
-        <w:rPr>
-          <w:color w:val="1B1C1D"/>
-        </w:rPr>
-      </w:pPr>
-      <w:r>
-        <w:rPr>
-          <w:color w:val="1B1C1D"/>
-        </w:rPr>
-        <w:t>L'étude des concepts dans ce contexte implique de déconstruire le processus de migration automatisé et les technologies qui le rendent possible.</w:t>
+        <w:jc w:val="both"/>
+        <w:rPr>
+          <w:color w:val="1B1C1D"/>
+        </w:rPr>
+      </w:pPr>
+      <w:r>
+        <w:rPr>
+          <w:color w:val="1B1C1D"/>
+        </w:rPr>
+        <w:t xml:space="preserve">L'étude des concepts dans ce contexte implique de </w:t>
+      </w:r>
+      <w:r>
+        <w:rPr>
+          <w:color w:val="1B1C1D"/>
+        </w:rPr>
+        <w:t>décrire</w:t>
+      </w:r>
+      <w:r>
+        <w:rPr>
+          <w:color w:val="1B1C1D"/>
+        </w:rPr>
+        <w:t xml:space="preserve"> le processus de migration automatisé et les technologies qui le rendent possible.</w:t>
       </w:r>
     </w:p>
     <w:p>
@@ -10960,6 +13813,7 @@
       <w:pPr>
         <w:pStyle w:val="NormalWeb"/>
         <w:spacing w:after="120" w:afterAutospacing="0"/>
+        <w:jc w:val="both"/>
         <w:rPr>
           <w:color w:val="1B1C1D"/>
         </w:rPr>
@@ -11047,6 +13901,7 @@
         </w:rPr>
         <w:t xml:space="preserve">, des </w:t>
       </w:r>
+      <w:proofErr w:type="spellStart"/>
       <w:r>
         <w:rPr>
           <w:rStyle w:val="lev"/>
@@ -11058,6 +13913,7 @@
         </w:rPr>
         <w:t>Dockerfiles</w:t>
       </w:r>
+      <w:proofErr w:type="spellEnd"/>
       <w:r>
         <w:rPr>
           <w:rFonts w:ascii="Times New Roman" w:hAnsi="Times New Roman" w:cs="Times New Roman"/>
@@ -11106,17 +13962,62 @@
           <w:szCs w:val="24"/>
           <w:bdr w:val="none" w:sz="0" w:space="0" w:color="auto" w:frame="1"/>
         </w:rPr>
-        <w:t>Orchestration (Kubernetes) :</w:t>
-      </w:r>
-      <w:r>
-        <w:rPr>
-          <w:rFonts w:ascii="Times New Roman" w:hAnsi="Times New Roman" w:cs="Times New Roman"/>
-          <w:color w:val="1B1C1D"/>
-          <w:sz w:val="24"/>
-          <w:szCs w:val="24"/>
-        </w:rPr>
-        <w:t xml:space="preserve"> Examiner les concepts clés de Kubernetes tels que les </w:t>
-      </w:r>
+        <w:t>Orchestration (</w:t>
+      </w:r>
+      <w:proofErr w:type="spellStart"/>
+      <w:r>
+        <w:rPr>
+          <w:rStyle w:val="lev"/>
+          <w:rFonts w:ascii="Times New Roman" w:hAnsi="Times New Roman" w:cs="Times New Roman"/>
+          <w:color w:val="1B1C1D"/>
+          <w:sz w:val="24"/>
+          <w:szCs w:val="24"/>
+          <w:bdr w:val="none" w:sz="0" w:space="0" w:color="auto" w:frame="1"/>
+        </w:rPr>
+        <w:t>Kubernetes</w:t>
+      </w:r>
+      <w:proofErr w:type="spellEnd"/>
+      <w:r>
+        <w:rPr>
+          <w:rStyle w:val="lev"/>
+          <w:rFonts w:ascii="Times New Roman" w:hAnsi="Times New Roman" w:cs="Times New Roman"/>
+          <w:color w:val="1B1C1D"/>
+          <w:sz w:val="24"/>
+          <w:szCs w:val="24"/>
+          <w:bdr w:val="none" w:sz="0" w:space="0" w:color="auto" w:frame="1"/>
+        </w:rPr>
+        <w:t>) :</w:t>
+      </w:r>
+      <w:r>
+        <w:rPr>
+          <w:rFonts w:ascii="Times New Roman" w:hAnsi="Times New Roman" w:cs="Times New Roman"/>
+          <w:color w:val="1B1C1D"/>
+          <w:sz w:val="24"/>
+          <w:szCs w:val="24"/>
+        </w:rPr>
+        <w:t xml:space="preserve"> Examiner les concepts clés de </w:t>
+      </w:r>
+      <w:proofErr w:type="spellStart"/>
+      <w:r>
+        <w:rPr>
+          <w:rFonts w:ascii="Times New Roman" w:hAnsi="Times New Roman" w:cs="Times New Roman"/>
+          <w:color w:val="1B1C1D"/>
+          <w:sz w:val="24"/>
+          <w:szCs w:val="24"/>
+        </w:rPr>
+        <w:t>Kubernetes</w:t>
+      </w:r>
+      <w:proofErr w:type="spellEnd"/>
+      <w:r>
+        <w:rPr>
+          <w:rFonts w:ascii="Times New Roman" w:hAnsi="Times New Roman" w:cs="Times New Roman"/>
+          <w:color w:val="1B1C1D"/>
+          <w:sz w:val="24"/>
+          <w:szCs w:val="24"/>
+        </w:rPr>
+        <w:t xml:space="preserve"> tels que les </w:t>
+      </w:r>
+      <w:proofErr w:type="spellStart"/>
       <w:r>
         <w:rPr>
           <w:rStyle w:val="lev"/>
@@ -11128,6 +14029,7 @@
         </w:rPr>
         <w:t>Pods</w:t>
       </w:r>
+      <w:proofErr w:type="spellEnd"/>
       <w:r>
         <w:rPr>
           <w:rFonts w:ascii="Times New Roman" w:hAnsi="Times New Roman" w:cs="Times New Roman"/>
@@ -11137,6 +14039,7 @@
         </w:rPr>
         <w:t xml:space="preserve">, les </w:t>
       </w:r>
+      <w:proofErr w:type="spellStart"/>
       <w:r>
         <w:rPr>
           <w:rStyle w:val="lev"/>
@@ -11148,6 +14051,7 @@
         </w:rPr>
         <w:t>Deployments</w:t>
       </w:r>
+      <w:proofErr w:type="spellEnd"/>
       <w:r>
         <w:rPr>
           <w:rFonts w:ascii="Times New Roman" w:hAnsi="Times New Roman" w:cs="Times New Roman"/>
@@ -11177,6 +14081,7 @@
         </w:rPr>
         <w:t xml:space="preserve">, les </w:t>
       </w:r>
+      <w:proofErr w:type="spellStart"/>
       <w:r>
         <w:rPr>
           <w:rStyle w:val="lev"/>
@@ -11188,6 +14093,7 @@
         </w:rPr>
         <w:t>Ingress</w:t>
       </w:r>
+      <w:proofErr w:type="spellEnd"/>
       <w:r>
         <w:rPr>
           <w:rFonts w:ascii="Times New Roman" w:hAnsi="Times New Roman" w:cs="Times New Roman"/>
@@ -11255,7 +14161,47 @@
           <w:sz w:val="24"/>
           <w:szCs w:val="24"/>
         </w:rPr>
-        <w:t>. Comprendre comment Kubernetes gère la scalabilité, la résilience et la découverte de services pour des applications web distribuées.</w:t>
+        <w:t xml:space="preserve">. Comprendre comment </w:t>
+      </w:r>
+      <w:proofErr w:type="spellStart"/>
+      <w:r>
+        <w:rPr>
+          <w:rFonts w:ascii="Times New Roman" w:hAnsi="Times New Roman" w:cs="Times New Roman"/>
+          <w:color w:val="1B1C1D"/>
+          <w:sz w:val="24"/>
+          <w:szCs w:val="24"/>
+        </w:rPr>
+        <w:t>Kubernetes</w:t>
+      </w:r>
+      <w:proofErr w:type="spellEnd"/>
+      <w:r>
+        <w:rPr>
+          <w:rFonts w:ascii="Times New Roman" w:hAnsi="Times New Roman" w:cs="Times New Roman"/>
+          <w:color w:val="1B1C1D"/>
+          <w:sz w:val="24"/>
+          <w:szCs w:val="24"/>
+        </w:rPr>
+        <w:t xml:space="preserve"> gère la </w:t>
+      </w:r>
+      <w:proofErr w:type="spellStart"/>
+      <w:r>
+        <w:rPr>
+          <w:rFonts w:ascii="Times New Roman" w:hAnsi="Times New Roman" w:cs="Times New Roman"/>
+          <w:color w:val="1B1C1D"/>
+          <w:sz w:val="24"/>
+          <w:szCs w:val="24"/>
+        </w:rPr>
+        <w:t>scalabilité</w:t>
+      </w:r>
+      <w:proofErr w:type="spellEnd"/>
+      <w:r>
+        <w:rPr>
+          <w:rFonts w:ascii="Times New Roman" w:hAnsi="Times New Roman" w:cs="Times New Roman"/>
+          <w:color w:val="1B1C1D"/>
+          <w:sz w:val="24"/>
+          <w:szCs w:val="24"/>
+        </w:rPr>
+        <w:t>, la résilience et la découverte de services pour des applications web distribuées.</w:t>
       </w:r>
     </w:p>
     <w:p>
@@ -11321,7 +14267,67 @@
           <w:sz w:val="24"/>
           <w:szCs w:val="24"/>
         </w:rPr>
-        <w:t xml:space="preserve"> Revoir les stratégies classiques (Rehost, Replatform, Refactor) et évaluer dans quelle mesure un outil automatisé peut soutenir ou exécuter chacune de ces approches. </w:t>
+        <w:t xml:space="preserve"> Revoir les stratégies classiques (</w:t>
+      </w:r>
+      <w:proofErr w:type="spellStart"/>
+      <w:r>
+        <w:rPr>
+          <w:rFonts w:ascii="Times New Roman" w:hAnsi="Times New Roman" w:cs="Times New Roman"/>
+          <w:color w:val="1B1C1D"/>
+          <w:sz w:val="24"/>
+          <w:szCs w:val="24"/>
+        </w:rPr>
+        <w:t>Rehost</w:t>
+      </w:r>
+      <w:proofErr w:type="spellEnd"/>
+      <w:r>
+        <w:rPr>
+          <w:rFonts w:ascii="Times New Roman" w:hAnsi="Times New Roman" w:cs="Times New Roman"/>
+          <w:color w:val="1B1C1D"/>
+          <w:sz w:val="24"/>
+          <w:szCs w:val="24"/>
+        </w:rPr>
+        <w:t xml:space="preserve">, </w:t>
+      </w:r>
+      <w:proofErr w:type="spellStart"/>
+      <w:r>
+        <w:rPr>
+          <w:rFonts w:ascii="Times New Roman" w:hAnsi="Times New Roman" w:cs="Times New Roman"/>
+          <w:color w:val="1B1C1D"/>
+          <w:sz w:val="24"/>
+          <w:szCs w:val="24"/>
+        </w:rPr>
+        <w:t>Replatform</w:t>
+      </w:r>
+      <w:proofErr w:type="spellEnd"/>
+      <w:r>
+        <w:rPr>
+          <w:rFonts w:ascii="Times New Roman" w:hAnsi="Times New Roman" w:cs="Times New Roman"/>
+          <w:color w:val="1B1C1D"/>
+          <w:sz w:val="24"/>
+          <w:szCs w:val="24"/>
+        </w:rPr>
+        <w:t xml:space="preserve">, </w:t>
+      </w:r>
+      <w:proofErr w:type="spellStart"/>
+      <w:r>
+        <w:rPr>
+          <w:rFonts w:ascii="Times New Roman" w:hAnsi="Times New Roman" w:cs="Times New Roman"/>
+          <w:color w:val="1B1C1D"/>
+          <w:sz w:val="24"/>
+          <w:szCs w:val="24"/>
+        </w:rPr>
+        <w:t>Refactor</w:t>
+      </w:r>
+      <w:proofErr w:type="spellEnd"/>
+      <w:r>
+        <w:rPr>
+          <w:rFonts w:ascii="Times New Roman" w:hAnsi="Times New Roman" w:cs="Times New Roman"/>
+          <w:color w:val="1B1C1D"/>
+          <w:sz w:val="24"/>
+          <w:szCs w:val="24"/>
+        </w:rPr>
+        <w:t xml:space="preserve">) et évaluer dans quelle mesure un outil automatisé peut soutenir ou exécuter chacune de ces approches. </w:t>
       </w:r>
     </w:p>
     <w:p>
@@ -11338,16 +14344,29 @@
           <w:szCs w:val="24"/>
         </w:rPr>
       </w:pPr>
-      <w:r>
-        <w:rPr>
-          <w:rStyle w:val="lev"/>
-          <w:rFonts w:ascii="Times New Roman" w:hAnsi="Times New Roman" w:cs="Times New Roman"/>
-          <w:color w:val="1B1C1D"/>
-          <w:sz w:val="24"/>
-          <w:szCs w:val="24"/>
-          <w:bdr w:val="none" w:sz="0" w:space="0" w:color="auto" w:frame="1"/>
-        </w:rPr>
-        <w:t>Rehost (Lift and Shift) :</w:t>
+      <w:proofErr w:type="spellStart"/>
+      <w:r>
+        <w:rPr>
+          <w:rStyle w:val="lev"/>
+          <w:rFonts w:ascii="Times New Roman" w:hAnsi="Times New Roman" w:cs="Times New Roman"/>
+          <w:color w:val="1B1C1D"/>
+          <w:sz w:val="24"/>
+          <w:szCs w:val="24"/>
+          <w:bdr w:val="none" w:sz="0" w:space="0" w:color="auto" w:frame="1"/>
+        </w:rPr>
+        <w:t>Rehost</w:t>
+      </w:r>
+      <w:proofErr w:type="spellEnd"/>
+      <w:r>
+        <w:rPr>
+          <w:rStyle w:val="lev"/>
+          <w:rFonts w:ascii="Times New Roman" w:hAnsi="Times New Roman" w:cs="Times New Roman"/>
+          <w:color w:val="1B1C1D"/>
+          <w:sz w:val="24"/>
+          <w:szCs w:val="24"/>
+          <w:bdr w:val="none" w:sz="0" w:space="0" w:color="auto" w:frame="1"/>
+        </w:rPr>
+        <w:t xml:space="preserve"> (Lift and Shift) :</w:t>
       </w:r>
       <w:r>
         <w:rPr>
@@ -11373,16 +14392,29 @@
           <w:szCs w:val="24"/>
         </w:rPr>
       </w:pPr>
-      <w:r>
-        <w:rPr>
-          <w:rStyle w:val="lev"/>
-          <w:rFonts w:ascii="Times New Roman" w:hAnsi="Times New Roman" w:cs="Times New Roman"/>
-          <w:color w:val="1B1C1D"/>
-          <w:sz w:val="24"/>
-          <w:szCs w:val="24"/>
-          <w:bdr w:val="none" w:sz="0" w:space="0" w:color="auto" w:frame="1"/>
-        </w:rPr>
-        <w:t>Replatform :</w:t>
+      <w:proofErr w:type="spellStart"/>
+      <w:r>
+        <w:rPr>
+          <w:rStyle w:val="lev"/>
+          <w:rFonts w:ascii="Times New Roman" w:hAnsi="Times New Roman" w:cs="Times New Roman"/>
+          <w:color w:val="1B1C1D"/>
+          <w:sz w:val="24"/>
+          <w:szCs w:val="24"/>
+          <w:bdr w:val="none" w:sz="0" w:space="0" w:color="auto" w:frame="1"/>
+        </w:rPr>
+        <w:t>Replatform</w:t>
+      </w:r>
+      <w:proofErr w:type="spellEnd"/>
+      <w:r>
+        <w:rPr>
+          <w:rStyle w:val="lev"/>
+          <w:rFonts w:ascii="Times New Roman" w:hAnsi="Times New Roman" w:cs="Times New Roman"/>
+          <w:color w:val="1B1C1D"/>
+          <w:sz w:val="24"/>
+          <w:szCs w:val="24"/>
+          <w:bdr w:val="none" w:sz="0" w:space="0" w:color="auto" w:frame="1"/>
+        </w:rPr>
+        <w:t xml:space="preserve"> :</w:t>
       </w:r>
       <w:r>
         <w:rPr>
@@ -11408,16 +14440,29 @@
           <w:szCs w:val="24"/>
         </w:rPr>
       </w:pPr>
-      <w:r>
-        <w:rPr>
-          <w:rStyle w:val="lev"/>
-          <w:rFonts w:ascii="Times New Roman" w:hAnsi="Times New Roman" w:cs="Times New Roman"/>
-          <w:color w:val="1B1C1D"/>
-          <w:sz w:val="24"/>
-          <w:szCs w:val="24"/>
-          <w:bdr w:val="none" w:sz="0" w:space="0" w:color="auto" w:frame="1"/>
-        </w:rPr>
-        <w:t>Refactor :</w:t>
+      <w:proofErr w:type="spellStart"/>
+      <w:r>
+        <w:rPr>
+          <w:rStyle w:val="lev"/>
+          <w:rFonts w:ascii="Times New Roman" w:hAnsi="Times New Roman" w:cs="Times New Roman"/>
+          <w:color w:val="1B1C1D"/>
+          <w:sz w:val="24"/>
+          <w:szCs w:val="24"/>
+          <w:bdr w:val="none" w:sz="0" w:space="0" w:color="auto" w:frame="1"/>
+        </w:rPr>
+        <w:t>Refactor</w:t>
+      </w:r>
+      <w:proofErr w:type="spellEnd"/>
+      <w:r>
+        <w:rPr>
+          <w:rStyle w:val="lev"/>
+          <w:rFonts w:ascii="Times New Roman" w:hAnsi="Times New Roman" w:cs="Times New Roman"/>
+          <w:color w:val="1B1C1D"/>
+          <w:sz w:val="24"/>
+          <w:szCs w:val="24"/>
+          <w:bdr w:val="none" w:sz="0" w:space="0" w:color="auto" w:frame="1"/>
+        </w:rPr>
+        <w:t xml:space="preserve"> :</w:t>
       </w:r>
       <w:r>
         <w:rPr>
@@ -11444,7 +14489,27 @@
           <w:sz w:val="24"/>
           <w:szCs w:val="24"/>
         </w:rPr>
-        <w:t xml:space="preserve"> ou des patterns de refactoring ?</w:t>
+        <w:t xml:space="preserve"> ou des patterns de </w:t>
+      </w:r>
+      <w:proofErr w:type="spellStart"/>
+      <w:r>
+        <w:rPr>
+          <w:rFonts w:ascii="Times New Roman" w:hAnsi="Times New Roman" w:cs="Times New Roman"/>
+          <w:color w:val="1B1C1D"/>
+          <w:sz w:val="24"/>
+          <w:szCs w:val="24"/>
+        </w:rPr>
+        <w:t>refactoring</w:t>
+      </w:r>
+      <w:proofErr w:type="spellEnd"/>
+      <w:r>
+        <w:rPr>
+          <w:rFonts w:ascii="Times New Roman" w:hAnsi="Times New Roman" w:cs="Times New Roman"/>
+          <w:color w:val="1B1C1D"/>
+          <w:sz w:val="24"/>
+          <w:szCs w:val="24"/>
+        </w:rPr>
+        <w:t xml:space="preserve"> ?</w:t>
       </w:r>
     </w:p>
     <w:p>
@@ -11516,6 +14581,7 @@
       <w:pPr>
         <w:pStyle w:val="NormalWeb"/>
         <w:spacing w:after="120" w:afterAutospacing="0"/>
+        <w:jc w:val="both"/>
         <w:rPr>
           <w:color w:val="1B1C1D"/>
         </w:rPr>
@@ -11547,6 +14613,7 @@
         </w:numPr>
         <w:spacing w:before="100" w:beforeAutospacing="1" w:after="0" w:line="240" w:lineRule="auto"/>
         <w:ind w:left="0"/>
+        <w:jc w:val="both"/>
         <w:rPr>
           <w:rFonts w:ascii="Times New Roman" w:hAnsi="Times New Roman" w:cs="Times New Roman"/>
           <w:color w:val="1B1C1D"/>
@@ -11583,6 +14650,7 @@
           <w:numId w:val="39"/>
         </w:numPr>
         <w:spacing w:before="100" w:beforeAutospacing="1" w:after="0" w:line="240" w:lineRule="auto"/>
+        <w:jc w:val="both"/>
         <w:rPr>
           <w:rFonts w:ascii="Times New Roman" w:hAnsi="Times New Roman" w:cs="Times New Roman"/>
           <w:color w:val="1B1C1D"/>
@@ -11658,22 +14726,87 @@
           <w:sz w:val="24"/>
           <w:szCs w:val="24"/>
         </w:rPr>
-        <w:t>(runtime). Ils identifient les dépendances, les frameworks utilisés, les services externes, les systèmes</w:t>
-      </w:r>
-      <w:r>
-        <w:rPr>
-          <w:rFonts w:ascii="Times New Roman" w:hAnsi="Times New Roman" w:cs="Times New Roman"/>
-          <w:color w:val="1B1C1D"/>
-          <w:sz w:val="24"/>
-          <w:szCs w:val="24"/>
-        </w:rPr>
-        <w:t xml:space="preserve"> de fichiers, et évaluent la "conteneurisabilité" d'une application.</w:t>
+        <w:t>(</w:t>
+      </w:r>
+      <w:proofErr w:type="spellStart"/>
+      <w:r>
+        <w:rPr>
+          <w:rFonts w:ascii="Times New Roman" w:hAnsi="Times New Roman" w:cs="Times New Roman"/>
+          <w:b/>
+          <w:color w:val="1B1C1D"/>
+          <w:sz w:val="24"/>
+          <w:szCs w:val="24"/>
+        </w:rPr>
+        <w:t>runtime</w:t>
+      </w:r>
+      <w:proofErr w:type="spellEnd"/>
+      <w:r>
+        <w:rPr>
+          <w:rFonts w:ascii="Times New Roman" w:hAnsi="Times New Roman" w:cs="Times New Roman"/>
+          <w:b/>
+          <w:color w:val="1B1C1D"/>
+          <w:sz w:val="24"/>
+          <w:szCs w:val="24"/>
+        </w:rPr>
+        <w:t xml:space="preserve">). Ils identifient les dépendances, les </w:t>
+      </w:r>
+      <w:proofErr w:type="spellStart"/>
+      <w:r>
+        <w:rPr>
+          <w:rFonts w:ascii="Times New Roman" w:hAnsi="Times New Roman" w:cs="Times New Roman"/>
+          <w:b/>
+          <w:color w:val="1B1C1D"/>
+          <w:sz w:val="24"/>
+          <w:szCs w:val="24"/>
+        </w:rPr>
+        <w:t>frameworks</w:t>
+      </w:r>
+      <w:proofErr w:type="spellEnd"/>
+      <w:r>
+        <w:rPr>
+          <w:rFonts w:ascii="Times New Roman" w:hAnsi="Times New Roman" w:cs="Times New Roman"/>
+          <w:b/>
+          <w:color w:val="1B1C1D"/>
+          <w:sz w:val="24"/>
+          <w:szCs w:val="24"/>
+        </w:rPr>
+        <w:t xml:space="preserve"> utilisés, les services externes, les systèmes</w:t>
+      </w:r>
+      <w:r>
+        <w:rPr>
+          <w:rFonts w:ascii="Times New Roman" w:hAnsi="Times New Roman" w:cs="Times New Roman"/>
+          <w:color w:val="1B1C1D"/>
+          <w:sz w:val="24"/>
+          <w:szCs w:val="24"/>
+        </w:rPr>
+        <w:t xml:space="preserve"> de fichiers, et évaluent la "</w:t>
+      </w:r>
+      <w:proofErr w:type="spellStart"/>
+      <w:r>
+        <w:rPr>
+          <w:rFonts w:ascii="Times New Roman" w:hAnsi="Times New Roman" w:cs="Times New Roman"/>
+          <w:color w:val="1B1C1D"/>
+          <w:sz w:val="24"/>
+          <w:szCs w:val="24"/>
+        </w:rPr>
+        <w:t>conteneurisabilité</w:t>
+      </w:r>
+      <w:proofErr w:type="spellEnd"/>
+      <w:r>
+        <w:rPr>
+          <w:rFonts w:ascii="Times New Roman" w:hAnsi="Times New Roman" w:cs="Times New Roman"/>
+          <w:color w:val="1B1C1D"/>
+          <w:sz w:val="24"/>
+          <w:szCs w:val="24"/>
+        </w:rPr>
+        <w:t>" d'une application.</w:t>
       </w:r>
     </w:p>
     <w:p>
       <w:pPr>
         <w:pStyle w:val="Paragraphedeliste"/>
         <w:spacing w:before="100" w:beforeAutospacing="1" w:after="0" w:line="240" w:lineRule="auto"/>
+        <w:jc w:val="both"/>
         <w:rPr>
           <w:rFonts w:ascii="Times New Roman" w:hAnsi="Times New Roman" w:cs="Times New Roman"/>
           <w:color w:val="1B1C1D"/>
@@ -11690,6 +14823,7 @@
           <w:numId w:val="39"/>
         </w:numPr>
         <w:spacing w:before="100" w:beforeAutospacing="1" w:after="0" w:line="240" w:lineRule="auto"/>
+        <w:jc w:val="both"/>
         <w:rPr>
           <w:rFonts w:ascii="Times New Roman" w:hAnsi="Times New Roman" w:cs="Times New Roman"/>
           <w:color w:val="1B1C1D"/>
@@ -11717,6 +14851,7 @@
         </w:rPr>
         <w:t xml:space="preserve"> Des outils qui génèrent automatiquement des </w:t>
       </w:r>
+      <w:proofErr w:type="spellStart"/>
       <w:r>
         <w:rPr>
           <w:rStyle w:val="lev"/>
@@ -11728,6 +14863,7 @@
         </w:rPr>
         <w:t>Dockerfiles</w:t>
       </w:r>
+      <w:proofErr w:type="spellEnd"/>
       <w:r>
         <w:rPr>
           <w:rFonts w:ascii="Times New Roman" w:hAnsi="Times New Roman" w:cs="Times New Roman"/>
@@ -11766,8 +14902,21 @@
           <w:szCs w:val="24"/>
           <w:bdr w:val="none" w:sz="0" w:space="0" w:color="auto" w:frame="1"/>
         </w:rPr>
-        <w:t>manifestes Kubernetes</w:t>
-      </w:r>
+        <w:t xml:space="preserve">manifestes </w:t>
+      </w:r>
+      <w:proofErr w:type="spellStart"/>
+      <w:r>
+        <w:rPr>
+          <w:rStyle w:val="lev"/>
+          <w:rFonts w:ascii="Times New Roman" w:hAnsi="Times New Roman" w:cs="Times New Roman"/>
+          <w:color w:val="1B1C1D"/>
+          <w:sz w:val="24"/>
+          <w:szCs w:val="24"/>
+          <w:bdr w:val="none" w:sz="0" w:space="0" w:color="auto" w:frame="1"/>
+        </w:rPr>
+        <w:t>Kubernetes</w:t>
+      </w:r>
+      <w:proofErr w:type="spellEnd"/>
       <w:r>
         <w:rPr>
           <w:rFonts w:ascii="Times New Roman" w:hAnsi="Times New Roman" w:cs="Times New Roman"/>
@@ -11781,6 +14930,7 @@
     <w:p>
       <w:pPr>
         <w:pStyle w:val="Paragraphedeliste"/>
+        <w:jc w:val="both"/>
         <w:rPr>
           <w:rStyle w:val="lev"/>
           <w:rFonts w:ascii="Times New Roman" w:hAnsi="Times New Roman" w:cs="Times New Roman"/>
@@ -11799,6 +14949,7 @@
           <w:numId w:val="39"/>
         </w:numPr>
         <w:spacing w:before="100" w:beforeAutospacing="1" w:after="0" w:line="240" w:lineRule="auto"/>
+        <w:jc w:val="both"/>
         <w:rPr>
           <w:rFonts w:ascii="Times New Roman" w:hAnsi="Times New Roman" w:cs="Times New Roman"/>
           <w:color w:val="1B1C1D"/>
@@ -11835,6 +14986,7 @@
         </w:numPr>
         <w:spacing w:before="100" w:beforeAutospacing="1" w:after="0" w:line="240" w:lineRule="auto"/>
         <w:ind w:left="0"/>
+        <w:jc w:val="both"/>
         <w:rPr>
           <w:rFonts w:ascii="Times New Roman" w:hAnsi="Times New Roman" w:cs="Times New Roman"/>
           <w:color w:val="1B1C1D"/>
@@ -11871,6 +15023,7 @@
           <w:numId w:val="42"/>
         </w:numPr>
         <w:spacing w:before="100" w:beforeAutospacing="1" w:after="0" w:line="240" w:lineRule="auto"/>
+        <w:jc w:val="both"/>
         <w:rPr>
           <w:rFonts w:ascii="Times New Roman" w:hAnsi="Times New Roman" w:cs="Times New Roman"/>
           <w:color w:val="1B1C1D"/>
@@ -11896,13 +15049,34 @@
           <w:sz w:val="24"/>
           <w:szCs w:val="24"/>
         </w:rPr>
-        <w:t xml:space="preserve"> Utilisation de bases de règles pour détecter des patterns spécifiques aux applications web (ex: détection de base de données, serveur web, frameworks).</w:t>
+        <w:t xml:space="preserve"> Utilisation de bases de règles pour détecter des patterns spécifiques aux applications web (ex: détection de base de données, serveur web, </w:t>
+      </w:r>
+      <w:proofErr w:type="spellStart"/>
+      <w:r>
+        <w:rPr>
+          <w:rFonts w:ascii="Times New Roman" w:hAnsi="Times New Roman" w:cs="Times New Roman"/>
+          <w:color w:val="1B1C1D"/>
+          <w:sz w:val="24"/>
+          <w:szCs w:val="24"/>
+        </w:rPr>
+        <w:t>frameworks</w:t>
+      </w:r>
+      <w:proofErr w:type="spellEnd"/>
+      <w:r>
+        <w:rPr>
+          <w:rFonts w:ascii="Times New Roman" w:hAnsi="Times New Roman" w:cs="Times New Roman"/>
+          <w:color w:val="1B1C1D"/>
+          <w:sz w:val="24"/>
+          <w:szCs w:val="24"/>
+        </w:rPr>
+        <w:t>).</w:t>
       </w:r>
     </w:p>
     <w:p>
       <w:pPr>
         <w:pStyle w:val="Paragraphedeliste"/>
         <w:spacing w:before="100" w:beforeAutospacing="1" w:after="0" w:line="240" w:lineRule="auto"/>
+        <w:jc w:val="both"/>
         <w:rPr>
           <w:rFonts w:ascii="Times New Roman" w:hAnsi="Times New Roman" w:cs="Times New Roman"/>
           <w:color w:val="1B1C1D"/>
@@ -11919,6 +15093,7 @@
           <w:numId w:val="42"/>
         </w:numPr>
         <w:spacing w:before="100" w:beforeAutospacing="1" w:after="0" w:line="240" w:lineRule="auto"/>
+        <w:jc w:val="both"/>
         <w:rPr>
           <w:rFonts w:ascii="Times New Roman" w:hAnsi="Times New Roman" w:cs="Times New Roman"/>
           <w:color w:val="1B1C1D"/>
@@ -11944,7 +15119,27 @@
           <w:sz w:val="24"/>
           <w:szCs w:val="24"/>
         </w:rPr>
-        <w:t xml:space="preserve"> Comment l'outil identifie les bibliothèques, les versions de runtime, les extensions nécessaires à l'application.</w:t>
+        <w:t xml:space="preserve"> Comment l'outil identifie les bibliothèques, les versions de </w:t>
+      </w:r>
+      <w:proofErr w:type="spellStart"/>
+      <w:r>
+        <w:rPr>
+          <w:rFonts w:ascii="Times New Roman" w:hAnsi="Times New Roman" w:cs="Times New Roman"/>
+          <w:color w:val="1B1C1D"/>
+          <w:sz w:val="24"/>
+          <w:szCs w:val="24"/>
+        </w:rPr>
+        <w:t>runtime</w:t>
+      </w:r>
+      <w:proofErr w:type="spellEnd"/>
+      <w:r>
+        <w:rPr>
+          <w:rFonts w:ascii="Times New Roman" w:hAnsi="Times New Roman" w:cs="Times New Roman"/>
+          <w:color w:val="1B1C1D"/>
+          <w:sz w:val="24"/>
+          <w:szCs w:val="24"/>
+        </w:rPr>
+        <w:t>, les extensions nécessaires à l'application.</w:t>
       </w:r>
     </w:p>
     <w:p>
@@ -11955,23 +15150,48 @@
           <w:numId w:val="42"/>
         </w:numPr>
         <w:spacing w:before="100" w:beforeAutospacing="1" w:after="0" w:line="240" w:lineRule="auto"/>
-        <w:rPr>
-          <w:rFonts w:ascii="Times New Roman" w:hAnsi="Times New Roman" w:cs="Times New Roman"/>
-          <w:color w:val="1B1C1D"/>
-          <w:sz w:val="24"/>
-          <w:szCs w:val="24"/>
-        </w:rPr>
-      </w:pPr>
-      <w:r>
-        <w:rPr>
-          <w:rStyle w:val="lev"/>
-          <w:rFonts w:ascii="Times New Roman" w:hAnsi="Times New Roman" w:cs="Times New Roman"/>
-          <w:color w:val="1B1C1D"/>
-          <w:sz w:val="24"/>
-          <w:szCs w:val="24"/>
-          <w:bdr w:val="none" w:sz="0" w:space="0" w:color="auto" w:frame="1"/>
-        </w:rPr>
-        <w:t>Modèles de Templatisation :</w:t>
+        <w:jc w:val="both"/>
+        <w:rPr>
+          <w:rFonts w:ascii="Times New Roman" w:hAnsi="Times New Roman" w:cs="Times New Roman"/>
+          <w:color w:val="1B1C1D"/>
+          <w:sz w:val="24"/>
+          <w:szCs w:val="24"/>
+        </w:rPr>
+      </w:pPr>
+      <w:r>
+        <w:rPr>
+          <w:rStyle w:val="lev"/>
+          <w:rFonts w:ascii="Times New Roman" w:hAnsi="Times New Roman" w:cs="Times New Roman"/>
+          <w:color w:val="1B1C1D"/>
+          <w:sz w:val="24"/>
+          <w:szCs w:val="24"/>
+          <w:bdr w:val="none" w:sz="0" w:space="0" w:color="auto" w:frame="1"/>
+        </w:rPr>
+        <w:t xml:space="preserve">Modèles de </w:t>
+      </w:r>
+      <w:proofErr w:type="spellStart"/>
+      <w:r>
+        <w:rPr>
+          <w:rStyle w:val="lev"/>
+          <w:rFonts w:ascii="Times New Roman" w:hAnsi="Times New Roman" w:cs="Times New Roman"/>
+          <w:color w:val="1B1C1D"/>
+          <w:sz w:val="24"/>
+          <w:szCs w:val="24"/>
+          <w:bdr w:val="none" w:sz="0" w:space="0" w:color="auto" w:frame="1"/>
+        </w:rPr>
+        <w:t>Templatisation</w:t>
+      </w:r>
+      <w:proofErr w:type="spellEnd"/>
+      <w:r>
+        <w:rPr>
+          <w:rStyle w:val="lev"/>
+          <w:rFonts w:ascii="Times New Roman" w:hAnsi="Times New Roman" w:cs="Times New Roman"/>
+          <w:color w:val="1B1C1D"/>
+          <w:sz w:val="24"/>
+          <w:szCs w:val="24"/>
+          <w:bdr w:val="none" w:sz="0" w:space="0" w:color="auto" w:frame="1"/>
+        </w:rPr>
+        <w:t xml:space="preserve"> :</w:t>
       </w:r>
       <w:r>
         <w:rPr>
@@ -11991,6 +15211,7 @@
         </w:numPr>
         <w:spacing w:before="100" w:beforeAutospacing="1" w:after="0" w:line="240" w:lineRule="auto"/>
         <w:ind w:left="0"/>
+        <w:jc w:val="both"/>
         <w:rPr>
           <w:rFonts w:ascii="Times New Roman" w:hAnsi="Times New Roman" w:cs="Times New Roman"/>
           <w:color w:val="1B1C1D"/>
@@ -12040,29 +15261,18 @@
           <w:szCs w:val="24"/>
           <w:bdr w:val="none" w:sz="0" w:space="0" w:color="auto" w:frame="1"/>
         </w:rPr>
-        <w:t xml:space="preserve">de cet </w:t>
-      </w:r>
-      <w:r>
-        <w:rPr>
-          <w:rStyle w:val="lev"/>
-          <w:rFonts w:ascii="Times New Roman" w:hAnsi="Times New Roman" w:cs="Times New Roman"/>
-          <w:color w:val="1B1C1D"/>
-          <w:sz w:val="24"/>
-          <w:szCs w:val="24"/>
-          <w:bdr w:val="none" w:sz="0" w:space="0" w:color="auto" w:frame="1"/>
-        </w:rPr>
-        <w:t xml:space="preserve"> o</w:t>
-      </w:r>
-      <w:r>
-        <w:rPr>
-          <w:rStyle w:val="lev"/>
-          <w:rFonts w:ascii="Times New Roman" w:hAnsi="Times New Roman" w:cs="Times New Roman"/>
-          <w:color w:val="1B1C1D"/>
-          <w:sz w:val="24"/>
-          <w:szCs w:val="24"/>
-          <w:bdr w:val="none" w:sz="0" w:space="0" w:color="auto" w:frame="1"/>
-        </w:rPr>
-        <w:t>util</w:t>
+        <w:t xml:space="preserve">de </w:t>
+      </w:r>
+      <w:r>
+        <w:rPr>
+          <w:rStyle w:val="lev"/>
+          <w:rFonts w:ascii="Times New Roman" w:hAnsi="Times New Roman" w:cs="Times New Roman"/>
+          <w:color w:val="1B1C1D"/>
+          <w:sz w:val="24"/>
+          <w:szCs w:val="24"/>
+          <w:bdr w:val="none" w:sz="0" w:space="0" w:color="auto" w:frame="1"/>
+        </w:rPr>
+        <w:t>cet outil</w:t>
       </w:r>
       <w:r>
         <w:rPr>
@@ -12148,6 +15358,7 @@
       <w:pPr>
         <w:pStyle w:val="Paragraphedeliste"/>
         <w:spacing w:before="100" w:beforeAutospacing="1" w:after="0" w:line="240" w:lineRule="auto"/>
+        <w:jc w:val="both"/>
         <w:rPr>
           <w:rFonts w:ascii="Times New Roman" w:hAnsi="Times New Roman" w:cs="Times New Roman"/>
           <w:color w:val="1B1C1D"/>
@@ -12197,15 +15408,22 @@
       <w:pPr>
         <w:pStyle w:val="Titre4"/>
         <w:spacing w:after="120" w:afterAutospacing="0"/>
-        <w:rPr>
-          <w:color w:val="1B1C1D"/>
-        </w:rPr>
-      </w:pPr>
-      <w:r>
-        <w:rPr>
-          <w:color w:val="1B1C1D"/>
-        </w:rPr>
-        <w:t>5. Concepts liés à la Sécurité dans une Migration Automatisée</w:t>
+        <w:jc w:val="both"/>
+        <w:rPr>
+          <w:color w:val="1B1C1D"/>
+        </w:rPr>
+      </w:pPr>
+      <w:r>
+        <w:rPr>
+          <w:color w:val="1B1C1D"/>
+        </w:rPr>
+        <w:t>4</w:t>
+      </w:r>
+      <w:r>
+        <w:rPr>
+          <w:color w:val="1B1C1D"/>
+        </w:rPr>
+        <w:t>. Concepts liés à la Sécurité dans une Migration Automatisée</w:t>
       </w:r>
     </w:p>
     <w:p>
@@ -12281,7 +15499,27 @@
           <w:sz w:val="24"/>
           <w:szCs w:val="24"/>
         </w:rPr>
-        <w:t xml:space="preserve"> Comment l'outil encourage ou applique des pratiques de sécurité dès la génération des images et des configurations (ex: utilisation d'utilisateurs non-root, scan de vulnérabilités d'images, gestion des secrets).</w:t>
+        <w:t xml:space="preserve"> Comment l'outil encourage ou applique des pratiques de sécurité dès la génération des images et des configurations (ex: utilisation d'utilisateurs non-</w:t>
+      </w:r>
+      <w:proofErr w:type="spellStart"/>
+      <w:r>
+        <w:rPr>
+          <w:rFonts w:ascii="Times New Roman" w:hAnsi="Times New Roman" w:cs="Times New Roman"/>
+          <w:color w:val="1B1C1D"/>
+          <w:sz w:val="24"/>
+          <w:szCs w:val="24"/>
+        </w:rPr>
+        <w:t>root</w:t>
+      </w:r>
+      <w:proofErr w:type="spellEnd"/>
+      <w:r>
+        <w:rPr>
+          <w:rFonts w:ascii="Times New Roman" w:hAnsi="Times New Roman" w:cs="Times New Roman"/>
+          <w:color w:val="1B1C1D"/>
+          <w:sz w:val="24"/>
+          <w:szCs w:val="24"/>
+        </w:rPr>
+        <w:t>, scan de vulnérabilités d'images, gestion des secrets).</w:t>
       </w:r>
     </w:p>
     <w:p>
@@ -12336,7 +15574,7 @@
           <w:szCs w:val="36"/>
         </w:rPr>
       </w:pPr>
-      <w:bookmarkStart w:id="13" w:name="_Toc201500899"/>
+      <w:bookmarkStart w:id="24" w:name="_Toc201618241"/>
       <w:r>
         <w:rPr>
           <w:rFonts w:ascii="Times New Roman" w:hAnsi="Times New Roman" w:cs="Times New Roman"/>
@@ -12347,7 +15585,7 @@
         <w:lastRenderedPageBreak/>
         <w:t>CADRE THEORIQUE</w:t>
       </w:r>
-      <w:bookmarkEnd w:id="13"/>
+      <w:bookmarkEnd w:id="24"/>
     </w:p>
     <w:p>
       <w:pPr>
@@ -12374,6 +15612,24 @@
       </w:r>
       <w:r>
         <w:rPr>
+          <w:rStyle w:val="lev"/>
+          <w:color w:val="1B1C1D"/>
+          <w:bdr w:val="none" w:sz="0" w:space="0" w:color="auto" w:frame="1"/>
+        </w:rPr>
+        <w:t xml:space="preserve"> qui sera </w:t>
+      </w:r>
+      <w:proofErr w:type="spellStart"/>
+      <w:r>
+        <w:rPr>
+          <w:rStyle w:val="lev"/>
+          <w:color w:val="1B1C1D"/>
+          <w:bdr w:val="none" w:sz="0" w:space="0" w:color="auto" w:frame="1"/>
+        </w:rPr>
+        <w:t>developpé</w:t>
+      </w:r>
+      <w:proofErr w:type="spellEnd"/>
+      <w:r>
+        <w:rPr>
           <w:color w:val="1B1C1D"/>
         </w:rPr>
         <w:t>. Il intègre les concepts fondamentaux de la conteneurisation, les différentes approches de migration, et les principes de l'automatisation logicielle, en les articulant autour de la problématique de la transformation des systèmes d'information.</w:t>
@@ -12395,12 +15651,26 @@
           <w:color w:val="1B1C1D"/>
         </w:rPr>
       </w:pPr>
-      <w:r>
-        <w:rPr>
-          <w:color w:val="1B1C1D"/>
-        </w:rPr>
-        <w:t>1. Fondements de la Conteneurisation et de l'Orchestration</w:t>
-      </w:r>
+      <w:bookmarkStart w:id="25" w:name="_Toc201618242"/>
+      <w:r>
+        <w:rPr>
+          <w:color w:val="1B1C1D"/>
+        </w:rPr>
+        <w:t>1. Fondement</w:t>
+      </w:r>
+      <w:r>
+        <w:rPr>
+          <w:color w:val="1B1C1D"/>
+        </w:rPr>
+        <w:t>s de la conteneurisation et de l'o</w:t>
+      </w:r>
+      <w:r>
+        <w:rPr>
+          <w:color w:val="1B1C1D"/>
+        </w:rPr>
+        <w:t>rchestration</w:t>
+      </w:r>
+      <w:bookmarkEnd w:id="25"/>
     </w:p>
     <w:p>
       <w:pPr>
@@ -12413,10 +15683,18 @@
       </w:pPr>
       <w:r>
         <w:rPr>
-          <w:color w:val="1B1C1D"/>
-        </w:rPr>
-        <w:t xml:space="preserve">La conteneurisation est une technologie de virtualisation légère qui encapsule une application et toutes ses dépendances (code, </w:t>
-      </w:r>
+          <w:b/>
+          <w:color w:val="1B1C1D"/>
+        </w:rPr>
+        <w:t>La conteneurisation</w:t>
+      </w:r>
+      <w:r>
+        <w:rPr>
+          <w:color w:val="1B1C1D"/>
+        </w:rPr>
+        <w:t xml:space="preserve"> est une technologie de virtualisation légère qui encapsule une application et toutes ses dépendances (code, </w:t>
+      </w:r>
+      <w:proofErr w:type="spellStart"/>
       <w:r>
         <w:rPr>
           <w:rStyle w:val="Accentuation"/>
@@ -12425,6 +15703,7 @@
         </w:rPr>
         <w:t>runtime</w:t>
       </w:r>
+      <w:proofErr w:type="spellEnd"/>
       <w:r>
         <w:rPr>
           <w:color w:val="1B1C1D"/>
@@ -12502,6 +15781,7 @@
         </w:rPr>
         <w:t xml:space="preserve"> (via les </w:t>
       </w:r>
+      <w:proofErr w:type="spellStart"/>
       <w:r>
         <w:rPr>
           <w:rStyle w:val="CodeHTML"/>
@@ -12513,6 +15793,7 @@
         </w:rPr>
         <w:t>Dockerfile</w:t>
       </w:r>
+      <w:proofErr w:type="spellEnd"/>
       <w:r>
         <w:rPr>
           <w:rFonts w:ascii="Times New Roman" w:hAnsi="Times New Roman" w:cs="Times New Roman"/>
@@ -12568,6 +15849,7 @@
         </w:rPr>
         <w:t xml:space="preserve"> est devenue indispensable pour gérer des déploiements à grande échelle. Des outils comme </w:t>
       </w:r>
+      <w:proofErr w:type="spellStart"/>
       <w:r>
         <w:rPr>
           <w:rStyle w:val="lev"/>
@@ -12579,14 +15861,35 @@
         </w:rPr>
         <w:t>Kubernetes</w:t>
       </w:r>
-      <w:r>
-        <w:rPr>
-          <w:rFonts w:ascii="Times New Roman" w:hAnsi="Times New Roman" w:cs="Times New Roman"/>
-          <w:color w:val="1B1C1D"/>
-          <w:sz w:val="24"/>
-          <w:szCs w:val="24"/>
-        </w:rPr>
-        <w:t xml:space="preserve"> automatisent le déploiement, la mise à l'échelle, la gestion des réseaux, la résilience et la supervision des conteneurs à travers des clusters de machines. Ils permettent de traiter les conteneurs comme des unités de calcul abstraites, facilitant la gestion d'architectures de microservices.</w:t>
+      <w:proofErr w:type="spellEnd"/>
+      <w:r>
+        <w:rPr>
+          <w:rFonts w:ascii="Times New Roman" w:hAnsi="Times New Roman" w:cs="Times New Roman"/>
+          <w:color w:val="1B1C1D"/>
+          <w:sz w:val="24"/>
+          <w:szCs w:val="24"/>
+        </w:rPr>
+        <w:t xml:space="preserve"> automatisent le déploiement, la mise à l'échelle, la gestion des réseaux, la résilience et la supervision des conteneurs à travers des clusters de machines. Ils permettent de traiter les conteneurs comme des unités de calcul abstraites, facilitant la gestion d'architectures de </w:t>
+      </w:r>
+      <w:proofErr w:type="spellStart"/>
+      <w:r>
+        <w:rPr>
+          <w:rFonts w:ascii="Times New Roman" w:hAnsi="Times New Roman" w:cs="Times New Roman"/>
+          <w:color w:val="1B1C1D"/>
+          <w:sz w:val="24"/>
+          <w:szCs w:val="24"/>
+        </w:rPr>
+        <w:t>microservices</w:t>
+      </w:r>
+      <w:proofErr w:type="spellEnd"/>
+      <w:r>
+        <w:rPr>
+          <w:rFonts w:ascii="Times New Roman" w:hAnsi="Times New Roman" w:cs="Times New Roman"/>
+          <w:color w:val="1B1C1D"/>
+          <w:sz w:val="24"/>
+          <w:szCs w:val="24"/>
+        </w:rPr>
+        <w:t>.</w:t>
       </w:r>
     </w:p>
     <w:p>
@@ -12660,7 +15963,31 @@
           <w:szCs w:val="24"/>
           <w:bdr w:val="none" w:sz="0" w:space="0" w:color="auto" w:frame="1"/>
         </w:rPr>
-        <w:t>Principes du Cloud-Native Computing :</w:t>
+        <w:t xml:space="preserve">Principes du Cloud-Native </w:t>
+      </w:r>
+      <w:proofErr w:type="spellStart"/>
+      <w:r>
+        <w:rPr>
+          <w:rStyle w:val="lev"/>
+          <w:rFonts w:ascii="Times New Roman" w:hAnsi="Times New Roman" w:cs="Times New Roman"/>
+          <w:color w:val="1B1C1D"/>
+          <w:sz w:val="24"/>
+          <w:szCs w:val="24"/>
+          <w:bdr w:val="none" w:sz="0" w:space="0" w:color="auto" w:frame="1"/>
+        </w:rPr>
+        <w:t>Computing</w:t>
+      </w:r>
+      <w:proofErr w:type="spellEnd"/>
+      <w:r>
+        <w:rPr>
+          <w:rStyle w:val="lev"/>
+          <w:rFonts w:ascii="Times New Roman" w:hAnsi="Times New Roman" w:cs="Times New Roman"/>
+          <w:color w:val="1B1C1D"/>
+          <w:sz w:val="24"/>
+          <w:szCs w:val="24"/>
+          <w:bdr w:val="none" w:sz="0" w:space="0" w:color="auto" w:frame="1"/>
+        </w:rPr>
+        <w:t xml:space="preserve"> :</w:t>
       </w:r>
       <w:r>
         <w:rPr>
@@ -12708,25 +16035,162 @@
           <w:szCs w:val="24"/>
         </w:rPr>
       </w:pPr>
-      <w:r>
-        <w:rPr>
-          <w:rStyle w:val="lev"/>
-          <w:rFonts w:ascii="Times New Roman" w:hAnsi="Times New Roman" w:cs="Times New Roman"/>
-          <w:color w:val="1B1C1D"/>
-          <w:sz w:val="24"/>
-          <w:szCs w:val="24"/>
-          <w:bdr w:val="none" w:sz="0" w:space="0" w:color="auto" w:frame="1"/>
-        </w:rPr>
-        <w:t>DevOps et Infrastructure as Code (IaC) :</w:t>
-      </w:r>
-      <w:r>
-        <w:rPr>
-          <w:rFonts w:ascii="Times New Roman" w:hAnsi="Times New Roman" w:cs="Times New Roman"/>
-          <w:color w:val="1B1C1D"/>
-          <w:sz w:val="24"/>
-          <w:szCs w:val="24"/>
-        </w:rPr>
-        <w:t xml:space="preserve"> L'automatisation est un pilier de la culture DevOps, qui vise à unifier le développement et les opérations. L'IaC (par exemple, via Terraform ou Helm) permet de gérer l'infrastructure de manière programmable et versionnée, rendant le déploiement et la gestion des environnements conteneurisés reproductibles et automatisés.</w:t>
+      <w:proofErr w:type="spellStart"/>
+      <w:r>
+        <w:rPr>
+          <w:rStyle w:val="lev"/>
+          <w:rFonts w:ascii="Times New Roman" w:hAnsi="Times New Roman" w:cs="Times New Roman"/>
+          <w:color w:val="1B1C1D"/>
+          <w:sz w:val="24"/>
+          <w:szCs w:val="24"/>
+          <w:bdr w:val="none" w:sz="0" w:space="0" w:color="auto" w:frame="1"/>
+        </w:rPr>
+        <w:t>DevOps</w:t>
+      </w:r>
+      <w:proofErr w:type="spellEnd"/>
+      <w:r>
+        <w:rPr>
+          <w:rStyle w:val="lev"/>
+          <w:rFonts w:ascii="Times New Roman" w:hAnsi="Times New Roman" w:cs="Times New Roman"/>
+          <w:color w:val="1B1C1D"/>
+          <w:sz w:val="24"/>
+          <w:szCs w:val="24"/>
+          <w:bdr w:val="none" w:sz="0" w:space="0" w:color="auto" w:frame="1"/>
+        </w:rPr>
+        <w:t xml:space="preserve"> et Infrastructure as Code (</w:t>
+      </w:r>
+      <w:proofErr w:type="spellStart"/>
+      <w:r>
+        <w:rPr>
+          <w:rStyle w:val="lev"/>
+          <w:rFonts w:ascii="Times New Roman" w:hAnsi="Times New Roman" w:cs="Times New Roman"/>
+          <w:color w:val="1B1C1D"/>
+          <w:sz w:val="24"/>
+          <w:szCs w:val="24"/>
+          <w:bdr w:val="none" w:sz="0" w:space="0" w:color="auto" w:frame="1"/>
+        </w:rPr>
+        <w:t>IaC</w:t>
+      </w:r>
+      <w:proofErr w:type="spellEnd"/>
+      <w:r>
+        <w:rPr>
+          <w:rStyle w:val="lev"/>
+          <w:rFonts w:ascii="Times New Roman" w:hAnsi="Times New Roman" w:cs="Times New Roman"/>
+          <w:color w:val="1B1C1D"/>
+          <w:sz w:val="24"/>
+          <w:szCs w:val="24"/>
+          <w:bdr w:val="none" w:sz="0" w:space="0" w:color="auto" w:frame="1"/>
+        </w:rPr>
+        <w:t>) :</w:t>
+      </w:r>
+      <w:r>
+        <w:rPr>
+          <w:rFonts w:ascii="Times New Roman" w:hAnsi="Times New Roman" w:cs="Times New Roman"/>
+          <w:color w:val="1B1C1D"/>
+          <w:sz w:val="24"/>
+          <w:szCs w:val="24"/>
+        </w:rPr>
+        <w:t xml:space="preserve"> L'automatisation est un pilier de la culture </w:t>
+      </w:r>
+      <w:proofErr w:type="spellStart"/>
+      <w:r>
+        <w:rPr>
+          <w:rFonts w:ascii="Times New Roman" w:hAnsi="Times New Roman" w:cs="Times New Roman"/>
+          <w:color w:val="1B1C1D"/>
+          <w:sz w:val="24"/>
+          <w:szCs w:val="24"/>
+        </w:rPr>
+        <w:t>DevOps</w:t>
+      </w:r>
+      <w:proofErr w:type="spellEnd"/>
+      <w:r>
+        <w:rPr>
+          <w:rFonts w:ascii="Times New Roman" w:hAnsi="Times New Roman" w:cs="Times New Roman"/>
+          <w:color w:val="1B1C1D"/>
+          <w:sz w:val="24"/>
+          <w:szCs w:val="24"/>
+        </w:rPr>
+        <w:t>, qui vise à unifier le développement et les opérations. L'</w:t>
+      </w:r>
+      <w:proofErr w:type="spellStart"/>
+      <w:r>
+        <w:rPr>
+          <w:rFonts w:ascii="Times New Roman" w:hAnsi="Times New Roman" w:cs="Times New Roman"/>
+          <w:color w:val="1B1C1D"/>
+          <w:sz w:val="24"/>
+          <w:szCs w:val="24"/>
+        </w:rPr>
+        <w:t>IaC</w:t>
+      </w:r>
+      <w:proofErr w:type="spellEnd"/>
+      <w:r>
+        <w:rPr>
+          <w:rFonts w:ascii="Times New Roman" w:hAnsi="Times New Roman" w:cs="Times New Roman"/>
+          <w:color w:val="1B1C1D"/>
+          <w:sz w:val="24"/>
+          <w:szCs w:val="24"/>
+        </w:rPr>
+        <w:t xml:space="preserve"> (par exemple, via </w:t>
+      </w:r>
+      <w:proofErr w:type="spellStart"/>
+      <w:r>
+        <w:rPr>
+          <w:rFonts w:ascii="Times New Roman" w:hAnsi="Times New Roman" w:cs="Times New Roman"/>
+          <w:color w:val="1B1C1D"/>
+          <w:sz w:val="24"/>
+          <w:szCs w:val="24"/>
+        </w:rPr>
+        <w:t>Terraform</w:t>
+      </w:r>
+      <w:proofErr w:type="spellEnd"/>
+      <w:r>
+        <w:rPr>
+          <w:rFonts w:ascii="Times New Roman" w:hAnsi="Times New Roman" w:cs="Times New Roman"/>
+          <w:color w:val="1B1C1D"/>
+          <w:sz w:val="24"/>
+          <w:szCs w:val="24"/>
+        </w:rPr>
+        <w:t xml:space="preserve"> ou </w:t>
+      </w:r>
+      <w:proofErr w:type="spellStart"/>
+      <w:r>
+        <w:rPr>
+          <w:rFonts w:ascii="Times New Roman" w:hAnsi="Times New Roman" w:cs="Times New Roman"/>
+          <w:color w:val="1B1C1D"/>
+          <w:sz w:val="24"/>
+          <w:szCs w:val="24"/>
+        </w:rPr>
+        <w:t>Helm</w:t>
+      </w:r>
+      <w:proofErr w:type="spellEnd"/>
+      <w:r>
+        <w:rPr>
+          <w:rFonts w:ascii="Times New Roman" w:hAnsi="Times New Roman" w:cs="Times New Roman"/>
+          <w:color w:val="1B1C1D"/>
+          <w:sz w:val="24"/>
+          <w:szCs w:val="24"/>
+        </w:rPr>
+        <w:t xml:space="preserve">) permet de gérer l'infrastructure de manière programmable et </w:t>
+      </w:r>
+      <w:proofErr w:type="spellStart"/>
+      <w:r>
+        <w:rPr>
+          <w:rFonts w:ascii="Times New Roman" w:hAnsi="Times New Roman" w:cs="Times New Roman"/>
+          <w:color w:val="1B1C1D"/>
+          <w:sz w:val="24"/>
+          <w:szCs w:val="24"/>
+        </w:rPr>
+        <w:t>versionnée</w:t>
+      </w:r>
+      <w:proofErr w:type="spellEnd"/>
+      <w:r>
+        <w:rPr>
+          <w:rFonts w:ascii="Times New Roman" w:hAnsi="Times New Roman" w:cs="Times New Roman"/>
+          <w:color w:val="1B1C1D"/>
+          <w:sz w:val="24"/>
+          <w:szCs w:val="24"/>
+        </w:rPr>
+        <w:t>, rendant le déploiement et la gestion des environnements conteneurisés reproductibles et automatisés.</w:t>
       </w:r>
     </w:p>
     <w:p>
@@ -12791,16 +16255,80 @@
           <w:szCs w:val="24"/>
           <w:bdr w:val="none" w:sz="0" w:space="0" w:color="auto" w:frame="1"/>
         </w:rPr>
-        <w:t>Principes de la "Low-Code/No-Code" :</w:t>
-      </w:r>
-      <w:r>
-        <w:rPr>
-          <w:rFonts w:ascii="Times New Roman" w:hAnsi="Times New Roman" w:cs="Times New Roman"/>
-          <w:color w:val="1B1C1D"/>
-          <w:sz w:val="24"/>
-          <w:szCs w:val="24"/>
-        </w:rPr>
-        <w:t xml:space="preserve"> Bien que non directement "low-code", ces outils d'automatisation tendent à simplifier des tâches complexes, rendant la conteneurisation plus accessible aux équipes n'ayant pas une expertise profonde en DevOps.</w:t>
+        <w:t>Principes de la "</w:t>
+      </w:r>
+      <w:proofErr w:type="spellStart"/>
+      <w:r>
+        <w:rPr>
+          <w:rStyle w:val="lev"/>
+          <w:rFonts w:ascii="Times New Roman" w:hAnsi="Times New Roman" w:cs="Times New Roman"/>
+          <w:color w:val="1B1C1D"/>
+          <w:sz w:val="24"/>
+          <w:szCs w:val="24"/>
+          <w:bdr w:val="none" w:sz="0" w:space="0" w:color="auto" w:frame="1"/>
+        </w:rPr>
+        <w:t>Low</w:t>
+      </w:r>
+      <w:proofErr w:type="spellEnd"/>
+      <w:r>
+        <w:rPr>
+          <w:rStyle w:val="lev"/>
+          <w:rFonts w:ascii="Times New Roman" w:hAnsi="Times New Roman" w:cs="Times New Roman"/>
+          <w:color w:val="1B1C1D"/>
+          <w:sz w:val="24"/>
+          <w:szCs w:val="24"/>
+          <w:bdr w:val="none" w:sz="0" w:space="0" w:color="auto" w:frame="1"/>
+        </w:rPr>
+        <w:t>-Code/No-Code" :</w:t>
+      </w:r>
+      <w:r>
+        <w:rPr>
+          <w:rFonts w:ascii="Times New Roman" w:hAnsi="Times New Roman" w:cs="Times New Roman"/>
+          <w:color w:val="1B1C1D"/>
+          <w:sz w:val="24"/>
+          <w:szCs w:val="24"/>
+        </w:rPr>
+        <w:t xml:space="preserve"> Bien que non directement "</w:t>
+      </w:r>
+      <w:proofErr w:type="spellStart"/>
+      <w:r>
+        <w:rPr>
+          <w:rFonts w:ascii="Times New Roman" w:hAnsi="Times New Roman" w:cs="Times New Roman"/>
+          <w:color w:val="1B1C1D"/>
+          <w:sz w:val="24"/>
+          <w:szCs w:val="24"/>
+        </w:rPr>
+        <w:t>low</w:t>
+      </w:r>
+      <w:proofErr w:type="spellEnd"/>
+      <w:r>
+        <w:rPr>
+          <w:rFonts w:ascii="Times New Roman" w:hAnsi="Times New Roman" w:cs="Times New Roman"/>
+          <w:color w:val="1B1C1D"/>
+          <w:sz w:val="24"/>
+          <w:szCs w:val="24"/>
+        </w:rPr>
+        <w:t xml:space="preserve">-code", ces outils d'automatisation tendent à simplifier des tâches complexes, rendant la conteneurisation plus accessible aux équipes n'ayant pas une expertise profonde en </w:t>
+      </w:r>
+      <w:proofErr w:type="spellStart"/>
+      <w:r>
+        <w:rPr>
+          <w:rFonts w:ascii="Times New Roman" w:hAnsi="Times New Roman" w:cs="Times New Roman"/>
+          <w:color w:val="1B1C1D"/>
+          <w:sz w:val="24"/>
+          <w:szCs w:val="24"/>
+        </w:rPr>
+        <w:t>DevOps</w:t>
+      </w:r>
+      <w:proofErr w:type="spellEnd"/>
+      <w:r>
+        <w:rPr>
+          <w:rFonts w:ascii="Times New Roman" w:hAnsi="Times New Roman" w:cs="Times New Roman"/>
+          <w:color w:val="1B1C1D"/>
+          <w:sz w:val="24"/>
+          <w:szCs w:val="24"/>
+        </w:rPr>
+        <w:t>.</w:t>
       </w:r>
     </w:p>
     <w:p>
@@ -12843,6 +16371,7 @@
           <w:color w:val="1B1C1D"/>
         </w:rPr>
       </w:pPr>
+      <w:bookmarkStart w:id="26" w:name="_Toc201618243"/>
       <w:r>
         <w:rPr>
           <w:color w:val="1B1C1D"/>
@@ -12850,6 +16379,7 @@
         <w:lastRenderedPageBreak/>
         <w:t>2. Typologies et Stratégies de Migration d'Applications Web</w:t>
       </w:r>
+      <w:bookmarkEnd w:id="26"/>
     </w:p>
     <w:p>
       <w:pPr>
@@ -12864,7 +16394,35 @@
         <w:rPr>
           <w:color w:val="1B1C1D"/>
         </w:rPr>
-        <w:t>La migration d'applications web existantes vers un environnement conteneurisé n'est pas un processus unique, mais un spectre d'approches qui dépendent de la complexité de l'application, des objectifs et des contraintes. Ces stratégies sont souvent inspirées des "6 R's" (ou "7 R's") de la migration vers le cloud :</w:t>
+        <w:t xml:space="preserve">La migration d'applications web existantes vers un environnement conteneurisé n'est pas un processus unique, mais un spectre d'approches qui dépendent de la complexité de l'application, des objectifs et des contraintes. Ces stratégies sont souvent inspirées des "6 </w:t>
+      </w:r>
+      <w:proofErr w:type="spellStart"/>
+      <w:r>
+        <w:rPr>
+          <w:color w:val="1B1C1D"/>
+        </w:rPr>
+        <w:t>R's</w:t>
+      </w:r>
+      <w:proofErr w:type="spellEnd"/>
+      <w:r>
+        <w:rPr>
+          <w:color w:val="1B1C1D"/>
+        </w:rPr>
+        <w:t xml:space="preserve">" (ou "7 </w:t>
+      </w:r>
+      <w:proofErr w:type="spellStart"/>
+      <w:r>
+        <w:rPr>
+          <w:color w:val="1B1C1D"/>
+        </w:rPr>
+        <w:t>R's</w:t>
+      </w:r>
+      <w:proofErr w:type="spellEnd"/>
+      <w:r>
+        <w:rPr>
+          <w:color w:val="1B1C1D"/>
+        </w:rPr>
+        <w:t>") de la migration vers le cloud :</w:t>
       </w:r>
     </w:p>
     <w:p>
@@ -12882,16 +16440,29 @@
           <w:szCs w:val="24"/>
         </w:rPr>
       </w:pPr>
-      <w:r>
-        <w:rPr>
-          <w:rStyle w:val="lev"/>
-          <w:rFonts w:ascii="Times New Roman" w:hAnsi="Times New Roman" w:cs="Times New Roman"/>
-          <w:color w:val="1B1C1D"/>
-          <w:sz w:val="24"/>
-          <w:szCs w:val="24"/>
-          <w:bdr w:val="none" w:sz="0" w:space="0" w:color="auto" w:frame="1"/>
-        </w:rPr>
-        <w:t>Rehost (Lift and Shift) :</w:t>
+      <w:proofErr w:type="spellStart"/>
+      <w:r>
+        <w:rPr>
+          <w:rStyle w:val="lev"/>
+          <w:rFonts w:ascii="Times New Roman" w:hAnsi="Times New Roman" w:cs="Times New Roman"/>
+          <w:color w:val="1B1C1D"/>
+          <w:sz w:val="24"/>
+          <w:szCs w:val="24"/>
+          <w:bdr w:val="none" w:sz="0" w:space="0" w:color="auto" w:frame="1"/>
+        </w:rPr>
+        <w:t>Rehost</w:t>
+      </w:r>
+      <w:proofErr w:type="spellEnd"/>
+      <w:r>
+        <w:rPr>
+          <w:rStyle w:val="lev"/>
+          <w:rFonts w:ascii="Times New Roman" w:hAnsi="Times New Roman" w:cs="Times New Roman"/>
+          <w:color w:val="1B1C1D"/>
+          <w:sz w:val="24"/>
+          <w:szCs w:val="24"/>
+          <w:bdr w:val="none" w:sz="0" w:space="0" w:color="auto" w:frame="1"/>
+        </w:rPr>
+        <w:t xml:space="preserve"> (Lift and Shift) :</w:t>
       </w:r>
       <w:r>
         <w:rPr>
@@ -12918,16 +16489,53 @@
           <w:szCs w:val="24"/>
         </w:rPr>
       </w:pPr>
-      <w:r>
-        <w:rPr>
-          <w:rStyle w:val="lev"/>
-          <w:rFonts w:ascii="Times New Roman" w:hAnsi="Times New Roman" w:cs="Times New Roman"/>
-          <w:color w:val="1B1C1D"/>
-          <w:sz w:val="24"/>
-          <w:szCs w:val="24"/>
-          <w:bdr w:val="none" w:sz="0" w:space="0" w:color="auto" w:frame="1"/>
-        </w:rPr>
-        <w:t>Replatform (Lift and Reshape) :</w:t>
+      <w:proofErr w:type="spellStart"/>
+      <w:r>
+        <w:rPr>
+          <w:rStyle w:val="lev"/>
+          <w:rFonts w:ascii="Times New Roman" w:hAnsi="Times New Roman" w:cs="Times New Roman"/>
+          <w:color w:val="1B1C1D"/>
+          <w:sz w:val="24"/>
+          <w:szCs w:val="24"/>
+          <w:bdr w:val="none" w:sz="0" w:space="0" w:color="auto" w:frame="1"/>
+        </w:rPr>
+        <w:t>Replatform</w:t>
+      </w:r>
+      <w:proofErr w:type="spellEnd"/>
+      <w:r>
+        <w:rPr>
+          <w:rStyle w:val="lev"/>
+          <w:rFonts w:ascii="Times New Roman" w:hAnsi="Times New Roman" w:cs="Times New Roman"/>
+          <w:color w:val="1B1C1D"/>
+          <w:sz w:val="24"/>
+          <w:szCs w:val="24"/>
+          <w:bdr w:val="none" w:sz="0" w:space="0" w:color="auto" w:frame="1"/>
+        </w:rPr>
+        <w:t xml:space="preserve"> (Lift and </w:t>
+      </w:r>
+      <w:proofErr w:type="spellStart"/>
+      <w:r>
+        <w:rPr>
+          <w:rStyle w:val="lev"/>
+          <w:rFonts w:ascii="Times New Roman" w:hAnsi="Times New Roman" w:cs="Times New Roman"/>
+          <w:color w:val="1B1C1D"/>
+          <w:sz w:val="24"/>
+          <w:szCs w:val="24"/>
+          <w:bdr w:val="none" w:sz="0" w:space="0" w:color="auto" w:frame="1"/>
+        </w:rPr>
+        <w:t>Reshape</w:t>
+      </w:r>
+      <w:proofErr w:type="spellEnd"/>
+      <w:r>
+        <w:rPr>
+          <w:rStyle w:val="lev"/>
+          <w:rFonts w:ascii="Times New Roman" w:hAnsi="Times New Roman" w:cs="Times New Roman"/>
+          <w:color w:val="1B1C1D"/>
+          <w:sz w:val="24"/>
+          <w:szCs w:val="24"/>
+          <w:bdr w:val="none" w:sz="0" w:space="0" w:color="auto" w:frame="1"/>
+        </w:rPr>
+        <w:t>) :</w:t>
       </w:r>
       <w:r>
         <w:rPr>
@@ -12954,25 +16562,102 @@
           <w:szCs w:val="24"/>
         </w:rPr>
       </w:pPr>
-      <w:r>
-        <w:rPr>
-          <w:rStyle w:val="lev"/>
-          <w:rFonts w:ascii="Times New Roman" w:hAnsi="Times New Roman" w:cs="Times New Roman"/>
-          <w:color w:val="1B1C1D"/>
-          <w:sz w:val="24"/>
-          <w:szCs w:val="24"/>
-          <w:bdr w:val="none" w:sz="0" w:space="0" w:color="auto" w:frame="1"/>
-        </w:rPr>
-        <w:t>Refactor/Rearchitect :</w:t>
-      </w:r>
-      <w:r>
-        <w:rPr>
-          <w:rFonts w:ascii="Times New Roman" w:hAnsi="Times New Roman" w:cs="Times New Roman"/>
-          <w:color w:val="1B1C1D"/>
-          <w:sz w:val="24"/>
-          <w:szCs w:val="24"/>
-        </w:rPr>
-        <w:t xml:space="preserve"> Cette approche implique une refonte significative de l'application, souvent vers une architecture de microservices, où chaque service est conteneurisé indépendamment. C'est la stratégie la plus coûteuse et la plus longue, mais elle maximise les gains en agilité, scalabilité et résilience.</w:t>
+      <w:proofErr w:type="spellStart"/>
+      <w:r>
+        <w:rPr>
+          <w:rStyle w:val="lev"/>
+          <w:rFonts w:ascii="Times New Roman" w:hAnsi="Times New Roman" w:cs="Times New Roman"/>
+          <w:color w:val="1B1C1D"/>
+          <w:sz w:val="24"/>
+          <w:szCs w:val="24"/>
+          <w:bdr w:val="none" w:sz="0" w:space="0" w:color="auto" w:frame="1"/>
+        </w:rPr>
+        <w:t>Refactor</w:t>
+      </w:r>
+      <w:proofErr w:type="spellEnd"/>
+      <w:r>
+        <w:rPr>
+          <w:rStyle w:val="lev"/>
+          <w:rFonts w:ascii="Times New Roman" w:hAnsi="Times New Roman" w:cs="Times New Roman"/>
+          <w:color w:val="1B1C1D"/>
+          <w:sz w:val="24"/>
+          <w:szCs w:val="24"/>
+          <w:bdr w:val="none" w:sz="0" w:space="0" w:color="auto" w:frame="1"/>
+        </w:rPr>
+        <w:t>/</w:t>
+      </w:r>
+      <w:proofErr w:type="spellStart"/>
+      <w:r>
+        <w:rPr>
+          <w:rStyle w:val="lev"/>
+          <w:rFonts w:ascii="Times New Roman" w:hAnsi="Times New Roman" w:cs="Times New Roman"/>
+          <w:color w:val="1B1C1D"/>
+          <w:sz w:val="24"/>
+          <w:szCs w:val="24"/>
+          <w:bdr w:val="none" w:sz="0" w:space="0" w:color="auto" w:frame="1"/>
+        </w:rPr>
+        <w:t>Rearchitect</w:t>
+      </w:r>
+      <w:proofErr w:type="spellEnd"/>
+      <w:r>
+        <w:rPr>
+          <w:rStyle w:val="lev"/>
+          <w:rFonts w:ascii="Times New Roman" w:hAnsi="Times New Roman" w:cs="Times New Roman"/>
+          <w:color w:val="1B1C1D"/>
+          <w:sz w:val="24"/>
+          <w:szCs w:val="24"/>
+          <w:bdr w:val="none" w:sz="0" w:space="0" w:color="auto" w:frame="1"/>
+        </w:rPr>
+        <w:t xml:space="preserve"> :</w:t>
+      </w:r>
+      <w:r>
+        <w:rPr>
+          <w:rFonts w:ascii="Times New Roman" w:hAnsi="Times New Roman" w:cs="Times New Roman"/>
+          <w:color w:val="1B1C1D"/>
+          <w:sz w:val="24"/>
+          <w:szCs w:val="24"/>
+        </w:rPr>
+        <w:t xml:space="preserve"> Cette approche implique une refonte significative de l'application, souvent vers une architecture de </w:t>
+      </w:r>
+      <w:proofErr w:type="spellStart"/>
+      <w:r>
+        <w:rPr>
+          <w:rFonts w:ascii="Times New Roman" w:hAnsi="Times New Roman" w:cs="Times New Roman"/>
+          <w:color w:val="1B1C1D"/>
+          <w:sz w:val="24"/>
+          <w:szCs w:val="24"/>
+        </w:rPr>
+        <w:t>microservices</w:t>
+      </w:r>
+      <w:proofErr w:type="spellEnd"/>
+      <w:r>
+        <w:rPr>
+          <w:rFonts w:ascii="Times New Roman" w:hAnsi="Times New Roman" w:cs="Times New Roman"/>
+          <w:color w:val="1B1C1D"/>
+          <w:sz w:val="24"/>
+          <w:szCs w:val="24"/>
+        </w:rPr>
+        <w:t xml:space="preserve">, où chaque service est conteneurisé indépendamment. C'est la stratégie la plus coûteuse et la plus longue, mais elle maximise les gains en agilité, </w:t>
+      </w:r>
+      <w:proofErr w:type="spellStart"/>
+      <w:r>
+        <w:rPr>
+          <w:rFonts w:ascii="Times New Roman" w:hAnsi="Times New Roman" w:cs="Times New Roman"/>
+          <w:color w:val="1B1C1D"/>
+          <w:sz w:val="24"/>
+          <w:szCs w:val="24"/>
+        </w:rPr>
+        <w:t>scalabilité</w:t>
+      </w:r>
+      <w:proofErr w:type="spellEnd"/>
+      <w:r>
+        <w:rPr>
+          <w:rFonts w:ascii="Times New Roman" w:hAnsi="Times New Roman" w:cs="Times New Roman"/>
+          <w:color w:val="1B1C1D"/>
+          <w:sz w:val="24"/>
+          <w:szCs w:val="24"/>
+        </w:rPr>
+        <w:t xml:space="preserve"> et résilience.</w:t>
       </w:r>
     </w:p>
     <w:p>
@@ -12990,25 +16675,106 @@
           <w:szCs w:val="24"/>
         </w:rPr>
       </w:pPr>
-      <w:r>
-        <w:rPr>
-          <w:rStyle w:val="lev"/>
-          <w:rFonts w:ascii="Times New Roman" w:hAnsi="Times New Roman" w:cs="Times New Roman"/>
-          <w:color w:val="1B1C1D"/>
-          <w:sz w:val="24"/>
-          <w:szCs w:val="24"/>
-          <w:bdr w:val="none" w:sz="0" w:space="0" w:color="auto" w:frame="1"/>
-        </w:rPr>
-        <w:t>Repurchase, Retire, Retain, Relocate :</w:t>
-      </w:r>
-      <w:r>
-        <w:rPr>
-          <w:rFonts w:ascii="Times New Roman" w:hAnsi="Times New Roman" w:cs="Times New Roman"/>
-          <w:color w:val="1B1C1D"/>
-          <w:sz w:val="24"/>
-          <w:szCs w:val="24"/>
-        </w:rPr>
-        <w:t xml:space="preserve"> D'autres options qui peuvent être envisagées en fonction de la valeur de l'application (remplacer par une solution SaaS, abandonner, conserver telle quelle, ou déplacer vers un autre type de VM).</w:t>
+      <w:proofErr w:type="spellStart"/>
+      <w:r>
+        <w:rPr>
+          <w:rStyle w:val="lev"/>
+          <w:rFonts w:ascii="Times New Roman" w:hAnsi="Times New Roman" w:cs="Times New Roman"/>
+          <w:color w:val="1B1C1D"/>
+          <w:sz w:val="24"/>
+          <w:szCs w:val="24"/>
+          <w:bdr w:val="none" w:sz="0" w:space="0" w:color="auto" w:frame="1"/>
+        </w:rPr>
+        <w:t>Repurchase</w:t>
+      </w:r>
+      <w:proofErr w:type="spellEnd"/>
+      <w:r>
+        <w:rPr>
+          <w:rStyle w:val="lev"/>
+          <w:rFonts w:ascii="Times New Roman" w:hAnsi="Times New Roman" w:cs="Times New Roman"/>
+          <w:color w:val="1B1C1D"/>
+          <w:sz w:val="24"/>
+          <w:szCs w:val="24"/>
+          <w:bdr w:val="none" w:sz="0" w:space="0" w:color="auto" w:frame="1"/>
+        </w:rPr>
+        <w:t xml:space="preserve">, Retire, </w:t>
+      </w:r>
+      <w:proofErr w:type="spellStart"/>
+      <w:r>
+        <w:rPr>
+          <w:rStyle w:val="lev"/>
+          <w:rFonts w:ascii="Times New Roman" w:hAnsi="Times New Roman" w:cs="Times New Roman"/>
+          <w:color w:val="1B1C1D"/>
+          <w:sz w:val="24"/>
+          <w:szCs w:val="24"/>
+          <w:bdr w:val="none" w:sz="0" w:space="0" w:color="auto" w:frame="1"/>
+        </w:rPr>
+        <w:t>Retain</w:t>
+      </w:r>
+      <w:proofErr w:type="spellEnd"/>
+      <w:r>
+        <w:rPr>
+          <w:rStyle w:val="lev"/>
+          <w:rFonts w:ascii="Times New Roman" w:hAnsi="Times New Roman" w:cs="Times New Roman"/>
+          <w:color w:val="1B1C1D"/>
+          <w:sz w:val="24"/>
+          <w:szCs w:val="24"/>
+          <w:bdr w:val="none" w:sz="0" w:space="0" w:color="auto" w:frame="1"/>
+        </w:rPr>
+        <w:t xml:space="preserve">, </w:t>
+      </w:r>
+      <w:proofErr w:type="spellStart"/>
+      <w:r>
+        <w:rPr>
+          <w:rStyle w:val="lev"/>
+          <w:rFonts w:ascii="Times New Roman" w:hAnsi="Times New Roman" w:cs="Times New Roman"/>
+          <w:color w:val="1B1C1D"/>
+          <w:sz w:val="24"/>
+          <w:szCs w:val="24"/>
+          <w:bdr w:val="none" w:sz="0" w:space="0" w:color="auto" w:frame="1"/>
+        </w:rPr>
+        <w:t>Relocate</w:t>
+      </w:r>
+      <w:proofErr w:type="spellEnd"/>
+      <w:r>
+        <w:rPr>
+          <w:rStyle w:val="lev"/>
+          <w:rFonts w:ascii="Times New Roman" w:hAnsi="Times New Roman" w:cs="Times New Roman"/>
+          <w:color w:val="1B1C1D"/>
+          <w:sz w:val="24"/>
+          <w:szCs w:val="24"/>
+          <w:bdr w:val="none" w:sz="0" w:space="0" w:color="auto" w:frame="1"/>
+        </w:rPr>
+        <w:t xml:space="preserve"> :</w:t>
+      </w:r>
+      <w:r>
+        <w:rPr>
+          <w:rFonts w:ascii="Times New Roman" w:hAnsi="Times New Roman" w:cs="Times New Roman"/>
+          <w:color w:val="1B1C1D"/>
+          <w:sz w:val="24"/>
+          <w:szCs w:val="24"/>
+        </w:rPr>
+        <w:t xml:space="preserve"> D'autres options qui peuvent être envisagées en fonction de la valeur de l'application (remplacer par une solution </w:t>
+      </w:r>
+      <w:proofErr w:type="spellStart"/>
+      <w:r>
+        <w:rPr>
+          <w:rFonts w:ascii="Times New Roman" w:hAnsi="Times New Roman" w:cs="Times New Roman"/>
+          <w:color w:val="1B1C1D"/>
+          <w:sz w:val="24"/>
+          <w:szCs w:val="24"/>
+        </w:rPr>
+        <w:t>SaaS</w:t>
+      </w:r>
+      <w:proofErr w:type="spellEnd"/>
+      <w:r>
+        <w:rPr>
+          <w:rFonts w:ascii="Times New Roman" w:hAnsi="Times New Roman" w:cs="Times New Roman"/>
+          <w:color w:val="1B1C1D"/>
+          <w:sz w:val="24"/>
+          <w:szCs w:val="24"/>
+        </w:rPr>
+        <w:t>, abandonner, conserver telle quelle, ou déplacer vers un autre type de VM).</w:t>
       </w:r>
     </w:p>
     <w:p>
@@ -13027,12 +16793,14 @@
           <w:color w:val="1B1C1D"/>
         </w:rPr>
       </w:pPr>
+      <w:bookmarkStart w:id="27" w:name="_Toc201618244"/>
       <w:r>
         <w:rPr>
           <w:color w:val="1B1C1D"/>
         </w:rPr>
         <w:t>4. Cadre Conceptuel de l'Étude</w:t>
       </w:r>
+      <w:bookmarkEnd w:id="27"/>
     </w:p>
     <w:p>
       <w:pPr>
@@ -13084,7 +16852,27 @@
           <w:sz w:val="24"/>
           <w:szCs w:val="24"/>
         </w:rPr>
-        <w:t xml:space="preserve"> L'outil intervient dans l'analyse initiale de l'application web existante (détection des technologies, dépendances, points de persistance, services externes). Il doit fournir un rapport d'évaluation de la "contenerisabilité" de l'application.</w:t>
+        <w:t xml:space="preserve"> L'outil intervient dans l'analyse initiale de l'application web existante (détection des technologies, dépendances, points de persistance, services externes). Il doit fournir un rapport d'évaluation de la "</w:t>
+      </w:r>
+      <w:proofErr w:type="spellStart"/>
+      <w:r>
+        <w:rPr>
+          <w:rFonts w:ascii="Times New Roman" w:hAnsi="Times New Roman" w:cs="Times New Roman"/>
+          <w:color w:val="1B1C1D"/>
+          <w:sz w:val="24"/>
+          <w:szCs w:val="24"/>
+        </w:rPr>
+        <w:t>contenerisabilité</w:t>
+      </w:r>
+      <w:proofErr w:type="spellEnd"/>
+      <w:r>
+        <w:rPr>
+          <w:rFonts w:ascii="Times New Roman" w:hAnsi="Times New Roman" w:cs="Times New Roman"/>
+          <w:color w:val="1B1C1D"/>
+          <w:sz w:val="24"/>
+          <w:szCs w:val="24"/>
+        </w:rPr>
+        <w:t>" de l'application.</w:t>
       </w:r>
     </w:p>
     <w:p>
@@ -13121,7 +16909,67 @@
           <w:sz w:val="24"/>
           <w:szCs w:val="24"/>
         </w:rPr>
-        <w:t xml:space="preserve"> L'outil aide à la génération des artefacts de conteneurisation (Dockerfiles, Docker Compose) et des manifestes d'orchestration (Kubernetes YAML, Helm Charts). Il peut proposer des recommandations pour l'optimisation des images.</w:t>
+        <w:t xml:space="preserve"> L'outil aide à la génération des artefacts de conteneurisation (</w:t>
+      </w:r>
+      <w:proofErr w:type="spellStart"/>
+      <w:r>
+        <w:rPr>
+          <w:rFonts w:ascii="Times New Roman" w:hAnsi="Times New Roman" w:cs="Times New Roman"/>
+          <w:color w:val="1B1C1D"/>
+          <w:sz w:val="24"/>
+          <w:szCs w:val="24"/>
+        </w:rPr>
+        <w:t>Dockerfiles</w:t>
+      </w:r>
+      <w:proofErr w:type="spellEnd"/>
+      <w:r>
+        <w:rPr>
+          <w:rFonts w:ascii="Times New Roman" w:hAnsi="Times New Roman" w:cs="Times New Roman"/>
+          <w:color w:val="1B1C1D"/>
+          <w:sz w:val="24"/>
+          <w:szCs w:val="24"/>
+        </w:rPr>
+        <w:t>, Docker Compose) et des manifestes d'orchestration (</w:t>
+      </w:r>
+      <w:proofErr w:type="spellStart"/>
+      <w:r>
+        <w:rPr>
+          <w:rFonts w:ascii="Times New Roman" w:hAnsi="Times New Roman" w:cs="Times New Roman"/>
+          <w:color w:val="1B1C1D"/>
+          <w:sz w:val="24"/>
+          <w:szCs w:val="24"/>
+        </w:rPr>
+        <w:t>Kubernetes</w:t>
+      </w:r>
+      <w:proofErr w:type="spellEnd"/>
+      <w:r>
+        <w:rPr>
+          <w:rFonts w:ascii="Times New Roman" w:hAnsi="Times New Roman" w:cs="Times New Roman"/>
+          <w:color w:val="1B1C1D"/>
+          <w:sz w:val="24"/>
+          <w:szCs w:val="24"/>
+        </w:rPr>
+        <w:t xml:space="preserve"> YAML, </w:t>
+      </w:r>
+      <w:proofErr w:type="spellStart"/>
+      <w:r>
+        <w:rPr>
+          <w:rFonts w:ascii="Times New Roman" w:hAnsi="Times New Roman" w:cs="Times New Roman"/>
+          <w:color w:val="1B1C1D"/>
+          <w:sz w:val="24"/>
+          <w:szCs w:val="24"/>
+        </w:rPr>
+        <w:t>Helm</w:t>
+      </w:r>
+      <w:proofErr w:type="spellEnd"/>
+      <w:r>
+        <w:rPr>
+          <w:rFonts w:ascii="Times New Roman" w:hAnsi="Times New Roman" w:cs="Times New Roman"/>
+          <w:color w:val="1B1C1D"/>
+          <w:sz w:val="24"/>
+          <w:szCs w:val="24"/>
+        </w:rPr>
+        <w:t xml:space="preserve"> Charts). Il peut proposer des recommandations pour l'optimisation des images.</w:t>
       </w:r>
     </w:p>
     <w:p>
@@ -13372,7 +17220,7 @@
           <w:szCs w:val="36"/>
         </w:rPr>
       </w:pPr>
-      <w:bookmarkStart w:id="14" w:name="_Toc201500900"/>
+      <w:bookmarkStart w:id="28" w:name="_Toc201618245"/>
       <w:r>
         <w:rPr>
           <w:rFonts w:ascii="Times New Roman" w:hAnsi="Times New Roman" w:cs="Times New Roman"/>
@@ -13383,7 +17231,7 @@
         <w:lastRenderedPageBreak/>
         <w:t>REVUE DE LA LITTERATURE EMPIRIQUE</w:t>
       </w:r>
-      <w:bookmarkEnd w:id="14"/>
+      <w:bookmarkEnd w:id="28"/>
     </w:p>
     <w:p>
       <w:pPr>
@@ -13432,7 +17280,21 @@
         <w:rPr>
           <w:color w:val="1B1C1D"/>
         </w:rPr>
-        <w:t>. Alors que la conteneurisation est largement adoptée, le processus de migration des applications existantes (legacy) reste un défi complexe, souvent manuel et sujet aux erreurs. L'objectif est d'identifier les approches, les outils, les défis et les succès documentés dans des études concrètes.</w:t>
+        <w:t>. Alors que la conteneurisation est largement adoptée, le processus de migration des applications existantes (</w:t>
+      </w:r>
+      <w:proofErr w:type="spellStart"/>
+      <w:r>
+        <w:rPr>
+          <w:color w:val="1B1C1D"/>
+        </w:rPr>
+        <w:t>legacy</w:t>
+      </w:r>
+      <w:proofErr w:type="spellEnd"/>
+      <w:r>
+        <w:rPr>
+          <w:color w:val="1B1C1D"/>
+        </w:rPr>
+        <w:t>) reste un défi complexe, souvent manuel et sujet aux erreurs. L'objectif est d'identifier les approches, les outils, les défis et les succès documentés dans des études concrètes.</w:t>
       </w:r>
     </w:p>
     <w:p>
@@ -13446,14 +17308,32 @@
           <w:szCs w:val="24"/>
         </w:rPr>
       </w:pPr>
-      <w:r>
-        <w:rPr>
-          <w:color w:val="1B1C1D"/>
-          <w:sz w:val="24"/>
-          <w:szCs w:val="24"/>
-        </w:rPr>
-        <w:t>2.1. Contexte de la Migration d'Applications Web vers les Conteneurs</w:t>
-      </w:r>
+      <w:bookmarkStart w:id="29" w:name="_Toc201618247"/>
+      <w:r>
+        <w:rPr>
+          <w:color w:val="1B1C1D"/>
+          <w:sz w:val="24"/>
+          <w:szCs w:val="24"/>
+        </w:rPr>
+        <w:t>3</w:t>
+      </w:r>
+      <w:r>
+        <w:rPr>
+          <w:color w:val="1B1C1D"/>
+          <w:sz w:val="24"/>
+          <w:szCs w:val="24"/>
+        </w:rPr>
+        <w:t>.1</w:t>
+      </w:r>
+      <w:r>
+        <w:rPr>
+          <w:color w:val="1B1C1D"/>
+          <w:sz w:val="24"/>
+          <w:szCs w:val="24"/>
+        </w:rPr>
+        <w:t>. Outils d'Aide Automatisée pour la Conteneurisation et la Migration</w:t>
+      </w:r>
+      <w:bookmarkEnd w:id="29"/>
     </w:p>
     <w:p>
       <w:pPr>
@@ -13468,100 +17348,6 @@
         <w:rPr>
           <w:color w:val="1B1C1D"/>
         </w:rPr>
-        <w:t>La littérature académique et industrielle s'accorde sur les bénéfices de la conteneurisation pour les applications web modernes (Merkel, 2014 ; Burns et al., 2014). Ces bénéfices incluent la portabilité, l'isolation, la scalabilité et l'efficacité des ressources. Cependant, la migration d'applications web existantes, souvent conçues comme des monolithes, vers cet écosystème n'est pas triviale. Elle implique des considérations allant de l'analyse des dépendances à la gestion de la persistance des données, en passant par la refactorisation de l'architecture pour des déploiements plus granulaires (Al-Shahwan et al., 2020).</w:t>
-      </w:r>
-    </w:p>
-    <w:p>
-      <w:pPr>
-        <w:pStyle w:val="NormalWeb"/>
-        <w:spacing w:after="0" w:afterAutospacing="0"/>
-        <w:jc w:val="both"/>
-        <w:rPr>
-          <w:color w:val="1B1C1D"/>
-        </w:rPr>
-      </w:pPr>
-      <w:r>
-        <w:rPr>
-          <w:color w:val="1B1C1D"/>
-        </w:rPr>
-        <w:t xml:space="preserve">Plusieurs stratégies de migration ont été identifiées dans la littérature, notamment le </w:t>
-      </w:r>
-      <w:r>
-        <w:rPr>
-          <w:rStyle w:val="lev"/>
-          <w:color w:val="1B1C1D"/>
-          <w:bdr w:val="none" w:sz="0" w:space="0" w:color="auto" w:frame="1"/>
-        </w:rPr>
-        <w:t>Rehost (Lift and Shift)</w:t>
-      </w:r>
-      <w:r>
-        <w:rPr>
-          <w:color w:val="1B1C1D"/>
-        </w:rPr>
-        <w:t xml:space="preserve">, le </w:t>
-      </w:r>
-      <w:r>
-        <w:rPr>
-          <w:rStyle w:val="lev"/>
-          <w:color w:val="1B1C1D"/>
-          <w:bdr w:val="none" w:sz="0" w:space="0" w:color="auto" w:frame="1"/>
-        </w:rPr>
-        <w:t>Replatform (Lift and Reshape)</w:t>
-      </w:r>
-      <w:r>
-        <w:rPr>
-          <w:color w:val="1B1C1D"/>
-        </w:rPr>
-        <w:t xml:space="preserve"> et le </w:t>
-      </w:r>
-      <w:r>
-        <w:rPr>
-          <w:rStyle w:val="lev"/>
-          <w:color w:val="1B1C1D"/>
-          <w:bdr w:val="none" w:sz="0" w:space="0" w:color="auto" w:frame="1"/>
-        </w:rPr>
-        <w:t>Refactor/Rearchitect</w:t>
-      </w:r>
-      <w:r>
-        <w:rPr>
-          <w:color w:val="1B1C1D"/>
-        </w:rPr>
-        <w:t xml:space="preserve"> (Shah et al., 2017). Tandis que le "rehost" est l'approche la moins intrusive, elle offre les moindres bénéfices de la conteneurisation. Le "refactor" maximise les avantages mais est la plus coûteuse et la plus longue. La littérature empirique cherche souvent à évaluer l'efficacité de ces stratégies dans des scénarios réels et à identifier les outils pouvant faciliter ces transitions.</w:t>
-      </w:r>
-    </w:p>
-    <w:p>
-      <w:pPr>
-        <w:pStyle w:val="Titre3"/>
-        <w:spacing w:after="120" w:afterAutospacing="0"/>
-        <w:jc w:val="both"/>
-        <w:rPr>
-          <w:color w:val="1B1C1D"/>
-          <w:sz w:val="24"/>
-          <w:szCs w:val="24"/>
-        </w:rPr>
-      </w:pPr>
-      <w:r>
-        <w:rPr>
-          <w:color w:val="1B1C1D"/>
-          <w:sz w:val="24"/>
-          <w:szCs w:val="24"/>
-        </w:rPr>
-        <w:t>2.2. Outils d'Aide Automatisée pour la Conteneurisation et la Migration</w:t>
-      </w:r>
-    </w:p>
-    <w:p>
-      <w:pPr>
-        <w:pStyle w:val="NormalWeb"/>
-        <w:spacing w:after="240" w:afterAutospacing="0"/>
-        <w:jc w:val="both"/>
-        <w:rPr>
-          <w:color w:val="1B1C1D"/>
-        </w:rPr>
-      </w:pPr>
-      <w:r>
-        <w:rPr>
-          <w:color w:val="1B1C1D"/>
-        </w:rPr>
         <w:t>La complexité de la migration, notamment pour les applications à grande échelle ou celles avec des dépendances non triviales, a stimulé le développement d'outils visant à automatiser ou à assister diverses étapes du processus. La littérature empirique rapporte des études sur plusieurs catégories d'outils :</w:t>
       </w:r>
     </w:p>
@@ -13569,6 +17355,7 @@
       <w:pPr>
         <w:pStyle w:val="Titre4"/>
         <w:spacing w:after="120" w:afterAutospacing="0"/>
+        <w:ind w:firstLine="708"/>
         <w:jc w:val="both"/>
         <w:rPr>
           <w:color w:val="1B1C1D"/>
@@ -13578,7 +17365,13 @@
         <w:rPr>
           <w:color w:val="1B1C1D"/>
         </w:rPr>
-        <w:t>2.2.1. Outils d'Analyse et de Découverte des Dépendances</w:t>
+        <w:t>3.1</w:t>
+      </w:r>
+      <w:r>
+        <w:rPr>
+          <w:color w:val="1B1C1D"/>
+        </w:rPr>
+        <w:t>.1. Outils d'Analyse et de Découverte des Dépendances</w:t>
       </w:r>
     </w:p>
     <w:p>
@@ -13631,7 +17424,67 @@
           <w:sz w:val="24"/>
           <w:szCs w:val="24"/>
         </w:rPr>
-        <w:t xml:space="preserve"> (e.g., versions de langages, bibliothèques, services externes). Par exemple, des travaux comme ceux de Pahl et al. (2017) ou de Jamshidi et al. (2018) discutent de l'importance de la découverte automatisée des dépendances pour la création d'images conteneur complètes et fonctionnelles.</w:t>
+        <w:t xml:space="preserve"> (</w:t>
+      </w:r>
+      <w:proofErr w:type="spellStart"/>
+      <w:r>
+        <w:rPr>
+          <w:rFonts w:ascii="Times New Roman" w:hAnsi="Times New Roman" w:cs="Times New Roman"/>
+          <w:color w:val="1B1C1D"/>
+          <w:sz w:val="24"/>
+          <w:szCs w:val="24"/>
+        </w:rPr>
+        <w:t>e.g</w:t>
+      </w:r>
+      <w:proofErr w:type="spellEnd"/>
+      <w:r>
+        <w:rPr>
+          <w:rFonts w:ascii="Times New Roman" w:hAnsi="Times New Roman" w:cs="Times New Roman"/>
+          <w:color w:val="1B1C1D"/>
+          <w:sz w:val="24"/>
+          <w:szCs w:val="24"/>
+        </w:rPr>
+        <w:t xml:space="preserve">., versions de langages, bibliothèques, services externes). Par exemple, des travaux comme ceux de </w:t>
+      </w:r>
+      <w:proofErr w:type="spellStart"/>
+      <w:r>
+        <w:rPr>
+          <w:rFonts w:ascii="Times New Roman" w:hAnsi="Times New Roman" w:cs="Times New Roman"/>
+          <w:color w:val="1B1C1D"/>
+          <w:sz w:val="24"/>
+          <w:szCs w:val="24"/>
+        </w:rPr>
+        <w:t>Pahl</w:t>
+      </w:r>
+      <w:proofErr w:type="spellEnd"/>
+      <w:r>
+        <w:rPr>
+          <w:rFonts w:ascii="Times New Roman" w:hAnsi="Times New Roman" w:cs="Times New Roman"/>
+          <w:color w:val="1B1C1D"/>
+          <w:sz w:val="24"/>
+          <w:szCs w:val="24"/>
+        </w:rPr>
+        <w:t xml:space="preserve"> et al. (2017) ou de </w:t>
+      </w:r>
+      <w:proofErr w:type="spellStart"/>
+      <w:r>
+        <w:rPr>
+          <w:rFonts w:ascii="Times New Roman" w:hAnsi="Times New Roman" w:cs="Times New Roman"/>
+          <w:color w:val="1B1C1D"/>
+          <w:sz w:val="24"/>
+          <w:szCs w:val="24"/>
+        </w:rPr>
+        <w:t>Jamshidi</w:t>
+      </w:r>
+      <w:proofErr w:type="spellEnd"/>
+      <w:r>
+        <w:rPr>
+          <w:rFonts w:ascii="Times New Roman" w:hAnsi="Times New Roman" w:cs="Times New Roman"/>
+          <w:color w:val="1B1C1D"/>
+          <w:sz w:val="24"/>
+          <w:szCs w:val="24"/>
+        </w:rPr>
+        <w:t xml:space="preserve"> et al. (2018) discutent de l'importance de la découverte automatisée des dépendances pour la création d'images conteneur complètes et fonctionnelles.</w:t>
       </w:r>
     </w:p>
     <w:p>
@@ -13673,20 +17526,28 @@
     </w:p>
     <w:p>
       <w:pPr>
-        <w:spacing w:before="100" w:beforeAutospacing="1" w:after="0" w:line="240" w:lineRule="auto"/>
-        <w:jc w:val="both"/>
-        <w:rPr>
-          <w:rFonts w:ascii="Times New Roman" w:hAnsi="Times New Roman" w:cs="Times New Roman"/>
-          <w:color w:val="1B1C1D"/>
-          <w:sz w:val="24"/>
-          <w:szCs w:val="24"/>
-        </w:rPr>
-      </w:pPr>
+        <w:rPr>
+          <w:rFonts w:ascii="Times New Roman" w:hAnsi="Times New Roman" w:cs="Times New Roman"/>
+          <w:color w:val="1B1C1D"/>
+          <w:sz w:val="24"/>
+          <w:szCs w:val="24"/>
+        </w:rPr>
+      </w:pPr>
+      <w:r>
+        <w:rPr>
+          <w:rFonts w:ascii="Times New Roman" w:hAnsi="Times New Roman" w:cs="Times New Roman"/>
+          <w:color w:val="1B1C1D"/>
+          <w:sz w:val="24"/>
+          <w:szCs w:val="24"/>
+        </w:rPr>
+        <w:br w:type="page"/>
+      </w:r>
     </w:p>
     <w:p>
       <w:pPr>
         <w:pStyle w:val="Titre4"/>
         <w:spacing w:after="120" w:afterAutospacing="0"/>
+        <w:ind w:firstLine="708"/>
         <w:jc w:val="both"/>
         <w:rPr>
           <w:color w:val="1B1C1D"/>
@@ -13697,7 +17558,27 @@
           <w:color w:val="1B1C1D"/>
         </w:rPr>
         <w:lastRenderedPageBreak/>
-        <w:t>2.2.2. Générateurs Automatiques de Dockerfiles et d'Images</w:t>
+        <w:t>3.1</w:t>
+      </w:r>
+      <w:r>
+        <w:rPr>
+          <w:color w:val="1B1C1D"/>
+        </w:rPr>
+        <w:t xml:space="preserve">.2. Générateurs Automatiques de </w:t>
+      </w:r>
+      <w:proofErr w:type="spellStart"/>
+      <w:r>
+        <w:rPr>
+          <w:color w:val="1B1C1D"/>
+        </w:rPr>
+        <w:t>Dockerfiles</w:t>
+      </w:r>
+      <w:proofErr w:type="spellEnd"/>
+      <w:r>
+        <w:rPr>
+          <w:color w:val="1B1C1D"/>
+        </w:rPr>
+        <w:t xml:space="preserve"> et d'Images</w:t>
       </w:r>
     </w:p>
     <w:p>
@@ -13713,7 +17594,21 @@
         <w:rPr>
           <w:color w:val="1B1C1D"/>
         </w:rPr>
-        <w:t>Plusieurs études empiriques se sont penchées sur le développement ou l'évaluation d'outils capables de générer automatiquement des Dockerfiles ou même des images conteneurs à partir d'applications existantes.</w:t>
+        <w:t xml:space="preserve">Plusieurs études empiriques se sont penchées sur le développement ou l'évaluation d'outils capables de générer automatiquement des </w:t>
+      </w:r>
+      <w:proofErr w:type="spellStart"/>
+      <w:r>
+        <w:rPr>
+          <w:color w:val="1B1C1D"/>
+        </w:rPr>
+        <w:t>Dockerfiles</w:t>
+      </w:r>
+      <w:proofErr w:type="spellEnd"/>
+      <w:r>
+        <w:rPr>
+          <w:color w:val="1B1C1D"/>
+        </w:rPr>
+        <w:t xml:space="preserve"> ou même des images conteneurs à partir d'applications existantes.</w:t>
       </w:r>
     </w:p>
     <w:p>
@@ -13752,6 +17647,7 @@
         </w:rPr>
         <w:t xml:space="preserve"> Des outils comme </w:t>
       </w:r>
+      <w:proofErr w:type="spellStart"/>
       <w:r>
         <w:rPr>
           <w:rStyle w:val="lev"/>
@@ -13763,14 +17659,35 @@
         </w:rPr>
         <w:t>ImgBuild</w:t>
       </w:r>
-      <w:r>
-        <w:rPr>
-          <w:rFonts w:ascii="Times New Roman" w:hAnsi="Times New Roman" w:cs="Times New Roman"/>
-          <w:color w:val="1B1C1D"/>
-          <w:sz w:val="24"/>
-          <w:szCs w:val="24"/>
-        </w:rPr>
-        <w:t xml:space="preserve"> (Zhang et al., 2016) ou des prototypes académiques observent l'exécution de l'application dans une machine virtuelle ou un environnement de test pour capturer les dépendances installées et les configurations système, puis génèrent un Dockerfile correspondant. Les résultats montrent une réduction significative de l'effort manuel, mais peuvent manquer de précision pour les dépendances non sollicitées pendant l'observation.</w:t>
+      <w:proofErr w:type="spellEnd"/>
+      <w:r>
+        <w:rPr>
+          <w:rFonts w:ascii="Times New Roman" w:hAnsi="Times New Roman" w:cs="Times New Roman"/>
+          <w:color w:val="1B1C1D"/>
+          <w:sz w:val="24"/>
+          <w:szCs w:val="24"/>
+        </w:rPr>
+        <w:t xml:space="preserve"> (Zhang et al., 2016) ou des prototypes académiques observent l'exécution de l'application dans une machine virtuelle ou un environnement de test pour capturer les dépendances installées et les configurations système, puis génèrent un </w:t>
+      </w:r>
+      <w:proofErr w:type="spellStart"/>
+      <w:r>
+        <w:rPr>
+          <w:rFonts w:ascii="Times New Roman" w:hAnsi="Times New Roman" w:cs="Times New Roman"/>
+          <w:color w:val="1B1C1D"/>
+          <w:sz w:val="24"/>
+          <w:szCs w:val="24"/>
+        </w:rPr>
+        <w:t>Dockerfile</w:t>
+      </w:r>
+      <w:proofErr w:type="spellEnd"/>
+      <w:r>
+        <w:rPr>
+          <w:rFonts w:ascii="Times New Roman" w:hAnsi="Times New Roman" w:cs="Times New Roman"/>
+          <w:color w:val="1B1C1D"/>
+          <w:sz w:val="24"/>
+          <w:szCs w:val="24"/>
+        </w:rPr>
+        <w:t xml:space="preserve"> correspondant. Les résultats montrent une réduction significative de l'effort manuel, mais peuvent manquer de précision pour les dépendances non sollicitées pendant l'observation.</w:t>
       </w:r>
     </w:p>
     <w:p>
@@ -13807,7 +17724,47 @@
           <w:sz w:val="24"/>
           <w:szCs w:val="24"/>
         </w:rPr>
-        <w:t xml:space="preserve"> D'autres outils tentent d'analyser le code source pour inférer les dépendances et générer les instructions Dockerfile. Par exemple, Khazaei et al. (2019) ont étudié l'efficacité de tels outils pour des applications basées sur Java ou Node.js, notant une amélioration de la cohérence et une réduction des erreurs humaines, mais aussi des limitations pour les applications complexes ou multi-langages.</w:t>
+        <w:t xml:space="preserve"> D'autres outils tentent d'analyser le code source pour inférer les dépendances et générer les instructions </w:t>
+      </w:r>
+      <w:proofErr w:type="spellStart"/>
+      <w:r>
+        <w:rPr>
+          <w:rFonts w:ascii="Times New Roman" w:hAnsi="Times New Roman" w:cs="Times New Roman"/>
+          <w:color w:val="1B1C1D"/>
+          <w:sz w:val="24"/>
+          <w:szCs w:val="24"/>
+        </w:rPr>
+        <w:t>Dockerfile</w:t>
+      </w:r>
+      <w:proofErr w:type="spellEnd"/>
+      <w:r>
+        <w:rPr>
+          <w:rFonts w:ascii="Times New Roman" w:hAnsi="Times New Roman" w:cs="Times New Roman"/>
+          <w:color w:val="1B1C1D"/>
+          <w:sz w:val="24"/>
+          <w:szCs w:val="24"/>
+        </w:rPr>
+        <w:t xml:space="preserve">. Par exemple, </w:t>
+      </w:r>
+      <w:proofErr w:type="spellStart"/>
+      <w:r>
+        <w:rPr>
+          <w:rFonts w:ascii="Times New Roman" w:hAnsi="Times New Roman" w:cs="Times New Roman"/>
+          <w:color w:val="1B1C1D"/>
+          <w:sz w:val="24"/>
+          <w:szCs w:val="24"/>
+        </w:rPr>
+        <w:t>Khazaei</w:t>
+      </w:r>
+      <w:proofErr w:type="spellEnd"/>
+      <w:r>
+        <w:rPr>
+          <w:rFonts w:ascii="Times New Roman" w:hAnsi="Times New Roman" w:cs="Times New Roman"/>
+          <w:color w:val="1B1C1D"/>
+          <w:sz w:val="24"/>
+          <w:szCs w:val="24"/>
+        </w:rPr>
+        <w:t xml:space="preserve"> et al. (2019) ont étudié l'efficacité de tels outils pour des applications basées sur Java ou Node.js, notant une amélioration de la cohérence et une réduction des erreurs humaines, mais aussi des limitations pour les applications complexes ou multi-langages.</w:t>
       </w:r>
     </w:p>
     <w:p>
@@ -13864,27 +17821,104 @@
           <w:sz w:val="24"/>
           <w:szCs w:val="24"/>
         </w:rPr>
-        <w:t xml:space="preserve"> (Amazon, n.d.) ou </w:t>
-      </w:r>
-      <w:r>
-        <w:rPr>
-          <w:rStyle w:val="lev"/>
-          <w:rFonts w:ascii="Times New Roman" w:hAnsi="Times New Roman" w:cs="Times New Roman"/>
-          <w:color w:val="1B1C1D"/>
-          <w:sz w:val="24"/>
-          <w:szCs w:val="24"/>
-          <w:bdr w:val="none" w:sz="0" w:space="0" w:color="auto" w:frame="1"/>
-        </w:rPr>
-        <w:t>Google Cloud Migrate for Anthos</w:t>
-      </w:r>
-      <w:r>
-        <w:rPr>
-          <w:rFonts w:ascii="Times New Roman" w:hAnsi="Times New Roman" w:cs="Times New Roman"/>
-          <w:color w:val="1B1C1D"/>
-          <w:sz w:val="24"/>
-          <w:szCs w:val="24"/>
-        </w:rPr>
-        <w:t xml:space="preserve"> (Google Cloud, n.d.), qui automatisent une grande partie du processus de création d'images conteneurs et de déploiement sur des orchestrateurs pour des applications existantes. Des études de cas (bien que souvent promues par les fournisseurs) soulignent leur efficacité pour des scénarios de "lift-and-shift". Des outils open-source comme </w:t>
+        <w:t xml:space="preserve"> (Amazon, </w:t>
+      </w:r>
+      <w:proofErr w:type="spellStart"/>
+      <w:r>
+        <w:rPr>
+          <w:rFonts w:ascii="Times New Roman" w:hAnsi="Times New Roman" w:cs="Times New Roman"/>
+          <w:color w:val="1B1C1D"/>
+          <w:sz w:val="24"/>
+          <w:szCs w:val="24"/>
+        </w:rPr>
+        <w:t>n.d</w:t>
+      </w:r>
+      <w:proofErr w:type="spellEnd"/>
+      <w:r>
+        <w:rPr>
+          <w:rFonts w:ascii="Times New Roman" w:hAnsi="Times New Roman" w:cs="Times New Roman"/>
+          <w:color w:val="1B1C1D"/>
+          <w:sz w:val="24"/>
+          <w:szCs w:val="24"/>
+        </w:rPr>
+        <w:t xml:space="preserve">.) ou </w:t>
+      </w:r>
+      <w:r>
+        <w:rPr>
+          <w:rStyle w:val="lev"/>
+          <w:rFonts w:ascii="Times New Roman" w:hAnsi="Times New Roman" w:cs="Times New Roman"/>
+          <w:color w:val="1B1C1D"/>
+          <w:sz w:val="24"/>
+          <w:szCs w:val="24"/>
+          <w:bdr w:val="none" w:sz="0" w:space="0" w:color="auto" w:frame="1"/>
+        </w:rPr>
+        <w:t xml:space="preserve">Google Cloud </w:t>
+      </w:r>
+      <w:proofErr w:type="spellStart"/>
+      <w:r>
+        <w:rPr>
+          <w:rStyle w:val="lev"/>
+          <w:rFonts w:ascii="Times New Roman" w:hAnsi="Times New Roman" w:cs="Times New Roman"/>
+          <w:color w:val="1B1C1D"/>
+          <w:sz w:val="24"/>
+          <w:szCs w:val="24"/>
+          <w:bdr w:val="none" w:sz="0" w:space="0" w:color="auto" w:frame="1"/>
+        </w:rPr>
+        <w:t>Migrate</w:t>
+      </w:r>
+      <w:proofErr w:type="spellEnd"/>
+      <w:r>
+        <w:rPr>
+          <w:rStyle w:val="lev"/>
+          <w:rFonts w:ascii="Times New Roman" w:hAnsi="Times New Roman" w:cs="Times New Roman"/>
+          <w:color w:val="1B1C1D"/>
+          <w:sz w:val="24"/>
+          <w:szCs w:val="24"/>
+          <w:bdr w:val="none" w:sz="0" w:space="0" w:color="auto" w:frame="1"/>
+        </w:rPr>
+        <w:t xml:space="preserve"> for </w:t>
+      </w:r>
+      <w:proofErr w:type="spellStart"/>
+      <w:r>
+        <w:rPr>
+          <w:rStyle w:val="lev"/>
+          <w:rFonts w:ascii="Times New Roman" w:hAnsi="Times New Roman" w:cs="Times New Roman"/>
+          <w:color w:val="1B1C1D"/>
+          <w:sz w:val="24"/>
+          <w:szCs w:val="24"/>
+          <w:bdr w:val="none" w:sz="0" w:space="0" w:color="auto" w:frame="1"/>
+        </w:rPr>
+        <w:t>Anthos</w:t>
+      </w:r>
+      <w:proofErr w:type="spellEnd"/>
+      <w:r>
+        <w:rPr>
+          <w:rFonts w:ascii="Times New Roman" w:hAnsi="Times New Roman" w:cs="Times New Roman"/>
+          <w:color w:val="1B1C1D"/>
+          <w:sz w:val="24"/>
+          <w:szCs w:val="24"/>
+        </w:rPr>
+        <w:t xml:space="preserve"> (Google Cloud, </w:t>
+      </w:r>
+      <w:proofErr w:type="spellStart"/>
+      <w:r>
+        <w:rPr>
+          <w:rFonts w:ascii="Times New Roman" w:hAnsi="Times New Roman" w:cs="Times New Roman"/>
+          <w:color w:val="1B1C1D"/>
+          <w:sz w:val="24"/>
+          <w:szCs w:val="24"/>
+        </w:rPr>
+        <w:t>n.d</w:t>
+      </w:r>
+      <w:proofErr w:type="spellEnd"/>
+      <w:r>
+        <w:rPr>
+          <w:rFonts w:ascii="Times New Roman" w:hAnsi="Times New Roman" w:cs="Times New Roman"/>
+          <w:color w:val="1B1C1D"/>
+          <w:sz w:val="24"/>
+          <w:szCs w:val="24"/>
+        </w:rPr>
+        <w:t xml:space="preserve">.), qui automatisent une grande partie du processus de création d'images conteneurs et de déploiement sur des orchestrateurs pour des applications existantes. Des études de cas (bien que souvent promues par les fournisseurs) soulignent leur efficacité pour des scénarios de "lift-and-shift". Des outils open-source comme </w:t>
       </w:r>
       <w:r>
         <w:rPr>
@@ -13904,13 +17938,34 @@
           <w:sz w:val="24"/>
           <w:szCs w:val="24"/>
         </w:rPr>
-        <w:t xml:space="preserve"> (Docker, n.d.) visent également à simplifier cette étape.</w:t>
+        <w:t xml:space="preserve"> (Docker, </w:t>
+      </w:r>
+      <w:proofErr w:type="spellStart"/>
+      <w:r>
+        <w:rPr>
+          <w:rFonts w:ascii="Times New Roman" w:hAnsi="Times New Roman" w:cs="Times New Roman"/>
+          <w:color w:val="1B1C1D"/>
+          <w:sz w:val="24"/>
+          <w:szCs w:val="24"/>
+        </w:rPr>
+        <w:t>n.d</w:t>
+      </w:r>
+      <w:proofErr w:type="spellEnd"/>
+      <w:r>
+        <w:rPr>
+          <w:rFonts w:ascii="Times New Roman" w:hAnsi="Times New Roman" w:cs="Times New Roman"/>
+          <w:color w:val="1B1C1D"/>
+          <w:sz w:val="24"/>
+          <w:szCs w:val="24"/>
+        </w:rPr>
+        <w:t>.) visent également à simplifier cette étape.</w:t>
       </w:r>
     </w:p>
     <w:p>
       <w:pPr>
         <w:pStyle w:val="Titre4"/>
         <w:spacing w:after="120" w:afterAutospacing="0"/>
+        <w:ind w:firstLine="708"/>
         <w:jc w:val="both"/>
         <w:rPr>
           <w:color w:val="1B1C1D"/>
@@ -13920,7 +17975,13 @@
         <w:rPr>
           <w:color w:val="1B1C1D"/>
         </w:rPr>
-        <w:t>2.2.3. Outils d'Orchestration et d'Automatisation du Déploiement</w:t>
+        <w:t>3.1</w:t>
+      </w:r>
+      <w:r>
+        <w:rPr>
+          <w:color w:val="1B1C1D"/>
+        </w:rPr>
+        <w:t>.3. Outils d'Orchestration et d'Automatisation du Déploiement</w:t>
       </w:r>
     </w:p>
     <w:p>
@@ -13955,26 +18016,60 @@
           <w:szCs w:val="24"/>
         </w:rPr>
       </w:pPr>
-      <w:r>
-        <w:rPr>
-          <w:rStyle w:val="lev"/>
-          <w:rFonts w:ascii="Times New Roman" w:hAnsi="Times New Roman" w:cs="Times New Roman"/>
-          <w:color w:val="1B1C1D"/>
-          <w:sz w:val="24"/>
-          <w:szCs w:val="24"/>
-          <w:bdr w:val="none" w:sz="0" w:space="0" w:color="auto" w:frame="1"/>
-        </w:rPr>
-        <w:t>Kubernetes (K8s) comme Cible de Migration :</w:t>
-      </w:r>
-      <w:r>
-        <w:rPr>
-          <w:rFonts w:ascii="Times New Roman" w:hAnsi="Times New Roman" w:cs="Times New Roman"/>
-          <w:color w:val="1B1C1D"/>
-          <w:sz w:val="24"/>
-          <w:szCs w:val="24"/>
-        </w:rPr>
-        <w:t xml:space="preserve"> De nombreuses études de cas décrivent la migration vers Kubernetes comme l'objectif final. Des outils comme </w:t>
-      </w:r>
+      <w:proofErr w:type="spellStart"/>
+      <w:r>
+        <w:rPr>
+          <w:rStyle w:val="lev"/>
+          <w:rFonts w:ascii="Times New Roman" w:hAnsi="Times New Roman" w:cs="Times New Roman"/>
+          <w:color w:val="1B1C1D"/>
+          <w:sz w:val="24"/>
+          <w:szCs w:val="24"/>
+          <w:bdr w:val="none" w:sz="0" w:space="0" w:color="auto" w:frame="1"/>
+        </w:rPr>
+        <w:t>Kubernetes</w:t>
+      </w:r>
+      <w:proofErr w:type="spellEnd"/>
+      <w:r>
+        <w:rPr>
+          <w:rStyle w:val="lev"/>
+          <w:rFonts w:ascii="Times New Roman" w:hAnsi="Times New Roman" w:cs="Times New Roman"/>
+          <w:color w:val="1B1C1D"/>
+          <w:sz w:val="24"/>
+          <w:szCs w:val="24"/>
+          <w:bdr w:val="none" w:sz="0" w:space="0" w:color="auto" w:frame="1"/>
+        </w:rPr>
+        <w:t xml:space="preserve"> (K8s) comme Cible de Migration :</w:t>
+      </w:r>
+      <w:r>
+        <w:rPr>
+          <w:rFonts w:ascii="Times New Roman" w:hAnsi="Times New Roman" w:cs="Times New Roman"/>
+          <w:color w:val="1B1C1D"/>
+          <w:sz w:val="24"/>
+          <w:szCs w:val="24"/>
+        </w:rPr>
+        <w:t xml:space="preserve"> De nombreuses études de cas décrivent la migration vers </w:t>
+      </w:r>
+      <w:proofErr w:type="spellStart"/>
+      <w:r>
+        <w:rPr>
+          <w:rFonts w:ascii="Times New Roman" w:hAnsi="Times New Roman" w:cs="Times New Roman"/>
+          <w:color w:val="1B1C1D"/>
+          <w:sz w:val="24"/>
+          <w:szCs w:val="24"/>
+        </w:rPr>
+        <w:t>Kubernetes</w:t>
+      </w:r>
+      <w:proofErr w:type="spellEnd"/>
+      <w:r>
+        <w:rPr>
+          <w:rFonts w:ascii="Times New Roman" w:hAnsi="Times New Roman" w:cs="Times New Roman"/>
+          <w:color w:val="1B1C1D"/>
+          <w:sz w:val="24"/>
+          <w:szCs w:val="24"/>
+        </w:rPr>
+        <w:t xml:space="preserve"> comme l'objectif final. Des outils comme </w:t>
+      </w:r>
+      <w:proofErr w:type="spellStart"/>
       <w:r>
         <w:rPr>
           <w:rStyle w:val="lev"/>
@@ -13986,6 +18081,7 @@
         </w:rPr>
         <w:t>Helm</w:t>
       </w:r>
+      <w:proofErr w:type="spellEnd"/>
       <w:r>
         <w:rPr>
           <w:rFonts w:ascii="Times New Roman" w:hAnsi="Times New Roman" w:cs="Times New Roman"/>
@@ -13995,6 +18091,7 @@
         </w:rPr>
         <w:t xml:space="preserve"> (pour le packaging des applications K8s) ou </w:t>
       </w:r>
+      <w:proofErr w:type="spellStart"/>
       <w:r>
         <w:rPr>
           <w:rStyle w:val="lev"/>
@@ -14006,6 +18103,7 @@
         </w:rPr>
         <w:t>Kustomize</w:t>
       </w:r>
+      <w:proofErr w:type="spellEnd"/>
       <w:r>
         <w:rPr>
           <w:rFonts w:ascii="Times New Roman" w:hAnsi="Times New Roman" w:cs="Times New Roman"/>
@@ -14041,7 +18139,31 @@
           <w:szCs w:val="24"/>
           <w:bdr w:val="none" w:sz="0" w:space="0" w:color="auto" w:frame="1"/>
         </w:rPr>
-        <w:t>Outils d'Infrastructure as Code (IaC) :</w:t>
+        <w:t>Outils d'Infrastructure as Code (</w:t>
+      </w:r>
+      <w:proofErr w:type="spellStart"/>
+      <w:r>
+        <w:rPr>
+          <w:rStyle w:val="lev"/>
+          <w:rFonts w:ascii="Times New Roman" w:hAnsi="Times New Roman" w:cs="Times New Roman"/>
+          <w:color w:val="1B1C1D"/>
+          <w:sz w:val="24"/>
+          <w:szCs w:val="24"/>
+          <w:bdr w:val="none" w:sz="0" w:space="0" w:color="auto" w:frame="1"/>
+        </w:rPr>
+        <w:t>IaC</w:t>
+      </w:r>
+      <w:proofErr w:type="spellEnd"/>
+      <w:r>
+        <w:rPr>
+          <w:rStyle w:val="lev"/>
+          <w:rFonts w:ascii="Times New Roman" w:hAnsi="Times New Roman" w:cs="Times New Roman"/>
+          <w:color w:val="1B1C1D"/>
+          <w:sz w:val="24"/>
+          <w:szCs w:val="24"/>
+          <w:bdr w:val="none" w:sz="0" w:space="0" w:color="auto" w:frame="1"/>
+        </w:rPr>
+        <w:t>) :</w:t>
       </w:r>
       <w:r>
         <w:rPr>
@@ -14052,6 +18174,7 @@
         </w:rPr>
         <w:t xml:space="preserve"> L'utilisation de </w:t>
       </w:r>
+      <w:proofErr w:type="spellStart"/>
       <w:r>
         <w:rPr>
           <w:rStyle w:val="lev"/>
@@ -14063,6 +18186,7 @@
         </w:rPr>
         <w:t>Terraform</w:t>
       </w:r>
+      <w:proofErr w:type="spellEnd"/>
       <w:r>
         <w:rPr>
           <w:rFonts w:ascii="Times New Roman" w:hAnsi="Times New Roman" w:cs="Times New Roman"/>
@@ -14072,6 +18196,7 @@
         </w:rPr>
         <w:t xml:space="preserve"> ou </w:t>
       </w:r>
+      <w:proofErr w:type="spellStart"/>
       <w:r>
         <w:rPr>
           <w:rStyle w:val="lev"/>
@@ -14083,17 +18208,36 @@
         </w:rPr>
         <w:t>Ansible</w:t>
       </w:r>
-      <w:r>
-        <w:rPr>
-          <w:rFonts w:ascii="Times New Roman" w:hAnsi="Times New Roman" w:cs="Times New Roman"/>
-          <w:color w:val="1B1C1D"/>
-          <w:sz w:val="24"/>
-          <w:szCs w:val="24"/>
-        </w:rPr>
-        <w:t xml:space="preserve"> pour provisionner l'infrastructure sous-jacente et les ressources Kubernetes est une pratique bien documentée qui réduit l'effort manuel et les erreurs, et assure la reproductibilité de l'environnement post-migration (Shah et al., 2017).</w:t>
-      </w:r>
-      <w:bookmarkStart w:id="15" w:name="_GoBack"/>
-      <w:bookmarkEnd w:id="15"/>
+      <w:proofErr w:type="spellEnd"/>
+      <w:r>
+        <w:rPr>
+          <w:rFonts w:ascii="Times New Roman" w:hAnsi="Times New Roman" w:cs="Times New Roman"/>
+          <w:color w:val="1B1C1D"/>
+          <w:sz w:val="24"/>
+          <w:szCs w:val="24"/>
+        </w:rPr>
+        <w:t xml:space="preserve"> pour provisionner l'infrastructure sous-jacente et les ressources </w:t>
+      </w:r>
+      <w:proofErr w:type="spellStart"/>
+      <w:r>
+        <w:rPr>
+          <w:rFonts w:ascii="Times New Roman" w:hAnsi="Times New Roman" w:cs="Times New Roman"/>
+          <w:color w:val="1B1C1D"/>
+          <w:sz w:val="24"/>
+          <w:szCs w:val="24"/>
+        </w:rPr>
+        <w:t>Kubernetes</w:t>
+      </w:r>
+      <w:proofErr w:type="spellEnd"/>
+      <w:r>
+        <w:rPr>
+          <w:rFonts w:ascii="Times New Roman" w:hAnsi="Times New Roman" w:cs="Times New Roman"/>
+          <w:color w:val="1B1C1D"/>
+          <w:sz w:val="24"/>
+          <w:szCs w:val="24"/>
+        </w:rPr>
+        <w:t xml:space="preserve"> est une pratique bien documentée qui réduit l'effort manuel et les erreurs, et assure la reproductibilité de l'environnement post-migration (Shah et al., 2017).</w:t>
+      </w:r>
     </w:p>
     <w:p>
       <w:pPr>
@@ -14106,7 +18250,7 @@
           <w:sz w:val="44"/>
         </w:rPr>
       </w:pPr>
-      <w:bookmarkStart w:id="16" w:name="_Toc201500901"/>
+      <w:bookmarkStart w:id="30" w:name="_Toc201618248"/>
       <w:r>
         <w:rPr>
           <w:rFonts w:ascii="Cambria" w:hAnsi="Cambria"/>
@@ -14116,7 +18260,7 @@
         <w:lastRenderedPageBreak/>
         <w:t>CHAPITRE 3 : APPROCHE METHODOLOGIQUE</w:t>
       </w:r>
-      <w:bookmarkEnd w:id="16"/>
+      <w:bookmarkEnd w:id="30"/>
     </w:p>
     <w:p>
       <w:pPr>
@@ -14134,7 +18278,7 @@
           <w:szCs w:val="36"/>
         </w:rPr>
       </w:pPr>
-      <w:bookmarkStart w:id="17" w:name="_Toc201500902"/>
+      <w:bookmarkStart w:id="31" w:name="_Toc201618249"/>
       <w:r>
         <w:rPr>
           <w:rFonts w:ascii="Times New Roman" w:hAnsi="Times New Roman" w:cs="Times New Roman"/>
@@ -14144,7 +18288,7 @@
         </w:rPr>
         <w:t>TYPE D’ETUDE</w:t>
       </w:r>
-      <w:bookmarkEnd w:id="17"/>
+      <w:bookmarkEnd w:id="31"/>
     </w:p>
     <w:p>
       <w:pPr>
@@ -14162,7 +18306,7 @@
           <w:szCs w:val="36"/>
         </w:rPr>
       </w:pPr>
-      <w:bookmarkStart w:id="18" w:name="_Toc201500903"/>
+      <w:bookmarkStart w:id="32" w:name="_Toc201618250"/>
       <w:r>
         <w:rPr>
           <w:rFonts w:ascii="Times New Roman" w:hAnsi="Times New Roman" w:cs="Times New Roman"/>
@@ -14172,7 +18316,7 @@
         </w:rPr>
         <w:t>ETUDE CRITIQUE DE L’EXISTANT</w:t>
       </w:r>
-      <w:bookmarkEnd w:id="18"/>
+      <w:bookmarkEnd w:id="32"/>
     </w:p>
     <w:p>
       <w:pPr>
@@ -14190,7 +18334,7 @@
           <w:szCs w:val="36"/>
         </w:rPr>
       </w:pPr>
-      <w:bookmarkStart w:id="19" w:name="_Toc201500904"/>
+      <w:bookmarkStart w:id="33" w:name="_Toc201618251"/>
       <w:r>
         <w:rPr>
           <w:rFonts w:ascii="Times New Roman" w:hAnsi="Times New Roman" w:cs="Times New Roman"/>
@@ -14200,7 +18344,7 @@
         </w:rPr>
         <w:t>MODELE DE L’ETUDE</w:t>
       </w:r>
-      <w:bookmarkEnd w:id="19"/>
+      <w:bookmarkEnd w:id="33"/>
     </w:p>
     <w:p/>
     <w:p/>
@@ -14220,7 +18364,7 @@
           <w:sz w:val="44"/>
         </w:rPr>
       </w:pPr>
-      <w:bookmarkStart w:id="20" w:name="_Toc201500905"/>
+      <w:bookmarkStart w:id="34" w:name="_Toc201618252"/>
       <w:r>
         <w:rPr>
           <w:rFonts w:ascii="Cambria" w:hAnsi="Cambria"/>
@@ -14230,7 +18374,7 @@
         <w:lastRenderedPageBreak/>
         <w:t>CHAPITRE 4 : PRESENTATION ET ANALYSE DES DONNEES</w:t>
       </w:r>
-      <w:bookmarkEnd w:id="20"/>
+      <w:bookmarkEnd w:id="34"/>
     </w:p>
     <w:p>
       <w:pPr>
@@ -14248,7 +18392,7 @@
           <w:szCs w:val="36"/>
         </w:rPr>
       </w:pPr>
-      <w:bookmarkStart w:id="21" w:name="_Toc201500906"/>
+      <w:bookmarkStart w:id="35" w:name="_Toc201618253"/>
       <w:r>
         <w:rPr>
           <w:rFonts w:ascii="Times New Roman" w:hAnsi="Times New Roman" w:cs="Times New Roman"/>
@@ -14258,7 +18402,7 @@
         </w:rPr>
         <w:t>EXPERIMENTATION DU MODELE</w:t>
       </w:r>
-      <w:bookmarkEnd w:id="21"/>
+      <w:bookmarkEnd w:id="35"/>
     </w:p>
     <w:p>
       <w:pPr>
@@ -14276,7 +18420,7 @@
           <w:szCs w:val="36"/>
         </w:rPr>
       </w:pPr>
-      <w:bookmarkStart w:id="22" w:name="_Toc201500907"/>
+      <w:bookmarkStart w:id="36" w:name="_Toc201618254"/>
       <w:r>
         <w:rPr>
           <w:rFonts w:ascii="Times New Roman" w:hAnsi="Times New Roman" w:cs="Times New Roman"/>
@@ -14286,7 +18430,7 @@
         </w:rPr>
         <w:t>COUT DE LA SOLUTION</w:t>
       </w:r>
-      <w:bookmarkEnd w:id="22"/>
+      <w:bookmarkEnd w:id="36"/>
     </w:p>
     <w:p>
       <w:r>
@@ -14304,7 +18448,7 @@
           <w:sz w:val="44"/>
         </w:rPr>
       </w:pPr>
-      <w:bookmarkStart w:id="23" w:name="_Toc201500908"/>
+      <w:bookmarkStart w:id="37" w:name="_Toc201618255"/>
       <w:r>
         <w:rPr>
           <w:rFonts w:ascii="Cambria" w:hAnsi="Cambria"/>
@@ -14314,7 +18458,7 @@
         <w:lastRenderedPageBreak/>
         <w:t>CHAPITRE 5 : RESUME, CONCLUSION ET RECOMMANDATIONS</w:t>
       </w:r>
-      <w:bookmarkEnd w:id="23"/>
+      <w:bookmarkEnd w:id="37"/>
     </w:p>
     <w:p>
       <w:pPr>
@@ -14332,7 +18476,7 @@
           <w:szCs w:val="36"/>
         </w:rPr>
       </w:pPr>
-      <w:bookmarkStart w:id="24" w:name="_Toc201500909"/>
+      <w:bookmarkStart w:id="38" w:name="_Toc201618256"/>
       <w:r>
         <w:rPr>
           <w:rFonts w:ascii="Times New Roman" w:hAnsi="Times New Roman" w:cs="Times New Roman"/>
@@ -14342,7 +18486,7 @@
         </w:rPr>
         <w:t>RESUME</w:t>
       </w:r>
-      <w:bookmarkEnd w:id="24"/>
+      <w:bookmarkEnd w:id="38"/>
     </w:p>
     <w:p>
       <w:pPr>
@@ -14360,7 +18504,7 @@
           <w:szCs w:val="36"/>
         </w:rPr>
       </w:pPr>
-      <w:bookmarkStart w:id="25" w:name="_Toc201500910"/>
+      <w:bookmarkStart w:id="39" w:name="_Toc201618257"/>
       <w:r>
         <w:rPr>
           <w:rFonts w:ascii="Times New Roman" w:hAnsi="Times New Roman" w:cs="Times New Roman"/>
@@ -14370,7 +18514,7 @@
         </w:rPr>
         <w:t>CONCLUSION</w:t>
       </w:r>
-      <w:bookmarkEnd w:id="25"/>
+      <w:bookmarkEnd w:id="39"/>
     </w:p>
     <w:p>
       <w:pPr>
@@ -14388,7 +18532,7 @@
           <w:szCs w:val="36"/>
         </w:rPr>
       </w:pPr>
-      <w:bookmarkStart w:id="26" w:name="_Toc201500911"/>
+      <w:bookmarkStart w:id="40" w:name="_Toc201618258"/>
       <w:r>
         <w:rPr>
           <w:rFonts w:ascii="Times New Roman" w:hAnsi="Times New Roman" w:cs="Times New Roman"/>
@@ -14398,7 +18542,7 @@
         </w:rPr>
         <w:t>RECOMMANDATIONS</w:t>
       </w:r>
-      <w:bookmarkEnd w:id="26"/>
+      <w:bookmarkEnd w:id="40"/>
     </w:p>
     <w:p/>
     <w:p>
@@ -14673,7 +18817,7 @@
         <v:path o:extrusionok="f" gradientshapeok="t" o:connecttype="rect"/>
         <o:lock v:ext="edit" aspectratio="t"/>
       </v:shapetype>
-      <v:shape id="_x0000_i1287" type="#_x0000_t75" style="width:11.25pt;height:11.25pt" o:bullet="t">
+      <v:shape id="_x0000_i1090" type="#_x0000_t75" style="width:11.25pt;height:11.25pt" o:bullet="t">
         <v:imagedata r:id="rId1" o:title="mso701B"/>
       </v:shape>
     </w:pict>
@@ -19736,6 +23880,92 @@
     </w:lvl>
   </w:abstractNum>
   <w:abstractNum w:abstractNumId="41" w15:restartNumberingAfterBreak="0">
+    <w:nsid w:val="6C7D582D"/>
+    <w:multiLevelType w:val="hybridMultilevel"/>
+    <w:tmpl w:val="E0DCF68C"/>
+    <w:lvl w:ilvl="0" w:tplc="04090017">
+      <w:start w:val="1"/>
+      <w:numFmt w:val="lowerLetter"/>
+      <w:lvlText w:val="%1)"/>
+      <w:lvlJc w:val="left"/>
+      <w:pPr>
+        <w:ind w:left="720" w:hanging="360"/>
+      </w:pPr>
+    </w:lvl>
+    <w:lvl w:ilvl="1" w:tplc="04090019" w:tentative="1">
+      <w:start w:val="1"/>
+      <w:numFmt w:val="lowerLetter"/>
+      <w:lvlText w:val="%2."/>
+      <w:lvlJc w:val="left"/>
+      <w:pPr>
+        <w:ind w:left="1440" w:hanging="360"/>
+      </w:pPr>
+    </w:lvl>
+    <w:lvl w:ilvl="2" w:tplc="0409001B" w:tentative="1">
+      <w:start w:val="1"/>
+      <w:numFmt w:val="lowerRoman"/>
+      <w:lvlText w:val="%3."/>
+      <w:lvlJc w:val="right"/>
+      <w:pPr>
+        <w:ind w:left="2160" w:hanging="180"/>
+      </w:pPr>
+    </w:lvl>
+    <w:lvl w:ilvl="3" w:tplc="0409000F" w:tentative="1">
+      <w:start w:val="1"/>
+      <w:numFmt w:val="decimal"/>
+      <w:lvlText w:val="%4."/>
+      <w:lvlJc w:val="left"/>
+      <w:pPr>
+        <w:ind w:left="2880" w:hanging="360"/>
+      </w:pPr>
+    </w:lvl>
+    <w:lvl w:ilvl="4" w:tplc="04090019" w:tentative="1">
+      <w:start w:val="1"/>
+      <w:numFmt w:val="lowerLetter"/>
+      <w:lvlText w:val="%5."/>
+      <w:lvlJc w:val="left"/>
+      <w:pPr>
+        <w:ind w:left="3600" w:hanging="360"/>
+      </w:pPr>
+    </w:lvl>
+    <w:lvl w:ilvl="5" w:tplc="0409001B" w:tentative="1">
+      <w:start w:val="1"/>
+      <w:numFmt w:val="lowerRoman"/>
+      <w:lvlText w:val="%6."/>
+      <w:lvlJc w:val="right"/>
+      <w:pPr>
+        <w:ind w:left="4320" w:hanging="180"/>
+      </w:pPr>
+    </w:lvl>
+    <w:lvl w:ilvl="6" w:tplc="0409000F" w:tentative="1">
+      <w:start w:val="1"/>
+      <w:numFmt w:val="decimal"/>
+      <w:lvlText w:val="%7."/>
+      <w:lvlJc w:val="left"/>
+      <w:pPr>
+        <w:ind w:left="5040" w:hanging="360"/>
+      </w:pPr>
+    </w:lvl>
+    <w:lvl w:ilvl="7" w:tplc="04090019" w:tentative="1">
+      <w:start w:val="1"/>
+      <w:numFmt w:val="lowerLetter"/>
+      <w:lvlText w:val="%8."/>
+      <w:lvlJc w:val="left"/>
+      <w:pPr>
+        <w:ind w:left="5760" w:hanging="360"/>
+      </w:pPr>
+    </w:lvl>
+    <w:lvl w:ilvl="8" w:tplc="0409001B" w:tentative="1">
+      <w:start w:val="1"/>
+      <w:numFmt w:val="lowerRoman"/>
+      <w:lvlText w:val="%9."/>
+      <w:lvlJc w:val="right"/>
+      <w:pPr>
+        <w:ind w:left="6480" w:hanging="180"/>
+      </w:pPr>
+    </w:lvl>
+  </w:abstractNum>
+  <w:abstractNum w:abstractNumId="42" w15:restartNumberingAfterBreak="0">
     <w:nsid w:val="6CFB2FAF"/>
     <w:multiLevelType w:val="hybridMultilevel"/>
     <w:tmpl w:val="3618C344"/>
@@ -19848,7 +24078,7 @@
       </w:rPr>
     </w:lvl>
   </w:abstractNum>
-  <w:abstractNum w:abstractNumId="42" w15:restartNumberingAfterBreak="0">
+  <w:abstractNum w:abstractNumId="43" w15:restartNumberingAfterBreak="0">
     <w:nsid w:val="6D3843BA"/>
     <w:multiLevelType w:val="hybridMultilevel"/>
     <w:tmpl w:val="0E620DE0"/>
@@ -19962,7 +24192,7 @@
       </w:rPr>
     </w:lvl>
   </w:abstractNum>
-  <w:abstractNum w:abstractNumId="43" w15:restartNumberingAfterBreak="0">
+  <w:abstractNum w:abstractNumId="44" w15:restartNumberingAfterBreak="0">
     <w:nsid w:val="6D6475B7"/>
     <w:multiLevelType w:val="hybridMultilevel"/>
     <w:tmpl w:val="C0D65FEC"/>
@@ -20048,7 +24278,7 @@
       </w:pPr>
     </w:lvl>
   </w:abstractNum>
-  <w:abstractNum w:abstractNumId="44" w15:restartNumberingAfterBreak="0">
+  <w:abstractNum w:abstractNumId="45" w15:restartNumberingAfterBreak="0">
     <w:nsid w:val="7E1A0A74"/>
     <w:multiLevelType w:val="hybridMultilevel"/>
     <w:tmpl w:val="8020B76A"/>
@@ -20192,7 +24422,7 @@
     <w:abstractNumId w:val="37"/>
   </w:num>
   <w:num w:numId="11">
-    <w:abstractNumId w:val="44"/>
+    <w:abstractNumId w:val="45"/>
   </w:num>
   <w:num w:numId="12">
     <w:abstractNumId w:val="35"/>
@@ -20239,10 +24469,10 @@
     <w:abstractNumId w:val="22"/>
   </w:num>
   <w:num w:numId="21">
-    <w:abstractNumId w:val="41"/>
+    <w:abstractNumId w:val="42"/>
   </w:num>
   <w:num w:numId="22">
-    <w:abstractNumId w:val="43"/>
+    <w:abstractNumId w:val="44"/>
   </w:num>
   <w:num w:numId="23">
     <w:abstractNumId w:val="17"/>
@@ -20296,7 +24526,7 @@
     <w:abstractNumId w:val="12"/>
   </w:num>
   <w:num w:numId="40">
-    <w:abstractNumId w:val="42"/>
+    <w:abstractNumId w:val="43"/>
   </w:num>
   <w:num w:numId="41">
     <w:abstractNumId w:val="1"/>
@@ -20315,6 +24545,9 @@
   </w:num>
   <w:num w:numId="46">
     <w:abstractNumId w:val="28"/>
+  </w:num>
+  <w:num w:numId="47">
+    <w:abstractNumId w:val="41"/>
   </w:num>
   <w:numIdMacAtCleanup w:val="46"/>
 </w:numbering>
@@ -21439,7 +25672,7 @@
 </file>
 
 <file path=customXml/itemProps1.xml><?xml version="1.0" encoding="utf-8"?>
-<ds:datastoreItem xmlns:ds="http://schemas.openxmlformats.org/officeDocument/2006/customXml" ds:itemID="{705E1465-B09E-4430-9392-54B6B687E92E}">
+<ds:datastoreItem xmlns:ds="http://schemas.openxmlformats.org/officeDocument/2006/customXml" ds:itemID="{0E104E1D-A0C0-427A-BA4D-7F30EF433D92}">
   <ds:schemaRefs>
     <ds:schemaRef ds:uri="http://schemas.openxmlformats.org/officeDocument/2006/bibliography"/>
   </ds:schemaRefs>
